--- a/f17_flutter_CLI_&_common_issues_documentary.docx
+++ b/f17_flutter_CLI_&_common_issues_documentary.docx
@@ -19,7 +19,16 @@
           <w:sz w:val="40"/>
           <w:szCs w:val="40"/>
         </w:rPr>
-        <w:t>ISSUES</w:t>
+        <w:t>I</w:t>
+      </w:r>
+      <w:r>
+        <w:rPr>
+          <w:b/>
+          <w:bCs/>
+          <w:sz w:val="40"/>
+          <w:szCs w:val="40"/>
+        </w:rPr>
+        <w:t>NDEX</w:t>
       </w:r>
     </w:p>
     <w:p>
@@ -607,6 +616,23 @@
         </w:rPr>
         <w:t>flutter run -d emulator-5554</w:t>
       </w:r>
+      <w:r>
+        <w:rPr>
+          <w:b/>
+          <w:bCs/>
+          <w:color w:val="60CAF3" w:themeColor="accent4" w:themeTint="99"/>
+          <w:sz w:val="32"/>
+          <w:szCs w:val="32"/>
+        </w:rPr>
+        <w:t xml:space="preserve"> </w:t>
+      </w:r>
+      <w:r>
+        <w:rPr>
+          <w:sz w:val="32"/>
+          <w:szCs w:val="32"/>
+        </w:rPr>
+        <w:t>// for launching pixel phones in AS</w:t>
+      </w:r>
     </w:p>
     <w:p>
       <w:pPr>
@@ -681,7 +707,245 @@
           <w:sz w:val="32"/>
           <w:szCs w:val="32"/>
         </w:rPr>
-        <w:t>flutter run –profile</w:t>
+        <w:t xml:space="preserve">flutter run </w:t>
+      </w:r>
+      <w:r>
+        <w:rPr>
+          <w:b/>
+          <w:bCs/>
+          <w:color w:val="60CAF3" w:themeColor="accent4" w:themeTint="99"/>
+          <w:sz w:val="32"/>
+          <w:szCs w:val="32"/>
+        </w:rPr>
+        <w:t>--</w:t>
+      </w:r>
+      <w:r>
+        <w:rPr>
+          <w:b/>
+          <w:bCs/>
+          <w:color w:val="60CAF3" w:themeColor="accent4" w:themeTint="99"/>
+          <w:sz w:val="32"/>
+          <w:szCs w:val="32"/>
+        </w:rPr>
+        <w:t>profile</w:t>
+      </w:r>
+    </w:p>
+    <w:p>
+      <w:pPr>
+        <w:jc w:val="both"/>
+        <w:rPr>
+          <w:sz w:val="32"/>
+          <w:szCs w:val="32"/>
+        </w:rPr>
+      </w:pPr>
+      <w:r>
+        <w:rPr>
+          <w:sz w:val="32"/>
+          <w:szCs w:val="32"/>
+        </w:rPr>
+        <w:t xml:space="preserve"># Run specific </w:t>
+      </w:r>
+      <w:r>
+        <w:rPr>
+          <w:b/>
+          <w:bCs/>
+          <w:sz w:val="32"/>
+          <w:szCs w:val="32"/>
+        </w:rPr>
+        <w:t>Dart</w:t>
+      </w:r>
+      <w:r>
+        <w:rPr>
+          <w:sz w:val="32"/>
+          <w:szCs w:val="32"/>
+        </w:rPr>
+        <w:t xml:space="preserve"> Entry-point based on Flavor using this command. If we have multiple</w:t>
+      </w:r>
+      <w:r>
+        <w:rPr>
+          <w:b/>
+          <w:bCs/>
+          <w:sz w:val="32"/>
+          <w:szCs w:val="32"/>
+        </w:rPr>
+        <w:t xml:space="preserve"> </w:t>
+      </w:r>
+      <w:proofErr w:type="spellStart"/>
+      <w:proofErr w:type="gramStart"/>
+      <w:r>
+        <w:rPr>
+          <w:b/>
+          <w:bCs/>
+          <w:sz w:val="32"/>
+          <w:szCs w:val="32"/>
+        </w:rPr>
+        <w:t>main.dart</w:t>
+      </w:r>
+      <w:proofErr w:type="spellEnd"/>
+      <w:proofErr w:type="gramEnd"/>
+      <w:r>
+        <w:rPr>
+          <w:sz w:val="32"/>
+          <w:szCs w:val="32"/>
+        </w:rPr>
+        <w:t xml:space="preserve"> like </w:t>
+      </w:r>
+      <w:proofErr w:type="spellStart"/>
+      <w:r>
+        <w:rPr>
+          <w:b/>
+          <w:bCs/>
+          <w:sz w:val="32"/>
+          <w:szCs w:val="32"/>
+        </w:rPr>
+        <w:t>main_dev.dart</w:t>
+      </w:r>
+      <w:proofErr w:type="spellEnd"/>
+      <w:r>
+        <w:rPr>
+          <w:sz w:val="32"/>
+          <w:szCs w:val="32"/>
+        </w:rPr>
+        <w:t xml:space="preserve">, </w:t>
+      </w:r>
+      <w:proofErr w:type="spellStart"/>
+      <w:r>
+        <w:rPr>
+          <w:b/>
+          <w:bCs/>
+          <w:sz w:val="32"/>
+          <w:szCs w:val="32"/>
+        </w:rPr>
+        <w:t>main_staging.dart</w:t>
+      </w:r>
+      <w:proofErr w:type="spellEnd"/>
+      <w:r>
+        <w:rPr>
+          <w:b/>
+          <w:bCs/>
+          <w:sz w:val="32"/>
+          <w:szCs w:val="32"/>
+        </w:rPr>
+        <w:t xml:space="preserve"> </w:t>
+      </w:r>
+      <w:r>
+        <w:rPr>
+          <w:sz w:val="32"/>
+          <w:szCs w:val="32"/>
+        </w:rPr>
+        <w:t xml:space="preserve">and </w:t>
+      </w:r>
+      <w:proofErr w:type="spellStart"/>
+      <w:r>
+        <w:rPr>
+          <w:b/>
+          <w:bCs/>
+          <w:sz w:val="32"/>
+          <w:szCs w:val="32"/>
+        </w:rPr>
+        <w:t>main_prod.dart</w:t>
+      </w:r>
+      <w:proofErr w:type="spellEnd"/>
+      <w:r>
+        <w:rPr>
+          <w:b/>
+          <w:bCs/>
+          <w:sz w:val="32"/>
+          <w:szCs w:val="32"/>
+        </w:rPr>
+        <w:t xml:space="preserve"> </w:t>
+      </w:r>
+      <w:r>
+        <w:rPr>
+          <w:sz w:val="32"/>
+          <w:szCs w:val="32"/>
+        </w:rPr>
+        <w:t>we can use the</w:t>
+      </w:r>
+      <w:r>
+        <w:rPr>
+          <w:b/>
+          <w:bCs/>
+          <w:sz w:val="32"/>
+          <w:szCs w:val="32"/>
+        </w:rPr>
+        <w:t xml:space="preserve"> -t</w:t>
+      </w:r>
+      <w:r>
+        <w:rPr>
+          <w:sz w:val="32"/>
+          <w:szCs w:val="32"/>
+        </w:rPr>
+        <w:t xml:space="preserve"> flag and file path to run that Entry-point based on Flavor</w:t>
+      </w:r>
+    </w:p>
+    <w:p>
+      <w:pPr>
+        <w:jc w:val="both"/>
+        <w:rPr>
+          <w:b/>
+          <w:bCs/>
+          <w:color w:val="0B769F" w:themeColor="accent4" w:themeShade="BF"/>
+          <w:sz w:val="32"/>
+          <w:szCs w:val="32"/>
+        </w:rPr>
+      </w:pPr>
+      <w:r>
+        <w:rPr>
+          <w:b/>
+          <w:bCs/>
+          <w:color w:val="0B769F" w:themeColor="accent4" w:themeShade="BF"/>
+          <w:sz w:val="32"/>
+          <w:szCs w:val="32"/>
+        </w:rPr>
+        <w:t>flutter run -d emulator-5554 -t lib/</w:t>
+      </w:r>
+      <w:proofErr w:type="spellStart"/>
+      <w:r>
+        <w:rPr>
+          <w:b/>
+          <w:bCs/>
+          <w:color w:val="0B769F" w:themeColor="accent4" w:themeShade="BF"/>
+          <w:sz w:val="32"/>
+          <w:szCs w:val="32"/>
+        </w:rPr>
+        <w:t>main_staging.dart</w:t>
+      </w:r>
+      <w:proofErr w:type="spellEnd"/>
+      <w:r>
+        <w:rPr>
+          <w:b/>
+          <w:bCs/>
+          <w:color w:val="0B769F" w:themeColor="accent4" w:themeShade="BF"/>
+          <w:sz w:val="32"/>
+          <w:szCs w:val="32"/>
+        </w:rPr>
+        <w:t xml:space="preserve"> --flavor staging</w:t>
+      </w:r>
+    </w:p>
+    <w:p>
+      <w:pPr>
+        <w:jc w:val="both"/>
+        <w:rPr>
+          <w:sz w:val="32"/>
+          <w:szCs w:val="32"/>
+        </w:rPr>
+      </w:pPr>
+      <w:r>
+        <w:rPr>
+          <w:b/>
+          <w:bCs/>
+          <w:sz w:val="32"/>
+          <w:szCs w:val="32"/>
+        </w:rPr>
+        <w:t>NOTE:</w:t>
+      </w:r>
+      <w:r>
+        <w:rPr>
+          <w:sz w:val="32"/>
+          <w:szCs w:val="32"/>
+        </w:rPr>
+        <w:t xml:space="preserve"> We can also set Runtime Configuration templates instead of running commands manually see f14 flutter debug and android studio tools.</w:t>
       </w:r>
     </w:p>
     <w:p>
@@ -932,202 +1196,6 @@
           <w:sz w:val="32"/>
           <w:szCs w:val="32"/>
         </w:rPr>
-        <w:t xml:space="preserve">flutter build </w:t>
-      </w:r>
-      <w:proofErr w:type="spellStart"/>
-      <w:r>
-        <w:rPr>
-          <w:b/>
-          <w:bCs/>
-          <w:color w:val="60CAF3" w:themeColor="accent4" w:themeTint="99"/>
-          <w:sz w:val="32"/>
-          <w:szCs w:val="32"/>
-        </w:rPr>
-        <w:t>appbundle</w:t>
-      </w:r>
-      <w:proofErr w:type="spellEnd"/>
-    </w:p>
-    <w:p>
-      <w:pPr>
-        <w:jc w:val="both"/>
-        <w:rPr>
-          <w:sz w:val="32"/>
-          <w:szCs w:val="32"/>
-        </w:rPr>
-      </w:pPr>
-      <w:r>
-        <w:rPr>
-          <w:sz w:val="32"/>
-          <w:szCs w:val="32"/>
-        </w:rPr>
-        <w:t xml:space="preserve"># </w:t>
-      </w:r>
-      <w:r>
-        <w:rPr>
-          <w:b/>
-          <w:bCs/>
-          <w:sz w:val="32"/>
-          <w:szCs w:val="32"/>
-        </w:rPr>
-        <w:t>Flutter</w:t>
-      </w:r>
-      <w:r>
-        <w:rPr>
-          <w:sz w:val="32"/>
-          <w:szCs w:val="32"/>
-        </w:rPr>
-        <w:t xml:space="preserve"> Web</w:t>
-      </w:r>
-    </w:p>
-    <w:p>
-      <w:pPr>
-        <w:jc w:val="both"/>
-        <w:rPr>
-          <w:b/>
-          <w:bCs/>
-          <w:color w:val="60CAF3" w:themeColor="accent4" w:themeTint="99"/>
-          <w:sz w:val="32"/>
-          <w:szCs w:val="32"/>
-        </w:rPr>
-      </w:pPr>
-      <w:r>
-        <w:rPr>
-          <w:b/>
-          <w:bCs/>
-          <w:color w:val="60CAF3" w:themeColor="accent4" w:themeTint="99"/>
-          <w:sz w:val="32"/>
-          <w:szCs w:val="32"/>
-        </w:rPr>
-        <w:t>flutter build web</w:t>
-      </w:r>
-    </w:p>
-    <w:p>
-      <w:pPr>
-        <w:jc w:val="both"/>
-        <w:rPr>
-          <w:sz w:val="32"/>
-          <w:szCs w:val="32"/>
-        </w:rPr>
-      </w:pPr>
-      <w:r>
-        <w:rPr>
-          <w:sz w:val="32"/>
-          <w:szCs w:val="32"/>
-        </w:rPr>
-        <w:t xml:space="preserve"># </w:t>
-      </w:r>
-      <w:r>
-        <w:rPr>
-          <w:b/>
-          <w:bCs/>
-          <w:sz w:val="32"/>
-          <w:szCs w:val="32"/>
-        </w:rPr>
-        <w:t xml:space="preserve">Flutter </w:t>
-      </w:r>
-      <w:r>
-        <w:rPr>
-          <w:sz w:val="32"/>
-          <w:szCs w:val="32"/>
-        </w:rPr>
-        <w:t>Web Release</w:t>
-      </w:r>
-    </w:p>
-    <w:p>
-      <w:pPr>
-        <w:jc w:val="both"/>
-        <w:rPr>
-          <w:b/>
-          <w:bCs/>
-          <w:color w:val="60CAF3" w:themeColor="accent4" w:themeTint="99"/>
-          <w:sz w:val="32"/>
-          <w:szCs w:val="32"/>
-        </w:rPr>
-      </w:pPr>
-      <w:r>
-        <w:rPr>
-          <w:b/>
-          <w:bCs/>
-          <w:color w:val="60CAF3" w:themeColor="accent4" w:themeTint="99"/>
-          <w:sz w:val="32"/>
-          <w:szCs w:val="32"/>
-        </w:rPr>
-        <w:t>flutter build web --release</w:t>
-      </w:r>
-    </w:p>
-    <w:p>
-      <w:pPr>
-        <w:jc w:val="both"/>
-        <w:rPr>
-          <w:sz w:val="32"/>
-          <w:szCs w:val="32"/>
-        </w:rPr>
-      </w:pPr>
-      <w:r>
-        <w:rPr>
-          <w:sz w:val="32"/>
-          <w:szCs w:val="32"/>
-        </w:rPr>
-        <w:t># Windows</w:t>
-      </w:r>
-    </w:p>
-    <w:p>
-      <w:pPr>
-        <w:jc w:val="both"/>
-        <w:rPr>
-          <w:b/>
-          <w:bCs/>
-          <w:color w:val="60CAF3" w:themeColor="accent4" w:themeTint="99"/>
-          <w:sz w:val="32"/>
-          <w:szCs w:val="32"/>
-        </w:rPr>
-      </w:pPr>
-      <w:r>
-        <w:rPr>
-          <w:b/>
-          <w:bCs/>
-          <w:color w:val="60CAF3" w:themeColor="accent4" w:themeTint="99"/>
-          <w:sz w:val="32"/>
-          <w:szCs w:val="32"/>
-        </w:rPr>
-        <w:t>flutter build windows</w:t>
-      </w:r>
-    </w:p>
-    <w:p>
-      <w:pPr>
-        <w:jc w:val="both"/>
-        <w:rPr>
-          <w:sz w:val="32"/>
-          <w:szCs w:val="32"/>
-        </w:rPr>
-      </w:pPr>
-      <w:r>
-        <w:rPr>
-          <w:sz w:val="32"/>
-          <w:szCs w:val="32"/>
-        </w:rPr>
-        <w:t># Linux</w:t>
-      </w:r>
-    </w:p>
-    <w:p>
-      <w:pPr>
-        <w:jc w:val="both"/>
-        <w:rPr>
-          <w:b/>
-          <w:bCs/>
-          <w:color w:val="60CAF3" w:themeColor="accent4" w:themeTint="99"/>
-          <w:sz w:val="32"/>
-          <w:szCs w:val="32"/>
-        </w:rPr>
-      </w:pPr>
-      <w:r>
-        <w:rPr>
-          <w:b/>
-          <w:bCs/>
-          <w:color w:val="60CAF3" w:themeColor="accent4" w:themeTint="99"/>
-          <w:sz w:val="32"/>
-          <w:szCs w:val="32"/>
-        </w:rPr>
         <w:lastRenderedPageBreak/>
         <w:t xml:space="preserve">flutter build </w:t>
       </w:r>
@@ -1140,6 +1208,202 @@
           <w:sz w:val="32"/>
           <w:szCs w:val="32"/>
         </w:rPr>
+        <w:t>appbundle</w:t>
+      </w:r>
+      <w:proofErr w:type="spellEnd"/>
+    </w:p>
+    <w:p>
+      <w:pPr>
+        <w:jc w:val="both"/>
+        <w:rPr>
+          <w:sz w:val="32"/>
+          <w:szCs w:val="32"/>
+        </w:rPr>
+      </w:pPr>
+      <w:r>
+        <w:rPr>
+          <w:sz w:val="32"/>
+          <w:szCs w:val="32"/>
+        </w:rPr>
+        <w:t xml:space="preserve"># </w:t>
+      </w:r>
+      <w:r>
+        <w:rPr>
+          <w:b/>
+          <w:bCs/>
+          <w:sz w:val="32"/>
+          <w:szCs w:val="32"/>
+        </w:rPr>
+        <w:t>Flutter</w:t>
+      </w:r>
+      <w:r>
+        <w:rPr>
+          <w:sz w:val="32"/>
+          <w:szCs w:val="32"/>
+        </w:rPr>
+        <w:t xml:space="preserve"> Web</w:t>
+      </w:r>
+    </w:p>
+    <w:p>
+      <w:pPr>
+        <w:jc w:val="both"/>
+        <w:rPr>
+          <w:b/>
+          <w:bCs/>
+          <w:color w:val="60CAF3" w:themeColor="accent4" w:themeTint="99"/>
+          <w:sz w:val="32"/>
+          <w:szCs w:val="32"/>
+        </w:rPr>
+      </w:pPr>
+      <w:r>
+        <w:rPr>
+          <w:b/>
+          <w:bCs/>
+          <w:color w:val="60CAF3" w:themeColor="accent4" w:themeTint="99"/>
+          <w:sz w:val="32"/>
+          <w:szCs w:val="32"/>
+        </w:rPr>
+        <w:t>flutter build web</w:t>
+      </w:r>
+    </w:p>
+    <w:p>
+      <w:pPr>
+        <w:jc w:val="both"/>
+        <w:rPr>
+          <w:sz w:val="32"/>
+          <w:szCs w:val="32"/>
+        </w:rPr>
+      </w:pPr>
+      <w:r>
+        <w:rPr>
+          <w:sz w:val="32"/>
+          <w:szCs w:val="32"/>
+        </w:rPr>
+        <w:t xml:space="preserve"># </w:t>
+      </w:r>
+      <w:r>
+        <w:rPr>
+          <w:b/>
+          <w:bCs/>
+          <w:sz w:val="32"/>
+          <w:szCs w:val="32"/>
+        </w:rPr>
+        <w:t xml:space="preserve">Flutter </w:t>
+      </w:r>
+      <w:r>
+        <w:rPr>
+          <w:sz w:val="32"/>
+          <w:szCs w:val="32"/>
+        </w:rPr>
+        <w:t>Web Release</w:t>
+      </w:r>
+    </w:p>
+    <w:p>
+      <w:pPr>
+        <w:jc w:val="both"/>
+        <w:rPr>
+          <w:b/>
+          <w:bCs/>
+          <w:color w:val="60CAF3" w:themeColor="accent4" w:themeTint="99"/>
+          <w:sz w:val="32"/>
+          <w:szCs w:val="32"/>
+        </w:rPr>
+      </w:pPr>
+      <w:r>
+        <w:rPr>
+          <w:b/>
+          <w:bCs/>
+          <w:color w:val="60CAF3" w:themeColor="accent4" w:themeTint="99"/>
+          <w:sz w:val="32"/>
+          <w:szCs w:val="32"/>
+        </w:rPr>
+        <w:t>flutter build web --release</w:t>
+      </w:r>
+    </w:p>
+    <w:p>
+      <w:pPr>
+        <w:jc w:val="both"/>
+        <w:rPr>
+          <w:sz w:val="32"/>
+          <w:szCs w:val="32"/>
+        </w:rPr>
+      </w:pPr>
+      <w:r>
+        <w:rPr>
+          <w:sz w:val="32"/>
+          <w:szCs w:val="32"/>
+        </w:rPr>
+        <w:t># Windows</w:t>
+      </w:r>
+    </w:p>
+    <w:p>
+      <w:pPr>
+        <w:jc w:val="both"/>
+        <w:rPr>
+          <w:b/>
+          <w:bCs/>
+          <w:color w:val="60CAF3" w:themeColor="accent4" w:themeTint="99"/>
+          <w:sz w:val="32"/>
+          <w:szCs w:val="32"/>
+        </w:rPr>
+      </w:pPr>
+      <w:r>
+        <w:rPr>
+          <w:b/>
+          <w:bCs/>
+          <w:color w:val="60CAF3" w:themeColor="accent4" w:themeTint="99"/>
+          <w:sz w:val="32"/>
+          <w:szCs w:val="32"/>
+        </w:rPr>
+        <w:t>flutter build windows</w:t>
+      </w:r>
+    </w:p>
+    <w:p>
+      <w:pPr>
+        <w:jc w:val="both"/>
+        <w:rPr>
+          <w:sz w:val="32"/>
+          <w:szCs w:val="32"/>
+        </w:rPr>
+      </w:pPr>
+      <w:r>
+        <w:rPr>
+          <w:sz w:val="32"/>
+          <w:szCs w:val="32"/>
+        </w:rPr>
+        <w:t># Linux</w:t>
+      </w:r>
+    </w:p>
+    <w:p>
+      <w:pPr>
+        <w:jc w:val="both"/>
+        <w:rPr>
+          <w:b/>
+          <w:bCs/>
+          <w:color w:val="60CAF3" w:themeColor="accent4" w:themeTint="99"/>
+          <w:sz w:val="32"/>
+          <w:szCs w:val="32"/>
+        </w:rPr>
+      </w:pPr>
+      <w:r>
+        <w:rPr>
+          <w:b/>
+          <w:bCs/>
+          <w:color w:val="60CAF3" w:themeColor="accent4" w:themeTint="99"/>
+          <w:sz w:val="32"/>
+          <w:szCs w:val="32"/>
+        </w:rPr>
+        <w:t xml:space="preserve">flutter build </w:t>
+      </w:r>
+      <w:proofErr w:type="spellStart"/>
+      <w:r>
+        <w:rPr>
+          <w:b/>
+          <w:bCs/>
+          <w:color w:val="60CAF3" w:themeColor="accent4" w:themeTint="99"/>
+          <w:sz w:val="32"/>
+          <w:szCs w:val="32"/>
+        </w:rPr>
         <w:t>linux</w:t>
       </w:r>
       <w:proofErr w:type="spellEnd"/>
@@ -1243,6 +1507,285 @@
         <w:t>ios</w:t>
       </w:r>
       <w:proofErr w:type="spellEnd"/>
+    </w:p>
+    <w:p>
+      <w:pPr>
+        <w:jc w:val="both"/>
+        <w:rPr>
+          <w:sz w:val="32"/>
+          <w:szCs w:val="32"/>
+        </w:rPr>
+      </w:pPr>
+      <w:r>
+        <w:rPr>
+          <w:sz w:val="32"/>
+          <w:szCs w:val="32"/>
+        </w:rPr>
+        <w:t># Build</w:t>
+      </w:r>
+      <w:r>
+        <w:rPr>
+          <w:sz w:val="32"/>
+          <w:szCs w:val="32"/>
+        </w:rPr>
+        <w:t xml:space="preserve"> specific </w:t>
+      </w:r>
+      <w:r>
+        <w:rPr>
+          <w:b/>
+          <w:bCs/>
+          <w:sz w:val="32"/>
+          <w:szCs w:val="32"/>
+        </w:rPr>
+        <w:t>Dart</w:t>
+      </w:r>
+      <w:r>
+        <w:rPr>
+          <w:sz w:val="32"/>
+          <w:szCs w:val="32"/>
+        </w:rPr>
+        <w:t xml:space="preserve"> Entry-point based on Flavor using this command. If we have multiple</w:t>
+      </w:r>
+      <w:r>
+        <w:rPr>
+          <w:b/>
+          <w:bCs/>
+          <w:sz w:val="32"/>
+          <w:szCs w:val="32"/>
+        </w:rPr>
+        <w:t xml:space="preserve"> </w:t>
+      </w:r>
+      <w:proofErr w:type="spellStart"/>
+      <w:proofErr w:type="gramStart"/>
+      <w:r>
+        <w:rPr>
+          <w:b/>
+          <w:bCs/>
+          <w:sz w:val="32"/>
+          <w:szCs w:val="32"/>
+        </w:rPr>
+        <w:t>main.dart</w:t>
+      </w:r>
+      <w:proofErr w:type="spellEnd"/>
+      <w:proofErr w:type="gramEnd"/>
+      <w:r>
+        <w:rPr>
+          <w:sz w:val="32"/>
+          <w:szCs w:val="32"/>
+        </w:rPr>
+        <w:t xml:space="preserve"> like </w:t>
+      </w:r>
+      <w:proofErr w:type="spellStart"/>
+      <w:r>
+        <w:rPr>
+          <w:b/>
+          <w:bCs/>
+          <w:sz w:val="32"/>
+          <w:szCs w:val="32"/>
+        </w:rPr>
+        <w:t>main_dev.dart</w:t>
+      </w:r>
+      <w:proofErr w:type="spellEnd"/>
+      <w:r>
+        <w:rPr>
+          <w:sz w:val="32"/>
+          <w:szCs w:val="32"/>
+        </w:rPr>
+        <w:t xml:space="preserve">, </w:t>
+      </w:r>
+      <w:proofErr w:type="spellStart"/>
+      <w:r>
+        <w:rPr>
+          <w:b/>
+          <w:bCs/>
+          <w:sz w:val="32"/>
+          <w:szCs w:val="32"/>
+        </w:rPr>
+        <w:t>main_staging.dart</w:t>
+      </w:r>
+      <w:proofErr w:type="spellEnd"/>
+      <w:r>
+        <w:rPr>
+          <w:b/>
+          <w:bCs/>
+          <w:sz w:val="32"/>
+          <w:szCs w:val="32"/>
+        </w:rPr>
+        <w:t xml:space="preserve"> </w:t>
+      </w:r>
+      <w:r>
+        <w:rPr>
+          <w:sz w:val="32"/>
+          <w:szCs w:val="32"/>
+        </w:rPr>
+        <w:t xml:space="preserve">and </w:t>
+      </w:r>
+      <w:proofErr w:type="spellStart"/>
+      <w:r>
+        <w:rPr>
+          <w:b/>
+          <w:bCs/>
+          <w:sz w:val="32"/>
+          <w:szCs w:val="32"/>
+        </w:rPr>
+        <w:t>main_prod.dart</w:t>
+      </w:r>
+      <w:proofErr w:type="spellEnd"/>
+      <w:r>
+        <w:rPr>
+          <w:b/>
+          <w:bCs/>
+          <w:sz w:val="32"/>
+          <w:szCs w:val="32"/>
+        </w:rPr>
+        <w:t xml:space="preserve"> </w:t>
+      </w:r>
+      <w:r>
+        <w:rPr>
+          <w:sz w:val="32"/>
+          <w:szCs w:val="32"/>
+        </w:rPr>
+        <w:t>we can use the</w:t>
+      </w:r>
+      <w:r>
+        <w:rPr>
+          <w:b/>
+          <w:bCs/>
+          <w:sz w:val="32"/>
+          <w:szCs w:val="32"/>
+        </w:rPr>
+        <w:t xml:space="preserve"> -t</w:t>
+      </w:r>
+      <w:r>
+        <w:rPr>
+          <w:sz w:val="32"/>
+          <w:szCs w:val="32"/>
+        </w:rPr>
+        <w:t xml:space="preserve"> flag and file path to </w:t>
+      </w:r>
+      <w:r>
+        <w:rPr>
+          <w:sz w:val="32"/>
+          <w:szCs w:val="32"/>
+        </w:rPr>
+        <w:t>build</w:t>
+      </w:r>
+      <w:r>
+        <w:rPr>
+          <w:sz w:val="32"/>
+          <w:szCs w:val="32"/>
+        </w:rPr>
+        <w:t xml:space="preserve"> that Entry-point based on Flavor</w:t>
+      </w:r>
+      <w:r>
+        <w:rPr>
+          <w:sz w:val="32"/>
+          <w:szCs w:val="32"/>
+        </w:rPr>
+        <w:t xml:space="preserve"> (Here </w:t>
+      </w:r>
+      <w:proofErr w:type="spellStart"/>
+      <w:r>
+        <w:rPr>
+          <w:b/>
+          <w:bCs/>
+          <w:sz w:val="32"/>
+          <w:szCs w:val="32"/>
+        </w:rPr>
+        <w:t>main.dart</w:t>
+      </w:r>
+      <w:proofErr w:type="spellEnd"/>
+      <w:r>
+        <w:rPr>
+          <w:sz w:val="32"/>
+          <w:szCs w:val="32"/>
+        </w:rPr>
+        <w:t xml:space="preserve"> acts the config itself instead of </w:t>
+      </w:r>
+      <w:proofErr w:type="spellStart"/>
+      <w:r>
+        <w:rPr>
+          <w:b/>
+          <w:bCs/>
+          <w:sz w:val="32"/>
+          <w:szCs w:val="32"/>
+        </w:rPr>
+        <w:t>AppConfig</w:t>
+      </w:r>
+      <w:proofErr w:type="spellEnd"/>
+      <w:r>
+        <w:rPr>
+          <w:sz w:val="32"/>
+          <w:szCs w:val="32"/>
+        </w:rPr>
+        <w:t>)</w:t>
+      </w:r>
+    </w:p>
+    <w:p>
+      <w:pPr>
+        <w:jc w:val="both"/>
+        <w:rPr>
+          <w:b/>
+          <w:bCs/>
+          <w:color w:val="0B769F" w:themeColor="accent4" w:themeShade="BF"/>
+          <w:sz w:val="32"/>
+          <w:szCs w:val="32"/>
+        </w:rPr>
+      </w:pPr>
+      <w:r>
+        <w:rPr>
+          <w:b/>
+          <w:bCs/>
+          <w:color w:val="0B769F" w:themeColor="accent4" w:themeShade="BF"/>
+          <w:sz w:val="32"/>
+          <w:szCs w:val="32"/>
+        </w:rPr>
+        <w:t xml:space="preserve">flutter build </w:t>
+      </w:r>
+      <w:proofErr w:type="spellStart"/>
+      <w:r>
+        <w:rPr>
+          <w:b/>
+          <w:bCs/>
+          <w:color w:val="0B769F" w:themeColor="accent4" w:themeShade="BF"/>
+          <w:sz w:val="32"/>
+          <w:szCs w:val="32"/>
+        </w:rPr>
+        <w:t>apk</w:t>
+      </w:r>
+      <w:proofErr w:type="spellEnd"/>
+      <w:r>
+        <w:rPr>
+          <w:b/>
+          <w:bCs/>
+          <w:color w:val="0B769F" w:themeColor="accent4" w:themeShade="BF"/>
+          <w:sz w:val="32"/>
+          <w:szCs w:val="32"/>
+        </w:rPr>
+        <w:t xml:space="preserve"> -t lib/</w:t>
+      </w:r>
+      <w:proofErr w:type="spellStart"/>
+      <w:r>
+        <w:rPr>
+          <w:b/>
+          <w:bCs/>
+          <w:color w:val="0B769F" w:themeColor="accent4" w:themeShade="BF"/>
+          <w:sz w:val="32"/>
+          <w:szCs w:val="32"/>
+        </w:rPr>
+        <w:t>main_production.dart</w:t>
+      </w:r>
+      <w:proofErr w:type="spellEnd"/>
+      <w:r>
+        <w:rPr>
+          <w:b/>
+          <w:bCs/>
+          <w:color w:val="0B769F" w:themeColor="accent4" w:themeShade="BF"/>
+          <w:sz w:val="32"/>
+          <w:szCs w:val="32"/>
+        </w:rPr>
+        <w:t xml:space="preserve"> --flavor production</w:t>
+      </w:r>
     </w:p>
     <w:p>
       <w:pPr>
@@ -1369,6 +1912,7 @@
           <w:sz w:val="32"/>
           <w:szCs w:val="32"/>
         </w:rPr>
+        <w:lastRenderedPageBreak/>
         <w:t xml:space="preserve">dart </w:t>
       </w:r>
       <w:proofErr w:type="gramStart"/>
@@ -1664,239 +2208,239 @@
           <w:sz w:val="32"/>
           <w:szCs w:val="32"/>
         </w:rPr>
+        <w:t>Debugging &amp; Diagnostics:</w:t>
+      </w:r>
+    </w:p>
+    <w:p>
+      <w:pPr>
+        <w:jc w:val="both"/>
+        <w:rPr>
+          <w:sz w:val="32"/>
+          <w:szCs w:val="32"/>
+        </w:rPr>
+      </w:pPr>
+      <w:r>
+        <w:rPr>
+          <w:sz w:val="32"/>
+          <w:szCs w:val="32"/>
+        </w:rPr>
+        <w:t xml:space="preserve"># </w:t>
+      </w:r>
+      <w:r>
+        <w:rPr>
+          <w:sz w:val="32"/>
+          <w:szCs w:val="32"/>
+        </w:rPr>
+        <w:t>Check Flutter installation</w:t>
+      </w:r>
+      <w:r>
+        <w:rPr>
+          <w:sz w:val="32"/>
+          <w:szCs w:val="32"/>
+        </w:rPr>
+        <w:t>, most used command</w:t>
+      </w:r>
+    </w:p>
+    <w:p>
+      <w:pPr>
+        <w:jc w:val="both"/>
+        <w:rPr>
+          <w:b/>
+          <w:bCs/>
+          <w:color w:val="60CAF3" w:themeColor="accent4" w:themeTint="99"/>
+          <w:sz w:val="32"/>
+          <w:szCs w:val="32"/>
+        </w:rPr>
+      </w:pPr>
+      <w:r>
+        <w:rPr>
+          <w:b/>
+          <w:bCs/>
+          <w:color w:val="60CAF3" w:themeColor="accent4" w:themeTint="99"/>
+          <w:sz w:val="32"/>
+          <w:szCs w:val="32"/>
+        </w:rPr>
+        <w:t>flutter doctor</w:t>
+      </w:r>
+    </w:p>
+    <w:p>
+      <w:pPr>
+        <w:jc w:val="both"/>
+        <w:rPr>
+          <w:sz w:val="32"/>
+          <w:szCs w:val="32"/>
+        </w:rPr>
+      </w:pPr>
+      <w:r>
+        <w:rPr>
+          <w:sz w:val="32"/>
+          <w:szCs w:val="32"/>
+        </w:rPr>
+        <w:t xml:space="preserve"># </w:t>
+      </w:r>
+      <w:r>
+        <w:rPr>
+          <w:sz w:val="32"/>
+          <w:szCs w:val="32"/>
+        </w:rPr>
+        <w:t>Detailed doctor</w:t>
+      </w:r>
+    </w:p>
+    <w:p>
+      <w:pPr>
+        <w:jc w:val="both"/>
+        <w:rPr>
+          <w:b/>
+          <w:bCs/>
+          <w:color w:val="60CAF3" w:themeColor="accent4" w:themeTint="99"/>
+          <w:sz w:val="32"/>
+          <w:szCs w:val="32"/>
+        </w:rPr>
+      </w:pPr>
+      <w:r>
+        <w:rPr>
+          <w:b/>
+          <w:bCs/>
+          <w:color w:val="60CAF3" w:themeColor="accent4" w:themeTint="99"/>
+          <w:sz w:val="32"/>
+          <w:szCs w:val="32"/>
+        </w:rPr>
+        <w:t>flutter doctor -v</w:t>
+      </w:r>
+    </w:p>
+    <w:p>
+      <w:pPr>
+        <w:jc w:val="both"/>
+        <w:rPr>
+          <w:sz w:val="32"/>
+          <w:szCs w:val="32"/>
+        </w:rPr>
+      </w:pPr>
+      <w:r>
+        <w:rPr>
+          <w:sz w:val="32"/>
+          <w:szCs w:val="32"/>
+        </w:rPr>
+        <w:t xml:space="preserve"># </w:t>
+      </w:r>
+      <w:r>
+        <w:rPr>
+          <w:sz w:val="32"/>
+          <w:szCs w:val="32"/>
+        </w:rPr>
+        <w:t>Flutter environment info</w:t>
+      </w:r>
+    </w:p>
+    <w:p>
+      <w:pPr>
+        <w:jc w:val="both"/>
+        <w:rPr>
+          <w:b/>
+          <w:bCs/>
+          <w:color w:val="60CAF3" w:themeColor="accent4" w:themeTint="99"/>
+          <w:sz w:val="32"/>
+          <w:szCs w:val="32"/>
+        </w:rPr>
+      </w:pPr>
+      <w:r>
+        <w:rPr>
+          <w:b/>
+          <w:bCs/>
+          <w:color w:val="60CAF3" w:themeColor="accent4" w:themeTint="99"/>
+          <w:sz w:val="32"/>
+          <w:szCs w:val="32"/>
+        </w:rPr>
+        <w:t>flutter --version</w:t>
+      </w:r>
+    </w:p>
+    <w:p>
+      <w:pPr>
+        <w:jc w:val="both"/>
+        <w:rPr>
+          <w:sz w:val="32"/>
+          <w:szCs w:val="32"/>
+        </w:rPr>
+      </w:pPr>
+      <w:r>
+        <w:rPr>
+          <w:sz w:val="32"/>
+          <w:szCs w:val="32"/>
+        </w:rPr>
+        <w:t xml:space="preserve"># </w:t>
+      </w:r>
+      <w:r>
+        <w:rPr>
+          <w:sz w:val="32"/>
+          <w:szCs w:val="32"/>
+        </w:rPr>
+        <w:t>Installed devices</w:t>
+      </w:r>
+    </w:p>
+    <w:p>
+      <w:pPr>
+        <w:jc w:val="both"/>
+        <w:rPr>
+          <w:b/>
+          <w:bCs/>
+          <w:color w:val="60CAF3" w:themeColor="accent4" w:themeTint="99"/>
+          <w:sz w:val="32"/>
+          <w:szCs w:val="32"/>
+        </w:rPr>
+      </w:pPr>
+      <w:r>
+        <w:rPr>
+          <w:b/>
+          <w:bCs/>
+          <w:color w:val="60CAF3" w:themeColor="accent4" w:themeTint="99"/>
+          <w:sz w:val="32"/>
+          <w:szCs w:val="32"/>
+        </w:rPr>
+        <w:t>flutter devices</w:t>
+      </w:r>
+    </w:p>
+    <w:p>
+      <w:pPr>
+        <w:jc w:val="both"/>
+        <w:rPr>
+          <w:sz w:val="32"/>
+          <w:szCs w:val="32"/>
+        </w:rPr>
+      </w:pPr>
+      <w:r>
+        <w:rPr>
+          <w:sz w:val="32"/>
+          <w:szCs w:val="32"/>
+        </w:rPr>
+        <w:t xml:space="preserve"># </w:t>
+      </w:r>
+      <w:r>
+        <w:rPr>
+          <w:sz w:val="32"/>
+          <w:szCs w:val="32"/>
+        </w:rPr>
+        <w:t>Connected emulators</w:t>
+      </w:r>
+    </w:p>
+    <w:p>
+      <w:pPr>
+        <w:jc w:val="both"/>
+        <w:rPr>
+          <w:b/>
+          <w:bCs/>
+          <w:color w:val="60CAF3" w:themeColor="accent4" w:themeTint="99"/>
+          <w:sz w:val="32"/>
+          <w:szCs w:val="32"/>
+        </w:rPr>
+      </w:pPr>
+      <w:r>
+        <w:rPr>
+          <w:b/>
+          <w:bCs/>
+          <w:color w:val="60CAF3" w:themeColor="accent4" w:themeTint="99"/>
+          <w:sz w:val="32"/>
+          <w:szCs w:val="32"/>
+        </w:rPr>
         <w:lastRenderedPageBreak/>
-        <w:t>Debugging &amp; Diagnostics:</w:t>
-      </w:r>
-    </w:p>
-    <w:p>
-      <w:pPr>
-        <w:jc w:val="both"/>
-        <w:rPr>
-          <w:sz w:val="32"/>
-          <w:szCs w:val="32"/>
-        </w:rPr>
-      </w:pPr>
-      <w:r>
-        <w:rPr>
-          <w:sz w:val="32"/>
-          <w:szCs w:val="32"/>
-        </w:rPr>
-        <w:t xml:space="preserve"># </w:t>
-      </w:r>
-      <w:r>
-        <w:rPr>
-          <w:sz w:val="32"/>
-          <w:szCs w:val="32"/>
-        </w:rPr>
-        <w:t>Check Flutter installation</w:t>
-      </w:r>
-      <w:r>
-        <w:rPr>
-          <w:sz w:val="32"/>
-          <w:szCs w:val="32"/>
-        </w:rPr>
-        <w:t>, most used command</w:t>
-      </w:r>
-    </w:p>
-    <w:p>
-      <w:pPr>
-        <w:jc w:val="both"/>
-        <w:rPr>
-          <w:b/>
-          <w:bCs/>
-          <w:color w:val="60CAF3" w:themeColor="accent4" w:themeTint="99"/>
-          <w:sz w:val="32"/>
-          <w:szCs w:val="32"/>
-        </w:rPr>
-      </w:pPr>
-      <w:r>
-        <w:rPr>
-          <w:b/>
-          <w:bCs/>
-          <w:color w:val="60CAF3" w:themeColor="accent4" w:themeTint="99"/>
-          <w:sz w:val="32"/>
-          <w:szCs w:val="32"/>
-        </w:rPr>
-        <w:t>flutter doctor</w:t>
-      </w:r>
-    </w:p>
-    <w:p>
-      <w:pPr>
-        <w:jc w:val="both"/>
-        <w:rPr>
-          <w:sz w:val="32"/>
-          <w:szCs w:val="32"/>
-        </w:rPr>
-      </w:pPr>
-      <w:r>
-        <w:rPr>
-          <w:sz w:val="32"/>
-          <w:szCs w:val="32"/>
-        </w:rPr>
-        <w:t xml:space="preserve"># </w:t>
-      </w:r>
-      <w:r>
-        <w:rPr>
-          <w:sz w:val="32"/>
-          <w:szCs w:val="32"/>
-        </w:rPr>
-        <w:t>Detailed doctor</w:t>
-      </w:r>
-    </w:p>
-    <w:p>
-      <w:pPr>
-        <w:jc w:val="both"/>
-        <w:rPr>
-          <w:b/>
-          <w:bCs/>
-          <w:color w:val="60CAF3" w:themeColor="accent4" w:themeTint="99"/>
-          <w:sz w:val="32"/>
-          <w:szCs w:val="32"/>
-        </w:rPr>
-      </w:pPr>
-      <w:r>
-        <w:rPr>
-          <w:b/>
-          <w:bCs/>
-          <w:color w:val="60CAF3" w:themeColor="accent4" w:themeTint="99"/>
-          <w:sz w:val="32"/>
-          <w:szCs w:val="32"/>
-        </w:rPr>
-        <w:t>flutter doctor -v</w:t>
-      </w:r>
-    </w:p>
-    <w:p>
-      <w:pPr>
-        <w:jc w:val="both"/>
-        <w:rPr>
-          <w:sz w:val="32"/>
-          <w:szCs w:val="32"/>
-        </w:rPr>
-      </w:pPr>
-      <w:r>
-        <w:rPr>
-          <w:sz w:val="32"/>
-          <w:szCs w:val="32"/>
-        </w:rPr>
-        <w:t xml:space="preserve"># </w:t>
-      </w:r>
-      <w:r>
-        <w:rPr>
-          <w:sz w:val="32"/>
-          <w:szCs w:val="32"/>
-        </w:rPr>
-        <w:t>Flutter environment info</w:t>
-      </w:r>
-    </w:p>
-    <w:p>
-      <w:pPr>
-        <w:jc w:val="both"/>
-        <w:rPr>
-          <w:b/>
-          <w:bCs/>
-          <w:color w:val="60CAF3" w:themeColor="accent4" w:themeTint="99"/>
-          <w:sz w:val="32"/>
-          <w:szCs w:val="32"/>
-        </w:rPr>
-      </w:pPr>
-      <w:r>
-        <w:rPr>
-          <w:b/>
-          <w:bCs/>
-          <w:color w:val="60CAF3" w:themeColor="accent4" w:themeTint="99"/>
-          <w:sz w:val="32"/>
-          <w:szCs w:val="32"/>
-        </w:rPr>
-        <w:t>flutter --version</w:t>
-      </w:r>
-    </w:p>
-    <w:p>
-      <w:pPr>
-        <w:jc w:val="both"/>
-        <w:rPr>
-          <w:sz w:val="32"/>
-          <w:szCs w:val="32"/>
-        </w:rPr>
-      </w:pPr>
-      <w:r>
-        <w:rPr>
-          <w:sz w:val="32"/>
-          <w:szCs w:val="32"/>
-        </w:rPr>
-        <w:t xml:space="preserve"># </w:t>
-      </w:r>
-      <w:r>
-        <w:rPr>
-          <w:sz w:val="32"/>
-          <w:szCs w:val="32"/>
-        </w:rPr>
-        <w:t>Installed devices</w:t>
-      </w:r>
-    </w:p>
-    <w:p>
-      <w:pPr>
-        <w:jc w:val="both"/>
-        <w:rPr>
-          <w:b/>
-          <w:bCs/>
-          <w:color w:val="60CAF3" w:themeColor="accent4" w:themeTint="99"/>
-          <w:sz w:val="32"/>
-          <w:szCs w:val="32"/>
-        </w:rPr>
-      </w:pPr>
-      <w:r>
-        <w:rPr>
-          <w:b/>
-          <w:bCs/>
-          <w:color w:val="60CAF3" w:themeColor="accent4" w:themeTint="99"/>
-          <w:sz w:val="32"/>
-          <w:szCs w:val="32"/>
-        </w:rPr>
-        <w:t>flutter devices</w:t>
-      </w:r>
-    </w:p>
-    <w:p>
-      <w:pPr>
-        <w:jc w:val="both"/>
-        <w:rPr>
-          <w:sz w:val="32"/>
-          <w:szCs w:val="32"/>
-        </w:rPr>
-      </w:pPr>
-      <w:r>
-        <w:rPr>
-          <w:sz w:val="32"/>
-          <w:szCs w:val="32"/>
-        </w:rPr>
-        <w:t xml:space="preserve"># </w:t>
-      </w:r>
-      <w:r>
-        <w:rPr>
-          <w:sz w:val="32"/>
-          <w:szCs w:val="32"/>
-        </w:rPr>
-        <w:t>Connected emulators</w:t>
-      </w:r>
-    </w:p>
-    <w:p>
-      <w:pPr>
-        <w:jc w:val="both"/>
-        <w:rPr>
-          <w:b/>
-          <w:bCs/>
-          <w:color w:val="60CAF3" w:themeColor="accent4" w:themeTint="99"/>
-          <w:sz w:val="32"/>
-          <w:szCs w:val="32"/>
-        </w:rPr>
-      </w:pPr>
-      <w:r>
-        <w:rPr>
-          <w:b/>
-          <w:bCs/>
-          <w:color w:val="60CAF3" w:themeColor="accent4" w:themeTint="99"/>
-          <w:sz w:val="32"/>
-          <w:szCs w:val="32"/>
-        </w:rPr>
         <w:t>flutter emulators</w:t>
       </w:r>
     </w:p>
@@ -2192,7 +2736,6 @@
           <w:sz w:val="32"/>
           <w:szCs w:val="32"/>
         </w:rPr>
-        <w:lastRenderedPageBreak/>
         <w:t xml:space="preserve"># </w:t>
       </w:r>
       <w:r>
@@ -2414,6 +2957,7 @@
           <w:sz w:val="32"/>
           <w:szCs w:val="32"/>
         </w:rPr>
+        <w:lastRenderedPageBreak/>
         <w:t>Asset Generation (Flutter Built-in):</w:t>
       </w:r>
     </w:p>
@@ -2731,7 +3275,266 @@
           <w:sz w:val="32"/>
           <w:szCs w:val="32"/>
         </w:rPr>
+        <w:t xml:space="preserve"># </w:t>
+      </w:r>
+      <w:r>
+        <w:rPr>
+          <w:sz w:val="32"/>
+          <w:szCs w:val="32"/>
+        </w:rPr>
+        <w:t>Generate files:</w:t>
+      </w:r>
+    </w:p>
+    <w:p>
+      <w:pPr>
+        <w:jc w:val="both"/>
+        <w:rPr>
+          <w:b/>
+          <w:bCs/>
+          <w:color w:val="60CAF3" w:themeColor="accent4" w:themeTint="99"/>
+          <w:sz w:val="32"/>
+          <w:szCs w:val="32"/>
+        </w:rPr>
+      </w:pPr>
+      <w:r>
+        <w:rPr>
+          <w:b/>
+          <w:bCs/>
+          <w:color w:val="60CAF3" w:themeColor="accent4" w:themeTint="99"/>
+          <w:sz w:val="32"/>
+          <w:szCs w:val="32"/>
+        </w:rPr>
+        <w:t>dart run build_runner build</w:t>
+      </w:r>
+    </w:p>
+    <w:p>
+      <w:pPr>
+        <w:jc w:val="both"/>
+        <w:rPr>
+          <w:sz w:val="32"/>
+          <w:szCs w:val="32"/>
+        </w:rPr>
+      </w:pPr>
+      <w:r>
+        <w:rPr>
+          <w:sz w:val="32"/>
+          <w:szCs w:val="32"/>
+        </w:rPr>
+        <w:t xml:space="preserve"># </w:t>
+      </w:r>
+      <w:r>
+        <w:rPr>
+          <w:sz w:val="32"/>
+          <w:szCs w:val="32"/>
+        </w:rPr>
+        <w:t>Watch mode:</w:t>
+      </w:r>
+    </w:p>
+    <w:p>
+      <w:pPr>
+        <w:jc w:val="both"/>
+        <w:rPr>
+          <w:b/>
+          <w:bCs/>
+          <w:color w:val="60CAF3" w:themeColor="accent4" w:themeTint="99"/>
+          <w:sz w:val="32"/>
+          <w:szCs w:val="32"/>
+        </w:rPr>
+      </w:pPr>
+      <w:r>
+        <w:rPr>
+          <w:b/>
+          <w:bCs/>
+          <w:color w:val="60CAF3" w:themeColor="accent4" w:themeTint="99"/>
+          <w:sz w:val="32"/>
+          <w:szCs w:val="32"/>
+        </w:rPr>
+        <w:t>dart run build_runner watch</w:t>
+      </w:r>
+    </w:p>
+    <w:p>
+      <w:pPr>
+        <w:jc w:val="both"/>
+        <w:rPr>
+          <w:sz w:val="32"/>
+          <w:szCs w:val="32"/>
+        </w:rPr>
+      </w:pPr>
+      <w:r>
+        <w:rPr>
+          <w:sz w:val="32"/>
+          <w:szCs w:val="32"/>
+        </w:rPr>
+        <w:t xml:space="preserve"># </w:t>
+      </w:r>
+      <w:r>
+        <w:rPr>
+          <w:sz w:val="32"/>
+          <w:szCs w:val="32"/>
+        </w:rPr>
+        <w:t>Delete conflicts:</w:t>
+      </w:r>
+    </w:p>
+    <w:p>
+      <w:pPr>
+        <w:jc w:val="both"/>
+        <w:rPr>
+          <w:sz w:val="32"/>
+          <w:szCs w:val="32"/>
+        </w:rPr>
+      </w:pPr>
+      <w:r>
+        <w:rPr>
+          <w:b/>
+          <w:bCs/>
+          <w:color w:val="60CAF3" w:themeColor="accent4" w:themeTint="99"/>
+          <w:sz w:val="32"/>
+          <w:szCs w:val="32"/>
+        </w:rPr>
+        <w:t>dart run build_runner build --delete-conflicting-outputs</w:t>
+      </w:r>
+    </w:p>
+    <w:p>
+      <w:pPr>
+        <w:jc w:val="both"/>
+        <w:rPr>
+          <w:sz w:val="32"/>
+          <w:szCs w:val="32"/>
+        </w:rPr>
+      </w:pPr>
+      <w:r>
+        <w:rPr>
+          <w:sz w:val="32"/>
+          <w:szCs w:val="32"/>
+        </w:rPr>
+        <w:t xml:space="preserve"># </w:t>
+      </w:r>
+      <w:r>
+        <w:rPr>
+          <w:sz w:val="32"/>
+          <w:szCs w:val="32"/>
+        </w:rPr>
+        <w:t xml:space="preserve">This is probably the most important command after </w:t>
+      </w:r>
+      <w:r>
+        <w:rPr>
+          <w:b/>
+          <w:bCs/>
+          <w:sz w:val="32"/>
+          <w:szCs w:val="32"/>
+        </w:rPr>
+        <w:t>flutter run</w:t>
+      </w:r>
+      <w:r>
+        <w:rPr>
+          <w:sz w:val="32"/>
+          <w:szCs w:val="32"/>
+        </w:rPr>
+        <w:t xml:space="preserve"> once you start using modern</w:t>
+      </w:r>
+      <w:r>
+        <w:rPr>
+          <w:b/>
+          <w:bCs/>
+          <w:sz w:val="32"/>
+          <w:szCs w:val="32"/>
+        </w:rPr>
+        <w:t xml:space="preserve"> Flutter</w:t>
+      </w:r>
+      <w:r>
+        <w:rPr>
+          <w:sz w:val="32"/>
+          <w:szCs w:val="32"/>
+        </w:rPr>
+        <w:t xml:space="preserve"> architecture.</w:t>
+      </w:r>
+    </w:p>
+    <w:p>
+      <w:pPr>
+        <w:jc w:val="both"/>
+        <w:rPr>
+          <w:sz w:val="32"/>
+          <w:szCs w:val="32"/>
+        </w:rPr>
+      </w:pPr>
+    </w:p>
+    <w:p>
+      <w:pPr>
+        <w:jc w:val="center"/>
+        <w:rPr>
+          <w:sz w:val="32"/>
+          <w:szCs w:val="32"/>
+        </w:rPr>
+      </w:pPr>
+      <w:r>
+        <w:rPr>
+          <w:sz w:val="32"/>
+          <w:szCs w:val="32"/>
+        </w:rPr>
+        <w:t>Break</w:t>
+      </w:r>
+    </w:p>
+    <w:p>
+      <w:pPr>
+        <w:jc w:val="both"/>
+        <w:rPr>
+          <w:b/>
+          <w:bCs/>
+          <w:sz w:val="32"/>
+          <w:szCs w:val="32"/>
+        </w:rPr>
+      </w:pPr>
+    </w:p>
+    <w:p>
+      <w:pPr>
+        <w:jc w:val="both"/>
+        <w:rPr>
+          <w:b/>
+          <w:bCs/>
+          <w:sz w:val="32"/>
+          <w:szCs w:val="32"/>
+        </w:rPr>
+      </w:pPr>
+      <w:r>
+        <w:rPr>
+          <w:b/>
+          <w:bCs/>
+          <w:sz w:val="32"/>
+          <w:szCs w:val="32"/>
+        </w:rPr>
         <w:lastRenderedPageBreak/>
+        <w:t>Dart SDK not found:</w:t>
+      </w:r>
+    </w:p>
+    <w:p>
+      <w:pPr>
+        <w:jc w:val="both"/>
+        <w:rPr>
+          <w:sz w:val="32"/>
+          <w:szCs w:val="32"/>
+        </w:rPr>
+      </w:pPr>
+      <w:r>
+        <w:rPr>
+          <w:sz w:val="32"/>
+          <w:szCs w:val="32"/>
+        </w:rPr>
+        <w:t>C:\flutter\src\flutter\bin\cache\dart-sdk</w:t>
+      </w:r>
+    </w:p>
+    <w:p>
+      <w:pPr>
+        <w:jc w:val="both"/>
+        <w:rPr>
+          <w:sz w:val="32"/>
+          <w:szCs w:val="32"/>
+        </w:rPr>
+      </w:pPr>
+      <w:r>
+        <w:rPr>
+          <w:sz w:val="32"/>
+          <w:szCs w:val="32"/>
+        </w:rPr>
         <w:t xml:space="preserve"># </w:t>
       </w:r>
       <w:r>
@@ -2739,265 +3542,6 @@
           <w:sz w:val="32"/>
           <w:szCs w:val="32"/>
         </w:rPr>
-        <w:t>Generate files:</w:t>
-      </w:r>
-    </w:p>
-    <w:p>
-      <w:pPr>
-        <w:jc w:val="both"/>
-        <w:rPr>
-          <w:b/>
-          <w:bCs/>
-          <w:color w:val="60CAF3" w:themeColor="accent4" w:themeTint="99"/>
-          <w:sz w:val="32"/>
-          <w:szCs w:val="32"/>
-        </w:rPr>
-      </w:pPr>
-      <w:r>
-        <w:rPr>
-          <w:b/>
-          <w:bCs/>
-          <w:color w:val="60CAF3" w:themeColor="accent4" w:themeTint="99"/>
-          <w:sz w:val="32"/>
-          <w:szCs w:val="32"/>
-        </w:rPr>
-        <w:t>dart run build_runner build</w:t>
-      </w:r>
-    </w:p>
-    <w:p>
-      <w:pPr>
-        <w:jc w:val="both"/>
-        <w:rPr>
-          <w:sz w:val="32"/>
-          <w:szCs w:val="32"/>
-        </w:rPr>
-      </w:pPr>
-      <w:r>
-        <w:rPr>
-          <w:sz w:val="32"/>
-          <w:szCs w:val="32"/>
-        </w:rPr>
-        <w:t xml:space="preserve"># </w:t>
-      </w:r>
-      <w:r>
-        <w:rPr>
-          <w:sz w:val="32"/>
-          <w:szCs w:val="32"/>
-        </w:rPr>
-        <w:t>Watch mode:</w:t>
-      </w:r>
-    </w:p>
-    <w:p>
-      <w:pPr>
-        <w:jc w:val="both"/>
-        <w:rPr>
-          <w:b/>
-          <w:bCs/>
-          <w:color w:val="60CAF3" w:themeColor="accent4" w:themeTint="99"/>
-          <w:sz w:val="32"/>
-          <w:szCs w:val="32"/>
-        </w:rPr>
-      </w:pPr>
-      <w:r>
-        <w:rPr>
-          <w:b/>
-          <w:bCs/>
-          <w:color w:val="60CAF3" w:themeColor="accent4" w:themeTint="99"/>
-          <w:sz w:val="32"/>
-          <w:szCs w:val="32"/>
-        </w:rPr>
-        <w:t>dart run build_runner watch</w:t>
-      </w:r>
-    </w:p>
-    <w:p>
-      <w:pPr>
-        <w:jc w:val="both"/>
-        <w:rPr>
-          <w:sz w:val="32"/>
-          <w:szCs w:val="32"/>
-        </w:rPr>
-      </w:pPr>
-      <w:r>
-        <w:rPr>
-          <w:sz w:val="32"/>
-          <w:szCs w:val="32"/>
-        </w:rPr>
-        <w:t xml:space="preserve"># </w:t>
-      </w:r>
-      <w:r>
-        <w:rPr>
-          <w:sz w:val="32"/>
-          <w:szCs w:val="32"/>
-        </w:rPr>
-        <w:t>Delete conflicts:</w:t>
-      </w:r>
-    </w:p>
-    <w:p>
-      <w:pPr>
-        <w:jc w:val="both"/>
-        <w:rPr>
-          <w:sz w:val="32"/>
-          <w:szCs w:val="32"/>
-        </w:rPr>
-      </w:pPr>
-      <w:r>
-        <w:rPr>
-          <w:b/>
-          <w:bCs/>
-          <w:color w:val="60CAF3" w:themeColor="accent4" w:themeTint="99"/>
-          <w:sz w:val="32"/>
-          <w:szCs w:val="32"/>
-        </w:rPr>
-        <w:t>dart run build_runner build --delete-conflicting-outputs</w:t>
-      </w:r>
-    </w:p>
-    <w:p>
-      <w:pPr>
-        <w:jc w:val="both"/>
-        <w:rPr>
-          <w:sz w:val="32"/>
-          <w:szCs w:val="32"/>
-        </w:rPr>
-      </w:pPr>
-      <w:r>
-        <w:rPr>
-          <w:sz w:val="32"/>
-          <w:szCs w:val="32"/>
-        </w:rPr>
-        <w:t xml:space="preserve"># </w:t>
-      </w:r>
-      <w:r>
-        <w:rPr>
-          <w:sz w:val="32"/>
-          <w:szCs w:val="32"/>
-        </w:rPr>
-        <w:t xml:space="preserve">This is probably the most important command after </w:t>
-      </w:r>
-      <w:r>
-        <w:rPr>
-          <w:b/>
-          <w:bCs/>
-          <w:sz w:val="32"/>
-          <w:szCs w:val="32"/>
-        </w:rPr>
-        <w:t>flutter run</w:t>
-      </w:r>
-      <w:r>
-        <w:rPr>
-          <w:sz w:val="32"/>
-          <w:szCs w:val="32"/>
-        </w:rPr>
-        <w:t xml:space="preserve"> once you start using modern</w:t>
-      </w:r>
-      <w:r>
-        <w:rPr>
-          <w:b/>
-          <w:bCs/>
-          <w:sz w:val="32"/>
-          <w:szCs w:val="32"/>
-        </w:rPr>
-        <w:t xml:space="preserve"> Flutter</w:t>
-      </w:r>
-      <w:r>
-        <w:rPr>
-          <w:sz w:val="32"/>
-          <w:szCs w:val="32"/>
-        </w:rPr>
-        <w:t xml:space="preserve"> architecture.</w:t>
-      </w:r>
-    </w:p>
-    <w:p>
-      <w:pPr>
-        <w:jc w:val="both"/>
-        <w:rPr>
-          <w:sz w:val="32"/>
-          <w:szCs w:val="32"/>
-        </w:rPr>
-      </w:pPr>
-    </w:p>
-    <w:p>
-      <w:pPr>
-        <w:jc w:val="center"/>
-        <w:rPr>
-          <w:sz w:val="32"/>
-          <w:szCs w:val="32"/>
-        </w:rPr>
-      </w:pPr>
-      <w:r>
-        <w:rPr>
-          <w:sz w:val="32"/>
-          <w:szCs w:val="32"/>
-        </w:rPr>
-        <w:t>Break</w:t>
-      </w:r>
-    </w:p>
-    <w:p>
-      <w:pPr>
-        <w:jc w:val="both"/>
-        <w:rPr>
-          <w:b/>
-          <w:bCs/>
-          <w:sz w:val="32"/>
-          <w:szCs w:val="32"/>
-        </w:rPr>
-      </w:pPr>
-    </w:p>
-    <w:p>
-      <w:pPr>
-        <w:jc w:val="both"/>
-        <w:rPr>
-          <w:b/>
-          <w:bCs/>
-          <w:sz w:val="32"/>
-          <w:szCs w:val="32"/>
-        </w:rPr>
-      </w:pPr>
-      <w:r>
-        <w:rPr>
-          <w:b/>
-          <w:bCs/>
-          <w:sz w:val="32"/>
-          <w:szCs w:val="32"/>
-        </w:rPr>
-        <w:t>Dart SDK not found:</w:t>
-      </w:r>
-    </w:p>
-    <w:p>
-      <w:pPr>
-        <w:jc w:val="both"/>
-        <w:rPr>
-          <w:sz w:val="32"/>
-          <w:szCs w:val="32"/>
-        </w:rPr>
-      </w:pPr>
-      <w:r>
-        <w:rPr>
-          <w:sz w:val="32"/>
-          <w:szCs w:val="32"/>
-        </w:rPr>
-        <w:t>C:\flutter\src\flutter\bin\cache\dart-sdk</w:t>
-      </w:r>
-    </w:p>
-    <w:p>
-      <w:pPr>
-        <w:jc w:val="both"/>
-        <w:rPr>
-          <w:sz w:val="32"/>
-          <w:szCs w:val="32"/>
-        </w:rPr>
-      </w:pPr>
-      <w:r>
-        <w:rPr>
-          <w:sz w:val="32"/>
-          <w:szCs w:val="32"/>
-        </w:rPr>
-        <w:t xml:space="preserve"># </w:t>
-      </w:r>
-      <w:r>
-        <w:rPr>
-          <w:sz w:val="32"/>
-          <w:szCs w:val="32"/>
-        </w:rPr>
         <w:t xml:space="preserve">Paste the above path in Dart </w:t>
       </w:r>
       <w:proofErr w:type="spellStart"/>
@@ -3119,13 +3663,6 @@
           <w:szCs w:val="32"/>
         </w:rPr>
         <w:br/>
-      </w:r>
-      <w:r>
-        <w:rPr>
-          <w:sz w:val="32"/>
-          <w:szCs w:val="32"/>
-        </w:rPr>
-        <w:lastRenderedPageBreak/>
         <w:t>1. Open control panel go to Network and Internet.</w:t>
       </w:r>
       <w:r>
@@ -3551,186 +4088,192 @@
           <w:sz w:val="32"/>
           <w:szCs w:val="32"/>
         </w:rPr>
+        <w:t>Main.dart</w:t>
+      </w:r>
+      <w:proofErr w:type="spellEnd"/>
+      <w:r>
+        <w:rPr>
+          <w:b/>
+          <w:bCs/>
+          <w:sz w:val="32"/>
+          <w:szCs w:val="32"/>
+        </w:rPr>
+        <w:t xml:space="preserve"> shows Cross icon:</w:t>
+      </w:r>
+    </w:p>
+    <w:p>
+      <w:pPr>
+        <w:jc w:val="both"/>
+        <w:rPr>
+          <w:sz w:val="32"/>
+          <w:szCs w:val="32"/>
+        </w:rPr>
+      </w:pPr>
+      <w:r>
+        <w:rPr>
+          <w:sz w:val="32"/>
+          <w:szCs w:val="32"/>
+        </w:rPr>
+        <w:t xml:space="preserve">Click on it then edit it to set it as </w:t>
+      </w:r>
+      <w:proofErr w:type="spellStart"/>
+      <w:r>
+        <w:rPr>
+          <w:sz w:val="32"/>
+          <w:szCs w:val="32"/>
+        </w:rPr>
+        <w:t>apk</w:t>
+      </w:r>
+      <w:proofErr w:type="spellEnd"/>
+      <w:r>
+        <w:rPr>
+          <w:sz w:val="32"/>
+          <w:szCs w:val="32"/>
+        </w:rPr>
+        <w:t xml:space="preserve"> or android in module.</w:t>
+      </w:r>
+    </w:p>
+    <w:p>
+      <w:pPr>
+        <w:jc w:val="both"/>
+        <w:rPr>
+          <w:sz w:val="32"/>
+          <w:szCs w:val="32"/>
+        </w:rPr>
+      </w:pPr>
+    </w:p>
+    <w:p>
+      <w:pPr>
+        <w:jc w:val="both"/>
+        <w:rPr>
+          <w:b/>
+          <w:bCs/>
+          <w:sz w:val="32"/>
+          <w:szCs w:val="32"/>
+        </w:rPr>
+      </w:pPr>
+      <w:r>
+        <w:rPr>
+          <w:b/>
+          <w:bCs/>
+          <w:sz w:val="32"/>
+          <w:szCs w:val="32"/>
+        </w:rPr>
+        <w:t>Flutter and dart upgrade:</w:t>
+      </w:r>
+    </w:p>
+    <w:p>
+      <w:pPr>
+        <w:jc w:val="both"/>
+        <w:rPr>
+          <w:sz w:val="32"/>
+          <w:szCs w:val="32"/>
+        </w:rPr>
+      </w:pPr>
+      <w:r>
+        <w:rPr>
+          <w:sz w:val="32"/>
+          <w:szCs w:val="32"/>
+        </w:rPr>
+        <w:t>Run:</w:t>
+      </w:r>
+    </w:p>
+    <w:p>
+      <w:pPr>
+        <w:jc w:val="both"/>
+        <w:rPr>
+          <w:sz w:val="32"/>
+          <w:szCs w:val="32"/>
+        </w:rPr>
+      </w:pPr>
+      <w:r>
+        <w:rPr>
+          <w:sz w:val="32"/>
+          <w:szCs w:val="32"/>
+        </w:rPr>
+        <w:t xml:space="preserve">flutter upgrade in administrator mode in </w:t>
+      </w:r>
+      <w:proofErr w:type="spellStart"/>
+      <w:r>
+        <w:rPr>
+          <w:sz w:val="32"/>
+          <w:szCs w:val="32"/>
+        </w:rPr>
+        <w:t>cmd</w:t>
+      </w:r>
+      <w:proofErr w:type="spellEnd"/>
+      <w:r>
+        <w:rPr>
+          <w:sz w:val="32"/>
+          <w:szCs w:val="32"/>
+        </w:rPr>
+        <w:t xml:space="preserve"> and make sure android studio is closed.</w:t>
+      </w:r>
+    </w:p>
+    <w:p>
+      <w:pPr>
+        <w:jc w:val="both"/>
+        <w:rPr>
+          <w:sz w:val="32"/>
+          <w:szCs w:val="32"/>
+        </w:rPr>
+      </w:pPr>
+    </w:p>
+    <w:p>
+      <w:pPr>
+        <w:jc w:val="both"/>
+        <w:rPr>
+          <w:b/>
+          <w:bCs/>
+          <w:sz w:val="32"/>
+          <w:szCs w:val="32"/>
+        </w:rPr>
+      </w:pPr>
+      <w:r>
+        <w:rPr>
+          <w:b/>
+          <w:bCs/>
+          <w:sz w:val="32"/>
+          <w:szCs w:val="32"/>
+        </w:rPr>
+        <w:t>Firebase Integration Issues:</w:t>
+      </w:r>
+    </w:p>
+    <w:p>
+      <w:pPr>
+        <w:jc w:val="both"/>
+        <w:rPr>
+          <w:sz w:val="32"/>
+          <w:szCs w:val="32"/>
+        </w:rPr>
+      </w:pPr>
+      <w:r>
+        <w:rPr>
+          <w:sz w:val="32"/>
+          <w:szCs w:val="32"/>
+        </w:rPr>
+        <w:t>Here's what I learned as a beginner when doing custom integration of firebase in my flutter project in Android Studio.</w:t>
+      </w:r>
+      <w:r>
+        <w:rPr>
+          <w:sz w:val="32"/>
+          <w:szCs w:val="32"/>
+        </w:rPr>
+        <w:br/>
+      </w:r>
+      <w:r>
+        <w:rPr>
+          <w:sz w:val="32"/>
+          <w:szCs w:val="32"/>
+        </w:rPr>
+        <w:br/>
+      </w:r>
+      <w:r>
+        <w:rPr>
+          <w:sz w:val="32"/>
+          <w:szCs w:val="32"/>
+        </w:rPr>
         <w:lastRenderedPageBreak/>
-        <w:t>Main.dart</w:t>
-      </w:r>
-      <w:proofErr w:type="spellEnd"/>
-      <w:r>
-        <w:rPr>
-          <w:b/>
-          <w:bCs/>
-          <w:sz w:val="32"/>
-          <w:szCs w:val="32"/>
-        </w:rPr>
-        <w:t xml:space="preserve"> shows Cross icon:</w:t>
-      </w:r>
-    </w:p>
-    <w:p>
-      <w:pPr>
-        <w:jc w:val="both"/>
-        <w:rPr>
-          <w:sz w:val="32"/>
-          <w:szCs w:val="32"/>
-        </w:rPr>
-      </w:pPr>
-      <w:r>
-        <w:rPr>
-          <w:sz w:val="32"/>
-          <w:szCs w:val="32"/>
-        </w:rPr>
-        <w:t xml:space="preserve">Click on it then edit it to set it as </w:t>
-      </w:r>
-      <w:proofErr w:type="spellStart"/>
-      <w:r>
-        <w:rPr>
-          <w:sz w:val="32"/>
-          <w:szCs w:val="32"/>
-        </w:rPr>
-        <w:t>apk</w:t>
-      </w:r>
-      <w:proofErr w:type="spellEnd"/>
-      <w:r>
-        <w:rPr>
-          <w:sz w:val="32"/>
-          <w:szCs w:val="32"/>
-        </w:rPr>
-        <w:t xml:space="preserve"> or android in module.</w:t>
-      </w:r>
-    </w:p>
-    <w:p>
-      <w:pPr>
-        <w:jc w:val="both"/>
-        <w:rPr>
-          <w:sz w:val="32"/>
-          <w:szCs w:val="32"/>
-        </w:rPr>
-      </w:pPr>
-    </w:p>
-    <w:p>
-      <w:pPr>
-        <w:jc w:val="both"/>
-        <w:rPr>
-          <w:b/>
-          <w:bCs/>
-          <w:sz w:val="32"/>
-          <w:szCs w:val="32"/>
-        </w:rPr>
-      </w:pPr>
-      <w:r>
-        <w:rPr>
-          <w:b/>
-          <w:bCs/>
-          <w:sz w:val="32"/>
-          <w:szCs w:val="32"/>
-        </w:rPr>
-        <w:t>Flutter and dart upgrade:</w:t>
-      </w:r>
-    </w:p>
-    <w:p>
-      <w:pPr>
-        <w:jc w:val="both"/>
-        <w:rPr>
-          <w:sz w:val="32"/>
-          <w:szCs w:val="32"/>
-        </w:rPr>
-      </w:pPr>
-      <w:r>
-        <w:rPr>
-          <w:sz w:val="32"/>
-          <w:szCs w:val="32"/>
-        </w:rPr>
-        <w:t>Run:</w:t>
-      </w:r>
-    </w:p>
-    <w:p>
-      <w:pPr>
-        <w:jc w:val="both"/>
-        <w:rPr>
-          <w:sz w:val="32"/>
-          <w:szCs w:val="32"/>
-        </w:rPr>
-      </w:pPr>
-      <w:r>
-        <w:rPr>
-          <w:sz w:val="32"/>
-          <w:szCs w:val="32"/>
-        </w:rPr>
-        <w:t xml:space="preserve">flutter upgrade in administrator mode in </w:t>
-      </w:r>
-      <w:proofErr w:type="spellStart"/>
-      <w:r>
-        <w:rPr>
-          <w:sz w:val="32"/>
-          <w:szCs w:val="32"/>
-        </w:rPr>
-        <w:t>cmd</w:t>
-      </w:r>
-      <w:proofErr w:type="spellEnd"/>
-      <w:r>
-        <w:rPr>
-          <w:sz w:val="32"/>
-          <w:szCs w:val="32"/>
-        </w:rPr>
-        <w:t xml:space="preserve"> and make sure android studio is closed.</w:t>
-      </w:r>
-    </w:p>
-    <w:p>
-      <w:pPr>
-        <w:jc w:val="both"/>
-        <w:rPr>
-          <w:sz w:val="32"/>
-          <w:szCs w:val="32"/>
-        </w:rPr>
-      </w:pPr>
-    </w:p>
-    <w:p>
-      <w:pPr>
-        <w:jc w:val="both"/>
-        <w:rPr>
-          <w:b/>
-          <w:bCs/>
-          <w:sz w:val="32"/>
-          <w:szCs w:val="32"/>
-        </w:rPr>
-      </w:pPr>
-      <w:r>
-        <w:rPr>
-          <w:b/>
-          <w:bCs/>
-          <w:sz w:val="32"/>
-          <w:szCs w:val="32"/>
-        </w:rPr>
-        <w:t>Firebase Integration Issues:</w:t>
-      </w:r>
-    </w:p>
-    <w:p>
-      <w:pPr>
-        <w:jc w:val="both"/>
-        <w:rPr>
-          <w:sz w:val="32"/>
-          <w:szCs w:val="32"/>
-        </w:rPr>
-      </w:pPr>
-      <w:r>
-        <w:rPr>
-          <w:sz w:val="32"/>
-          <w:szCs w:val="32"/>
-        </w:rPr>
-        <w:t>Here's what I learned as a beginner when doing custom integration of firebase in my flutter project in Android Studio.</w:t>
-      </w:r>
-      <w:r>
-        <w:rPr>
-          <w:sz w:val="32"/>
-          <w:szCs w:val="32"/>
-        </w:rPr>
-        <w:br/>
-      </w:r>
-      <w:r>
-        <w:rPr>
-          <w:sz w:val="32"/>
-          <w:szCs w:val="32"/>
-        </w:rPr>
-        <w:br/>
         <w:t>1. First make sure your, application id. Create. an app in the firebase project with that Id. you'll find that id in the project/android/app/</w:t>
       </w:r>
       <w:proofErr w:type="spellStart"/>
@@ -3932,15 +4475,7 @@
           <w:sz w:val="32"/>
           <w:szCs w:val="32"/>
         </w:rPr>
-        <w:t xml:space="preserve"> app() in the main function to use firebase </w:t>
-      </w:r>
-      <w:r>
-        <w:rPr>
-          <w:sz w:val="32"/>
-          <w:szCs w:val="32"/>
-        </w:rPr>
-        <w:lastRenderedPageBreak/>
-        <w:t>services.</w:t>
+        <w:t xml:space="preserve"> app() in the main function to use firebase services.</w:t>
       </w:r>
       <w:r>
         <w:rPr>
@@ -4148,7 +4683,15 @@
           <w:szCs w:val="32"/>
         </w:rPr>
         <w:br/>
-        <w:t>All files become read only, delete the .idea folder and restart android studio.</w:t>
+        <w:t xml:space="preserve">All files become read only, delete the .idea folder and restart </w:t>
+      </w:r>
+      <w:r>
+        <w:rPr>
+          <w:sz w:val="32"/>
+          <w:szCs w:val="32"/>
+        </w:rPr>
+        <w:lastRenderedPageBreak/>
+        <w:t>android studio.</w:t>
       </w:r>
       <w:r>
         <w:rPr>
@@ -4409,15 +4952,7 @@
           <w:sz w:val="32"/>
           <w:szCs w:val="32"/>
         </w:rPr>
-        <w:t xml:space="preserve">For Android Emulator, the </w:t>
-      </w:r>
-      <w:r>
-        <w:rPr>
-          <w:sz w:val="32"/>
-          <w:szCs w:val="32"/>
-        </w:rPr>
-        <w:lastRenderedPageBreak/>
-        <w:t>default location is often set to Mountain View, California (Google HQ).</w:t>
+        <w:t>For Android Emulator, the default location is often set to Mountain View, California (Google HQ).</w:t>
       </w:r>
       <w:r>
         <w:rPr>
@@ -4698,6 +5233,7 @@
           <w:sz w:val="32"/>
           <w:szCs w:val="32"/>
         </w:rPr>
+        <w:lastRenderedPageBreak/>
         <w:t xml:space="preserve">In the latitude / longitude fields, enter coordinates for our real location (e.g., </w:t>
       </w:r>
       <w:proofErr w:type="spellStart"/>
@@ -4966,7 +5502,6 @@
           <w:sz w:val="32"/>
           <w:szCs w:val="32"/>
         </w:rPr>
-        <w:lastRenderedPageBreak/>
         <w:t xml:space="preserve"># To solve this just go to </w:t>
       </w:r>
       <w:r>
@@ -5723,7 +6258,6 @@
           <w:sz w:val="32"/>
           <w:szCs w:val="32"/>
         </w:rPr>
-        <w:lastRenderedPageBreak/>
         <w:t xml:space="preserve"># </w:t>
       </w:r>
       <w:r>
@@ -6099,6 +6633,7 @@
           <w:sz w:val="32"/>
           <w:szCs w:val="32"/>
         </w:rPr>
+        <w:lastRenderedPageBreak/>
         <w:t xml:space="preserve">Or </w:t>
       </w:r>
       <w:r>
@@ -6456,7 +6991,6 @@
           <w:sz w:val="32"/>
           <w:szCs w:val="32"/>
         </w:rPr>
-        <w:lastRenderedPageBreak/>
         <w:t># Flutter team wrote this TODO. This TODO is:</w:t>
       </w:r>
     </w:p>
@@ -6635,6 +7169,7 @@
           <w:sz w:val="32"/>
           <w:szCs w:val="32"/>
         </w:rPr>
+        <w:lastRenderedPageBreak/>
         <w:t xml:space="preserve">Note: Same thing goes for </w:t>
       </w:r>
       <w:r>

--- a/f17_flutter_CLI_&_common_issues_documentary.docx
+++ b/f17_flutter_CLI_&_common_issues_documentary.docx
@@ -227,6 +227,210 @@
       <w:pPr>
         <w:jc w:val="both"/>
         <w:rPr>
+          <w:sz w:val="32"/>
+          <w:szCs w:val="32"/>
+        </w:rPr>
+      </w:pPr>
+      <w:r>
+        <w:rPr>
+          <w:sz w:val="32"/>
+          <w:szCs w:val="32"/>
+        </w:rPr>
+        <w:t xml:space="preserve"># Use </w:t>
+      </w:r>
+      <w:r>
+        <w:rPr>
+          <w:b/>
+          <w:bCs/>
+          <w:sz w:val="32"/>
+          <w:szCs w:val="32"/>
+        </w:rPr>
+        <w:t>--org</w:t>
+      </w:r>
+      <w:r>
+        <w:rPr>
+          <w:sz w:val="32"/>
+          <w:szCs w:val="32"/>
+        </w:rPr>
+        <w:t xml:space="preserve"> flag to set the app’s package identifier (like </w:t>
+      </w:r>
+      <w:proofErr w:type="spellStart"/>
+      <w:r>
+        <w:rPr>
+          <w:b/>
+          <w:bCs/>
+          <w:sz w:val="32"/>
+          <w:szCs w:val="32"/>
+        </w:rPr>
+        <w:t>com.example</w:t>
+      </w:r>
+      <w:proofErr w:type="spellEnd"/>
+      <w:r>
+        <w:rPr>
+          <w:sz w:val="32"/>
+          <w:szCs w:val="32"/>
+        </w:rPr>
+        <w:t>)</w:t>
+      </w:r>
+    </w:p>
+    <w:p>
+      <w:pPr>
+        <w:jc w:val="both"/>
+        <w:rPr>
+          <w:b/>
+          <w:bCs/>
+          <w:color w:val="60CAF3" w:themeColor="accent4" w:themeTint="99"/>
+          <w:sz w:val="32"/>
+          <w:szCs w:val="32"/>
+        </w:rPr>
+      </w:pPr>
+      <w:r>
+        <w:rPr>
+          <w:b/>
+          <w:bCs/>
+          <w:color w:val="60CAF3" w:themeColor="accent4" w:themeTint="99"/>
+          <w:sz w:val="32"/>
+          <w:szCs w:val="32"/>
+        </w:rPr>
+        <w:t xml:space="preserve">flutter create --org </w:t>
+      </w:r>
+      <w:proofErr w:type="spellStart"/>
+      <w:r>
+        <w:rPr>
+          <w:b/>
+          <w:bCs/>
+          <w:color w:val="60CAF3" w:themeColor="accent4" w:themeTint="99"/>
+          <w:sz w:val="32"/>
+          <w:szCs w:val="32"/>
+        </w:rPr>
+        <w:t>com.nazmul.app</w:t>
+      </w:r>
+      <w:proofErr w:type="spellEnd"/>
+      <w:r>
+        <w:rPr>
+          <w:b/>
+          <w:bCs/>
+          <w:color w:val="60CAF3" w:themeColor="accent4" w:themeTint="99"/>
+          <w:sz w:val="32"/>
+          <w:szCs w:val="32"/>
+        </w:rPr>
+        <w:t xml:space="preserve"> </w:t>
+      </w:r>
+      <w:proofErr w:type="spellStart"/>
+      <w:r>
+        <w:rPr>
+          <w:b/>
+          <w:bCs/>
+          <w:color w:val="60CAF3" w:themeColor="accent4" w:themeTint="99"/>
+          <w:sz w:val="32"/>
+          <w:szCs w:val="32"/>
+        </w:rPr>
+        <w:t>my_app</w:t>
+      </w:r>
+      <w:proofErr w:type="spellEnd"/>
+    </w:p>
+    <w:p>
+      <w:pPr>
+        <w:jc w:val="both"/>
+        <w:rPr>
+          <w:sz w:val="32"/>
+          <w:szCs w:val="32"/>
+        </w:rPr>
+      </w:pPr>
+      <w:r>
+        <w:rPr>
+          <w:sz w:val="32"/>
+          <w:szCs w:val="32"/>
+        </w:rPr>
+        <w:t xml:space="preserve"># Also use </w:t>
+      </w:r>
+      <w:r>
+        <w:rPr>
+          <w:b/>
+          <w:bCs/>
+          <w:sz w:val="32"/>
+          <w:szCs w:val="32"/>
+        </w:rPr>
+        <w:t>--platforms</w:t>
+      </w:r>
+      <w:r>
+        <w:rPr>
+          <w:sz w:val="32"/>
+          <w:szCs w:val="32"/>
+        </w:rPr>
+        <w:t xml:space="preserve"> flag to specify target platforms like android, iOS, web </w:t>
+      </w:r>
+    </w:p>
+    <w:p>
+      <w:pPr>
+        <w:jc w:val="both"/>
+        <w:rPr>
+          <w:b/>
+          <w:bCs/>
+          <w:color w:val="60CAF3" w:themeColor="accent4" w:themeTint="99"/>
+          <w:sz w:val="32"/>
+          <w:szCs w:val="32"/>
+        </w:rPr>
+      </w:pPr>
+      <w:r>
+        <w:rPr>
+          <w:b/>
+          <w:bCs/>
+          <w:color w:val="60CAF3" w:themeColor="accent4" w:themeTint="99"/>
+          <w:sz w:val="32"/>
+          <w:szCs w:val="32"/>
+        </w:rPr>
+        <w:t xml:space="preserve">flutter create </w:t>
+      </w:r>
+      <w:proofErr w:type="spellStart"/>
+      <w:r>
+        <w:rPr>
+          <w:b/>
+          <w:bCs/>
+          <w:color w:val="60CAF3" w:themeColor="accent4" w:themeTint="99"/>
+          <w:sz w:val="32"/>
+          <w:szCs w:val="32"/>
+        </w:rPr>
+        <w:t>my_app</w:t>
+      </w:r>
+      <w:proofErr w:type="spellEnd"/>
+      <w:r>
+        <w:rPr>
+          <w:b/>
+          <w:bCs/>
+          <w:color w:val="60CAF3" w:themeColor="accent4" w:themeTint="99"/>
+          <w:sz w:val="32"/>
+          <w:szCs w:val="32"/>
+        </w:rPr>
+        <w:t xml:space="preserve"> --platforms android, </w:t>
+      </w:r>
+      <w:proofErr w:type="spellStart"/>
+      <w:r>
+        <w:rPr>
+          <w:b/>
+          <w:bCs/>
+          <w:color w:val="60CAF3" w:themeColor="accent4" w:themeTint="99"/>
+          <w:sz w:val="32"/>
+          <w:szCs w:val="32"/>
+        </w:rPr>
+        <w:t>ios</w:t>
+      </w:r>
+      <w:proofErr w:type="spellEnd"/>
+      <w:r>
+        <w:rPr>
+          <w:b/>
+          <w:bCs/>
+          <w:color w:val="60CAF3" w:themeColor="accent4" w:themeTint="99"/>
+          <w:sz w:val="32"/>
+          <w:szCs w:val="32"/>
+        </w:rPr>
+        <w:t>, web</w:t>
+      </w:r>
+    </w:p>
+    <w:p>
+      <w:pPr>
+        <w:jc w:val="both"/>
+        <w:rPr>
           <w:b/>
           <w:bCs/>
           <w:sz w:val="32"/>
@@ -459,6 +663,7 @@
           <w:sz w:val="32"/>
           <w:szCs w:val="32"/>
         </w:rPr>
+        <w:lastRenderedPageBreak/>
         <w:t>Running Apps:</w:t>
       </w:r>
     </w:p>
@@ -591,7 +796,6 @@
           <w:sz w:val="32"/>
           <w:szCs w:val="32"/>
         </w:rPr>
-        <w:lastRenderedPageBreak/>
         <w:t>flutter run -d windows</w:t>
       </w:r>
     </w:p>
@@ -1014,188 +1218,6 @@
           <w:sz w:val="32"/>
           <w:szCs w:val="32"/>
         </w:rPr>
-        <w:t xml:space="preserve">flutter build </w:t>
-      </w:r>
-      <w:proofErr w:type="spellStart"/>
-      <w:r>
-        <w:rPr>
-          <w:b/>
-          <w:bCs/>
-          <w:color w:val="60CAF3" w:themeColor="accent4" w:themeTint="99"/>
-          <w:sz w:val="32"/>
-          <w:szCs w:val="32"/>
-        </w:rPr>
-        <w:t>apk</w:t>
-      </w:r>
-      <w:proofErr w:type="spellEnd"/>
-    </w:p>
-    <w:p>
-      <w:pPr>
-        <w:jc w:val="both"/>
-        <w:rPr>
-          <w:sz w:val="32"/>
-          <w:szCs w:val="32"/>
-        </w:rPr>
-      </w:pPr>
-      <w:r>
-        <w:rPr>
-          <w:sz w:val="32"/>
-          <w:szCs w:val="32"/>
-        </w:rPr>
-        <w:t># Release APK</w:t>
-      </w:r>
-    </w:p>
-    <w:p>
-      <w:pPr>
-        <w:jc w:val="both"/>
-        <w:rPr>
-          <w:b/>
-          <w:bCs/>
-          <w:color w:val="60CAF3" w:themeColor="accent4" w:themeTint="99"/>
-          <w:sz w:val="32"/>
-          <w:szCs w:val="32"/>
-        </w:rPr>
-      </w:pPr>
-      <w:r>
-        <w:rPr>
-          <w:b/>
-          <w:bCs/>
-          <w:color w:val="60CAF3" w:themeColor="accent4" w:themeTint="99"/>
-          <w:sz w:val="32"/>
-          <w:szCs w:val="32"/>
-        </w:rPr>
-        <w:t xml:space="preserve">flutter build </w:t>
-      </w:r>
-      <w:proofErr w:type="spellStart"/>
-      <w:r>
-        <w:rPr>
-          <w:b/>
-          <w:bCs/>
-          <w:color w:val="60CAF3" w:themeColor="accent4" w:themeTint="99"/>
-          <w:sz w:val="32"/>
-          <w:szCs w:val="32"/>
-        </w:rPr>
-        <w:t>apk</w:t>
-      </w:r>
-      <w:proofErr w:type="spellEnd"/>
-      <w:r>
-        <w:rPr>
-          <w:b/>
-          <w:bCs/>
-          <w:color w:val="60CAF3" w:themeColor="accent4" w:themeTint="99"/>
-          <w:sz w:val="32"/>
-          <w:szCs w:val="32"/>
-        </w:rPr>
-        <w:t xml:space="preserve"> --release</w:t>
-      </w:r>
-    </w:p>
-    <w:p>
-      <w:pPr>
-        <w:jc w:val="both"/>
-        <w:rPr>
-          <w:sz w:val="32"/>
-          <w:szCs w:val="32"/>
-        </w:rPr>
-      </w:pPr>
-      <w:r>
-        <w:rPr>
-          <w:sz w:val="32"/>
-          <w:szCs w:val="32"/>
-        </w:rPr>
-        <w:t># Split APKs by ABI, generates smaller APKs.</w:t>
-      </w:r>
-    </w:p>
-    <w:p>
-      <w:pPr>
-        <w:jc w:val="both"/>
-        <w:rPr>
-          <w:b/>
-          <w:bCs/>
-          <w:color w:val="60CAF3" w:themeColor="accent4" w:themeTint="99"/>
-          <w:sz w:val="32"/>
-          <w:szCs w:val="32"/>
-        </w:rPr>
-      </w:pPr>
-      <w:r>
-        <w:rPr>
-          <w:b/>
-          <w:bCs/>
-          <w:color w:val="60CAF3" w:themeColor="accent4" w:themeTint="99"/>
-          <w:sz w:val="32"/>
-          <w:szCs w:val="32"/>
-        </w:rPr>
-        <w:t xml:space="preserve">flutter build </w:t>
-      </w:r>
-      <w:proofErr w:type="spellStart"/>
-      <w:r>
-        <w:rPr>
-          <w:b/>
-          <w:bCs/>
-          <w:color w:val="60CAF3" w:themeColor="accent4" w:themeTint="99"/>
-          <w:sz w:val="32"/>
-          <w:szCs w:val="32"/>
-        </w:rPr>
-        <w:t>apk</w:t>
-      </w:r>
-      <w:proofErr w:type="spellEnd"/>
-      <w:r>
-        <w:rPr>
-          <w:b/>
-          <w:bCs/>
-          <w:color w:val="60CAF3" w:themeColor="accent4" w:themeTint="99"/>
-          <w:sz w:val="32"/>
-          <w:szCs w:val="32"/>
-        </w:rPr>
-        <w:t xml:space="preserve"> --split-per-</w:t>
-      </w:r>
-      <w:proofErr w:type="spellStart"/>
-      <w:r>
-        <w:rPr>
-          <w:b/>
-          <w:bCs/>
-          <w:color w:val="60CAF3" w:themeColor="accent4" w:themeTint="99"/>
-          <w:sz w:val="32"/>
-          <w:szCs w:val="32"/>
-        </w:rPr>
-        <w:t>abi</w:t>
-      </w:r>
-      <w:proofErr w:type="spellEnd"/>
-    </w:p>
-    <w:p>
-      <w:pPr>
-        <w:jc w:val="both"/>
-        <w:rPr>
-          <w:sz w:val="32"/>
-          <w:szCs w:val="32"/>
-        </w:rPr>
-      </w:pPr>
-      <w:r>
-        <w:rPr>
-          <w:sz w:val="32"/>
-          <w:szCs w:val="32"/>
-        </w:rPr>
-        <w:t># Android App Bundle, used for Play Store uploads.</w:t>
-      </w:r>
-    </w:p>
-    <w:p>
-      <w:pPr>
-        <w:jc w:val="both"/>
-        <w:rPr>
-          <w:b/>
-          <w:bCs/>
-          <w:color w:val="60CAF3" w:themeColor="accent4" w:themeTint="99"/>
-          <w:sz w:val="32"/>
-          <w:szCs w:val="32"/>
-        </w:rPr>
-      </w:pPr>
-      <w:r>
-        <w:rPr>
-          <w:b/>
-          <w:bCs/>
-          <w:color w:val="60CAF3" w:themeColor="accent4" w:themeTint="99"/>
-          <w:sz w:val="32"/>
-          <w:szCs w:val="32"/>
-        </w:rPr>
         <w:lastRenderedPageBreak/>
         <w:t xml:space="preserve">flutter build </w:t>
       </w:r>
@@ -1208,6 +1230,188 @@
           <w:sz w:val="32"/>
           <w:szCs w:val="32"/>
         </w:rPr>
+        <w:t>apk</w:t>
+      </w:r>
+      <w:proofErr w:type="spellEnd"/>
+    </w:p>
+    <w:p>
+      <w:pPr>
+        <w:jc w:val="both"/>
+        <w:rPr>
+          <w:sz w:val="32"/>
+          <w:szCs w:val="32"/>
+        </w:rPr>
+      </w:pPr>
+      <w:r>
+        <w:rPr>
+          <w:sz w:val="32"/>
+          <w:szCs w:val="32"/>
+        </w:rPr>
+        <w:t># Release APK</w:t>
+      </w:r>
+    </w:p>
+    <w:p>
+      <w:pPr>
+        <w:jc w:val="both"/>
+        <w:rPr>
+          <w:b/>
+          <w:bCs/>
+          <w:color w:val="60CAF3" w:themeColor="accent4" w:themeTint="99"/>
+          <w:sz w:val="32"/>
+          <w:szCs w:val="32"/>
+        </w:rPr>
+      </w:pPr>
+      <w:r>
+        <w:rPr>
+          <w:b/>
+          <w:bCs/>
+          <w:color w:val="60CAF3" w:themeColor="accent4" w:themeTint="99"/>
+          <w:sz w:val="32"/>
+          <w:szCs w:val="32"/>
+        </w:rPr>
+        <w:t xml:space="preserve">flutter build </w:t>
+      </w:r>
+      <w:proofErr w:type="spellStart"/>
+      <w:r>
+        <w:rPr>
+          <w:b/>
+          <w:bCs/>
+          <w:color w:val="60CAF3" w:themeColor="accent4" w:themeTint="99"/>
+          <w:sz w:val="32"/>
+          <w:szCs w:val="32"/>
+        </w:rPr>
+        <w:t>apk</w:t>
+      </w:r>
+      <w:proofErr w:type="spellEnd"/>
+      <w:r>
+        <w:rPr>
+          <w:b/>
+          <w:bCs/>
+          <w:color w:val="60CAF3" w:themeColor="accent4" w:themeTint="99"/>
+          <w:sz w:val="32"/>
+          <w:szCs w:val="32"/>
+        </w:rPr>
+        <w:t xml:space="preserve"> --release</w:t>
+      </w:r>
+    </w:p>
+    <w:p>
+      <w:pPr>
+        <w:jc w:val="both"/>
+        <w:rPr>
+          <w:sz w:val="32"/>
+          <w:szCs w:val="32"/>
+        </w:rPr>
+      </w:pPr>
+      <w:r>
+        <w:rPr>
+          <w:sz w:val="32"/>
+          <w:szCs w:val="32"/>
+        </w:rPr>
+        <w:t># Split APKs by ABI, generates smaller APKs.</w:t>
+      </w:r>
+    </w:p>
+    <w:p>
+      <w:pPr>
+        <w:jc w:val="both"/>
+        <w:rPr>
+          <w:b/>
+          <w:bCs/>
+          <w:color w:val="60CAF3" w:themeColor="accent4" w:themeTint="99"/>
+          <w:sz w:val="32"/>
+          <w:szCs w:val="32"/>
+        </w:rPr>
+      </w:pPr>
+      <w:r>
+        <w:rPr>
+          <w:b/>
+          <w:bCs/>
+          <w:color w:val="60CAF3" w:themeColor="accent4" w:themeTint="99"/>
+          <w:sz w:val="32"/>
+          <w:szCs w:val="32"/>
+        </w:rPr>
+        <w:t xml:space="preserve">flutter build </w:t>
+      </w:r>
+      <w:proofErr w:type="spellStart"/>
+      <w:r>
+        <w:rPr>
+          <w:b/>
+          <w:bCs/>
+          <w:color w:val="60CAF3" w:themeColor="accent4" w:themeTint="99"/>
+          <w:sz w:val="32"/>
+          <w:szCs w:val="32"/>
+        </w:rPr>
+        <w:t>apk</w:t>
+      </w:r>
+      <w:proofErr w:type="spellEnd"/>
+      <w:r>
+        <w:rPr>
+          <w:b/>
+          <w:bCs/>
+          <w:color w:val="60CAF3" w:themeColor="accent4" w:themeTint="99"/>
+          <w:sz w:val="32"/>
+          <w:szCs w:val="32"/>
+        </w:rPr>
+        <w:t xml:space="preserve"> --split-per-</w:t>
+      </w:r>
+      <w:proofErr w:type="spellStart"/>
+      <w:r>
+        <w:rPr>
+          <w:b/>
+          <w:bCs/>
+          <w:color w:val="60CAF3" w:themeColor="accent4" w:themeTint="99"/>
+          <w:sz w:val="32"/>
+          <w:szCs w:val="32"/>
+        </w:rPr>
+        <w:t>abi</w:t>
+      </w:r>
+      <w:proofErr w:type="spellEnd"/>
+    </w:p>
+    <w:p>
+      <w:pPr>
+        <w:jc w:val="both"/>
+        <w:rPr>
+          <w:sz w:val="32"/>
+          <w:szCs w:val="32"/>
+        </w:rPr>
+      </w:pPr>
+      <w:r>
+        <w:rPr>
+          <w:sz w:val="32"/>
+          <w:szCs w:val="32"/>
+        </w:rPr>
+        <w:t># Android App Bundle, used for Play Store uploads.</w:t>
+      </w:r>
+    </w:p>
+    <w:p>
+      <w:pPr>
+        <w:jc w:val="both"/>
+        <w:rPr>
+          <w:b/>
+          <w:bCs/>
+          <w:color w:val="60CAF3" w:themeColor="accent4" w:themeTint="99"/>
+          <w:sz w:val="32"/>
+          <w:szCs w:val="32"/>
+        </w:rPr>
+      </w:pPr>
+      <w:r>
+        <w:rPr>
+          <w:b/>
+          <w:bCs/>
+          <w:color w:val="60CAF3" w:themeColor="accent4" w:themeTint="99"/>
+          <w:sz w:val="32"/>
+          <w:szCs w:val="32"/>
+        </w:rPr>
+        <w:t xml:space="preserve">flutter build </w:t>
+      </w:r>
+      <w:proofErr w:type="spellStart"/>
+      <w:r>
+        <w:rPr>
+          <w:b/>
+          <w:bCs/>
+          <w:color w:val="60CAF3" w:themeColor="accent4" w:themeTint="99"/>
+          <w:sz w:val="32"/>
+          <w:szCs w:val="32"/>
+        </w:rPr>
         <w:t>appbundle</w:t>
       </w:r>
       <w:proofErr w:type="spellEnd"/>
@@ -1521,14 +1725,7 @@
           <w:sz w:val="32"/>
           <w:szCs w:val="32"/>
         </w:rPr>
-        <w:t># Build</w:t>
-      </w:r>
-      <w:r>
-        <w:rPr>
-          <w:sz w:val="32"/>
-          <w:szCs w:val="32"/>
-        </w:rPr>
-        <w:t xml:space="preserve"> specific </w:t>
+        <w:t xml:space="preserve"># Build specific </w:t>
       </w:r>
       <w:r>
         <w:rPr>
@@ -1661,28 +1858,7 @@
           <w:sz w:val="32"/>
           <w:szCs w:val="32"/>
         </w:rPr>
-        <w:t xml:space="preserve"> flag and file path to </w:t>
-      </w:r>
-      <w:r>
-        <w:rPr>
-          <w:sz w:val="32"/>
-          <w:szCs w:val="32"/>
-        </w:rPr>
-        <w:t>build</w:t>
-      </w:r>
-      <w:r>
-        <w:rPr>
-          <w:sz w:val="32"/>
-          <w:szCs w:val="32"/>
-        </w:rPr>
-        <w:t xml:space="preserve"> that Entry-point based on Flavor</w:t>
-      </w:r>
-      <w:r>
-        <w:rPr>
-          <w:sz w:val="32"/>
-          <w:szCs w:val="32"/>
-        </w:rPr>
-        <w:t xml:space="preserve"> (Here </w:t>
+        <w:t xml:space="preserve"> flag and file path to build that Entry-point based on Flavor (Here </w:t>
       </w:r>
       <w:proofErr w:type="spellStart"/>
       <w:r>
@@ -1740,6 +1916,7 @@
           <w:sz w:val="32"/>
           <w:szCs w:val="32"/>
         </w:rPr>
+        <w:lastRenderedPageBreak/>
         <w:t xml:space="preserve">flutter build </w:t>
       </w:r>
       <w:proofErr w:type="spellStart"/>
@@ -1912,7 +2089,6 @@
           <w:sz w:val="32"/>
           <w:szCs w:val="32"/>
         </w:rPr>
-        <w:lastRenderedPageBreak/>
         <w:t xml:space="preserve">dart </w:t>
       </w:r>
       <w:proofErr w:type="gramStart"/>
@@ -2305,6 +2481,7 @@
           <w:sz w:val="32"/>
           <w:szCs w:val="32"/>
         </w:rPr>
+        <w:lastRenderedPageBreak/>
         <w:t>flutter doctor -v</w:t>
       </w:r>
     </w:p>
@@ -2440,7 +2617,6 @@
           <w:sz w:val="32"/>
           <w:szCs w:val="32"/>
         </w:rPr>
-        <w:lastRenderedPageBreak/>
         <w:t>flutter emulators</w:t>
       </w:r>
     </w:p>
@@ -2957,7 +3133,6 @@
           <w:sz w:val="32"/>
           <w:szCs w:val="32"/>
         </w:rPr>
-        <w:lastRenderedPageBreak/>
         <w:t>Asset Generation (Flutter Built-in):</w:t>
       </w:r>
     </w:p>
@@ -3391,6 +3566,7 @@
           <w:sz w:val="32"/>
           <w:szCs w:val="32"/>
         </w:rPr>
+        <w:lastRenderedPageBreak/>
         <w:t>dart run build_runner build --delete-conflicting-outputs</w:t>
       </w:r>
     </w:p>
@@ -3502,7 +3678,6 @@
           <w:sz w:val="32"/>
           <w:szCs w:val="32"/>
         </w:rPr>
-        <w:lastRenderedPageBreak/>
         <w:t>Dart SDK not found:</w:t>
       </w:r>
     </w:p>
@@ -3725,6 +3900,13 @@
           <w:szCs w:val="32"/>
         </w:rPr>
         <w:br/>
+      </w:r>
+      <w:r>
+        <w:rPr>
+          <w:sz w:val="32"/>
+          <w:szCs w:val="32"/>
+        </w:rPr>
+        <w:lastRenderedPageBreak/>
         <w:t xml:space="preserve">5. Set DNS </w:t>
       </w:r>
       <w:hyperlink r:id="rId7" w:tgtFrame="_self" w:history="1">
@@ -4191,6 +4373,7 @@
           <w:sz w:val="32"/>
           <w:szCs w:val="32"/>
         </w:rPr>
+        <w:lastRenderedPageBreak/>
         <w:t xml:space="preserve">flutter upgrade in administrator mode in </w:t>
       </w:r>
       <w:proofErr w:type="spellStart"/>
@@ -4267,13 +4450,6 @@
           <w:szCs w:val="32"/>
         </w:rPr>
         <w:br/>
-      </w:r>
-      <w:r>
-        <w:rPr>
-          <w:sz w:val="32"/>
-          <w:szCs w:val="32"/>
-        </w:rPr>
-        <w:lastRenderedPageBreak/>
         <w:t>1. First make sure your, application id. Create. an app in the firebase project with that Id. you'll find that id in the project/android/app/</w:t>
       </w:r>
       <w:proofErr w:type="spellStart"/>
@@ -4587,7 +4763,15 @@
           <w:sz w:val="32"/>
           <w:szCs w:val="32"/>
         </w:rPr>
-        <w:t xml:space="preserve"> tools and get the desired </w:t>
+        <w:t xml:space="preserve"> tools and get the </w:t>
+      </w:r>
+      <w:r>
+        <w:rPr>
+          <w:sz w:val="32"/>
+          <w:szCs w:val="32"/>
+        </w:rPr>
+        <w:lastRenderedPageBreak/>
+        <w:t xml:space="preserve">desired </w:t>
       </w:r>
       <w:proofErr w:type="spellStart"/>
       <w:r>
@@ -4683,15 +4867,7 @@
           <w:szCs w:val="32"/>
         </w:rPr>
         <w:br/>
-        <w:t xml:space="preserve">All files become read only, delete the .idea folder and restart </w:t>
-      </w:r>
-      <w:r>
-        <w:rPr>
-          <w:sz w:val="32"/>
-          <w:szCs w:val="32"/>
-        </w:rPr>
-        <w:lastRenderedPageBreak/>
-        <w:t>android studio.</w:t>
+        <w:t>All files become read only, delete the .idea folder and restart android studio.</w:t>
       </w:r>
       <w:r>
         <w:rPr>
@@ -5233,7 +5409,6 @@
           <w:sz w:val="32"/>
           <w:szCs w:val="32"/>
         </w:rPr>
-        <w:lastRenderedPageBreak/>
         <w:t xml:space="preserve">In the latitude / longitude fields, enter coordinates for our real location (e.g., </w:t>
       </w:r>
       <w:proofErr w:type="spellStart"/>
@@ -5833,6 +6008,7 @@
           <w:sz w:val="32"/>
           <w:szCs w:val="32"/>
         </w:rPr>
+        <w:lastRenderedPageBreak/>
         <w:t>&lt;/application&gt;</w:t>
       </w:r>
     </w:p>
@@ -6633,7 +6809,6 @@
           <w:sz w:val="32"/>
           <w:szCs w:val="32"/>
         </w:rPr>
-        <w:lastRenderedPageBreak/>
         <w:t xml:space="preserve">Or </w:t>
       </w:r>
       <w:r>
@@ -7102,6 +7277,7 @@
           <w:sz w:val="32"/>
           <w:szCs w:val="32"/>
         </w:rPr>
+        <w:lastRenderedPageBreak/>
         <w:t># We shouldn’t do anything for this</w:t>
       </w:r>
       <w:r>
@@ -7169,7 +7345,6 @@
           <w:sz w:val="32"/>
           <w:szCs w:val="32"/>
         </w:rPr>
-        <w:lastRenderedPageBreak/>
         <w:t xml:space="preserve">Note: Same thing goes for </w:t>
       </w:r>
       <w:r>

--- a/f17_flutter_CLI_&_common_issues_documentary.docx
+++ b/f17_flutter_CLI_&_common_issues_documentary.docx
@@ -208,20 +208,8 @@
           <w:sz w:val="32"/>
           <w:szCs w:val="32"/>
         </w:rPr>
-        <w:t xml:space="preserve">flutter </w:t>
-      </w:r>
-      <w:proofErr w:type="gramStart"/>
-      <w:r>
-        <w:rPr>
-          <w:b/>
-          <w:bCs/>
-          <w:color w:val="60CAF3" w:themeColor="accent4" w:themeTint="99"/>
-          <w:sz w:val="32"/>
-          <w:szCs w:val="32"/>
-        </w:rPr>
-        <w:t>create .</w:t>
-      </w:r>
-      <w:proofErr w:type="gramEnd"/>
+        <w:t>flutter create .</w:t>
+      </w:r>
     </w:p>
     <w:p>
       <w:pPr>
@@ -474,7 +462,6 @@
         <w:t xml:space="preserve"># Download dependencies or packages from </w:t>
       </w:r>
       <w:proofErr w:type="spellStart"/>
-      <w:proofErr w:type="gramStart"/>
       <w:r>
         <w:rPr>
           <w:b/>
@@ -485,41 +472,28 @@
         <w:t>pubsec.yaml</w:t>
       </w:r>
       <w:proofErr w:type="spellEnd"/>
-      <w:proofErr w:type="gramEnd"/>
-    </w:p>
-    <w:p>
-      <w:pPr>
-        <w:jc w:val="both"/>
-        <w:rPr>
-          <w:b/>
-          <w:bCs/>
-          <w:color w:val="60CAF3" w:themeColor="accent4" w:themeTint="99"/>
-          <w:sz w:val="32"/>
-          <w:szCs w:val="32"/>
-        </w:rPr>
-      </w:pPr>
-      <w:r>
-        <w:rPr>
-          <w:b/>
-          <w:bCs/>
-          <w:color w:val="60CAF3" w:themeColor="accent4" w:themeTint="99"/>
-          <w:sz w:val="32"/>
-          <w:szCs w:val="32"/>
-        </w:rPr>
-        <w:t xml:space="preserve">flutter pub </w:t>
-      </w:r>
-      <w:proofErr w:type="gramStart"/>
-      <w:r>
-        <w:rPr>
-          <w:b/>
-          <w:bCs/>
-          <w:color w:val="60CAF3" w:themeColor="accent4" w:themeTint="99"/>
-          <w:sz w:val="32"/>
-          <w:szCs w:val="32"/>
-        </w:rPr>
-        <w:t>get</w:t>
-      </w:r>
-      <w:proofErr w:type="gramEnd"/>
+    </w:p>
+    <w:p>
+      <w:pPr>
+        <w:jc w:val="both"/>
+        <w:rPr>
+          <w:b/>
+          <w:bCs/>
+          <w:color w:val="60CAF3" w:themeColor="accent4" w:themeTint="99"/>
+          <w:sz w:val="32"/>
+          <w:szCs w:val="32"/>
+        </w:rPr>
+      </w:pPr>
+      <w:r>
+        <w:rPr>
+          <w:b/>
+          <w:bCs/>
+          <w:color w:val="60CAF3" w:themeColor="accent4" w:themeTint="99"/>
+          <w:sz w:val="32"/>
+          <w:szCs w:val="32"/>
+        </w:rPr>
+        <w:t>flutter pub get</w:t>
+      </w:r>
     </w:p>
     <w:p>
       <w:pPr>
@@ -702,20 +676,8 @@
           <w:sz w:val="32"/>
           <w:szCs w:val="32"/>
         </w:rPr>
-        <w:t xml:space="preserve">flutter </w:t>
-      </w:r>
-      <w:proofErr w:type="gramStart"/>
-      <w:r>
-        <w:rPr>
-          <w:b/>
-          <w:bCs/>
-          <w:color w:val="60CAF3" w:themeColor="accent4" w:themeTint="99"/>
-          <w:sz w:val="32"/>
-          <w:szCs w:val="32"/>
-        </w:rPr>
-        <w:t>run</w:t>
-      </w:r>
-      <w:proofErr w:type="gramEnd"/>
+        <w:t>flutter run</w:t>
+      </w:r>
     </w:p>
     <w:p>
       <w:pPr>
@@ -975,7 +937,6 @@
         <w:t xml:space="preserve"> </w:t>
       </w:r>
       <w:proofErr w:type="spellStart"/>
-      <w:proofErr w:type="gramStart"/>
       <w:r>
         <w:rPr>
           <w:b/>
@@ -986,7 +947,6 @@
         <w:t>main.dart</w:t>
       </w:r>
       <w:proofErr w:type="spellEnd"/>
-      <w:proofErr w:type="gramEnd"/>
       <w:r>
         <w:rPr>
           <w:sz w:val="32"/>
@@ -1753,7 +1713,6 @@
         <w:t xml:space="preserve"> </w:t>
       </w:r>
       <w:proofErr w:type="spellStart"/>
-      <w:proofErr w:type="gramStart"/>
       <w:r>
         <w:rPr>
           <w:b/>
@@ -1764,7 +1723,6 @@
         <w:t>main.dart</w:t>
       </w:r>
       <w:proofErr w:type="spellEnd"/>
-      <w:proofErr w:type="gramEnd"/>
       <w:r>
         <w:rPr>
           <w:sz w:val="32"/>
@@ -2030,20 +1988,8 @@
           <w:sz w:val="32"/>
           <w:szCs w:val="32"/>
         </w:rPr>
-        <w:t xml:space="preserve">flutter </w:t>
-      </w:r>
-      <w:proofErr w:type="gramStart"/>
-      <w:r>
-        <w:rPr>
-          <w:b/>
-          <w:bCs/>
-          <w:color w:val="60CAF3" w:themeColor="accent4" w:themeTint="99"/>
-          <w:sz w:val="32"/>
-          <w:szCs w:val="32"/>
-        </w:rPr>
-        <w:t>analyze</w:t>
-      </w:r>
-      <w:proofErr w:type="gramEnd"/>
+        <w:t>flutter analyze</w:t>
+      </w:r>
     </w:p>
     <w:p>
       <w:pPr>
@@ -2089,20 +2035,8 @@
           <w:sz w:val="32"/>
           <w:szCs w:val="32"/>
         </w:rPr>
-        <w:t xml:space="preserve">dart </w:t>
-      </w:r>
-      <w:proofErr w:type="gramStart"/>
-      <w:r>
-        <w:rPr>
-          <w:b/>
-          <w:bCs/>
-          <w:color w:val="60CAF3" w:themeColor="accent4" w:themeTint="99"/>
-          <w:sz w:val="32"/>
-          <w:szCs w:val="32"/>
-        </w:rPr>
-        <w:t>format .</w:t>
-      </w:r>
-      <w:proofErr w:type="gramEnd"/>
+        <w:t>dart format .</w:t>
+      </w:r>
     </w:p>
     <w:p>
       <w:pPr>
@@ -2275,7 +2209,28 @@
           <w:sz w:val="32"/>
           <w:szCs w:val="32"/>
         </w:rPr>
-        <w:t>Run one test</w:t>
+        <w:t>Run one</w:t>
+      </w:r>
+      <w:r>
+        <w:rPr>
+          <w:sz w:val="32"/>
+          <w:szCs w:val="32"/>
+        </w:rPr>
+        <w:t xml:space="preserve"> specific</w:t>
+      </w:r>
+      <w:r>
+        <w:rPr>
+          <w:sz w:val="32"/>
+          <w:szCs w:val="32"/>
+        </w:rPr>
+        <w:t xml:space="preserve"> test</w:t>
+      </w:r>
+      <w:r>
+        <w:rPr>
+          <w:sz w:val="32"/>
+          <w:szCs w:val="32"/>
+        </w:rPr>
+        <w:t xml:space="preserve"> file</w:t>
       </w:r>
     </w:p>
     <w:p>
@@ -2299,6 +2254,16 @@
         </w:rPr>
         <w:t>flutter test test/</w:t>
       </w:r>
+      <w:r>
+        <w:rPr>
+          <w:b/>
+          <w:bCs/>
+          <w:color w:val="60CAF3" w:themeColor="accent4" w:themeTint="99"/>
+          <w:sz w:val="32"/>
+          <w:szCs w:val="32"/>
+        </w:rPr>
+        <w:t>screens/</w:t>
+      </w:r>
       <w:proofErr w:type="spellStart"/>
       <w:r>
         <w:rPr>
@@ -2332,8 +2297,22 @@
           <w:sz w:val="32"/>
           <w:szCs w:val="32"/>
         </w:rPr>
+        <w:t xml:space="preserve">Run tests with </w:t>
+      </w:r>
+      <w:r>
+        <w:rPr>
+          <w:sz w:val="32"/>
+          <w:szCs w:val="32"/>
+        </w:rPr>
         <w:t>Coverage</w:t>
       </w:r>
+      <w:r>
+        <w:rPr>
+          <w:sz w:val="32"/>
+          <w:szCs w:val="32"/>
+        </w:rPr>
+        <w:t xml:space="preserve"> report</w:t>
+      </w:r>
     </w:p>
     <w:p>
       <w:pPr>
@@ -2355,6 +2334,54 @@
           <w:szCs w:val="32"/>
         </w:rPr>
         <w:t>flutter test --coverage</w:t>
+      </w:r>
+    </w:p>
+    <w:p>
+      <w:pPr>
+        <w:jc w:val="both"/>
+        <w:rPr>
+          <w:sz w:val="32"/>
+          <w:szCs w:val="32"/>
+        </w:rPr>
+      </w:pPr>
+      <w:r>
+        <w:rPr>
+          <w:sz w:val="32"/>
+          <w:szCs w:val="32"/>
+        </w:rPr>
+        <w:t># Run tests matching a name pattern</w:t>
+      </w:r>
+    </w:p>
+    <w:p>
+      <w:pPr>
+        <w:jc w:val="both"/>
+        <w:rPr>
+          <w:b/>
+          <w:bCs/>
+          <w:color w:val="60CAF3" w:themeColor="accent4" w:themeTint="99"/>
+          <w:sz w:val="32"/>
+          <w:szCs w:val="32"/>
+        </w:rPr>
+      </w:pPr>
+      <w:r>
+        <w:rPr>
+          <w:b/>
+          <w:bCs/>
+          <w:color w:val="60CAF3" w:themeColor="accent4" w:themeTint="99"/>
+          <w:sz w:val="32"/>
+          <w:szCs w:val="32"/>
+        </w:rPr>
+        <w:t xml:space="preserve">flutter test --name </w:t>
+      </w:r>
+      <w:r>
+        <w:rPr>
+          <w:b/>
+          <w:bCs/>
+          <w:color w:val="60CAF3" w:themeColor="accent4" w:themeTint="99"/>
+          <w:sz w:val="32"/>
+          <w:szCs w:val="32"/>
+        </w:rPr>
+        <w:t>"adds a song"</w:t>
       </w:r>
     </w:p>
     <w:p>
@@ -2436,6 +2463,7 @@
           <w:sz w:val="32"/>
           <w:szCs w:val="32"/>
         </w:rPr>
+        <w:lastRenderedPageBreak/>
         <w:t>flutter doctor</w:t>
       </w:r>
     </w:p>
@@ -2481,7 +2509,6 @@
           <w:sz w:val="32"/>
           <w:szCs w:val="32"/>
         </w:rPr>
-        <w:lastRenderedPageBreak/>
         <w:t>flutter doctor -v</w:t>
       </w:r>
     </w:p>
@@ -2854,20 +2881,8 @@
           <w:sz w:val="32"/>
           <w:szCs w:val="32"/>
         </w:rPr>
-        <w:t xml:space="preserve">flutter pub </w:t>
-      </w:r>
-      <w:proofErr w:type="gramStart"/>
-      <w:r>
-        <w:rPr>
-          <w:b/>
-          <w:bCs/>
-          <w:color w:val="60CAF3" w:themeColor="accent4" w:themeTint="99"/>
-          <w:sz w:val="32"/>
-          <w:szCs w:val="32"/>
-        </w:rPr>
-        <w:t>get</w:t>
-      </w:r>
-      <w:proofErr w:type="gramEnd"/>
+        <w:t>flutter pub get</w:t>
+      </w:r>
     </w:p>
     <w:p>
       <w:pPr>
@@ -2971,6 +2986,7 @@
           <w:sz w:val="32"/>
           <w:szCs w:val="32"/>
         </w:rPr>
+        <w:lastRenderedPageBreak/>
         <w:t xml:space="preserve"># </w:t>
       </w:r>
       <w:r>
@@ -3524,6 +3540,7 @@
           <w:sz w:val="32"/>
           <w:szCs w:val="32"/>
         </w:rPr>
+        <w:lastRenderedPageBreak/>
         <w:t>dart run build_runner watch</w:t>
       </w:r>
     </w:p>
@@ -3566,7 +3583,6 @@
           <w:sz w:val="32"/>
           <w:szCs w:val="32"/>
         </w:rPr>
-        <w:lastRenderedPageBreak/>
         <w:t>dart run build_runner build --delete-conflicting-outputs</w:t>
       </w:r>
     </w:p>
@@ -3884,7 +3900,15 @@
           <w:sz w:val="32"/>
           <w:szCs w:val="32"/>
         </w:rPr>
-        <w:t>and click on internet protocol version 4 TCP.</w:t>
+        <w:t xml:space="preserve">and click on internet protocol </w:t>
+      </w:r>
+      <w:r>
+        <w:rPr>
+          <w:sz w:val="32"/>
+          <w:szCs w:val="32"/>
+        </w:rPr>
+        <w:lastRenderedPageBreak/>
+        <w:t>version 4 TCP.</w:t>
       </w:r>
       <w:r>
         <w:rPr>
@@ -3900,13 +3924,6 @@
           <w:szCs w:val="32"/>
         </w:rPr>
         <w:br/>
-      </w:r>
-      <w:r>
-        <w:rPr>
-          <w:sz w:val="32"/>
-          <w:szCs w:val="32"/>
-        </w:rPr>
-        <w:lastRenderedPageBreak/>
         <w:t xml:space="preserve">5. Set DNS </w:t>
       </w:r>
       <w:hyperlink r:id="rId7" w:tgtFrame="_self" w:history="1">
@@ -3993,21 +4010,12 @@
         <w:t>="</w:t>
       </w:r>
       <w:proofErr w:type="spellStart"/>
-      <w:proofErr w:type="gramStart"/>
-      <w:r>
-        <w:rPr>
-          <w:sz w:val="32"/>
-          <w:szCs w:val="32"/>
-        </w:rPr>
-        <w:t>android.permission</w:t>
-      </w:r>
-      <w:proofErr w:type="gramEnd"/>
-      <w:r>
-        <w:rPr>
-          <w:sz w:val="32"/>
-          <w:szCs w:val="32"/>
-        </w:rPr>
-        <w:t>.INTERNET</w:t>
+      <w:r>
+        <w:rPr>
+          <w:sz w:val="32"/>
+          <w:szCs w:val="32"/>
+        </w:rPr>
+        <w:t>android.permission.INTERNET</w:t>
       </w:r>
       <w:proofErr w:type="spellEnd"/>
       <w:r>
@@ -4077,7 +4085,6 @@
         <w:t xml:space="preserve"> not connected just open it and click on the </w:t>
       </w:r>
       <w:proofErr w:type="spellStart"/>
-      <w:proofErr w:type="gramStart"/>
       <w:r>
         <w:rPr>
           <w:sz w:val="32"/>
@@ -4086,7 +4093,6 @@
         <w:t>settings.gradle</w:t>
       </w:r>
       <w:proofErr w:type="spellEnd"/>
-      <w:proofErr w:type="gramEnd"/>
       <w:r>
         <w:rPr>
           <w:sz w:val="32"/>
@@ -4124,23 +4130,7 @@
           <w:sz w:val="32"/>
           <w:szCs w:val="32"/>
         </w:rPr>
-        <w:t xml:space="preserve"> just </w:t>
-      </w:r>
-      <w:proofErr w:type="gramStart"/>
-      <w:r>
-        <w:rPr>
-          <w:sz w:val="32"/>
-          <w:szCs w:val="32"/>
-        </w:rPr>
-        <w:t>delete .idea</w:t>
-      </w:r>
-      <w:proofErr w:type="gramEnd"/>
-      <w:r>
-        <w:rPr>
-          <w:sz w:val="32"/>
-          <w:szCs w:val="32"/>
-        </w:rPr>
-        <w:t xml:space="preserve"> in project file and in c drive user delete .</w:t>
+        <w:t xml:space="preserve"> just delete .idea in project file and in c drive user delete .</w:t>
       </w:r>
       <w:proofErr w:type="spellStart"/>
       <w:r>
@@ -4341,6 +4331,7 @@
           <w:sz w:val="32"/>
           <w:szCs w:val="32"/>
         </w:rPr>
+        <w:lastRenderedPageBreak/>
         <w:t>Flutter and dart upgrade:</w:t>
       </w:r>
     </w:p>
@@ -4373,7 +4364,6 @@
           <w:sz w:val="32"/>
           <w:szCs w:val="32"/>
         </w:rPr>
-        <w:lastRenderedPageBreak/>
         <w:t xml:space="preserve">flutter upgrade in administrator mode in </w:t>
       </w:r>
       <w:proofErr w:type="spellStart"/>
@@ -4523,7 +4513,6 @@
         <w:t xml:space="preserve">3. Adjust the dependencies and plug-ins in </w:t>
       </w:r>
       <w:proofErr w:type="spellStart"/>
-      <w:proofErr w:type="gramStart"/>
       <w:r>
         <w:rPr>
           <w:sz w:val="32"/>
@@ -4532,7 +4521,6 @@
         <w:t>build.gradle</w:t>
       </w:r>
       <w:proofErr w:type="spellEnd"/>
-      <w:proofErr w:type="gramEnd"/>
       <w:r>
         <w:rPr>
           <w:sz w:val="32"/>
@@ -4620,7 +4608,6 @@
         <w:t xml:space="preserve"> in </w:t>
       </w:r>
       <w:proofErr w:type="spellStart"/>
-      <w:proofErr w:type="gramStart"/>
       <w:r>
         <w:rPr>
           <w:sz w:val="32"/>
@@ -4629,7 +4616,6 @@
         <w:t>main.dart</w:t>
       </w:r>
       <w:proofErr w:type="spellEnd"/>
-      <w:proofErr w:type="gramEnd"/>
       <w:r>
         <w:rPr>
           <w:sz w:val="32"/>
@@ -4697,6 +4683,13 @@
           <w:szCs w:val="32"/>
         </w:rPr>
         <w:br/>
+      </w:r>
+      <w:r>
+        <w:rPr>
+          <w:sz w:val="32"/>
+          <w:szCs w:val="32"/>
+        </w:rPr>
+        <w:lastRenderedPageBreak/>
         <w:t xml:space="preserve">6. You might find issues with </w:t>
       </w:r>
       <w:proofErr w:type="spellStart"/>
@@ -4732,7 +4725,6 @@
         <w:t xml:space="preserve"> adjust them in the </w:t>
       </w:r>
       <w:proofErr w:type="spellStart"/>
-      <w:proofErr w:type="gramStart"/>
       <w:r>
         <w:rPr>
           <w:sz w:val="32"/>
@@ -4741,7 +4733,6 @@
         <w:t>build.gradle</w:t>
       </w:r>
       <w:proofErr w:type="spellEnd"/>
-      <w:proofErr w:type="gramEnd"/>
       <w:r>
         <w:rPr>
           <w:sz w:val="32"/>
@@ -4763,15 +4754,7 @@
           <w:sz w:val="32"/>
           <w:szCs w:val="32"/>
         </w:rPr>
-        <w:t xml:space="preserve"> tools and get the </w:t>
-      </w:r>
-      <w:r>
-        <w:rPr>
-          <w:sz w:val="32"/>
-          <w:szCs w:val="32"/>
-        </w:rPr>
-        <w:lastRenderedPageBreak/>
-        <w:t xml:space="preserve">desired </w:t>
+        <w:t xml:space="preserve"> tools and get the desired </w:t>
       </w:r>
       <w:proofErr w:type="spellStart"/>
       <w:r>
@@ -4837,7 +4820,6 @@
         <w:t xml:space="preserve"> not connected just open it and click on the </w:t>
       </w:r>
       <w:proofErr w:type="spellStart"/>
-      <w:proofErr w:type="gramStart"/>
       <w:r>
         <w:rPr>
           <w:sz w:val="32"/>
@@ -4846,7 +4828,6 @@
         <w:t>settings.gradle</w:t>
       </w:r>
       <w:proofErr w:type="spellEnd"/>
-      <w:proofErr w:type="gramEnd"/>
       <w:r>
         <w:rPr>
           <w:sz w:val="32"/>
@@ -4953,7 +4934,6 @@
         <w:t xml:space="preserve"> not connected just open it and click on the </w:t>
       </w:r>
       <w:proofErr w:type="spellStart"/>
-      <w:proofErr w:type="gramStart"/>
       <w:r>
         <w:rPr>
           <w:sz w:val="32"/>
@@ -4962,7 +4942,6 @@
         <w:t>settings.gradle</w:t>
       </w:r>
       <w:proofErr w:type="spellEnd"/>
-      <w:proofErr w:type="gramEnd"/>
       <w:r>
         <w:rPr>
           <w:sz w:val="32"/>
@@ -5224,6 +5203,7 @@
           <w:sz w:val="32"/>
           <w:szCs w:val="32"/>
         </w:rPr>
+        <w:lastRenderedPageBreak/>
         <w:t>it simply fetches the emulator’s mock location, not our device’s.</w:t>
       </w:r>
       <w:r>
@@ -5525,7 +5505,6 @@
         <w:t xml:space="preserve">After this, when you rerun your app, </w:t>
       </w:r>
       <w:proofErr w:type="spellStart"/>
-      <w:proofErr w:type="gramStart"/>
       <w:r>
         <w:rPr>
           <w:b/>
@@ -5543,17 +5522,7 @@
           <w:sz w:val="32"/>
           <w:szCs w:val="32"/>
         </w:rPr>
-        <w:t>(</w:t>
-      </w:r>
-      <w:proofErr w:type="gramEnd"/>
-      <w:r>
-        <w:rPr>
-          <w:b/>
-          <w:bCs/>
-          <w:sz w:val="32"/>
-          <w:szCs w:val="32"/>
-        </w:rPr>
-        <w:t>)</w:t>
+        <w:t>()</w:t>
       </w:r>
       <w:r>
         <w:rPr>
@@ -5866,7 +5835,6 @@
         <w:tab/>
       </w:r>
       <w:proofErr w:type="spellStart"/>
-      <w:proofErr w:type="gramStart"/>
       <w:r>
         <w:rPr>
           <w:b/>
@@ -5878,7 +5846,6 @@
         <w:t>android:allowBackup</w:t>
       </w:r>
       <w:proofErr w:type="spellEnd"/>
-      <w:proofErr w:type="gramEnd"/>
       <w:r>
         <w:rPr>
           <w:b/>
@@ -5919,10 +5886,10 @@
           <w:sz w:val="32"/>
           <w:szCs w:val="32"/>
         </w:rPr>
+        <w:lastRenderedPageBreak/>
         <w:tab/>
       </w:r>
       <w:proofErr w:type="spellStart"/>
-      <w:proofErr w:type="gramStart"/>
       <w:r>
         <w:rPr>
           <w:b/>
@@ -5944,7 +5911,6 @@
         <w:t>Content</w:t>
       </w:r>
       <w:proofErr w:type="spellEnd"/>
-      <w:proofErr w:type="gramEnd"/>
       <w:r>
         <w:rPr>
           <w:b/>
@@ -6008,7 +5974,6 @@
           <w:sz w:val="32"/>
           <w:szCs w:val="32"/>
         </w:rPr>
-        <w:lastRenderedPageBreak/>
         <w:t>&lt;/application&gt;</w:t>
       </w:r>
     </w:p>
@@ -6165,27 +6130,15 @@
         </w:rPr>
       </w:pPr>
       <w:proofErr w:type="spellStart"/>
-      <w:proofErr w:type="gramStart"/>
-      <w:r>
-        <w:rPr>
-          <w:b/>
-          <w:bCs/>
-          <w:color w:val="60CAF3" w:themeColor="accent4" w:themeTint="99"/>
-          <w:sz w:val="32"/>
-          <w:szCs w:val="32"/>
-        </w:rPr>
-        <w:t>com.spotify</w:t>
-      </w:r>
-      <w:proofErr w:type="gramEnd"/>
-      <w:r>
-        <w:rPr>
-          <w:b/>
-          <w:bCs/>
-          <w:color w:val="60CAF3" w:themeColor="accent4" w:themeTint="99"/>
-          <w:sz w:val="32"/>
-          <w:szCs w:val="32"/>
-        </w:rPr>
-        <w:t>.music</w:t>
+      <w:r>
+        <w:rPr>
+          <w:b/>
+          <w:bCs/>
+          <w:color w:val="60CAF3" w:themeColor="accent4" w:themeTint="99"/>
+          <w:sz w:val="32"/>
+          <w:szCs w:val="32"/>
+        </w:rPr>
+        <w:t>com.spotify.music</w:t>
       </w:r>
       <w:proofErr w:type="spellEnd"/>
     </w:p>
@@ -6206,7 +6159,6 @@
         </w:rPr>
       </w:pPr>
       <w:proofErr w:type="spellStart"/>
-      <w:proofErr w:type="gramStart"/>
       <w:r>
         <w:rPr>
           <w:b/>
@@ -6218,7 +6170,6 @@
         <w:t>com.whatsapp</w:t>
       </w:r>
       <w:proofErr w:type="spellEnd"/>
-      <w:proofErr w:type="gramEnd"/>
     </w:p>
     <w:p>
       <w:pPr>
@@ -6237,27 +6188,15 @@
         </w:rPr>
       </w:pPr>
       <w:proofErr w:type="spellStart"/>
-      <w:proofErr w:type="gramStart"/>
-      <w:r>
-        <w:rPr>
-          <w:b/>
-          <w:bCs/>
-          <w:color w:val="60CAF3" w:themeColor="accent4" w:themeTint="99"/>
-          <w:sz w:val="32"/>
-          <w:szCs w:val="32"/>
-        </w:rPr>
-        <w:t>com.yourname</w:t>
-      </w:r>
-      <w:proofErr w:type="gramEnd"/>
-      <w:r>
-        <w:rPr>
-          <w:b/>
-          <w:bCs/>
-          <w:color w:val="60CAF3" w:themeColor="accent4" w:themeTint="99"/>
-          <w:sz w:val="32"/>
-          <w:szCs w:val="32"/>
-        </w:rPr>
-        <w:t>.myapp</w:t>
+      <w:r>
+        <w:rPr>
+          <w:b/>
+          <w:bCs/>
+          <w:color w:val="60CAF3" w:themeColor="accent4" w:themeTint="99"/>
+          <w:sz w:val="32"/>
+          <w:szCs w:val="32"/>
+        </w:rPr>
+        <w:t>com.yourname.myapp</w:t>
       </w:r>
       <w:proofErr w:type="spellEnd"/>
     </w:p>
@@ -6345,19 +6284,8 @@
           <w:sz w:val="32"/>
           <w:szCs w:val="32"/>
         </w:rPr>
-        <w:t>com.</w:t>
-      </w:r>
-      <w:proofErr w:type="gramStart"/>
-      <w:r>
-        <w:rPr>
-          <w:b/>
-          <w:bCs/>
-          <w:sz w:val="32"/>
-          <w:szCs w:val="32"/>
-        </w:rPr>
-        <w:t>example.*</w:t>
-      </w:r>
-      <w:proofErr w:type="gramEnd"/>
+        <w:t>com.example.*</w:t>
+      </w:r>
       <w:r>
         <w:rPr>
           <w:sz w:val="32"/>
@@ -6470,7 +6398,6 @@
         <w:t>your_domain_or_name</w:t>
       </w:r>
       <w:proofErr w:type="spellEnd"/>
-      <w:proofErr w:type="gramStart"/>
       <w:r>
         <w:rPr>
           <w:b/>
@@ -6481,7 +6408,6 @@
         <w:t>&gt;.&lt;</w:t>
       </w:r>
       <w:proofErr w:type="spellStart"/>
-      <w:proofErr w:type="gramEnd"/>
       <w:r>
         <w:rPr>
           <w:b/>
@@ -6550,27 +6476,15 @@
         <w:t xml:space="preserve"> = "</w:t>
       </w:r>
       <w:proofErr w:type="spellStart"/>
-      <w:proofErr w:type="gramStart"/>
-      <w:r>
-        <w:rPr>
-          <w:b/>
-          <w:bCs/>
-          <w:color w:val="60CAF3" w:themeColor="accent4" w:themeTint="99"/>
-          <w:sz w:val="32"/>
-          <w:szCs w:val="32"/>
-        </w:rPr>
-        <w:t>com.nazmul</w:t>
-      </w:r>
-      <w:proofErr w:type="gramEnd"/>
-      <w:r>
-        <w:rPr>
-          <w:b/>
-          <w:bCs/>
-          <w:color w:val="60CAF3" w:themeColor="accent4" w:themeTint="99"/>
-          <w:sz w:val="32"/>
-          <w:szCs w:val="32"/>
-        </w:rPr>
-        <w:t>.musicplayer</w:t>
+      <w:r>
+        <w:rPr>
+          <w:b/>
+          <w:bCs/>
+          <w:color w:val="60CAF3" w:themeColor="accent4" w:themeTint="99"/>
+          <w:sz w:val="32"/>
+          <w:szCs w:val="32"/>
+        </w:rPr>
+        <w:t>com.nazmul.musicplayer</w:t>
       </w:r>
       <w:proofErr w:type="spellEnd"/>
       <w:r>
@@ -6646,6 +6560,7 @@
           <w:sz w:val="32"/>
           <w:szCs w:val="32"/>
         </w:rPr>
+        <w:lastRenderedPageBreak/>
         <w:t>No spaces</w:t>
       </w:r>
     </w:p>
@@ -7034,29 +6949,7 @@
           <w:sz w:val="32"/>
           <w:szCs w:val="32"/>
         </w:rPr>
-        <w:t xml:space="preserve"> Android App: com.</w:t>
-      </w:r>
-      <w:proofErr w:type="gramStart"/>
-      <w:r>
-        <w:rPr>
-          <w:b/>
-          <w:bCs/>
-          <w:color w:val="60CAF3" w:themeColor="accent4" w:themeTint="99"/>
-          <w:sz w:val="32"/>
-          <w:szCs w:val="32"/>
-        </w:rPr>
-        <w:t>example.of</w:t>
-      </w:r>
-      <w:proofErr w:type="gramEnd"/>
-      <w:r>
-        <w:rPr>
-          <w:b/>
-          <w:bCs/>
-          <w:color w:val="60CAF3" w:themeColor="accent4" w:themeTint="99"/>
-          <w:sz w:val="32"/>
-          <w:szCs w:val="32"/>
-        </w:rPr>
-        <w:t>11_music_app</w:t>
+        <w:t xml:space="preserve"> Android App: com.example.of11_music_app</w:t>
       </w:r>
     </w:p>
     <w:p>
@@ -7081,27 +6974,15 @@
         <w:t xml:space="preserve"> └─ Android App: </w:t>
       </w:r>
       <w:proofErr w:type="spellStart"/>
-      <w:proofErr w:type="gramStart"/>
-      <w:r>
-        <w:rPr>
-          <w:b/>
-          <w:bCs/>
-          <w:color w:val="60CAF3" w:themeColor="accent4" w:themeTint="99"/>
-          <w:sz w:val="32"/>
-          <w:szCs w:val="32"/>
-        </w:rPr>
-        <w:t>com.nazmul</w:t>
-      </w:r>
-      <w:proofErr w:type="gramEnd"/>
-      <w:r>
-        <w:rPr>
-          <w:b/>
-          <w:bCs/>
-          <w:color w:val="60CAF3" w:themeColor="accent4" w:themeTint="99"/>
-          <w:sz w:val="32"/>
-          <w:szCs w:val="32"/>
-        </w:rPr>
-        <w:t>.musicplayer</w:t>
+      <w:r>
+        <w:rPr>
+          <w:b/>
+          <w:bCs/>
+          <w:color w:val="60CAF3" w:themeColor="accent4" w:themeTint="99"/>
+          <w:sz w:val="32"/>
+          <w:szCs w:val="32"/>
+        </w:rPr>
+        <w:t>com.nazmul.musicplayer</w:t>
       </w:r>
       <w:proofErr w:type="spellEnd"/>
     </w:p>
@@ -7261,23 +7142,30 @@
           <w:sz w:val="32"/>
           <w:szCs w:val="32"/>
         </w:rPr>
-        <w:t xml:space="preserve"> means auto-generated files, created &amp; managed by Flutter tooling and can be deleted and regenerated anytime. Flutter is saying: “In the future, we want to move more stuff into ephemeral files.”</w:t>
-      </w:r>
-    </w:p>
-    <w:p>
-      <w:pPr>
-        <w:jc w:val="both"/>
-        <w:rPr>
-          <w:sz w:val="32"/>
-          <w:szCs w:val="32"/>
-        </w:rPr>
-      </w:pPr>
+        <w:t xml:space="preserve"> means auto-generated files, created &amp; managed by Flutter tooling and can be deleted and regenerated </w:t>
+      </w:r>
       <w:r>
         <w:rPr>
           <w:sz w:val="32"/>
           <w:szCs w:val="32"/>
         </w:rPr>
         <w:lastRenderedPageBreak/>
+        <w:t>anytime. Flutter is saying: “In the future, we want to move more stuff into ephemeral files.”</w:t>
+      </w:r>
+    </w:p>
+    <w:p>
+      <w:pPr>
+        <w:jc w:val="both"/>
+        <w:rPr>
+          <w:sz w:val="32"/>
+          <w:szCs w:val="32"/>
+        </w:rPr>
+      </w:pPr>
+      <w:r>
+        <w:rPr>
+          <w:sz w:val="32"/>
+          <w:szCs w:val="32"/>
+        </w:rPr>
         <w:t># We shouldn’t do anything for this</w:t>
       </w:r>
       <w:r>

--- a/f17_flutter_CLI_&_common_issues_documentary.docx
+++ b/f17_flutter_CLI_&_common_issues_documentary.docx
@@ -208,8 +208,20 @@
           <w:sz w:val="32"/>
           <w:szCs w:val="32"/>
         </w:rPr>
-        <w:t>flutter create .</w:t>
-      </w:r>
+        <w:t xml:space="preserve">flutter </w:t>
+      </w:r>
+      <w:proofErr w:type="gramStart"/>
+      <w:r>
+        <w:rPr>
+          <w:b/>
+          <w:bCs/>
+          <w:color w:val="60CAF3" w:themeColor="accent4" w:themeTint="99"/>
+          <w:sz w:val="32"/>
+          <w:szCs w:val="32"/>
+        </w:rPr>
+        <w:t>create .</w:t>
+      </w:r>
+      <w:proofErr w:type="gramEnd"/>
     </w:p>
     <w:p>
       <w:pPr>
@@ -459,9 +471,24 @@
           <w:sz w:val="32"/>
           <w:szCs w:val="32"/>
         </w:rPr>
-        <w:t xml:space="preserve"># Download dependencies or packages from </w:t>
+        <w:t># Download</w:t>
+      </w:r>
+      <w:r>
+        <w:rPr>
+          <w:sz w:val="32"/>
+          <w:szCs w:val="32"/>
+        </w:rPr>
+        <w:t xml:space="preserve"> all</w:t>
+      </w:r>
+      <w:r>
+        <w:rPr>
+          <w:sz w:val="32"/>
+          <w:szCs w:val="32"/>
+        </w:rPr>
+        <w:t xml:space="preserve"> dependencies or packages from </w:t>
       </w:r>
       <w:proofErr w:type="spellStart"/>
+      <w:proofErr w:type="gramStart"/>
       <w:r>
         <w:rPr>
           <w:b/>
@@ -472,28 +499,41 @@
         <w:t>pubsec.yaml</w:t>
       </w:r>
       <w:proofErr w:type="spellEnd"/>
-    </w:p>
-    <w:p>
-      <w:pPr>
-        <w:jc w:val="both"/>
-        <w:rPr>
-          <w:b/>
-          <w:bCs/>
-          <w:color w:val="60CAF3" w:themeColor="accent4" w:themeTint="99"/>
-          <w:sz w:val="32"/>
-          <w:szCs w:val="32"/>
-        </w:rPr>
-      </w:pPr>
-      <w:r>
-        <w:rPr>
-          <w:b/>
-          <w:bCs/>
-          <w:color w:val="60CAF3" w:themeColor="accent4" w:themeTint="99"/>
-          <w:sz w:val="32"/>
-          <w:szCs w:val="32"/>
-        </w:rPr>
-        <w:t>flutter pub get</w:t>
-      </w:r>
+      <w:proofErr w:type="gramEnd"/>
+    </w:p>
+    <w:p>
+      <w:pPr>
+        <w:jc w:val="both"/>
+        <w:rPr>
+          <w:b/>
+          <w:bCs/>
+          <w:color w:val="60CAF3" w:themeColor="accent4" w:themeTint="99"/>
+          <w:sz w:val="32"/>
+          <w:szCs w:val="32"/>
+        </w:rPr>
+      </w:pPr>
+      <w:r>
+        <w:rPr>
+          <w:b/>
+          <w:bCs/>
+          <w:color w:val="60CAF3" w:themeColor="accent4" w:themeTint="99"/>
+          <w:sz w:val="32"/>
+          <w:szCs w:val="32"/>
+        </w:rPr>
+        <w:t xml:space="preserve">flutter pub </w:t>
+      </w:r>
+      <w:proofErr w:type="gramStart"/>
+      <w:r>
+        <w:rPr>
+          <w:b/>
+          <w:bCs/>
+          <w:color w:val="60CAF3" w:themeColor="accent4" w:themeTint="99"/>
+          <w:sz w:val="32"/>
+          <w:szCs w:val="32"/>
+        </w:rPr>
+        <w:t>get</w:t>
+      </w:r>
+      <w:proofErr w:type="gramEnd"/>
     </w:p>
     <w:p>
       <w:pPr>
@@ -546,6 +586,158 @@
           <w:sz w:val="32"/>
           <w:szCs w:val="32"/>
         </w:rPr>
+        <w:t xml:space="preserve"># Download a package or plugin from </w:t>
+      </w:r>
+      <w:proofErr w:type="spellStart"/>
+      <w:r>
+        <w:rPr>
+          <w:b/>
+          <w:bCs/>
+          <w:sz w:val="32"/>
+          <w:szCs w:val="32"/>
+        </w:rPr>
+        <w:t>pub.dev</w:t>
+      </w:r>
+      <w:proofErr w:type="spellEnd"/>
+    </w:p>
+    <w:p>
+      <w:pPr>
+        <w:jc w:val="both"/>
+        <w:rPr>
+          <w:b/>
+          <w:bCs/>
+          <w:color w:val="60CAF3" w:themeColor="accent4" w:themeTint="99"/>
+          <w:sz w:val="32"/>
+          <w:szCs w:val="32"/>
+        </w:rPr>
+      </w:pPr>
+      <w:r>
+        <w:rPr>
+          <w:b/>
+          <w:bCs/>
+          <w:color w:val="60CAF3" w:themeColor="accent4" w:themeTint="99"/>
+          <w:sz w:val="32"/>
+          <w:szCs w:val="32"/>
+        </w:rPr>
+        <w:t>flutter pub add provider</w:t>
+      </w:r>
+    </w:p>
+    <w:p>
+      <w:pPr>
+        <w:jc w:val="both"/>
+        <w:rPr>
+          <w:sz w:val="32"/>
+          <w:szCs w:val="32"/>
+        </w:rPr>
+      </w:pPr>
+      <w:r>
+        <w:rPr>
+          <w:sz w:val="32"/>
+          <w:szCs w:val="32"/>
+        </w:rPr>
+        <w:t xml:space="preserve"># Download </w:t>
+      </w:r>
+      <w:r>
+        <w:rPr>
+          <w:sz w:val="32"/>
+          <w:szCs w:val="32"/>
+        </w:rPr>
+        <w:t xml:space="preserve">a </w:t>
+      </w:r>
+      <w:proofErr w:type="gramStart"/>
+      <w:r>
+        <w:rPr>
+          <w:sz w:val="32"/>
+          <w:szCs w:val="32"/>
+        </w:rPr>
+        <w:t>packag</w:t>
+      </w:r>
+      <w:r>
+        <w:rPr>
+          <w:sz w:val="32"/>
+          <w:szCs w:val="32"/>
+        </w:rPr>
+        <w:t>e</w:t>
+      </w:r>
+      <w:r>
+        <w:rPr>
+          <w:sz w:val="32"/>
+          <w:szCs w:val="32"/>
+        </w:rPr>
+        <w:t>s</w:t>
+      </w:r>
+      <w:proofErr w:type="gramEnd"/>
+      <w:r>
+        <w:rPr>
+          <w:sz w:val="32"/>
+          <w:szCs w:val="32"/>
+        </w:rPr>
+        <w:t xml:space="preserve"> and add them to </w:t>
+      </w:r>
+      <w:proofErr w:type="spellStart"/>
+      <w:r>
+        <w:rPr>
+          <w:b/>
+          <w:bCs/>
+          <w:sz w:val="32"/>
+          <w:szCs w:val="32"/>
+        </w:rPr>
+        <w:t>dev_dependencies</w:t>
+      </w:r>
+      <w:proofErr w:type="spellEnd"/>
+      <w:r>
+        <w:rPr>
+          <w:b/>
+          <w:bCs/>
+          <w:sz w:val="32"/>
+          <w:szCs w:val="32"/>
+        </w:rPr>
+        <w:t>:</w:t>
+      </w:r>
+      <w:r>
+        <w:rPr>
+          <w:sz w:val="32"/>
+          <w:szCs w:val="32"/>
+        </w:rPr>
+        <w:t xml:space="preserve"> (if package doesn’t need to be added or bundled with our production app)</w:t>
+      </w:r>
+    </w:p>
+    <w:p>
+      <w:pPr>
+        <w:jc w:val="both"/>
+        <w:rPr>
+          <w:b/>
+          <w:bCs/>
+          <w:color w:val="60CAF3" w:themeColor="accent4" w:themeTint="99"/>
+          <w:sz w:val="32"/>
+          <w:szCs w:val="32"/>
+        </w:rPr>
+      </w:pPr>
+      <w:r>
+        <w:rPr>
+          <w:b/>
+          <w:bCs/>
+          <w:color w:val="60CAF3" w:themeColor="accent4" w:themeTint="99"/>
+          <w:sz w:val="32"/>
+          <w:szCs w:val="32"/>
+        </w:rPr>
+        <w:t>flutter pub add --dev mocktail</w:t>
+      </w:r>
+    </w:p>
+    <w:p>
+      <w:pPr>
+        <w:jc w:val="both"/>
+        <w:rPr>
+          <w:sz w:val="32"/>
+          <w:szCs w:val="32"/>
+        </w:rPr>
+      </w:pPr>
+      <w:r>
+        <w:rPr>
+          <w:sz w:val="32"/>
+          <w:szCs w:val="32"/>
+        </w:rPr>
+        <w:lastRenderedPageBreak/>
         <w:t># Upgrade only major versions of packages, useful for old projects</w:t>
       </w:r>
     </w:p>
@@ -637,471 +829,485 @@
           <w:sz w:val="32"/>
           <w:szCs w:val="32"/>
         </w:rPr>
+        <w:t>Running Apps:</w:t>
+      </w:r>
+    </w:p>
+    <w:p>
+      <w:pPr>
+        <w:jc w:val="both"/>
+        <w:rPr>
+          <w:sz w:val="32"/>
+          <w:szCs w:val="32"/>
+        </w:rPr>
+      </w:pPr>
+      <w:r>
+        <w:rPr>
+          <w:sz w:val="32"/>
+          <w:szCs w:val="32"/>
+        </w:rPr>
+        <w:t># Run app</w:t>
+      </w:r>
+    </w:p>
+    <w:p>
+      <w:pPr>
+        <w:jc w:val="both"/>
+        <w:rPr>
+          <w:b/>
+          <w:bCs/>
+          <w:color w:val="60CAF3" w:themeColor="accent4" w:themeTint="99"/>
+          <w:sz w:val="32"/>
+          <w:szCs w:val="32"/>
+        </w:rPr>
+      </w:pPr>
+      <w:r>
+        <w:rPr>
+          <w:b/>
+          <w:bCs/>
+          <w:color w:val="60CAF3" w:themeColor="accent4" w:themeTint="99"/>
+          <w:sz w:val="32"/>
+          <w:szCs w:val="32"/>
+        </w:rPr>
+        <w:t xml:space="preserve">flutter </w:t>
+      </w:r>
+      <w:proofErr w:type="gramStart"/>
+      <w:r>
+        <w:rPr>
+          <w:b/>
+          <w:bCs/>
+          <w:color w:val="60CAF3" w:themeColor="accent4" w:themeTint="99"/>
+          <w:sz w:val="32"/>
+          <w:szCs w:val="32"/>
+        </w:rPr>
+        <w:t>run</w:t>
+      </w:r>
+      <w:proofErr w:type="gramEnd"/>
+    </w:p>
+    <w:p>
+      <w:pPr>
+        <w:jc w:val="both"/>
+        <w:rPr>
+          <w:sz w:val="32"/>
+          <w:szCs w:val="32"/>
+        </w:rPr>
+      </w:pPr>
+      <w:r>
+        <w:rPr>
+          <w:sz w:val="32"/>
+          <w:szCs w:val="32"/>
+        </w:rPr>
+        <w:t># Run on specific device</w:t>
+      </w:r>
+    </w:p>
+    <w:p>
+      <w:pPr>
+        <w:jc w:val="both"/>
+        <w:rPr>
+          <w:b/>
+          <w:bCs/>
+          <w:color w:val="60CAF3" w:themeColor="accent4" w:themeTint="99"/>
+          <w:sz w:val="32"/>
+          <w:szCs w:val="32"/>
+        </w:rPr>
+      </w:pPr>
+      <w:r>
+        <w:rPr>
+          <w:b/>
+          <w:bCs/>
+          <w:color w:val="60CAF3" w:themeColor="accent4" w:themeTint="99"/>
+          <w:sz w:val="32"/>
+          <w:szCs w:val="32"/>
+        </w:rPr>
+        <w:t>flutter devices</w:t>
+      </w:r>
+    </w:p>
+    <w:p>
+      <w:pPr>
+        <w:jc w:val="both"/>
+        <w:rPr>
+          <w:b/>
+          <w:bCs/>
+          <w:color w:val="60CAF3" w:themeColor="accent4" w:themeTint="99"/>
+          <w:sz w:val="32"/>
+          <w:szCs w:val="32"/>
+        </w:rPr>
+      </w:pPr>
+      <w:r>
+        <w:rPr>
+          <w:b/>
+          <w:bCs/>
+          <w:color w:val="60CAF3" w:themeColor="accent4" w:themeTint="99"/>
+          <w:sz w:val="32"/>
+          <w:szCs w:val="32"/>
+        </w:rPr>
+        <w:t>flutter run -d chrome</w:t>
+      </w:r>
+    </w:p>
+    <w:p>
+      <w:pPr>
+        <w:jc w:val="both"/>
+        <w:rPr>
+          <w:b/>
+          <w:bCs/>
+          <w:color w:val="60CAF3" w:themeColor="accent4" w:themeTint="99"/>
+          <w:sz w:val="32"/>
+          <w:szCs w:val="32"/>
+        </w:rPr>
+      </w:pPr>
+      <w:r>
+        <w:rPr>
+          <w:b/>
+          <w:bCs/>
+          <w:color w:val="60CAF3" w:themeColor="accent4" w:themeTint="99"/>
+          <w:sz w:val="32"/>
+          <w:szCs w:val="32"/>
+        </w:rPr>
+        <w:t>flutter run -d windows</w:t>
+      </w:r>
+    </w:p>
+    <w:p>
+      <w:pPr>
+        <w:jc w:val="both"/>
+        <w:rPr>
+          <w:b/>
+          <w:bCs/>
+          <w:color w:val="60CAF3" w:themeColor="accent4" w:themeTint="99"/>
+          <w:sz w:val="32"/>
+          <w:szCs w:val="32"/>
+        </w:rPr>
+      </w:pPr>
+      <w:r>
+        <w:rPr>
+          <w:b/>
+          <w:bCs/>
+          <w:color w:val="60CAF3" w:themeColor="accent4" w:themeTint="99"/>
+          <w:sz w:val="32"/>
+          <w:szCs w:val="32"/>
+        </w:rPr>
+        <w:t>flutter run -d emulator-5554</w:t>
+      </w:r>
+      <w:r>
+        <w:rPr>
+          <w:b/>
+          <w:bCs/>
+          <w:color w:val="60CAF3" w:themeColor="accent4" w:themeTint="99"/>
+          <w:sz w:val="32"/>
+          <w:szCs w:val="32"/>
+        </w:rPr>
+        <w:t xml:space="preserve"> </w:t>
+      </w:r>
+      <w:r>
+        <w:rPr>
+          <w:sz w:val="32"/>
+          <w:szCs w:val="32"/>
+        </w:rPr>
+        <w:t>// for launching pixel phones in AS</w:t>
+      </w:r>
+    </w:p>
+    <w:p>
+      <w:pPr>
+        <w:jc w:val="both"/>
+        <w:rPr>
+          <w:sz w:val="32"/>
+          <w:szCs w:val="32"/>
+        </w:rPr>
+      </w:pPr>
+      <w:r>
+        <w:rPr>
+          <w:sz w:val="32"/>
+          <w:szCs w:val="32"/>
+        </w:rPr>
+        <w:t># Run release mode</w:t>
+      </w:r>
+    </w:p>
+    <w:p>
+      <w:pPr>
+        <w:jc w:val="both"/>
+        <w:rPr>
+          <w:b/>
+          <w:bCs/>
+          <w:color w:val="60CAF3" w:themeColor="accent4" w:themeTint="99"/>
+          <w:sz w:val="32"/>
+          <w:szCs w:val="32"/>
+        </w:rPr>
+      </w:pPr>
+      <w:r>
+        <w:rPr>
+          <w:b/>
+          <w:bCs/>
+          <w:color w:val="60CAF3" w:themeColor="accent4" w:themeTint="99"/>
+          <w:sz w:val="32"/>
+          <w:szCs w:val="32"/>
+        </w:rPr>
+        <w:t>flutter run --release</w:t>
+      </w:r>
+    </w:p>
+    <w:p>
+      <w:pPr>
+        <w:jc w:val="both"/>
+        <w:rPr>
+          <w:sz w:val="32"/>
+          <w:szCs w:val="32"/>
+        </w:rPr>
+      </w:pPr>
+      <w:r>
+        <w:rPr>
+          <w:sz w:val="32"/>
+          <w:szCs w:val="32"/>
+        </w:rPr>
+        <w:t># Run profile mode, useful for performance testing.</w:t>
+      </w:r>
+    </w:p>
+    <w:p>
+      <w:pPr>
+        <w:jc w:val="both"/>
+        <w:rPr>
+          <w:b/>
+          <w:bCs/>
+          <w:color w:val="60CAF3" w:themeColor="accent4" w:themeTint="99"/>
+          <w:sz w:val="32"/>
+          <w:szCs w:val="32"/>
+        </w:rPr>
+      </w:pPr>
+      <w:r>
+        <w:rPr>
+          <w:b/>
+          <w:bCs/>
+          <w:color w:val="60CAF3" w:themeColor="accent4" w:themeTint="99"/>
+          <w:sz w:val="32"/>
+          <w:szCs w:val="32"/>
+        </w:rPr>
+        <w:t xml:space="preserve">flutter run </w:t>
+      </w:r>
+      <w:r>
+        <w:rPr>
+          <w:b/>
+          <w:bCs/>
+          <w:color w:val="60CAF3" w:themeColor="accent4" w:themeTint="99"/>
+          <w:sz w:val="32"/>
+          <w:szCs w:val="32"/>
+        </w:rPr>
+        <w:t>--</w:t>
+      </w:r>
+      <w:r>
+        <w:rPr>
+          <w:b/>
+          <w:bCs/>
+          <w:color w:val="60CAF3" w:themeColor="accent4" w:themeTint="99"/>
+          <w:sz w:val="32"/>
+          <w:szCs w:val="32"/>
+        </w:rPr>
+        <w:t>profile</w:t>
+      </w:r>
+    </w:p>
+    <w:p>
+      <w:pPr>
+        <w:jc w:val="both"/>
+        <w:rPr>
+          <w:sz w:val="32"/>
+          <w:szCs w:val="32"/>
+        </w:rPr>
+      </w:pPr>
+      <w:r>
+        <w:rPr>
+          <w:sz w:val="32"/>
+          <w:szCs w:val="32"/>
+        </w:rPr>
+        <w:t xml:space="preserve"># Run specific </w:t>
+      </w:r>
+      <w:r>
+        <w:rPr>
+          <w:b/>
+          <w:bCs/>
+          <w:sz w:val="32"/>
+          <w:szCs w:val="32"/>
+        </w:rPr>
+        <w:t>Dart</w:t>
+      </w:r>
+      <w:r>
+        <w:rPr>
+          <w:sz w:val="32"/>
+          <w:szCs w:val="32"/>
+        </w:rPr>
+        <w:t xml:space="preserve"> Entry-point based on Flavor using this command. If we have multiple</w:t>
+      </w:r>
+      <w:r>
+        <w:rPr>
+          <w:b/>
+          <w:bCs/>
+          <w:sz w:val="32"/>
+          <w:szCs w:val="32"/>
+        </w:rPr>
+        <w:t xml:space="preserve"> </w:t>
+      </w:r>
+      <w:proofErr w:type="spellStart"/>
+      <w:proofErr w:type="gramStart"/>
+      <w:r>
+        <w:rPr>
+          <w:b/>
+          <w:bCs/>
+          <w:sz w:val="32"/>
+          <w:szCs w:val="32"/>
+        </w:rPr>
+        <w:t>main.dart</w:t>
+      </w:r>
+      <w:proofErr w:type="spellEnd"/>
+      <w:proofErr w:type="gramEnd"/>
+      <w:r>
+        <w:rPr>
+          <w:sz w:val="32"/>
+          <w:szCs w:val="32"/>
+        </w:rPr>
+        <w:t xml:space="preserve"> like </w:t>
+      </w:r>
+      <w:proofErr w:type="spellStart"/>
+      <w:r>
+        <w:rPr>
+          <w:b/>
+          <w:bCs/>
+          <w:sz w:val="32"/>
+          <w:szCs w:val="32"/>
+        </w:rPr>
+        <w:t>main_dev.dart</w:t>
+      </w:r>
+      <w:proofErr w:type="spellEnd"/>
+      <w:r>
+        <w:rPr>
+          <w:sz w:val="32"/>
+          <w:szCs w:val="32"/>
+        </w:rPr>
+        <w:t xml:space="preserve">, </w:t>
+      </w:r>
+      <w:proofErr w:type="spellStart"/>
+      <w:r>
+        <w:rPr>
+          <w:b/>
+          <w:bCs/>
+          <w:sz w:val="32"/>
+          <w:szCs w:val="32"/>
+        </w:rPr>
+        <w:t>main_staging.dart</w:t>
+      </w:r>
+      <w:proofErr w:type="spellEnd"/>
+      <w:r>
+        <w:rPr>
+          <w:b/>
+          <w:bCs/>
+          <w:sz w:val="32"/>
+          <w:szCs w:val="32"/>
+        </w:rPr>
+        <w:t xml:space="preserve"> </w:t>
+      </w:r>
+      <w:r>
+        <w:rPr>
+          <w:sz w:val="32"/>
+          <w:szCs w:val="32"/>
+        </w:rPr>
+        <w:t xml:space="preserve">and </w:t>
+      </w:r>
+      <w:proofErr w:type="spellStart"/>
+      <w:r>
+        <w:rPr>
+          <w:b/>
+          <w:bCs/>
+          <w:sz w:val="32"/>
+          <w:szCs w:val="32"/>
+        </w:rPr>
+        <w:t>main_prod.dart</w:t>
+      </w:r>
+      <w:proofErr w:type="spellEnd"/>
+      <w:r>
+        <w:rPr>
+          <w:b/>
+          <w:bCs/>
+          <w:sz w:val="32"/>
+          <w:szCs w:val="32"/>
+        </w:rPr>
+        <w:t xml:space="preserve"> </w:t>
+      </w:r>
+      <w:r>
+        <w:rPr>
+          <w:sz w:val="32"/>
+          <w:szCs w:val="32"/>
+        </w:rPr>
+        <w:t>we can use the</w:t>
+      </w:r>
+      <w:r>
+        <w:rPr>
+          <w:b/>
+          <w:bCs/>
+          <w:sz w:val="32"/>
+          <w:szCs w:val="32"/>
+        </w:rPr>
+        <w:t xml:space="preserve"> -t</w:t>
+      </w:r>
+      <w:r>
+        <w:rPr>
+          <w:sz w:val="32"/>
+          <w:szCs w:val="32"/>
+        </w:rPr>
+        <w:t xml:space="preserve"> flag and file path to run that Entry-point based on Flavor</w:t>
+      </w:r>
+    </w:p>
+    <w:p>
+      <w:pPr>
+        <w:jc w:val="both"/>
+        <w:rPr>
+          <w:b/>
+          <w:bCs/>
+          <w:color w:val="60CAF3" w:themeColor="accent4" w:themeTint="99"/>
+          <w:sz w:val="32"/>
+          <w:szCs w:val="32"/>
+        </w:rPr>
+      </w:pPr>
+      <w:r>
+        <w:rPr>
+          <w:b/>
+          <w:bCs/>
+          <w:color w:val="60CAF3" w:themeColor="accent4" w:themeTint="99"/>
+          <w:sz w:val="32"/>
+          <w:szCs w:val="32"/>
+        </w:rPr>
+        <w:t>flutter run -d emulator-5554 -t lib/</w:t>
+      </w:r>
+      <w:proofErr w:type="spellStart"/>
+      <w:r>
+        <w:rPr>
+          <w:b/>
+          <w:bCs/>
+          <w:color w:val="60CAF3" w:themeColor="accent4" w:themeTint="99"/>
+          <w:sz w:val="32"/>
+          <w:szCs w:val="32"/>
+        </w:rPr>
+        <w:t>main_staging.dart</w:t>
+      </w:r>
+      <w:proofErr w:type="spellEnd"/>
+      <w:r>
+        <w:rPr>
+          <w:b/>
+          <w:bCs/>
+          <w:color w:val="60CAF3" w:themeColor="accent4" w:themeTint="99"/>
+          <w:sz w:val="32"/>
+          <w:szCs w:val="32"/>
+        </w:rPr>
+        <w:t xml:space="preserve"> --flavor staging</w:t>
+      </w:r>
+    </w:p>
+    <w:p>
+      <w:pPr>
+        <w:jc w:val="both"/>
+        <w:rPr>
+          <w:sz w:val="32"/>
+          <w:szCs w:val="32"/>
+        </w:rPr>
+      </w:pPr>
+      <w:r>
+        <w:rPr>
+          <w:b/>
+          <w:bCs/>
+          <w:sz w:val="32"/>
+          <w:szCs w:val="32"/>
+        </w:rPr>
         <w:lastRenderedPageBreak/>
-        <w:t>Running Apps:</w:t>
-      </w:r>
-    </w:p>
-    <w:p>
-      <w:pPr>
-        <w:jc w:val="both"/>
-        <w:rPr>
-          <w:sz w:val="32"/>
-          <w:szCs w:val="32"/>
-        </w:rPr>
-      </w:pPr>
-      <w:r>
-        <w:rPr>
-          <w:sz w:val="32"/>
-          <w:szCs w:val="32"/>
-        </w:rPr>
-        <w:t># Run app</w:t>
-      </w:r>
-    </w:p>
-    <w:p>
-      <w:pPr>
-        <w:jc w:val="both"/>
-        <w:rPr>
-          <w:b/>
-          <w:bCs/>
-          <w:color w:val="60CAF3" w:themeColor="accent4" w:themeTint="99"/>
-          <w:sz w:val="32"/>
-          <w:szCs w:val="32"/>
-        </w:rPr>
-      </w:pPr>
-      <w:r>
-        <w:rPr>
-          <w:b/>
-          <w:bCs/>
-          <w:color w:val="60CAF3" w:themeColor="accent4" w:themeTint="99"/>
-          <w:sz w:val="32"/>
-          <w:szCs w:val="32"/>
-        </w:rPr>
-        <w:t>flutter run</w:t>
-      </w:r>
-    </w:p>
-    <w:p>
-      <w:pPr>
-        <w:jc w:val="both"/>
-        <w:rPr>
-          <w:sz w:val="32"/>
-          <w:szCs w:val="32"/>
-        </w:rPr>
-      </w:pPr>
-      <w:r>
-        <w:rPr>
-          <w:sz w:val="32"/>
-          <w:szCs w:val="32"/>
-        </w:rPr>
-        <w:t># Run on specific device</w:t>
-      </w:r>
-    </w:p>
-    <w:p>
-      <w:pPr>
-        <w:jc w:val="both"/>
-        <w:rPr>
-          <w:b/>
-          <w:bCs/>
-          <w:color w:val="60CAF3" w:themeColor="accent4" w:themeTint="99"/>
-          <w:sz w:val="32"/>
-          <w:szCs w:val="32"/>
-        </w:rPr>
-      </w:pPr>
-      <w:r>
-        <w:rPr>
-          <w:b/>
-          <w:bCs/>
-          <w:color w:val="60CAF3" w:themeColor="accent4" w:themeTint="99"/>
-          <w:sz w:val="32"/>
-          <w:szCs w:val="32"/>
-        </w:rPr>
-        <w:t>flutter devices</w:t>
-      </w:r>
-    </w:p>
-    <w:p>
-      <w:pPr>
-        <w:jc w:val="both"/>
-        <w:rPr>
-          <w:b/>
-          <w:bCs/>
-          <w:color w:val="60CAF3" w:themeColor="accent4" w:themeTint="99"/>
-          <w:sz w:val="32"/>
-          <w:szCs w:val="32"/>
-        </w:rPr>
-      </w:pPr>
-      <w:r>
-        <w:rPr>
-          <w:b/>
-          <w:bCs/>
-          <w:color w:val="60CAF3" w:themeColor="accent4" w:themeTint="99"/>
-          <w:sz w:val="32"/>
-          <w:szCs w:val="32"/>
-        </w:rPr>
-        <w:t>flutter run -d chrome</w:t>
-      </w:r>
-    </w:p>
-    <w:p>
-      <w:pPr>
-        <w:jc w:val="both"/>
-        <w:rPr>
-          <w:b/>
-          <w:bCs/>
-          <w:color w:val="60CAF3" w:themeColor="accent4" w:themeTint="99"/>
-          <w:sz w:val="32"/>
-          <w:szCs w:val="32"/>
-        </w:rPr>
-      </w:pPr>
-      <w:r>
-        <w:rPr>
-          <w:b/>
-          <w:bCs/>
-          <w:color w:val="60CAF3" w:themeColor="accent4" w:themeTint="99"/>
-          <w:sz w:val="32"/>
-          <w:szCs w:val="32"/>
-        </w:rPr>
-        <w:t>flutter run -d windows</w:t>
-      </w:r>
-    </w:p>
-    <w:p>
-      <w:pPr>
-        <w:jc w:val="both"/>
-        <w:rPr>
-          <w:b/>
-          <w:bCs/>
-          <w:color w:val="60CAF3" w:themeColor="accent4" w:themeTint="99"/>
-          <w:sz w:val="32"/>
-          <w:szCs w:val="32"/>
-        </w:rPr>
-      </w:pPr>
-      <w:r>
-        <w:rPr>
-          <w:b/>
-          <w:bCs/>
-          <w:color w:val="60CAF3" w:themeColor="accent4" w:themeTint="99"/>
-          <w:sz w:val="32"/>
-          <w:szCs w:val="32"/>
-        </w:rPr>
-        <w:t>flutter run -d emulator-5554</w:t>
-      </w:r>
-      <w:r>
-        <w:rPr>
-          <w:b/>
-          <w:bCs/>
-          <w:color w:val="60CAF3" w:themeColor="accent4" w:themeTint="99"/>
-          <w:sz w:val="32"/>
-          <w:szCs w:val="32"/>
-        </w:rPr>
-        <w:t xml:space="preserve"> </w:t>
-      </w:r>
-      <w:r>
-        <w:rPr>
-          <w:sz w:val="32"/>
-          <w:szCs w:val="32"/>
-        </w:rPr>
-        <w:t>// for launching pixel phones in AS</w:t>
-      </w:r>
-    </w:p>
-    <w:p>
-      <w:pPr>
-        <w:jc w:val="both"/>
-        <w:rPr>
-          <w:sz w:val="32"/>
-          <w:szCs w:val="32"/>
-        </w:rPr>
-      </w:pPr>
-      <w:r>
-        <w:rPr>
-          <w:sz w:val="32"/>
-          <w:szCs w:val="32"/>
-        </w:rPr>
-        <w:t># Run release mode</w:t>
-      </w:r>
-    </w:p>
-    <w:p>
-      <w:pPr>
-        <w:jc w:val="both"/>
-        <w:rPr>
-          <w:b/>
-          <w:bCs/>
-          <w:color w:val="60CAF3" w:themeColor="accent4" w:themeTint="99"/>
-          <w:sz w:val="32"/>
-          <w:szCs w:val="32"/>
-        </w:rPr>
-      </w:pPr>
-      <w:r>
-        <w:rPr>
-          <w:b/>
-          <w:bCs/>
-          <w:color w:val="60CAF3" w:themeColor="accent4" w:themeTint="99"/>
-          <w:sz w:val="32"/>
-          <w:szCs w:val="32"/>
-        </w:rPr>
-        <w:t>flutter run --release</w:t>
-      </w:r>
-    </w:p>
-    <w:p>
-      <w:pPr>
-        <w:jc w:val="both"/>
-        <w:rPr>
-          <w:sz w:val="32"/>
-          <w:szCs w:val="32"/>
-        </w:rPr>
-      </w:pPr>
-      <w:r>
-        <w:rPr>
-          <w:sz w:val="32"/>
-          <w:szCs w:val="32"/>
-        </w:rPr>
-        <w:t># Run profile mode, useful for performance testing.</w:t>
-      </w:r>
-    </w:p>
-    <w:p>
-      <w:pPr>
-        <w:jc w:val="both"/>
-        <w:rPr>
-          <w:b/>
-          <w:bCs/>
-          <w:color w:val="60CAF3" w:themeColor="accent4" w:themeTint="99"/>
-          <w:sz w:val="32"/>
-          <w:szCs w:val="32"/>
-        </w:rPr>
-      </w:pPr>
-      <w:r>
-        <w:rPr>
-          <w:b/>
-          <w:bCs/>
-          <w:color w:val="60CAF3" w:themeColor="accent4" w:themeTint="99"/>
-          <w:sz w:val="32"/>
-          <w:szCs w:val="32"/>
-        </w:rPr>
-        <w:t xml:space="preserve">flutter run </w:t>
-      </w:r>
-      <w:r>
-        <w:rPr>
-          <w:b/>
-          <w:bCs/>
-          <w:color w:val="60CAF3" w:themeColor="accent4" w:themeTint="99"/>
-          <w:sz w:val="32"/>
-          <w:szCs w:val="32"/>
-        </w:rPr>
-        <w:t>--</w:t>
-      </w:r>
-      <w:r>
-        <w:rPr>
-          <w:b/>
-          <w:bCs/>
-          <w:color w:val="60CAF3" w:themeColor="accent4" w:themeTint="99"/>
-          <w:sz w:val="32"/>
-          <w:szCs w:val="32"/>
-        </w:rPr>
-        <w:t>profile</w:t>
-      </w:r>
-    </w:p>
-    <w:p>
-      <w:pPr>
-        <w:jc w:val="both"/>
-        <w:rPr>
-          <w:sz w:val="32"/>
-          <w:szCs w:val="32"/>
-        </w:rPr>
-      </w:pPr>
-      <w:r>
-        <w:rPr>
-          <w:sz w:val="32"/>
-          <w:szCs w:val="32"/>
-        </w:rPr>
-        <w:t xml:space="preserve"># Run specific </w:t>
-      </w:r>
-      <w:r>
-        <w:rPr>
-          <w:b/>
-          <w:bCs/>
-          <w:sz w:val="32"/>
-          <w:szCs w:val="32"/>
-        </w:rPr>
-        <w:t>Dart</w:t>
-      </w:r>
-      <w:r>
-        <w:rPr>
-          <w:sz w:val="32"/>
-          <w:szCs w:val="32"/>
-        </w:rPr>
-        <w:t xml:space="preserve"> Entry-point based on Flavor using this command. If we have multiple</w:t>
-      </w:r>
-      <w:r>
-        <w:rPr>
-          <w:b/>
-          <w:bCs/>
-          <w:sz w:val="32"/>
-          <w:szCs w:val="32"/>
-        </w:rPr>
-        <w:t xml:space="preserve"> </w:t>
-      </w:r>
-      <w:proofErr w:type="spellStart"/>
-      <w:r>
-        <w:rPr>
-          <w:b/>
-          <w:bCs/>
-          <w:sz w:val="32"/>
-          <w:szCs w:val="32"/>
-        </w:rPr>
-        <w:t>main.dart</w:t>
-      </w:r>
-      <w:proofErr w:type="spellEnd"/>
-      <w:r>
-        <w:rPr>
-          <w:sz w:val="32"/>
-          <w:szCs w:val="32"/>
-        </w:rPr>
-        <w:t xml:space="preserve"> like </w:t>
-      </w:r>
-      <w:proofErr w:type="spellStart"/>
-      <w:r>
-        <w:rPr>
-          <w:b/>
-          <w:bCs/>
-          <w:sz w:val="32"/>
-          <w:szCs w:val="32"/>
-        </w:rPr>
-        <w:t>main_dev.dart</w:t>
-      </w:r>
-      <w:proofErr w:type="spellEnd"/>
-      <w:r>
-        <w:rPr>
-          <w:sz w:val="32"/>
-          <w:szCs w:val="32"/>
-        </w:rPr>
-        <w:t xml:space="preserve">, </w:t>
-      </w:r>
-      <w:proofErr w:type="spellStart"/>
-      <w:r>
-        <w:rPr>
-          <w:b/>
-          <w:bCs/>
-          <w:sz w:val="32"/>
-          <w:szCs w:val="32"/>
-        </w:rPr>
-        <w:t>main_staging.dart</w:t>
-      </w:r>
-      <w:proofErr w:type="spellEnd"/>
-      <w:r>
-        <w:rPr>
-          <w:b/>
-          <w:bCs/>
-          <w:sz w:val="32"/>
-          <w:szCs w:val="32"/>
-        </w:rPr>
-        <w:t xml:space="preserve"> </w:t>
-      </w:r>
-      <w:r>
-        <w:rPr>
-          <w:sz w:val="32"/>
-          <w:szCs w:val="32"/>
-        </w:rPr>
-        <w:t xml:space="preserve">and </w:t>
-      </w:r>
-      <w:proofErr w:type="spellStart"/>
-      <w:r>
-        <w:rPr>
-          <w:b/>
-          <w:bCs/>
-          <w:sz w:val="32"/>
-          <w:szCs w:val="32"/>
-        </w:rPr>
-        <w:t>main_prod.dart</w:t>
-      </w:r>
-      <w:proofErr w:type="spellEnd"/>
-      <w:r>
-        <w:rPr>
-          <w:b/>
-          <w:bCs/>
-          <w:sz w:val="32"/>
-          <w:szCs w:val="32"/>
-        </w:rPr>
-        <w:t xml:space="preserve"> </w:t>
-      </w:r>
-      <w:r>
-        <w:rPr>
-          <w:sz w:val="32"/>
-          <w:szCs w:val="32"/>
-        </w:rPr>
-        <w:t>we can use the</w:t>
-      </w:r>
-      <w:r>
-        <w:rPr>
-          <w:b/>
-          <w:bCs/>
-          <w:sz w:val="32"/>
-          <w:szCs w:val="32"/>
-        </w:rPr>
-        <w:t xml:space="preserve"> -t</w:t>
-      </w:r>
-      <w:r>
-        <w:rPr>
-          <w:sz w:val="32"/>
-          <w:szCs w:val="32"/>
-        </w:rPr>
-        <w:t xml:space="preserve"> flag and file path to run that Entry-point based on Flavor</w:t>
-      </w:r>
-    </w:p>
-    <w:p>
-      <w:pPr>
-        <w:jc w:val="both"/>
-        <w:rPr>
-          <w:b/>
-          <w:bCs/>
-          <w:color w:val="0B769F" w:themeColor="accent4" w:themeShade="BF"/>
-          <w:sz w:val="32"/>
-          <w:szCs w:val="32"/>
-        </w:rPr>
-      </w:pPr>
-      <w:r>
-        <w:rPr>
-          <w:b/>
-          <w:bCs/>
-          <w:color w:val="0B769F" w:themeColor="accent4" w:themeShade="BF"/>
-          <w:sz w:val="32"/>
-          <w:szCs w:val="32"/>
-        </w:rPr>
-        <w:t>flutter run -d emulator-5554 -t lib/</w:t>
-      </w:r>
-      <w:proofErr w:type="spellStart"/>
-      <w:r>
-        <w:rPr>
-          <w:b/>
-          <w:bCs/>
-          <w:color w:val="0B769F" w:themeColor="accent4" w:themeShade="BF"/>
-          <w:sz w:val="32"/>
-          <w:szCs w:val="32"/>
-        </w:rPr>
-        <w:t>main_staging.dart</w:t>
-      </w:r>
-      <w:proofErr w:type="spellEnd"/>
-      <w:r>
-        <w:rPr>
-          <w:b/>
-          <w:bCs/>
-          <w:color w:val="0B769F" w:themeColor="accent4" w:themeShade="BF"/>
-          <w:sz w:val="32"/>
-          <w:szCs w:val="32"/>
-        </w:rPr>
-        <w:t xml:space="preserve"> --flavor staging</w:t>
-      </w:r>
-    </w:p>
-    <w:p>
-      <w:pPr>
-        <w:jc w:val="both"/>
-        <w:rPr>
-          <w:sz w:val="32"/>
-          <w:szCs w:val="32"/>
-        </w:rPr>
-      </w:pPr>
-      <w:r>
-        <w:rPr>
-          <w:b/>
-          <w:bCs/>
-          <w:sz w:val="32"/>
-          <w:szCs w:val="32"/>
-        </w:rPr>
         <w:t>NOTE:</w:t>
       </w:r>
       <w:r>
@@ -1178,7 +1384,485 @@
           <w:sz w:val="32"/>
           <w:szCs w:val="32"/>
         </w:rPr>
+        <w:t xml:space="preserve">flutter build </w:t>
+      </w:r>
+      <w:proofErr w:type="spellStart"/>
+      <w:r>
+        <w:rPr>
+          <w:b/>
+          <w:bCs/>
+          <w:color w:val="60CAF3" w:themeColor="accent4" w:themeTint="99"/>
+          <w:sz w:val="32"/>
+          <w:szCs w:val="32"/>
+        </w:rPr>
+        <w:t>apk</w:t>
+      </w:r>
+      <w:proofErr w:type="spellEnd"/>
+    </w:p>
+    <w:p>
+      <w:pPr>
+        <w:jc w:val="both"/>
+        <w:rPr>
+          <w:sz w:val="32"/>
+          <w:szCs w:val="32"/>
+        </w:rPr>
+      </w:pPr>
+      <w:r>
+        <w:rPr>
+          <w:sz w:val="32"/>
+          <w:szCs w:val="32"/>
+        </w:rPr>
+        <w:t># Release APK</w:t>
+      </w:r>
+    </w:p>
+    <w:p>
+      <w:pPr>
+        <w:jc w:val="both"/>
+        <w:rPr>
+          <w:b/>
+          <w:bCs/>
+          <w:color w:val="60CAF3" w:themeColor="accent4" w:themeTint="99"/>
+          <w:sz w:val="32"/>
+          <w:szCs w:val="32"/>
+        </w:rPr>
+      </w:pPr>
+      <w:r>
+        <w:rPr>
+          <w:b/>
+          <w:bCs/>
+          <w:color w:val="60CAF3" w:themeColor="accent4" w:themeTint="99"/>
+          <w:sz w:val="32"/>
+          <w:szCs w:val="32"/>
+        </w:rPr>
+        <w:t xml:space="preserve">flutter build </w:t>
+      </w:r>
+      <w:proofErr w:type="spellStart"/>
+      <w:r>
+        <w:rPr>
+          <w:b/>
+          <w:bCs/>
+          <w:color w:val="60CAF3" w:themeColor="accent4" w:themeTint="99"/>
+          <w:sz w:val="32"/>
+          <w:szCs w:val="32"/>
+        </w:rPr>
+        <w:t>apk</w:t>
+      </w:r>
+      <w:proofErr w:type="spellEnd"/>
+      <w:r>
+        <w:rPr>
+          <w:b/>
+          <w:bCs/>
+          <w:color w:val="60CAF3" w:themeColor="accent4" w:themeTint="99"/>
+          <w:sz w:val="32"/>
+          <w:szCs w:val="32"/>
+        </w:rPr>
+        <w:t xml:space="preserve"> --release</w:t>
+      </w:r>
+    </w:p>
+    <w:p>
+      <w:pPr>
+        <w:jc w:val="both"/>
+        <w:rPr>
+          <w:sz w:val="32"/>
+          <w:szCs w:val="32"/>
+        </w:rPr>
+      </w:pPr>
+      <w:r>
+        <w:rPr>
+          <w:sz w:val="32"/>
+          <w:szCs w:val="32"/>
+        </w:rPr>
+        <w:t># Split APKs by ABI, generates smaller APKs.</w:t>
+      </w:r>
+    </w:p>
+    <w:p>
+      <w:pPr>
+        <w:jc w:val="both"/>
+        <w:rPr>
+          <w:b/>
+          <w:bCs/>
+          <w:color w:val="60CAF3" w:themeColor="accent4" w:themeTint="99"/>
+          <w:sz w:val="32"/>
+          <w:szCs w:val="32"/>
+        </w:rPr>
+      </w:pPr>
+      <w:r>
+        <w:rPr>
+          <w:b/>
+          <w:bCs/>
+          <w:color w:val="60CAF3" w:themeColor="accent4" w:themeTint="99"/>
+          <w:sz w:val="32"/>
+          <w:szCs w:val="32"/>
+        </w:rPr>
+        <w:t xml:space="preserve">flutter build </w:t>
+      </w:r>
+      <w:proofErr w:type="spellStart"/>
+      <w:r>
+        <w:rPr>
+          <w:b/>
+          <w:bCs/>
+          <w:color w:val="60CAF3" w:themeColor="accent4" w:themeTint="99"/>
+          <w:sz w:val="32"/>
+          <w:szCs w:val="32"/>
+        </w:rPr>
+        <w:t>apk</w:t>
+      </w:r>
+      <w:proofErr w:type="spellEnd"/>
+      <w:r>
+        <w:rPr>
+          <w:b/>
+          <w:bCs/>
+          <w:color w:val="60CAF3" w:themeColor="accent4" w:themeTint="99"/>
+          <w:sz w:val="32"/>
+          <w:szCs w:val="32"/>
+        </w:rPr>
+        <w:t xml:space="preserve"> --split-per-</w:t>
+      </w:r>
+      <w:proofErr w:type="spellStart"/>
+      <w:r>
+        <w:rPr>
+          <w:b/>
+          <w:bCs/>
+          <w:color w:val="60CAF3" w:themeColor="accent4" w:themeTint="99"/>
+          <w:sz w:val="32"/>
+          <w:szCs w:val="32"/>
+        </w:rPr>
+        <w:t>abi</w:t>
+      </w:r>
+      <w:proofErr w:type="spellEnd"/>
+    </w:p>
+    <w:p>
+      <w:pPr>
+        <w:jc w:val="both"/>
+        <w:rPr>
+          <w:sz w:val="32"/>
+          <w:szCs w:val="32"/>
+        </w:rPr>
+      </w:pPr>
+      <w:r>
+        <w:rPr>
+          <w:sz w:val="32"/>
+          <w:szCs w:val="32"/>
+        </w:rPr>
+        <w:t># Android App Bundle, used for Play Store uploads.</w:t>
+      </w:r>
+    </w:p>
+    <w:p>
+      <w:pPr>
+        <w:jc w:val="both"/>
+        <w:rPr>
+          <w:b/>
+          <w:bCs/>
+          <w:color w:val="60CAF3" w:themeColor="accent4" w:themeTint="99"/>
+          <w:sz w:val="32"/>
+          <w:szCs w:val="32"/>
+        </w:rPr>
+      </w:pPr>
+      <w:r>
+        <w:rPr>
+          <w:b/>
+          <w:bCs/>
+          <w:color w:val="60CAF3" w:themeColor="accent4" w:themeTint="99"/>
+          <w:sz w:val="32"/>
+          <w:szCs w:val="32"/>
+        </w:rPr>
+        <w:t xml:space="preserve">flutter build </w:t>
+      </w:r>
+      <w:proofErr w:type="spellStart"/>
+      <w:r>
+        <w:rPr>
+          <w:b/>
+          <w:bCs/>
+          <w:color w:val="60CAF3" w:themeColor="accent4" w:themeTint="99"/>
+          <w:sz w:val="32"/>
+          <w:szCs w:val="32"/>
+        </w:rPr>
+        <w:t>appbundle</w:t>
+      </w:r>
+      <w:proofErr w:type="spellEnd"/>
+    </w:p>
+    <w:p>
+      <w:pPr>
+        <w:jc w:val="both"/>
+        <w:rPr>
+          <w:sz w:val="32"/>
+          <w:szCs w:val="32"/>
+        </w:rPr>
+      </w:pPr>
+      <w:r>
+        <w:rPr>
+          <w:sz w:val="32"/>
+          <w:szCs w:val="32"/>
+        </w:rPr>
+        <w:t xml:space="preserve"># </w:t>
+      </w:r>
+      <w:r>
+        <w:rPr>
+          <w:b/>
+          <w:bCs/>
+          <w:sz w:val="32"/>
+          <w:szCs w:val="32"/>
+        </w:rPr>
+        <w:t>Flutter</w:t>
+      </w:r>
+      <w:r>
+        <w:rPr>
+          <w:sz w:val="32"/>
+          <w:szCs w:val="32"/>
+        </w:rPr>
+        <w:t xml:space="preserve"> Web</w:t>
+      </w:r>
+    </w:p>
+    <w:p>
+      <w:pPr>
+        <w:jc w:val="both"/>
+        <w:rPr>
+          <w:b/>
+          <w:bCs/>
+          <w:color w:val="60CAF3" w:themeColor="accent4" w:themeTint="99"/>
+          <w:sz w:val="32"/>
+          <w:szCs w:val="32"/>
+        </w:rPr>
+      </w:pPr>
+      <w:r>
+        <w:rPr>
+          <w:b/>
+          <w:bCs/>
+          <w:color w:val="60CAF3" w:themeColor="accent4" w:themeTint="99"/>
+          <w:sz w:val="32"/>
+          <w:szCs w:val="32"/>
+        </w:rPr>
+        <w:t>flutter build web</w:t>
+      </w:r>
+    </w:p>
+    <w:p>
+      <w:pPr>
+        <w:jc w:val="both"/>
+        <w:rPr>
+          <w:sz w:val="32"/>
+          <w:szCs w:val="32"/>
+        </w:rPr>
+      </w:pPr>
+      <w:r>
+        <w:rPr>
+          <w:sz w:val="32"/>
+          <w:szCs w:val="32"/>
+        </w:rPr>
+        <w:t xml:space="preserve"># </w:t>
+      </w:r>
+      <w:r>
+        <w:rPr>
+          <w:b/>
+          <w:bCs/>
+          <w:sz w:val="32"/>
+          <w:szCs w:val="32"/>
+        </w:rPr>
+        <w:t xml:space="preserve">Flutter </w:t>
+      </w:r>
+      <w:r>
+        <w:rPr>
+          <w:sz w:val="32"/>
+          <w:szCs w:val="32"/>
+        </w:rPr>
+        <w:t>Web Release</w:t>
+      </w:r>
+    </w:p>
+    <w:p>
+      <w:pPr>
+        <w:jc w:val="both"/>
+        <w:rPr>
+          <w:b/>
+          <w:bCs/>
+          <w:color w:val="60CAF3" w:themeColor="accent4" w:themeTint="99"/>
+          <w:sz w:val="32"/>
+          <w:szCs w:val="32"/>
+        </w:rPr>
+      </w:pPr>
+      <w:r>
+        <w:rPr>
+          <w:b/>
+          <w:bCs/>
+          <w:color w:val="60CAF3" w:themeColor="accent4" w:themeTint="99"/>
+          <w:sz w:val="32"/>
+          <w:szCs w:val="32"/>
+        </w:rPr>
+        <w:t>flutter build web --release</w:t>
+      </w:r>
+    </w:p>
+    <w:p>
+      <w:pPr>
+        <w:jc w:val="both"/>
+        <w:rPr>
+          <w:sz w:val="32"/>
+          <w:szCs w:val="32"/>
+        </w:rPr>
+      </w:pPr>
+      <w:r>
+        <w:rPr>
+          <w:sz w:val="32"/>
+          <w:szCs w:val="32"/>
+        </w:rPr>
+        <w:t># Windows</w:t>
+      </w:r>
+    </w:p>
+    <w:p>
+      <w:pPr>
+        <w:jc w:val="both"/>
+        <w:rPr>
+          <w:b/>
+          <w:bCs/>
+          <w:color w:val="60CAF3" w:themeColor="accent4" w:themeTint="99"/>
+          <w:sz w:val="32"/>
+          <w:szCs w:val="32"/>
+        </w:rPr>
+      </w:pPr>
+      <w:r>
+        <w:rPr>
+          <w:b/>
+          <w:bCs/>
+          <w:color w:val="60CAF3" w:themeColor="accent4" w:themeTint="99"/>
+          <w:sz w:val="32"/>
+          <w:szCs w:val="32"/>
+        </w:rPr>
+        <w:t>flutter build windows</w:t>
+      </w:r>
+    </w:p>
+    <w:p>
+      <w:pPr>
+        <w:jc w:val="both"/>
+        <w:rPr>
+          <w:sz w:val="32"/>
+          <w:szCs w:val="32"/>
+        </w:rPr>
+      </w:pPr>
+      <w:r>
+        <w:rPr>
+          <w:sz w:val="32"/>
+          <w:szCs w:val="32"/>
+        </w:rPr>
+        <w:t># Linux</w:t>
+      </w:r>
+    </w:p>
+    <w:p>
+      <w:pPr>
+        <w:jc w:val="both"/>
+        <w:rPr>
+          <w:b/>
+          <w:bCs/>
+          <w:color w:val="60CAF3" w:themeColor="accent4" w:themeTint="99"/>
+          <w:sz w:val="32"/>
+          <w:szCs w:val="32"/>
+        </w:rPr>
+      </w:pPr>
+      <w:r>
+        <w:rPr>
+          <w:b/>
+          <w:bCs/>
+          <w:color w:val="60CAF3" w:themeColor="accent4" w:themeTint="99"/>
+          <w:sz w:val="32"/>
+          <w:szCs w:val="32"/>
+        </w:rPr>
+        <w:t xml:space="preserve">flutter build </w:t>
+      </w:r>
+      <w:proofErr w:type="spellStart"/>
+      <w:r>
+        <w:rPr>
+          <w:b/>
+          <w:bCs/>
+          <w:color w:val="60CAF3" w:themeColor="accent4" w:themeTint="99"/>
+          <w:sz w:val="32"/>
+          <w:szCs w:val="32"/>
+        </w:rPr>
+        <w:t>linux</w:t>
+      </w:r>
+      <w:proofErr w:type="spellEnd"/>
+    </w:p>
+    <w:p>
+      <w:pPr>
+        <w:jc w:val="both"/>
+        <w:rPr>
+          <w:sz w:val="32"/>
+          <w:szCs w:val="32"/>
+        </w:rPr>
+      </w:pPr>
+      <w:r>
+        <w:rPr>
+          <w:sz w:val="32"/>
+          <w:szCs w:val="32"/>
+        </w:rPr>
+        <w:t># macOS</w:t>
+      </w:r>
+    </w:p>
+    <w:p>
+      <w:pPr>
+        <w:jc w:val="both"/>
+        <w:rPr>
+          <w:b/>
+          <w:bCs/>
+          <w:color w:val="60CAF3" w:themeColor="accent4" w:themeTint="99"/>
+          <w:sz w:val="32"/>
+          <w:szCs w:val="32"/>
+        </w:rPr>
+      </w:pPr>
+      <w:r>
+        <w:rPr>
+          <w:b/>
+          <w:bCs/>
+          <w:color w:val="60CAF3" w:themeColor="accent4" w:themeTint="99"/>
+          <w:sz w:val="32"/>
+          <w:szCs w:val="32"/>
+        </w:rPr>
+        <w:t xml:space="preserve">flutter build </w:t>
+      </w:r>
+      <w:proofErr w:type="spellStart"/>
+      <w:r>
+        <w:rPr>
+          <w:b/>
+          <w:bCs/>
+          <w:color w:val="60CAF3" w:themeColor="accent4" w:themeTint="99"/>
+          <w:sz w:val="32"/>
+          <w:szCs w:val="32"/>
+        </w:rPr>
+        <w:t>macos</w:t>
+      </w:r>
+      <w:proofErr w:type="spellEnd"/>
+    </w:p>
+    <w:p>
+      <w:pPr>
+        <w:jc w:val="both"/>
+        <w:rPr>
+          <w:sz w:val="32"/>
+          <w:szCs w:val="32"/>
+        </w:rPr>
+      </w:pPr>
+      <w:r>
+        <w:rPr>
+          <w:sz w:val="32"/>
+          <w:szCs w:val="32"/>
+        </w:rPr>
         <w:lastRenderedPageBreak/>
+        <w:t># iOS</w:t>
+      </w:r>
+    </w:p>
+    <w:p>
+      <w:pPr>
+        <w:jc w:val="both"/>
+        <w:rPr>
+          <w:b/>
+          <w:bCs/>
+          <w:color w:val="60CAF3" w:themeColor="accent4" w:themeTint="99"/>
+          <w:sz w:val="32"/>
+          <w:szCs w:val="32"/>
+        </w:rPr>
+      </w:pPr>
+      <w:r>
+        <w:rPr>
+          <w:b/>
+          <w:bCs/>
+          <w:color w:val="60CAF3" w:themeColor="accent4" w:themeTint="99"/>
+          <w:sz w:val="32"/>
+          <w:szCs w:val="32"/>
+        </w:rPr>
         <w:t xml:space="preserve">flutter build </w:t>
       </w:r>
       <w:proofErr w:type="spellStart"/>
@@ -1190,7 +1874,7 @@
           <w:sz w:val="32"/>
           <w:szCs w:val="32"/>
         </w:rPr>
-        <w:t>apk</w:t>
+        <w:t>ios</w:t>
       </w:r>
       <w:proofErr w:type="spellEnd"/>
     </w:p>
@@ -1207,646 +1891,170 @@
           <w:sz w:val="32"/>
           <w:szCs w:val="32"/>
         </w:rPr>
-        <w:t># Release APK</w:t>
-      </w:r>
-    </w:p>
-    <w:p>
-      <w:pPr>
-        <w:jc w:val="both"/>
-        <w:rPr>
-          <w:b/>
-          <w:bCs/>
-          <w:color w:val="60CAF3" w:themeColor="accent4" w:themeTint="99"/>
-          <w:sz w:val="32"/>
-          <w:szCs w:val="32"/>
-        </w:rPr>
-      </w:pPr>
-      <w:r>
-        <w:rPr>
-          <w:b/>
-          <w:bCs/>
-          <w:color w:val="60CAF3" w:themeColor="accent4" w:themeTint="99"/>
-          <w:sz w:val="32"/>
-          <w:szCs w:val="32"/>
-        </w:rPr>
-        <w:t xml:space="preserve">flutter build </w:t>
+        <w:t xml:space="preserve"># Build specific </w:t>
+      </w:r>
+      <w:r>
+        <w:rPr>
+          <w:b/>
+          <w:bCs/>
+          <w:sz w:val="32"/>
+          <w:szCs w:val="32"/>
+        </w:rPr>
+        <w:t>Dart</w:t>
+      </w:r>
+      <w:r>
+        <w:rPr>
+          <w:sz w:val="32"/>
+          <w:szCs w:val="32"/>
+        </w:rPr>
+        <w:t xml:space="preserve"> Entry-point based on Flavor using this command. If we have multiple</w:t>
+      </w:r>
+      <w:r>
+        <w:rPr>
+          <w:b/>
+          <w:bCs/>
+          <w:sz w:val="32"/>
+          <w:szCs w:val="32"/>
+        </w:rPr>
+        <w:t xml:space="preserve"> </w:t>
       </w:r>
       <w:proofErr w:type="spellStart"/>
-      <w:r>
-        <w:rPr>
-          <w:b/>
-          <w:bCs/>
-          <w:color w:val="60CAF3" w:themeColor="accent4" w:themeTint="99"/>
-          <w:sz w:val="32"/>
-          <w:szCs w:val="32"/>
-        </w:rPr>
-        <w:t>apk</w:t>
+      <w:proofErr w:type="gramStart"/>
+      <w:r>
+        <w:rPr>
+          <w:b/>
+          <w:bCs/>
+          <w:sz w:val="32"/>
+          <w:szCs w:val="32"/>
+        </w:rPr>
+        <w:t>main.dart</w:t>
       </w:r>
       <w:proofErr w:type="spellEnd"/>
-      <w:r>
-        <w:rPr>
-          <w:b/>
-          <w:bCs/>
-          <w:color w:val="60CAF3" w:themeColor="accent4" w:themeTint="99"/>
-          <w:sz w:val="32"/>
-          <w:szCs w:val="32"/>
-        </w:rPr>
-        <w:t xml:space="preserve"> --release</w:t>
-      </w:r>
-    </w:p>
-    <w:p>
-      <w:pPr>
-        <w:jc w:val="both"/>
-        <w:rPr>
-          <w:sz w:val="32"/>
-          <w:szCs w:val="32"/>
-        </w:rPr>
-      </w:pPr>
-      <w:r>
-        <w:rPr>
-          <w:sz w:val="32"/>
-          <w:szCs w:val="32"/>
-        </w:rPr>
-        <w:t># Split APKs by ABI, generates smaller APKs.</w:t>
-      </w:r>
-    </w:p>
-    <w:p>
-      <w:pPr>
-        <w:jc w:val="both"/>
-        <w:rPr>
-          <w:b/>
-          <w:bCs/>
-          <w:color w:val="60CAF3" w:themeColor="accent4" w:themeTint="99"/>
-          <w:sz w:val="32"/>
-          <w:szCs w:val="32"/>
-        </w:rPr>
-      </w:pPr>
-      <w:r>
-        <w:rPr>
-          <w:b/>
-          <w:bCs/>
-          <w:color w:val="60CAF3" w:themeColor="accent4" w:themeTint="99"/>
-          <w:sz w:val="32"/>
-          <w:szCs w:val="32"/>
-        </w:rPr>
-        <w:t xml:space="preserve">flutter build </w:t>
+      <w:proofErr w:type="gramEnd"/>
+      <w:r>
+        <w:rPr>
+          <w:sz w:val="32"/>
+          <w:szCs w:val="32"/>
+        </w:rPr>
+        <w:t xml:space="preserve"> like </w:t>
       </w:r>
       <w:proofErr w:type="spellStart"/>
       <w:r>
         <w:rPr>
           <w:b/>
           <w:bCs/>
-          <w:color w:val="60CAF3" w:themeColor="accent4" w:themeTint="99"/>
-          <w:sz w:val="32"/>
-          <w:szCs w:val="32"/>
-        </w:rPr>
-        <w:t>apk</w:t>
+          <w:sz w:val="32"/>
+          <w:szCs w:val="32"/>
+        </w:rPr>
+        <w:t>main_dev.dart</w:t>
       </w:r>
       <w:proofErr w:type="spellEnd"/>
       <w:r>
         <w:rPr>
-          <w:b/>
-          <w:bCs/>
-          <w:color w:val="60CAF3" w:themeColor="accent4" w:themeTint="99"/>
-          <w:sz w:val="32"/>
-          <w:szCs w:val="32"/>
-        </w:rPr>
-        <w:t xml:space="preserve"> --split-per-</w:t>
+          <w:sz w:val="32"/>
+          <w:szCs w:val="32"/>
+        </w:rPr>
+        <w:t xml:space="preserve">, </w:t>
       </w:r>
       <w:proofErr w:type="spellStart"/>
       <w:r>
         <w:rPr>
           <w:b/>
           <w:bCs/>
-          <w:color w:val="60CAF3" w:themeColor="accent4" w:themeTint="99"/>
-          <w:sz w:val="32"/>
-          <w:szCs w:val="32"/>
-        </w:rPr>
-        <w:t>abi</w:t>
+          <w:sz w:val="32"/>
+          <w:szCs w:val="32"/>
+        </w:rPr>
+        <w:t>main_staging.dart</w:t>
       </w:r>
       <w:proofErr w:type="spellEnd"/>
-    </w:p>
-    <w:p>
-      <w:pPr>
-        <w:jc w:val="both"/>
-        <w:rPr>
-          <w:sz w:val="32"/>
-          <w:szCs w:val="32"/>
-        </w:rPr>
-      </w:pPr>
-      <w:r>
-        <w:rPr>
-          <w:sz w:val="32"/>
-          <w:szCs w:val="32"/>
-        </w:rPr>
-        <w:t># Android App Bundle, used for Play Store uploads.</w:t>
-      </w:r>
-    </w:p>
-    <w:p>
-      <w:pPr>
-        <w:jc w:val="both"/>
-        <w:rPr>
-          <w:b/>
-          <w:bCs/>
-          <w:color w:val="60CAF3" w:themeColor="accent4" w:themeTint="99"/>
-          <w:sz w:val="32"/>
-          <w:szCs w:val="32"/>
-        </w:rPr>
-      </w:pPr>
-      <w:r>
-        <w:rPr>
-          <w:b/>
-          <w:bCs/>
-          <w:color w:val="60CAF3" w:themeColor="accent4" w:themeTint="99"/>
-          <w:sz w:val="32"/>
-          <w:szCs w:val="32"/>
-        </w:rPr>
-        <w:t xml:space="preserve">flutter build </w:t>
+      <w:r>
+        <w:rPr>
+          <w:b/>
+          <w:bCs/>
+          <w:sz w:val="32"/>
+          <w:szCs w:val="32"/>
+        </w:rPr>
+        <w:t xml:space="preserve"> </w:t>
+      </w:r>
+      <w:r>
+        <w:rPr>
+          <w:sz w:val="32"/>
+          <w:szCs w:val="32"/>
+        </w:rPr>
+        <w:t xml:space="preserve">and </w:t>
       </w:r>
       <w:proofErr w:type="spellStart"/>
       <w:r>
         <w:rPr>
           <w:b/>
           <w:bCs/>
-          <w:color w:val="60CAF3" w:themeColor="accent4" w:themeTint="99"/>
-          <w:sz w:val="32"/>
-          <w:szCs w:val="32"/>
-        </w:rPr>
-        <w:t>appbundle</w:t>
+          <w:sz w:val="32"/>
+          <w:szCs w:val="32"/>
+        </w:rPr>
+        <w:t>main_prod.dart</w:t>
       </w:r>
       <w:proofErr w:type="spellEnd"/>
-    </w:p>
-    <w:p>
-      <w:pPr>
-        <w:jc w:val="both"/>
-        <w:rPr>
-          <w:sz w:val="32"/>
-          <w:szCs w:val="32"/>
-        </w:rPr>
-      </w:pPr>
-      <w:r>
-        <w:rPr>
-          <w:sz w:val="32"/>
-          <w:szCs w:val="32"/>
-        </w:rPr>
-        <w:t xml:space="preserve"># </w:t>
-      </w:r>
-      <w:r>
-        <w:rPr>
-          <w:b/>
-          <w:bCs/>
-          <w:sz w:val="32"/>
-          <w:szCs w:val="32"/>
-        </w:rPr>
-        <w:t>Flutter</w:t>
-      </w:r>
-      <w:r>
-        <w:rPr>
-          <w:sz w:val="32"/>
-          <w:szCs w:val="32"/>
-        </w:rPr>
-        <w:t xml:space="preserve"> Web</w:t>
-      </w:r>
-    </w:p>
-    <w:p>
-      <w:pPr>
-        <w:jc w:val="both"/>
-        <w:rPr>
-          <w:b/>
-          <w:bCs/>
-          <w:color w:val="60CAF3" w:themeColor="accent4" w:themeTint="99"/>
-          <w:sz w:val="32"/>
-          <w:szCs w:val="32"/>
-        </w:rPr>
-      </w:pPr>
-      <w:r>
-        <w:rPr>
-          <w:b/>
-          <w:bCs/>
-          <w:color w:val="60CAF3" w:themeColor="accent4" w:themeTint="99"/>
-          <w:sz w:val="32"/>
-          <w:szCs w:val="32"/>
-        </w:rPr>
-        <w:t>flutter build web</w:t>
-      </w:r>
-    </w:p>
-    <w:p>
-      <w:pPr>
-        <w:jc w:val="both"/>
-        <w:rPr>
-          <w:sz w:val="32"/>
-          <w:szCs w:val="32"/>
-        </w:rPr>
-      </w:pPr>
-      <w:r>
-        <w:rPr>
-          <w:sz w:val="32"/>
-          <w:szCs w:val="32"/>
-        </w:rPr>
-        <w:t xml:space="preserve"># </w:t>
-      </w:r>
-      <w:r>
-        <w:rPr>
-          <w:b/>
-          <w:bCs/>
-          <w:sz w:val="32"/>
-          <w:szCs w:val="32"/>
-        </w:rPr>
-        <w:t xml:space="preserve">Flutter </w:t>
-      </w:r>
-      <w:r>
-        <w:rPr>
-          <w:sz w:val="32"/>
-          <w:szCs w:val="32"/>
-        </w:rPr>
-        <w:t>Web Release</w:t>
-      </w:r>
-    </w:p>
-    <w:p>
-      <w:pPr>
-        <w:jc w:val="both"/>
-        <w:rPr>
-          <w:b/>
-          <w:bCs/>
-          <w:color w:val="60CAF3" w:themeColor="accent4" w:themeTint="99"/>
-          <w:sz w:val="32"/>
-          <w:szCs w:val="32"/>
-        </w:rPr>
-      </w:pPr>
-      <w:r>
-        <w:rPr>
-          <w:b/>
-          <w:bCs/>
-          <w:color w:val="60CAF3" w:themeColor="accent4" w:themeTint="99"/>
-          <w:sz w:val="32"/>
-          <w:szCs w:val="32"/>
-        </w:rPr>
-        <w:t>flutter build web --release</w:t>
-      </w:r>
-    </w:p>
-    <w:p>
-      <w:pPr>
-        <w:jc w:val="both"/>
-        <w:rPr>
-          <w:sz w:val="32"/>
-          <w:szCs w:val="32"/>
-        </w:rPr>
-      </w:pPr>
-      <w:r>
-        <w:rPr>
-          <w:sz w:val="32"/>
-          <w:szCs w:val="32"/>
-        </w:rPr>
-        <w:t># Windows</w:t>
-      </w:r>
-    </w:p>
-    <w:p>
-      <w:pPr>
-        <w:jc w:val="both"/>
-        <w:rPr>
-          <w:b/>
-          <w:bCs/>
-          <w:color w:val="60CAF3" w:themeColor="accent4" w:themeTint="99"/>
-          <w:sz w:val="32"/>
-          <w:szCs w:val="32"/>
-        </w:rPr>
-      </w:pPr>
-      <w:r>
-        <w:rPr>
-          <w:b/>
-          <w:bCs/>
-          <w:color w:val="60CAF3" w:themeColor="accent4" w:themeTint="99"/>
-          <w:sz w:val="32"/>
-          <w:szCs w:val="32"/>
-        </w:rPr>
-        <w:t>flutter build windows</w:t>
-      </w:r>
-    </w:p>
-    <w:p>
-      <w:pPr>
-        <w:jc w:val="both"/>
-        <w:rPr>
-          <w:sz w:val="32"/>
-          <w:szCs w:val="32"/>
-        </w:rPr>
-      </w:pPr>
-      <w:r>
-        <w:rPr>
-          <w:sz w:val="32"/>
-          <w:szCs w:val="32"/>
-        </w:rPr>
-        <w:t># Linux</w:t>
-      </w:r>
-    </w:p>
-    <w:p>
-      <w:pPr>
-        <w:jc w:val="both"/>
-        <w:rPr>
-          <w:b/>
-          <w:bCs/>
-          <w:color w:val="60CAF3" w:themeColor="accent4" w:themeTint="99"/>
-          <w:sz w:val="32"/>
-          <w:szCs w:val="32"/>
-        </w:rPr>
-      </w:pPr>
-      <w:r>
-        <w:rPr>
-          <w:b/>
-          <w:bCs/>
-          <w:color w:val="60CAF3" w:themeColor="accent4" w:themeTint="99"/>
-          <w:sz w:val="32"/>
-          <w:szCs w:val="32"/>
-        </w:rPr>
-        <w:t xml:space="preserve">flutter build </w:t>
+      <w:r>
+        <w:rPr>
+          <w:b/>
+          <w:bCs/>
+          <w:sz w:val="32"/>
+          <w:szCs w:val="32"/>
+        </w:rPr>
+        <w:t xml:space="preserve"> </w:t>
+      </w:r>
+      <w:r>
+        <w:rPr>
+          <w:sz w:val="32"/>
+          <w:szCs w:val="32"/>
+        </w:rPr>
+        <w:t>we can use the</w:t>
+      </w:r>
+      <w:r>
+        <w:rPr>
+          <w:b/>
+          <w:bCs/>
+          <w:sz w:val="32"/>
+          <w:szCs w:val="32"/>
+        </w:rPr>
+        <w:t xml:space="preserve"> -t</w:t>
+      </w:r>
+      <w:r>
+        <w:rPr>
+          <w:sz w:val="32"/>
+          <w:szCs w:val="32"/>
+        </w:rPr>
+        <w:t xml:space="preserve"> flag and file path to build that Entry-point based on Flavor (Here </w:t>
       </w:r>
       <w:proofErr w:type="spellStart"/>
       <w:r>
         <w:rPr>
           <w:b/>
           <w:bCs/>
-          <w:color w:val="60CAF3" w:themeColor="accent4" w:themeTint="99"/>
-          <w:sz w:val="32"/>
-          <w:szCs w:val="32"/>
-        </w:rPr>
-        <w:t>linux</w:t>
+          <w:sz w:val="32"/>
+          <w:szCs w:val="32"/>
+        </w:rPr>
+        <w:t>main.dart</w:t>
       </w:r>
       <w:proofErr w:type="spellEnd"/>
-    </w:p>
-    <w:p>
-      <w:pPr>
-        <w:jc w:val="both"/>
-        <w:rPr>
-          <w:sz w:val="32"/>
-          <w:szCs w:val="32"/>
-        </w:rPr>
-      </w:pPr>
-      <w:r>
-        <w:rPr>
-          <w:sz w:val="32"/>
-          <w:szCs w:val="32"/>
-        </w:rPr>
-        <w:t># macOS</w:t>
-      </w:r>
-    </w:p>
-    <w:p>
-      <w:pPr>
-        <w:jc w:val="both"/>
-        <w:rPr>
-          <w:b/>
-          <w:bCs/>
-          <w:color w:val="60CAF3" w:themeColor="accent4" w:themeTint="99"/>
-          <w:sz w:val="32"/>
-          <w:szCs w:val="32"/>
-        </w:rPr>
-      </w:pPr>
-      <w:r>
-        <w:rPr>
-          <w:b/>
-          <w:bCs/>
-          <w:color w:val="60CAF3" w:themeColor="accent4" w:themeTint="99"/>
-          <w:sz w:val="32"/>
-          <w:szCs w:val="32"/>
-        </w:rPr>
-        <w:t xml:space="preserve">flutter build </w:t>
+      <w:r>
+        <w:rPr>
+          <w:sz w:val="32"/>
+          <w:szCs w:val="32"/>
+        </w:rPr>
+        <w:t xml:space="preserve"> acts the config itself instead of </w:t>
       </w:r>
       <w:proofErr w:type="spellStart"/>
       <w:r>
         <w:rPr>
           <w:b/>
           <w:bCs/>
-          <w:color w:val="60CAF3" w:themeColor="accent4" w:themeTint="99"/>
-          <w:sz w:val="32"/>
-          <w:szCs w:val="32"/>
-        </w:rPr>
-        <w:t>macos</w:t>
+          <w:sz w:val="32"/>
+          <w:szCs w:val="32"/>
+        </w:rPr>
+        <w:t>AppConfig</w:t>
       </w:r>
       <w:proofErr w:type="spellEnd"/>
-    </w:p>
-    <w:p>
-      <w:pPr>
-        <w:jc w:val="both"/>
-        <w:rPr>
-          <w:sz w:val="32"/>
-          <w:szCs w:val="32"/>
-        </w:rPr>
-      </w:pPr>
-      <w:r>
-        <w:rPr>
-          <w:sz w:val="32"/>
-          <w:szCs w:val="32"/>
-        </w:rPr>
-        <w:t># iOS</w:t>
-      </w:r>
-    </w:p>
-    <w:p>
-      <w:pPr>
-        <w:jc w:val="both"/>
-        <w:rPr>
-          <w:b/>
-          <w:bCs/>
-          <w:color w:val="60CAF3" w:themeColor="accent4" w:themeTint="99"/>
-          <w:sz w:val="32"/>
-          <w:szCs w:val="32"/>
-        </w:rPr>
-      </w:pPr>
-      <w:r>
-        <w:rPr>
-          <w:b/>
-          <w:bCs/>
-          <w:color w:val="60CAF3" w:themeColor="accent4" w:themeTint="99"/>
-          <w:sz w:val="32"/>
-          <w:szCs w:val="32"/>
-        </w:rPr>
-        <w:t xml:space="preserve">flutter build </w:t>
-      </w:r>
-      <w:proofErr w:type="spellStart"/>
-      <w:r>
-        <w:rPr>
-          <w:b/>
-          <w:bCs/>
-          <w:color w:val="60CAF3" w:themeColor="accent4" w:themeTint="99"/>
-          <w:sz w:val="32"/>
-          <w:szCs w:val="32"/>
-        </w:rPr>
-        <w:t>ios</w:t>
-      </w:r>
-      <w:proofErr w:type="spellEnd"/>
-    </w:p>
-    <w:p>
-      <w:pPr>
-        <w:jc w:val="both"/>
-        <w:rPr>
-          <w:sz w:val="32"/>
-          <w:szCs w:val="32"/>
-        </w:rPr>
-      </w:pPr>
-      <w:r>
-        <w:rPr>
-          <w:sz w:val="32"/>
-          <w:szCs w:val="32"/>
-        </w:rPr>
-        <w:t xml:space="preserve"># Build specific </w:t>
-      </w:r>
-      <w:r>
-        <w:rPr>
-          <w:b/>
-          <w:bCs/>
-          <w:sz w:val="32"/>
-          <w:szCs w:val="32"/>
-        </w:rPr>
-        <w:t>Dart</w:t>
-      </w:r>
-      <w:r>
-        <w:rPr>
-          <w:sz w:val="32"/>
-          <w:szCs w:val="32"/>
-        </w:rPr>
-        <w:t xml:space="preserve"> Entry-point based on Flavor using this command. If we have multiple</w:t>
-      </w:r>
-      <w:r>
-        <w:rPr>
-          <w:b/>
-          <w:bCs/>
-          <w:sz w:val="32"/>
-          <w:szCs w:val="32"/>
-        </w:rPr>
-        <w:t xml:space="preserve"> </w:t>
-      </w:r>
-      <w:proofErr w:type="spellStart"/>
-      <w:r>
-        <w:rPr>
-          <w:b/>
-          <w:bCs/>
-          <w:sz w:val="32"/>
-          <w:szCs w:val="32"/>
-        </w:rPr>
-        <w:t>main.dart</w:t>
-      </w:r>
-      <w:proofErr w:type="spellEnd"/>
-      <w:r>
-        <w:rPr>
-          <w:sz w:val="32"/>
-          <w:szCs w:val="32"/>
-        </w:rPr>
-        <w:t xml:space="preserve"> like </w:t>
-      </w:r>
-      <w:proofErr w:type="spellStart"/>
-      <w:r>
-        <w:rPr>
-          <w:b/>
-          <w:bCs/>
-          <w:sz w:val="32"/>
-          <w:szCs w:val="32"/>
-        </w:rPr>
-        <w:t>main_dev.dart</w:t>
-      </w:r>
-      <w:proofErr w:type="spellEnd"/>
-      <w:r>
-        <w:rPr>
-          <w:sz w:val="32"/>
-          <w:szCs w:val="32"/>
-        </w:rPr>
-        <w:t xml:space="preserve">, </w:t>
-      </w:r>
-      <w:proofErr w:type="spellStart"/>
-      <w:r>
-        <w:rPr>
-          <w:b/>
-          <w:bCs/>
-          <w:sz w:val="32"/>
-          <w:szCs w:val="32"/>
-        </w:rPr>
-        <w:t>main_staging.dart</w:t>
-      </w:r>
-      <w:proofErr w:type="spellEnd"/>
-      <w:r>
-        <w:rPr>
-          <w:b/>
-          <w:bCs/>
-          <w:sz w:val="32"/>
-          <w:szCs w:val="32"/>
-        </w:rPr>
-        <w:t xml:space="preserve"> </w:t>
-      </w:r>
-      <w:r>
-        <w:rPr>
-          <w:sz w:val="32"/>
-          <w:szCs w:val="32"/>
-        </w:rPr>
-        <w:t xml:space="preserve">and </w:t>
-      </w:r>
-      <w:proofErr w:type="spellStart"/>
-      <w:r>
-        <w:rPr>
-          <w:b/>
-          <w:bCs/>
-          <w:sz w:val="32"/>
-          <w:szCs w:val="32"/>
-        </w:rPr>
-        <w:t>main_prod.dart</w:t>
-      </w:r>
-      <w:proofErr w:type="spellEnd"/>
-      <w:r>
-        <w:rPr>
-          <w:b/>
-          <w:bCs/>
-          <w:sz w:val="32"/>
-          <w:szCs w:val="32"/>
-        </w:rPr>
-        <w:t xml:space="preserve"> </w:t>
-      </w:r>
-      <w:r>
-        <w:rPr>
-          <w:sz w:val="32"/>
-          <w:szCs w:val="32"/>
-        </w:rPr>
-        <w:t>we can use the</w:t>
-      </w:r>
-      <w:r>
-        <w:rPr>
-          <w:b/>
-          <w:bCs/>
-          <w:sz w:val="32"/>
-          <w:szCs w:val="32"/>
-        </w:rPr>
-        <w:t xml:space="preserve"> -t</w:t>
-      </w:r>
-      <w:r>
-        <w:rPr>
-          <w:sz w:val="32"/>
-          <w:szCs w:val="32"/>
-        </w:rPr>
-        <w:t xml:space="preserve"> flag and file path to build that Entry-point based on Flavor (Here </w:t>
-      </w:r>
-      <w:proofErr w:type="spellStart"/>
-      <w:r>
-        <w:rPr>
-          <w:b/>
-          <w:bCs/>
-          <w:sz w:val="32"/>
-          <w:szCs w:val="32"/>
-        </w:rPr>
-        <w:t>main.dart</w:t>
-      </w:r>
-      <w:proofErr w:type="spellEnd"/>
-      <w:r>
-        <w:rPr>
-          <w:sz w:val="32"/>
-          <w:szCs w:val="32"/>
-        </w:rPr>
-        <w:t xml:space="preserve"> acts the config itself instead of </w:t>
-      </w:r>
-      <w:proofErr w:type="spellStart"/>
-      <w:r>
-        <w:rPr>
-          <w:b/>
-          <w:bCs/>
-          <w:sz w:val="32"/>
-          <w:szCs w:val="32"/>
-        </w:rPr>
-        <w:t>AppConfig</w:t>
-      </w:r>
-      <w:proofErr w:type="spellEnd"/>
       <w:r>
         <w:rPr>
           <w:sz w:val="32"/>
@@ -1874,7 +2082,6 @@
           <w:sz w:val="32"/>
           <w:szCs w:val="32"/>
         </w:rPr>
-        <w:lastRenderedPageBreak/>
         <w:t xml:space="preserve">flutter build </w:t>
       </w:r>
       <w:proofErr w:type="spellStart"/>
@@ -1988,8 +2195,20 @@
           <w:sz w:val="32"/>
           <w:szCs w:val="32"/>
         </w:rPr>
-        <w:t>flutter analyze</w:t>
-      </w:r>
+        <w:t xml:space="preserve">flutter </w:t>
+      </w:r>
+      <w:proofErr w:type="gramStart"/>
+      <w:r>
+        <w:rPr>
+          <w:b/>
+          <w:bCs/>
+          <w:color w:val="60CAF3" w:themeColor="accent4" w:themeTint="99"/>
+          <w:sz w:val="32"/>
+          <w:szCs w:val="32"/>
+        </w:rPr>
+        <w:t>analyze</w:t>
+      </w:r>
+      <w:proofErr w:type="gramEnd"/>
     </w:p>
     <w:p>
       <w:pPr>
@@ -2035,8 +2254,20 @@
           <w:sz w:val="32"/>
           <w:szCs w:val="32"/>
         </w:rPr>
-        <w:t>dart format .</w:t>
-      </w:r>
+        <w:t xml:space="preserve">dart </w:t>
+      </w:r>
+      <w:proofErr w:type="gramStart"/>
+      <w:r>
+        <w:rPr>
+          <w:b/>
+          <w:bCs/>
+          <w:color w:val="60CAF3" w:themeColor="accent4" w:themeTint="99"/>
+          <w:sz w:val="32"/>
+          <w:szCs w:val="32"/>
+        </w:rPr>
+        <w:t>format .</w:t>
+      </w:r>
+      <w:proofErr w:type="gramEnd"/>
     </w:p>
     <w:p>
       <w:pPr>
@@ -2333,6 +2564,7 @@
           <w:sz w:val="32"/>
           <w:szCs w:val="32"/>
         </w:rPr>
+        <w:lastRenderedPageBreak/>
         <w:t>flutter test --coverage</w:t>
       </w:r>
     </w:p>
@@ -2371,17 +2603,7 @@
           <w:sz w:val="32"/>
           <w:szCs w:val="32"/>
         </w:rPr>
-        <w:t xml:space="preserve">flutter test --name </w:t>
-      </w:r>
-      <w:r>
-        <w:rPr>
-          <w:b/>
-          <w:bCs/>
-          <w:color w:val="60CAF3" w:themeColor="accent4" w:themeTint="99"/>
-          <w:sz w:val="32"/>
-          <w:szCs w:val="32"/>
-        </w:rPr>
-        <w:t>"adds a song"</w:t>
+        <w:t>flutter test --name "adds a song"</w:t>
       </w:r>
     </w:p>
     <w:p>
@@ -2463,7 +2685,6 @@
           <w:sz w:val="32"/>
           <w:szCs w:val="32"/>
         </w:rPr>
-        <w:lastRenderedPageBreak/>
         <w:t>flutter doctor</w:t>
       </w:r>
     </w:p>
@@ -2881,8 +3102,21 @@
           <w:sz w:val="32"/>
           <w:szCs w:val="32"/>
         </w:rPr>
-        <w:t>flutter pub get</w:t>
-      </w:r>
+        <w:lastRenderedPageBreak/>
+        <w:t xml:space="preserve">flutter pub </w:t>
+      </w:r>
+      <w:proofErr w:type="gramStart"/>
+      <w:r>
+        <w:rPr>
+          <w:b/>
+          <w:bCs/>
+          <w:color w:val="60CAF3" w:themeColor="accent4" w:themeTint="99"/>
+          <w:sz w:val="32"/>
+          <w:szCs w:val="32"/>
+        </w:rPr>
+        <w:t>get</w:t>
+      </w:r>
+      <w:proofErr w:type="gramEnd"/>
     </w:p>
     <w:p>
       <w:pPr>
@@ -2986,7 +3220,6 @@
           <w:sz w:val="32"/>
           <w:szCs w:val="32"/>
         </w:rPr>
-        <w:lastRenderedPageBreak/>
         <w:t xml:space="preserve"># </w:t>
       </w:r>
       <w:r>
@@ -3362,6 +3595,7 @@
           <w:sz w:val="32"/>
           <w:szCs w:val="32"/>
         </w:rPr>
+        <w:lastRenderedPageBreak/>
         <w:t>Freezed</w:t>
       </w:r>
       <w:proofErr w:type="spellEnd"/>
@@ -3540,289 +3774,289 @@
           <w:sz w:val="32"/>
           <w:szCs w:val="32"/>
         </w:rPr>
+        <w:t>dart run build_runner watch</w:t>
+      </w:r>
+    </w:p>
+    <w:p>
+      <w:pPr>
+        <w:jc w:val="both"/>
+        <w:rPr>
+          <w:sz w:val="32"/>
+          <w:szCs w:val="32"/>
+        </w:rPr>
+      </w:pPr>
+      <w:r>
+        <w:rPr>
+          <w:sz w:val="32"/>
+          <w:szCs w:val="32"/>
+        </w:rPr>
+        <w:t xml:space="preserve"># </w:t>
+      </w:r>
+      <w:r>
+        <w:rPr>
+          <w:sz w:val="32"/>
+          <w:szCs w:val="32"/>
+        </w:rPr>
+        <w:t>Delete conflicts:</w:t>
+      </w:r>
+    </w:p>
+    <w:p>
+      <w:pPr>
+        <w:jc w:val="both"/>
+        <w:rPr>
+          <w:sz w:val="32"/>
+          <w:szCs w:val="32"/>
+        </w:rPr>
+      </w:pPr>
+      <w:r>
+        <w:rPr>
+          <w:b/>
+          <w:bCs/>
+          <w:color w:val="60CAF3" w:themeColor="accent4" w:themeTint="99"/>
+          <w:sz w:val="32"/>
+          <w:szCs w:val="32"/>
+        </w:rPr>
+        <w:t>dart run build_runner build --delete-conflicting-outputs</w:t>
+      </w:r>
+    </w:p>
+    <w:p>
+      <w:pPr>
+        <w:jc w:val="both"/>
+        <w:rPr>
+          <w:sz w:val="32"/>
+          <w:szCs w:val="32"/>
+        </w:rPr>
+      </w:pPr>
+      <w:r>
+        <w:rPr>
+          <w:sz w:val="32"/>
+          <w:szCs w:val="32"/>
+        </w:rPr>
+        <w:t xml:space="preserve"># </w:t>
+      </w:r>
+      <w:r>
+        <w:rPr>
+          <w:sz w:val="32"/>
+          <w:szCs w:val="32"/>
+        </w:rPr>
+        <w:t xml:space="preserve">This is probably the most important command after </w:t>
+      </w:r>
+      <w:r>
+        <w:rPr>
+          <w:b/>
+          <w:bCs/>
+          <w:sz w:val="32"/>
+          <w:szCs w:val="32"/>
+        </w:rPr>
+        <w:t>flutter run</w:t>
+      </w:r>
+      <w:r>
+        <w:rPr>
+          <w:sz w:val="32"/>
+          <w:szCs w:val="32"/>
+        </w:rPr>
+        <w:t xml:space="preserve"> once you start using modern</w:t>
+      </w:r>
+      <w:r>
+        <w:rPr>
+          <w:b/>
+          <w:bCs/>
+          <w:sz w:val="32"/>
+          <w:szCs w:val="32"/>
+        </w:rPr>
+        <w:t xml:space="preserve"> Flutter</w:t>
+      </w:r>
+      <w:r>
+        <w:rPr>
+          <w:sz w:val="32"/>
+          <w:szCs w:val="32"/>
+        </w:rPr>
+        <w:t xml:space="preserve"> architecture.</w:t>
+      </w:r>
+    </w:p>
+    <w:p>
+      <w:pPr>
+        <w:jc w:val="both"/>
+        <w:rPr>
+          <w:sz w:val="32"/>
+          <w:szCs w:val="32"/>
+        </w:rPr>
+      </w:pPr>
+    </w:p>
+    <w:p>
+      <w:pPr>
+        <w:jc w:val="center"/>
+        <w:rPr>
+          <w:sz w:val="32"/>
+          <w:szCs w:val="32"/>
+        </w:rPr>
+      </w:pPr>
+      <w:r>
+        <w:rPr>
+          <w:sz w:val="32"/>
+          <w:szCs w:val="32"/>
+        </w:rPr>
+        <w:t>Break</w:t>
+      </w:r>
+    </w:p>
+    <w:p>
+      <w:pPr>
+        <w:jc w:val="both"/>
+        <w:rPr>
+          <w:b/>
+          <w:bCs/>
+          <w:sz w:val="32"/>
+          <w:szCs w:val="32"/>
+        </w:rPr>
+      </w:pPr>
+    </w:p>
+    <w:p>
+      <w:pPr>
+        <w:jc w:val="both"/>
+        <w:rPr>
+          <w:b/>
+          <w:bCs/>
+          <w:sz w:val="32"/>
+          <w:szCs w:val="32"/>
+        </w:rPr>
+      </w:pPr>
+      <w:r>
+        <w:rPr>
+          <w:b/>
+          <w:bCs/>
+          <w:sz w:val="32"/>
+          <w:szCs w:val="32"/>
+        </w:rPr>
+        <w:t>Dart SDK not found:</w:t>
+      </w:r>
+    </w:p>
+    <w:p>
+      <w:pPr>
+        <w:jc w:val="both"/>
+        <w:rPr>
+          <w:sz w:val="32"/>
+          <w:szCs w:val="32"/>
+        </w:rPr>
+      </w:pPr>
+      <w:r>
+        <w:rPr>
+          <w:sz w:val="32"/>
+          <w:szCs w:val="32"/>
+        </w:rPr>
+        <w:t>C:\flutter\src\flutter\bin\cache\dart-sdk</w:t>
+      </w:r>
+    </w:p>
+    <w:p>
+      <w:pPr>
+        <w:jc w:val="both"/>
+        <w:rPr>
+          <w:sz w:val="32"/>
+          <w:szCs w:val="32"/>
+        </w:rPr>
+      </w:pPr>
+      <w:r>
+        <w:rPr>
+          <w:sz w:val="32"/>
+          <w:szCs w:val="32"/>
+        </w:rPr>
+        <w:t xml:space="preserve"># </w:t>
+      </w:r>
+      <w:r>
+        <w:rPr>
+          <w:sz w:val="32"/>
+          <w:szCs w:val="32"/>
+        </w:rPr>
+        <w:t xml:space="preserve">Paste the above path in Dart </w:t>
+      </w:r>
+      <w:proofErr w:type="spellStart"/>
+      <w:r>
+        <w:rPr>
+          <w:sz w:val="32"/>
+          <w:szCs w:val="32"/>
+        </w:rPr>
+        <w:t>sdk</w:t>
+      </w:r>
+      <w:proofErr w:type="spellEnd"/>
+      <w:r>
+        <w:rPr>
+          <w:sz w:val="32"/>
+          <w:szCs w:val="32"/>
+        </w:rPr>
+        <w:t xml:space="preserve"> and check the plugin is downloaded. Check the box for all files.</w:t>
+      </w:r>
+    </w:p>
+    <w:p>
+      <w:pPr>
+        <w:jc w:val="both"/>
+        <w:rPr>
+          <w:sz w:val="32"/>
+          <w:szCs w:val="32"/>
+        </w:rPr>
+      </w:pPr>
+    </w:p>
+    <w:p>
+      <w:pPr>
+        <w:jc w:val="both"/>
+        <w:rPr>
+          <w:b/>
+          <w:bCs/>
+          <w:sz w:val="32"/>
+          <w:szCs w:val="32"/>
+        </w:rPr>
+      </w:pPr>
+      <w:r>
+        <w:rPr>
+          <w:b/>
+          <w:bCs/>
+          <w:sz w:val="32"/>
+          <w:szCs w:val="32"/>
+        </w:rPr>
+        <w:t>Instance Variable Initialization Issue (When creating Controller):</w:t>
+      </w:r>
+    </w:p>
+    <w:p>
+      <w:pPr>
+        <w:jc w:val="both"/>
+        <w:rPr>
+          <w:sz w:val="32"/>
+          <w:szCs w:val="32"/>
+        </w:rPr>
+      </w:pPr>
+      <w:r>
+        <w:rPr>
+          <w:sz w:val="32"/>
+          <w:szCs w:val="32"/>
+        </w:rPr>
+        <w:t># See DART OOP documentation</w:t>
+      </w:r>
+    </w:p>
+    <w:p>
+      <w:pPr>
+        <w:jc w:val="both"/>
+        <w:rPr>
+          <w:sz w:val="32"/>
+          <w:szCs w:val="32"/>
+        </w:rPr>
+      </w:pPr>
+    </w:p>
+    <w:p>
+      <w:pPr>
+        <w:jc w:val="both"/>
+        <w:rPr>
+          <w:b/>
+          <w:bCs/>
+          <w:sz w:val="32"/>
+          <w:szCs w:val="32"/>
+        </w:rPr>
+      </w:pPr>
+      <w:r>
+        <w:rPr>
+          <w:b/>
+          <w:bCs/>
+          <w:sz w:val="32"/>
+          <w:szCs w:val="32"/>
+        </w:rPr>
         <w:lastRenderedPageBreak/>
-        <w:t>dart run build_runner watch</w:t>
-      </w:r>
-    </w:p>
-    <w:p>
-      <w:pPr>
-        <w:jc w:val="both"/>
-        <w:rPr>
-          <w:sz w:val="32"/>
-          <w:szCs w:val="32"/>
-        </w:rPr>
-      </w:pPr>
-      <w:r>
-        <w:rPr>
-          <w:sz w:val="32"/>
-          <w:szCs w:val="32"/>
-        </w:rPr>
-        <w:t xml:space="preserve"># </w:t>
-      </w:r>
-      <w:r>
-        <w:rPr>
-          <w:sz w:val="32"/>
-          <w:szCs w:val="32"/>
-        </w:rPr>
-        <w:t>Delete conflicts:</w:t>
-      </w:r>
-    </w:p>
-    <w:p>
-      <w:pPr>
-        <w:jc w:val="both"/>
-        <w:rPr>
-          <w:sz w:val="32"/>
-          <w:szCs w:val="32"/>
-        </w:rPr>
-      </w:pPr>
-      <w:r>
-        <w:rPr>
-          <w:b/>
-          <w:bCs/>
-          <w:color w:val="60CAF3" w:themeColor="accent4" w:themeTint="99"/>
-          <w:sz w:val="32"/>
-          <w:szCs w:val="32"/>
-        </w:rPr>
-        <w:t>dart run build_runner build --delete-conflicting-outputs</w:t>
-      </w:r>
-    </w:p>
-    <w:p>
-      <w:pPr>
-        <w:jc w:val="both"/>
-        <w:rPr>
-          <w:sz w:val="32"/>
-          <w:szCs w:val="32"/>
-        </w:rPr>
-      </w:pPr>
-      <w:r>
-        <w:rPr>
-          <w:sz w:val="32"/>
-          <w:szCs w:val="32"/>
-        </w:rPr>
-        <w:t xml:space="preserve"># </w:t>
-      </w:r>
-      <w:r>
-        <w:rPr>
-          <w:sz w:val="32"/>
-          <w:szCs w:val="32"/>
-        </w:rPr>
-        <w:t xml:space="preserve">This is probably the most important command after </w:t>
-      </w:r>
-      <w:r>
-        <w:rPr>
-          <w:b/>
-          <w:bCs/>
-          <w:sz w:val="32"/>
-          <w:szCs w:val="32"/>
-        </w:rPr>
-        <w:t>flutter run</w:t>
-      </w:r>
-      <w:r>
-        <w:rPr>
-          <w:sz w:val="32"/>
-          <w:szCs w:val="32"/>
-        </w:rPr>
-        <w:t xml:space="preserve"> once you start using modern</w:t>
-      </w:r>
-      <w:r>
-        <w:rPr>
-          <w:b/>
-          <w:bCs/>
-          <w:sz w:val="32"/>
-          <w:szCs w:val="32"/>
-        </w:rPr>
-        <w:t xml:space="preserve"> Flutter</w:t>
-      </w:r>
-      <w:r>
-        <w:rPr>
-          <w:sz w:val="32"/>
-          <w:szCs w:val="32"/>
-        </w:rPr>
-        <w:t xml:space="preserve"> architecture.</w:t>
-      </w:r>
-    </w:p>
-    <w:p>
-      <w:pPr>
-        <w:jc w:val="both"/>
-        <w:rPr>
-          <w:sz w:val="32"/>
-          <w:szCs w:val="32"/>
-        </w:rPr>
-      </w:pPr>
-    </w:p>
-    <w:p>
-      <w:pPr>
-        <w:jc w:val="center"/>
-        <w:rPr>
-          <w:sz w:val="32"/>
-          <w:szCs w:val="32"/>
-        </w:rPr>
-      </w:pPr>
-      <w:r>
-        <w:rPr>
-          <w:sz w:val="32"/>
-          <w:szCs w:val="32"/>
-        </w:rPr>
-        <w:t>Break</w:t>
-      </w:r>
-    </w:p>
-    <w:p>
-      <w:pPr>
-        <w:jc w:val="both"/>
-        <w:rPr>
-          <w:b/>
-          <w:bCs/>
-          <w:sz w:val="32"/>
-          <w:szCs w:val="32"/>
-        </w:rPr>
-      </w:pPr>
-    </w:p>
-    <w:p>
-      <w:pPr>
-        <w:jc w:val="both"/>
-        <w:rPr>
-          <w:b/>
-          <w:bCs/>
-          <w:sz w:val="32"/>
-          <w:szCs w:val="32"/>
-        </w:rPr>
-      </w:pPr>
-      <w:r>
-        <w:rPr>
-          <w:b/>
-          <w:bCs/>
-          <w:sz w:val="32"/>
-          <w:szCs w:val="32"/>
-        </w:rPr>
-        <w:t>Dart SDK not found:</w:t>
-      </w:r>
-    </w:p>
-    <w:p>
-      <w:pPr>
-        <w:jc w:val="both"/>
-        <w:rPr>
-          <w:sz w:val="32"/>
-          <w:szCs w:val="32"/>
-        </w:rPr>
-      </w:pPr>
-      <w:r>
-        <w:rPr>
-          <w:sz w:val="32"/>
-          <w:szCs w:val="32"/>
-        </w:rPr>
-        <w:t>C:\flutter\src\flutter\bin\cache\dart-sdk</w:t>
-      </w:r>
-    </w:p>
-    <w:p>
-      <w:pPr>
-        <w:jc w:val="both"/>
-        <w:rPr>
-          <w:sz w:val="32"/>
-          <w:szCs w:val="32"/>
-        </w:rPr>
-      </w:pPr>
-      <w:r>
-        <w:rPr>
-          <w:sz w:val="32"/>
-          <w:szCs w:val="32"/>
-        </w:rPr>
-        <w:t xml:space="preserve"># </w:t>
-      </w:r>
-      <w:r>
-        <w:rPr>
-          <w:sz w:val="32"/>
-          <w:szCs w:val="32"/>
-        </w:rPr>
-        <w:t xml:space="preserve">Paste the above path in Dart </w:t>
-      </w:r>
-      <w:proofErr w:type="spellStart"/>
-      <w:r>
-        <w:rPr>
-          <w:sz w:val="32"/>
-          <w:szCs w:val="32"/>
-        </w:rPr>
-        <w:t>sdk</w:t>
-      </w:r>
-      <w:proofErr w:type="spellEnd"/>
-      <w:r>
-        <w:rPr>
-          <w:sz w:val="32"/>
-          <w:szCs w:val="32"/>
-        </w:rPr>
-        <w:t xml:space="preserve"> and check the plugin is downloaded. Check the box for all files.</w:t>
-      </w:r>
-    </w:p>
-    <w:p>
-      <w:pPr>
-        <w:jc w:val="both"/>
-        <w:rPr>
-          <w:sz w:val="32"/>
-          <w:szCs w:val="32"/>
-        </w:rPr>
-      </w:pPr>
-    </w:p>
-    <w:p>
-      <w:pPr>
-        <w:jc w:val="both"/>
-        <w:rPr>
-          <w:b/>
-          <w:bCs/>
-          <w:sz w:val="32"/>
-          <w:szCs w:val="32"/>
-        </w:rPr>
-      </w:pPr>
-      <w:r>
-        <w:rPr>
-          <w:b/>
-          <w:bCs/>
-          <w:sz w:val="32"/>
-          <w:szCs w:val="32"/>
-        </w:rPr>
-        <w:t>Instance Variable Initialization Issue (When creating Controller):</w:t>
-      </w:r>
-    </w:p>
-    <w:p>
-      <w:pPr>
-        <w:jc w:val="both"/>
-        <w:rPr>
-          <w:sz w:val="32"/>
-          <w:szCs w:val="32"/>
-        </w:rPr>
-      </w:pPr>
-      <w:r>
-        <w:rPr>
-          <w:sz w:val="32"/>
-          <w:szCs w:val="32"/>
-        </w:rPr>
-        <w:t># See DART OOP documentation</w:t>
-      </w:r>
-    </w:p>
-    <w:p>
-      <w:pPr>
-        <w:jc w:val="both"/>
-        <w:rPr>
-          <w:sz w:val="32"/>
-          <w:szCs w:val="32"/>
-        </w:rPr>
-      </w:pPr>
-    </w:p>
-    <w:p>
-      <w:pPr>
-        <w:jc w:val="both"/>
-        <w:rPr>
-          <w:b/>
-          <w:bCs/>
-          <w:sz w:val="32"/>
-          <w:szCs w:val="32"/>
-        </w:rPr>
-      </w:pPr>
-      <w:r>
-        <w:rPr>
-          <w:b/>
-          <w:bCs/>
-          <w:sz w:val="32"/>
-          <w:szCs w:val="32"/>
-        </w:rPr>
         <w:t>Android Virtual Emulator Can’t Connect to Net:</w:t>
       </w:r>
     </w:p>
@@ -3900,15 +4134,7 @@
           <w:sz w:val="32"/>
           <w:szCs w:val="32"/>
         </w:rPr>
-        <w:t xml:space="preserve">and click on internet protocol </w:t>
-      </w:r>
-      <w:r>
-        <w:rPr>
-          <w:sz w:val="32"/>
-          <w:szCs w:val="32"/>
-        </w:rPr>
-        <w:lastRenderedPageBreak/>
-        <w:t>version 4 TCP.</w:t>
+        <w:t>and click on internet protocol version 4 TCP.</w:t>
       </w:r>
       <w:r>
         <w:rPr>
@@ -4010,12 +4236,21 @@
         <w:t>="</w:t>
       </w:r>
       <w:proofErr w:type="spellStart"/>
-      <w:r>
-        <w:rPr>
-          <w:sz w:val="32"/>
-          <w:szCs w:val="32"/>
-        </w:rPr>
-        <w:t>android.permission.INTERNET</w:t>
+      <w:proofErr w:type="gramStart"/>
+      <w:r>
+        <w:rPr>
+          <w:sz w:val="32"/>
+          <w:szCs w:val="32"/>
+        </w:rPr>
+        <w:t>android.permission</w:t>
+      </w:r>
+      <w:proofErr w:type="gramEnd"/>
+      <w:r>
+        <w:rPr>
+          <w:sz w:val="32"/>
+          <w:szCs w:val="32"/>
+        </w:rPr>
+        <w:t>.INTERNET</w:t>
       </w:r>
       <w:proofErr w:type="spellEnd"/>
       <w:r>
@@ -4085,6 +4320,7 @@
         <w:t xml:space="preserve"> not connected just open it and click on the </w:t>
       </w:r>
       <w:proofErr w:type="spellStart"/>
+      <w:proofErr w:type="gramStart"/>
       <w:r>
         <w:rPr>
           <w:sz w:val="32"/>
@@ -4093,6 +4329,7 @@
         <w:t>settings.gradle</w:t>
       </w:r>
       <w:proofErr w:type="spellEnd"/>
+      <w:proofErr w:type="gramEnd"/>
       <w:r>
         <w:rPr>
           <w:sz w:val="32"/>
@@ -4130,7 +4367,23 @@
           <w:sz w:val="32"/>
           <w:szCs w:val="32"/>
         </w:rPr>
-        <w:t xml:space="preserve"> just delete .idea in project file and in c drive user delete .</w:t>
+        <w:t xml:space="preserve"> just </w:t>
+      </w:r>
+      <w:proofErr w:type="gramStart"/>
+      <w:r>
+        <w:rPr>
+          <w:sz w:val="32"/>
+          <w:szCs w:val="32"/>
+        </w:rPr>
+        <w:t>delete .idea</w:t>
+      </w:r>
+      <w:proofErr w:type="gramEnd"/>
+      <w:r>
+        <w:rPr>
+          <w:sz w:val="32"/>
+          <w:szCs w:val="32"/>
+        </w:rPr>
+        <w:t xml:space="preserve"> in project file and in c drive user delete .</w:t>
       </w:r>
       <w:proofErr w:type="spellStart"/>
       <w:r>
@@ -4214,6 +4467,7 @@
           <w:sz w:val="32"/>
           <w:szCs w:val="32"/>
         </w:rPr>
+        <w:lastRenderedPageBreak/>
         <w:t>Creating a project takes a lot of time:</w:t>
       </w:r>
     </w:p>
@@ -4331,7 +4585,6 @@
           <w:sz w:val="32"/>
           <w:szCs w:val="32"/>
         </w:rPr>
-        <w:lastRenderedPageBreak/>
         <w:t>Flutter and dart upgrade:</w:t>
       </w:r>
     </w:p>
@@ -4513,6 +4766,7 @@
         <w:t xml:space="preserve">3. Adjust the dependencies and plug-ins in </w:t>
       </w:r>
       <w:proofErr w:type="spellStart"/>
+      <w:proofErr w:type="gramStart"/>
       <w:r>
         <w:rPr>
           <w:sz w:val="32"/>
@@ -4521,6 +4775,7 @@
         <w:t>build.gradle</w:t>
       </w:r>
       <w:proofErr w:type="spellEnd"/>
+      <w:proofErr w:type="gramEnd"/>
       <w:r>
         <w:rPr>
           <w:sz w:val="32"/>
@@ -4542,7 +4797,15 @@
           <w:sz w:val="32"/>
           <w:szCs w:val="32"/>
         </w:rPr>
-        <w:t xml:space="preserve"> in app by following the instructions of firebase. you also have to add firebase core version and </w:t>
+        <w:t xml:space="preserve"> in app by following the instructions of </w:t>
+      </w:r>
+      <w:r>
+        <w:rPr>
+          <w:sz w:val="32"/>
+          <w:szCs w:val="32"/>
+        </w:rPr>
+        <w:lastRenderedPageBreak/>
+        <w:t xml:space="preserve">firebase. you also have to add firebase core version and </w:t>
       </w:r>
       <w:proofErr w:type="spellStart"/>
       <w:r>
@@ -4608,6 +4871,7 @@
         <w:t xml:space="preserve"> in </w:t>
       </w:r>
       <w:proofErr w:type="spellStart"/>
+      <w:proofErr w:type="gramStart"/>
       <w:r>
         <w:rPr>
           <w:sz w:val="32"/>
@@ -4616,6 +4880,7 @@
         <w:t>main.dart</w:t>
       </w:r>
       <w:proofErr w:type="spellEnd"/>
+      <w:proofErr w:type="gramEnd"/>
       <w:r>
         <w:rPr>
           <w:sz w:val="32"/>
@@ -4683,13 +4948,6 @@
           <w:szCs w:val="32"/>
         </w:rPr>
         <w:br/>
-      </w:r>
-      <w:r>
-        <w:rPr>
-          <w:sz w:val="32"/>
-          <w:szCs w:val="32"/>
-        </w:rPr>
-        <w:lastRenderedPageBreak/>
         <w:t xml:space="preserve">6. You might find issues with </w:t>
       </w:r>
       <w:proofErr w:type="spellStart"/>
@@ -4725,6 +4983,7 @@
         <w:t xml:space="preserve"> adjust them in the </w:t>
       </w:r>
       <w:proofErr w:type="spellStart"/>
+      <w:proofErr w:type="gramStart"/>
       <w:r>
         <w:rPr>
           <w:sz w:val="32"/>
@@ -4733,6 +4992,7 @@
         <w:t>build.gradle</w:t>
       </w:r>
       <w:proofErr w:type="spellEnd"/>
+      <w:proofErr w:type="gramEnd"/>
       <w:r>
         <w:rPr>
           <w:sz w:val="32"/>
@@ -4820,6 +5080,7 @@
         <w:t xml:space="preserve"> not connected just open it and click on the </w:t>
       </w:r>
       <w:proofErr w:type="spellStart"/>
+      <w:proofErr w:type="gramStart"/>
       <w:r>
         <w:rPr>
           <w:sz w:val="32"/>
@@ -4828,6 +5089,7 @@
         <w:t>settings.gradle</w:t>
       </w:r>
       <w:proofErr w:type="spellEnd"/>
+      <w:proofErr w:type="gramEnd"/>
       <w:r>
         <w:rPr>
           <w:sz w:val="32"/>
@@ -4934,6 +5196,7 @@
         <w:t xml:space="preserve"> not connected just open it and click on the </w:t>
       </w:r>
       <w:proofErr w:type="spellStart"/>
+      <w:proofErr w:type="gramStart"/>
       <w:r>
         <w:rPr>
           <w:sz w:val="32"/>
@@ -4942,6 +5205,7 @@
         <w:t>settings.gradle</w:t>
       </w:r>
       <w:proofErr w:type="spellEnd"/>
+      <w:proofErr w:type="gramEnd"/>
       <w:r>
         <w:rPr>
           <w:sz w:val="32"/>
@@ -5203,7 +5467,6 @@
           <w:sz w:val="32"/>
           <w:szCs w:val="32"/>
         </w:rPr>
-        <w:lastRenderedPageBreak/>
         <w:t>it simply fetches the emulator’s mock location, not our device’s.</w:t>
       </w:r>
       <w:r>
@@ -5505,6 +5768,7 @@
         <w:t xml:space="preserve">After this, when you rerun your app, </w:t>
       </w:r>
       <w:proofErr w:type="spellStart"/>
+      <w:proofErr w:type="gramStart"/>
       <w:r>
         <w:rPr>
           <w:b/>
@@ -5522,7 +5786,17 @@
           <w:sz w:val="32"/>
           <w:szCs w:val="32"/>
         </w:rPr>
-        <w:t>()</w:t>
+        <w:t>(</w:t>
+      </w:r>
+      <w:proofErr w:type="gramEnd"/>
+      <w:r>
+        <w:rPr>
+          <w:b/>
+          <w:bCs/>
+          <w:sz w:val="32"/>
+          <w:szCs w:val="32"/>
+        </w:rPr>
+        <w:t>)</w:t>
       </w:r>
       <w:r>
         <w:rPr>
@@ -5593,6 +5867,7 @@
           <w:sz w:val="32"/>
           <w:szCs w:val="32"/>
         </w:rPr>
+        <w:lastRenderedPageBreak/>
         <w:t xml:space="preserve"># When we uninstall our app </w:t>
       </w:r>
       <w:proofErr w:type="spellStart"/>
@@ -5835,6 +6110,7 @@
         <w:tab/>
       </w:r>
       <w:proofErr w:type="spellStart"/>
+      <w:proofErr w:type="gramStart"/>
       <w:r>
         <w:rPr>
           <w:b/>
@@ -5846,6 +6122,7 @@
         <w:t>android:allowBackup</w:t>
       </w:r>
       <w:proofErr w:type="spellEnd"/>
+      <w:proofErr w:type="gramEnd"/>
       <w:r>
         <w:rPr>
           <w:b/>
@@ -5886,10 +6163,10 @@
           <w:sz w:val="32"/>
           <w:szCs w:val="32"/>
         </w:rPr>
-        <w:lastRenderedPageBreak/>
         <w:tab/>
       </w:r>
       <w:proofErr w:type="spellStart"/>
+      <w:proofErr w:type="gramStart"/>
       <w:r>
         <w:rPr>
           <w:b/>
@@ -5911,6 +6188,7 @@
         <w:t>Content</w:t>
       </w:r>
       <w:proofErr w:type="spellEnd"/>
+      <w:proofErr w:type="gramEnd"/>
       <w:r>
         <w:rPr>
           <w:b/>
@@ -6130,15 +6408,27 @@
         </w:rPr>
       </w:pPr>
       <w:proofErr w:type="spellStart"/>
-      <w:r>
-        <w:rPr>
-          <w:b/>
-          <w:bCs/>
-          <w:color w:val="60CAF3" w:themeColor="accent4" w:themeTint="99"/>
-          <w:sz w:val="32"/>
-          <w:szCs w:val="32"/>
-        </w:rPr>
-        <w:t>com.spotify.music</w:t>
+      <w:proofErr w:type="gramStart"/>
+      <w:r>
+        <w:rPr>
+          <w:b/>
+          <w:bCs/>
+          <w:color w:val="60CAF3" w:themeColor="accent4" w:themeTint="99"/>
+          <w:sz w:val="32"/>
+          <w:szCs w:val="32"/>
+        </w:rPr>
+        <w:t>com.spotify</w:t>
+      </w:r>
+      <w:proofErr w:type="gramEnd"/>
+      <w:r>
+        <w:rPr>
+          <w:b/>
+          <w:bCs/>
+          <w:color w:val="60CAF3" w:themeColor="accent4" w:themeTint="99"/>
+          <w:sz w:val="32"/>
+          <w:szCs w:val="32"/>
+        </w:rPr>
+        <w:t>.music</w:t>
       </w:r>
       <w:proofErr w:type="spellEnd"/>
     </w:p>
@@ -6159,6 +6449,7 @@
         </w:rPr>
       </w:pPr>
       <w:proofErr w:type="spellStart"/>
+      <w:proofErr w:type="gramStart"/>
       <w:r>
         <w:rPr>
           <w:b/>
@@ -6170,6 +6461,7 @@
         <w:t>com.whatsapp</w:t>
       </w:r>
       <w:proofErr w:type="spellEnd"/>
+      <w:proofErr w:type="gramEnd"/>
     </w:p>
     <w:p>
       <w:pPr>
@@ -6188,15 +6480,27 @@
         </w:rPr>
       </w:pPr>
       <w:proofErr w:type="spellStart"/>
-      <w:r>
-        <w:rPr>
-          <w:b/>
-          <w:bCs/>
-          <w:color w:val="60CAF3" w:themeColor="accent4" w:themeTint="99"/>
-          <w:sz w:val="32"/>
-          <w:szCs w:val="32"/>
-        </w:rPr>
-        <w:t>com.yourname.myapp</w:t>
+      <w:proofErr w:type="gramStart"/>
+      <w:r>
+        <w:rPr>
+          <w:b/>
+          <w:bCs/>
+          <w:color w:val="60CAF3" w:themeColor="accent4" w:themeTint="99"/>
+          <w:sz w:val="32"/>
+          <w:szCs w:val="32"/>
+        </w:rPr>
+        <w:t>com.yourname</w:t>
+      </w:r>
+      <w:proofErr w:type="gramEnd"/>
+      <w:r>
+        <w:rPr>
+          <w:b/>
+          <w:bCs/>
+          <w:color w:val="60CAF3" w:themeColor="accent4" w:themeTint="99"/>
+          <w:sz w:val="32"/>
+          <w:szCs w:val="32"/>
+        </w:rPr>
+        <w:t>.myapp</w:t>
       </w:r>
       <w:proofErr w:type="spellEnd"/>
     </w:p>
@@ -6213,6 +6517,7 @@
           <w:sz w:val="32"/>
           <w:szCs w:val="32"/>
         </w:rPr>
+        <w:lastRenderedPageBreak/>
         <w:t xml:space="preserve"># Flutter puts </w:t>
       </w:r>
       <w:proofErr w:type="spellStart"/>
@@ -6284,8 +6589,19 @@
           <w:sz w:val="32"/>
           <w:szCs w:val="32"/>
         </w:rPr>
-        <w:t>com.example.*</w:t>
-      </w:r>
+        <w:t>com.</w:t>
+      </w:r>
+      <w:proofErr w:type="gramStart"/>
+      <w:r>
+        <w:rPr>
+          <w:b/>
+          <w:bCs/>
+          <w:sz w:val="32"/>
+          <w:szCs w:val="32"/>
+        </w:rPr>
+        <w:t>example.*</w:t>
+      </w:r>
+      <w:proofErr w:type="gramEnd"/>
       <w:r>
         <w:rPr>
           <w:sz w:val="32"/>
@@ -6398,6 +6714,7 @@
         <w:t>your_domain_or_name</w:t>
       </w:r>
       <w:proofErr w:type="spellEnd"/>
+      <w:proofErr w:type="gramStart"/>
       <w:r>
         <w:rPr>
           <w:b/>
@@ -6408,6 +6725,7 @@
         <w:t>&gt;.&lt;</w:t>
       </w:r>
       <w:proofErr w:type="spellStart"/>
+      <w:proofErr w:type="gramEnd"/>
       <w:r>
         <w:rPr>
           <w:b/>
@@ -6476,15 +6794,27 @@
         <w:t xml:space="preserve"> = "</w:t>
       </w:r>
       <w:proofErr w:type="spellStart"/>
-      <w:r>
-        <w:rPr>
-          <w:b/>
-          <w:bCs/>
-          <w:color w:val="60CAF3" w:themeColor="accent4" w:themeTint="99"/>
-          <w:sz w:val="32"/>
-          <w:szCs w:val="32"/>
-        </w:rPr>
-        <w:t>com.nazmul.musicplayer</w:t>
+      <w:proofErr w:type="gramStart"/>
+      <w:r>
+        <w:rPr>
+          <w:b/>
+          <w:bCs/>
+          <w:color w:val="60CAF3" w:themeColor="accent4" w:themeTint="99"/>
+          <w:sz w:val="32"/>
+          <w:szCs w:val="32"/>
+        </w:rPr>
+        <w:t>com.nazmul</w:t>
+      </w:r>
+      <w:proofErr w:type="gramEnd"/>
+      <w:r>
+        <w:rPr>
+          <w:b/>
+          <w:bCs/>
+          <w:color w:val="60CAF3" w:themeColor="accent4" w:themeTint="99"/>
+          <w:sz w:val="32"/>
+          <w:szCs w:val="32"/>
+        </w:rPr>
+        <w:t>.musicplayer</w:t>
       </w:r>
       <w:proofErr w:type="spellEnd"/>
       <w:r>
@@ -6560,7 +6890,6 @@
           <w:sz w:val="32"/>
           <w:szCs w:val="32"/>
         </w:rPr>
-        <w:lastRenderedPageBreak/>
         <w:t>No spaces</w:t>
       </w:r>
     </w:p>
@@ -6949,7 +7278,29 @@
           <w:sz w:val="32"/>
           <w:szCs w:val="32"/>
         </w:rPr>
-        <w:t xml:space="preserve"> Android App: com.example.of11_music_app</w:t>
+        <w:t xml:space="preserve"> Android App: com.</w:t>
+      </w:r>
+      <w:proofErr w:type="gramStart"/>
+      <w:r>
+        <w:rPr>
+          <w:b/>
+          <w:bCs/>
+          <w:color w:val="60CAF3" w:themeColor="accent4" w:themeTint="99"/>
+          <w:sz w:val="32"/>
+          <w:szCs w:val="32"/>
+        </w:rPr>
+        <w:t>example.of</w:t>
+      </w:r>
+      <w:proofErr w:type="gramEnd"/>
+      <w:r>
+        <w:rPr>
+          <w:b/>
+          <w:bCs/>
+          <w:color w:val="60CAF3" w:themeColor="accent4" w:themeTint="99"/>
+          <w:sz w:val="32"/>
+          <w:szCs w:val="32"/>
+        </w:rPr>
+        <w:t>11_music_app</w:t>
       </w:r>
     </w:p>
     <w:p>
@@ -6974,15 +7325,27 @@
         <w:t xml:space="preserve"> └─ Android App: </w:t>
       </w:r>
       <w:proofErr w:type="spellStart"/>
-      <w:r>
-        <w:rPr>
-          <w:b/>
-          <w:bCs/>
-          <w:color w:val="60CAF3" w:themeColor="accent4" w:themeTint="99"/>
-          <w:sz w:val="32"/>
-          <w:szCs w:val="32"/>
-        </w:rPr>
-        <w:t>com.nazmul.musicplayer</w:t>
+      <w:proofErr w:type="gramStart"/>
+      <w:r>
+        <w:rPr>
+          <w:b/>
+          <w:bCs/>
+          <w:color w:val="60CAF3" w:themeColor="accent4" w:themeTint="99"/>
+          <w:sz w:val="32"/>
+          <w:szCs w:val="32"/>
+        </w:rPr>
+        <w:t>com.nazmul</w:t>
+      </w:r>
+      <w:proofErr w:type="gramEnd"/>
+      <w:r>
+        <w:rPr>
+          <w:b/>
+          <w:bCs/>
+          <w:color w:val="60CAF3" w:themeColor="accent4" w:themeTint="99"/>
+          <w:sz w:val="32"/>
+          <w:szCs w:val="32"/>
+        </w:rPr>
+        <w:t>.musicplayer</w:t>
       </w:r>
       <w:proofErr w:type="spellEnd"/>
     </w:p>
@@ -6999,6 +7362,7 @@
           <w:sz w:val="32"/>
           <w:szCs w:val="32"/>
         </w:rPr>
+        <w:lastRenderedPageBreak/>
         <w:t xml:space="preserve"># </w:t>
       </w:r>
       <w:r>
@@ -7142,15 +7506,7 @@
           <w:sz w:val="32"/>
           <w:szCs w:val="32"/>
         </w:rPr>
-        <w:t xml:space="preserve"> means auto-generated files, created &amp; managed by Flutter tooling and can be deleted and regenerated </w:t>
-      </w:r>
-      <w:r>
-        <w:rPr>
-          <w:sz w:val="32"/>
-          <w:szCs w:val="32"/>
-        </w:rPr>
-        <w:lastRenderedPageBreak/>
-        <w:t>anytime. Flutter is saying: “In the future, we want to move more stuff into ephemeral files.”</w:t>
+        <w:t xml:space="preserve"> means auto-generated files, created &amp; managed by Flutter tooling and can be deleted and regenerated anytime. Flutter is saying: “In the future, we want to move more stuff into ephemeral files.”</w:t>
       </w:r>
     </w:p>
     <w:p>

--- a/f17_flutter_CLI_&_common_issues_documentary.docx
+++ b/f17_flutter_CLI_&_common_issues_documentary.docx
@@ -142,20 +142,8 @@
           <w:sz w:val="32"/>
           <w:szCs w:val="32"/>
         </w:rPr>
-        <w:t xml:space="preserve">flutter create </w:t>
-      </w:r>
-      <w:proofErr w:type="spellStart"/>
-      <w:r>
-        <w:rPr>
-          <w:b/>
-          <w:bCs/>
-          <w:color w:val="60CAF3" w:themeColor="accent4" w:themeTint="99"/>
-          <w:sz w:val="32"/>
-          <w:szCs w:val="32"/>
-        </w:rPr>
-        <w:t>my_app</w:t>
-      </w:r>
-      <w:proofErr w:type="spellEnd"/>
+        <w:t>flutter create my_app</w:t>
+      </w:r>
     </w:p>
     <w:p>
       <w:pPr>
@@ -208,20 +196,8 @@
           <w:sz w:val="32"/>
           <w:szCs w:val="32"/>
         </w:rPr>
-        <w:t xml:space="preserve">flutter </w:t>
-      </w:r>
-      <w:proofErr w:type="gramStart"/>
-      <w:r>
-        <w:rPr>
-          <w:b/>
-          <w:bCs/>
-          <w:color w:val="60CAF3" w:themeColor="accent4" w:themeTint="99"/>
-          <w:sz w:val="32"/>
-          <w:szCs w:val="32"/>
-        </w:rPr>
-        <w:t>create .</w:t>
-      </w:r>
-      <w:proofErr w:type="gramEnd"/>
+        <w:t>flutter create .</w:t>
+      </w:r>
     </w:p>
     <w:p>
       <w:pPr>
@@ -254,7 +230,6 @@
         </w:rPr>
         <w:t xml:space="preserve"> flag to set the app’s package identifier (like </w:t>
       </w:r>
-      <w:proofErr w:type="spellStart"/>
       <w:r>
         <w:rPr>
           <w:b/>
@@ -264,7 +239,6 @@
         </w:rPr>
         <w:t>com.example</w:t>
       </w:r>
-      <w:proofErr w:type="spellEnd"/>
       <w:r>
         <w:rPr>
           <w:sz w:val="32"/>
@@ -292,42 +266,8 @@
           <w:sz w:val="32"/>
           <w:szCs w:val="32"/>
         </w:rPr>
-        <w:t xml:space="preserve">flutter create --org </w:t>
-      </w:r>
-      <w:proofErr w:type="spellStart"/>
-      <w:r>
-        <w:rPr>
-          <w:b/>
-          <w:bCs/>
-          <w:color w:val="60CAF3" w:themeColor="accent4" w:themeTint="99"/>
-          <w:sz w:val="32"/>
-          <w:szCs w:val="32"/>
-        </w:rPr>
-        <w:t>com.nazmul.app</w:t>
-      </w:r>
-      <w:proofErr w:type="spellEnd"/>
-      <w:r>
-        <w:rPr>
-          <w:b/>
-          <w:bCs/>
-          <w:color w:val="60CAF3" w:themeColor="accent4" w:themeTint="99"/>
-          <w:sz w:val="32"/>
-          <w:szCs w:val="32"/>
-        </w:rPr>
-        <w:t xml:space="preserve"> </w:t>
-      </w:r>
-      <w:proofErr w:type="spellStart"/>
-      <w:r>
-        <w:rPr>
-          <w:b/>
-          <w:bCs/>
-          <w:color w:val="60CAF3" w:themeColor="accent4" w:themeTint="99"/>
-          <w:sz w:val="32"/>
-          <w:szCs w:val="32"/>
-        </w:rPr>
-        <w:t>my_app</w:t>
-      </w:r>
-      <w:proofErr w:type="spellEnd"/>
+        <w:t>flutter create --org com.nazmul.app my_app</w:t>
+      </w:r>
     </w:p>
     <w:p>
       <w:pPr>
@@ -380,51 +320,7 @@
           <w:sz w:val="32"/>
           <w:szCs w:val="32"/>
         </w:rPr>
-        <w:t xml:space="preserve">flutter create </w:t>
-      </w:r>
-      <w:proofErr w:type="spellStart"/>
-      <w:r>
-        <w:rPr>
-          <w:b/>
-          <w:bCs/>
-          <w:color w:val="60CAF3" w:themeColor="accent4" w:themeTint="99"/>
-          <w:sz w:val="32"/>
-          <w:szCs w:val="32"/>
-        </w:rPr>
-        <w:t>my_app</w:t>
-      </w:r>
-      <w:proofErr w:type="spellEnd"/>
-      <w:r>
-        <w:rPr>
-          <w:b/>
-          <w:bCs/>
-          <w:color w:val="60CAF3" w:themeColor="accent4" w:themeTint="99"/>
-          <w:sz w:val="32"/>
-          <w:szCs w:val="32"/>
-        </w:rPr>
-        <w:t xml:space="preserve"> --platforms android, </w:t>
-      </w:r>
-      <w:proofErr w:type="spellStart"/>
-      <w:r>
-        <w:rPr>
-          <w:b/>
-          <w:bCs/>
-          <w:color w:val="60CAF3" w:themeColor="accent4" w:themeTint="99"/>
-          <w:sz w:val="32"/>
-          <w:szCs w:val="32"/>
-        </w:rPr>
-        <w:t>ios</w:t>
-      </w:r>
-      <w:proofErr w:type="spellEnd"/>
-      <w:r>
-        <w:rPr>
-          <w:b/>
-          <w:bCs/>
-          <w:color w:val="60CAF3" w:themeColor="accent4" w:themeTint="99"/>
-          <w:sz w:val="32"/>
-          <w:szCs w:val="32"/>
-        </w:rPr>
-        <w:t>, web</w:t>
+        <w:t>flutter create my_app --platforms android, ios, web</w:t>
       </w:r>
     </w:p>
     <w:p>
@@ -487,8 +383,6 @@
         </w:rPr>
         <w:t xml:space="preserve"> dependencies or packages from </w:t>
       </w:r>
-      <w:proofErr w:type="spellStart"/>
-      <w:proofErr w:type="gramStart"/>
       <w:r>
         <w:rPr>
           <w:b/>
@@ -498,42 +392,28 @@
         </w:rPr>
         <w:t>pubsec.yaml</w:t>
       </w:r>
-      <w:proofErr w:type="spellEnd"/>
-      <w:proofErr w:type="gramEnd"/>
-    </w:p>
-    <w:p>
-      <w:pPr>
-        <w:jc w:val="both"/>
-        <w:rPr>
-          <w:b/>
-          <w:bCs/>
-          <w:color w:val="60CAF3" w:themeColor="accent4" w:themeTint="99"/>
-          <w:sz w:val="32"/>
-          <w:szCs w:val="32"/>
-        </w:rPr>
-      </w:pPr>
-      <w:r>
-        <w:rPr>
-          <w:b/>
-          <w:bCs/>
-          <w:color w:val="60CAF3" w:themeColor="accent4" w:themeTint="99"/>
-          <w:sz w:val="32"/>
-          <w:szCs w:val="32"/>
-        </w:rPr>
-        <w:t xml:space="preserve">flutter pub </w:t>
-      </w:r>
-      <w:proofErr w:type="gramStart"/>
-      <w:r>
-        <w:rPr>
-          <w:b/>
-          <w:bCs/>
-          <w:color w:val="60CAF3" w:themeColor="accent4" w:themeTint="99"/>
-          <w:sz w:val="32"/>
-          <w:szCs w:val="32"/>
-        </w:rPr>
-        <w:t>get</w:t>
-      </w:r>
-      <w:proofErr w:type="gramEnd"/>
+    </w:p>
+    <w:p>
+      <w:pPr>
+        <w:jc w:val="both"/>
+        <w:rPr>
+          <w:b/>
+          <w:bCs/>
+          <w:color w:val="60CAF3" w:themeColor="accent4" w:themeTint="99"/>
+          <w:sz w:val="32"/>
+          <w:szCs w:val="32"/>
+        </w:rPr>
+      </w:pPr>
+      <w:r>
+        <w:rPr>
+          <w:b/>
+          <w:bCs/>
+          <w:color w:val="60CAF3" w:themeColor="accent4" w:themeTint="99"/>
+          <w:sz w:val="32"/>
+          <w:szCs w:val="32"/>
+        </w:rPr>
+        <w:t>flutter pub get</w:t>
+      </w:r>
     </w:p>
     <w:p>
       <w:pPr>
@@ -588,7 +468,6 @@
         </w:rPr>
         <w:t xml:space="preserve"># Download a package or plugin from </w:t>
       </w:r>
-      <w:proofErr w:type="spellStart"/>
       <w:r>
         <w:rPr>
           <w:b/>
@@ -598,7 +477,6 @@
         </w:rPr>
         <w:t>pub.dev</w:t>
       </w:r>
-      <w:proofErr w:type="spellEnd"/>
     </w:p>
     <w:p>
       <w:pPr>
@@ -644,7 +522,6 @@
         </w:rPr>
         <w:t xml:space="preserve">a </w:t>
       </w:r>
-      <w:proofErr w:type="gramStart"/>
       <w:r>
         <w:rPr>
           <w:sz w:val="32"/>
@@ -664,35 +541,16 @@
           <w:sz w:val="32"/>
           <w:szCs w:val="32"/>
         </w:rPr>
-        <w:t>s</w:t>
-      </w:r>
-      <w:proofErr w:type="gramEnd"/>
-      <w:r>
-        <w:rPr>
-          <w:sz w:val="32"/>
-          <w:szCs w:val="32"/>
-        </w:rPr>
-        <w:t xml:space="preserve"> and add them to </w:t>
-      </w:r>
-      <w:proofErr w:type="spellStart"/>
-      <w:r>
-        <w:rPr>
-          <w:b/>
-          <w:bCs/>
-          <w:sz w:val="32"/>
-          <w:szCs w:val="32"/>
-        </w:rPr>
-        <w:t>dev_dependencies</w:t>
-      </w:r>
-      <w:proofErr w:type="spellEnd"/>
-      <w:r>
-        <w:rPr>
-          <w:b/>
-          <w:bCs/>
-          <w:sz w:val="32"/>
-          <w:szCs w:val="32"/>
-        </w:rPr>
-        <w:t>:</w:t>
+        <w:t xml:space="preserve">s and add them to </w:t>
+      </w:r>
+      <w:r>
+        <w:rPr>
+          <w:b/>
+          <w:bCs/>
+          <w:sz w:val="32"/>
+          <w:szCs w:val="32"/>
+        </w:rPr>
+        <w:t>dev_dependencies:</w:t>
       </w:r>
       <w:r>
         <w:rPr>
@@ -867,20 +725,8 @@
           <w:sz w:val="32"/>
           <w:szCs w:val="32"/>
         </w:rPr>
-        <w:t xml:space="preserve">flutter </w:t>
-      </w:r>
-      <w:proofErr w:type="gramStart"/>
-      <w:r>
-        <w:rPr>
-          <w:b/>
-          <w:bCs/>
-          <w:color w:val="60CAF3" w:themeColor="accent4" w:themeTint="99"/>
-          <w:sz w:val="32"/>
-          <w:szCs w:val="32"/>
-        </w:rPr>
-        <w:t>run</w:t>
-      </w:r>
-      <w:proofErr w:type="gramEnd"/>
+        <w:t>flutter run</w:t>
+      </w:r>
     </w:p>
     <w:p>
       <w:pPr>
@@ -1137,21 +983,8 @@
           <w:sz w:val="32"/>
           <w:szCs w:val="32"/>
         </w:rPr>
-        <w:t xml:space="preserve"> </w:t>
-      </w:r>
-      <w:proofErr w:type="spellStart"/>
-      <w:proofErr w:type="gramStart"/>
-      <w:r>
-        <w:rPr>
-          <w:b/>
-          <w:bCs/>
-          <w:sz w:val="32"/>
-          <w:szCs w:val="32"/>
-        </w:rPr>
-        <w:t>main.dart</w:t>
-      </w:r>
-      <w:proofErr w:type="spellEnd"/>
-      <w:proofErr w:type="gramEnd"/>
+        <w:t xml:space="preserve"> main.dart</w:t>
+      </w:r>
       <w:r>
         <w:rPr>
           <w:sz w:val="32"/>
@@ -1159,7 +992,6 @@
         </w:rPr>
         <w:t xml:space="preserve"> like </w:t>
       </w:r>
-      <w:proofErr w:type="spellStart"/>
       <w:r>
         <w:rPr>
           <w:b/>
@@ -1169,7 +1001,6 @@
         </w:rPr>
         <w:t>main_dev.dart</w:t>
       </w:r>
-      <w:proofErr w:type="spellEnd"/>
       <w:r>
         <w:rPr>
           <w:sz w:val="32"/>
@@ -1177,25 +1008,14 @@
         </w:rPr>
         <w:t xml:space="preserve">, </w:t>
       </w:r>
-      <w:proofErr w:type="spellStart"/>
-      <w:r>
-        <w:rPr>
-          <w:b/>
-          <w:bCs/>
-          <w:sz w:val="32"/>
-          <w:szCs w:val="32"/>
-        </w:rPr>
-        <w:t>main_staging.dart</w:t>
-      </w:r>
-      <w:proofErr w:type="spellEnd"/>
-      <w:r>
-        <w:rPr>
-          <w:b/>
-          <w:bCs/>
-          <w:sz w:val="32"/>
-          <w:szCs w:val="32"/>
-        </w:rPr>
-        <w:t xml:space="preserve"> </w:t>
+      <w:r>
+        <w:rPr>
+          <w:b/>
+          <w:bCs/>
+          <w:sz w:val="32"/>
+          <w:szCs w:val="32"/>
+        </w:rPr>
+        <w:t xml:space="preserve">main_staging.dart </w:t>
       </w:r>
       <w:r>
         <w:rPr>
@@ -1204,25 +1024,14 @@
         </w:rPr>
         <w:t xml:space="preserve">and </w:t>
       </w:r>
-      <w:proofErr w:type="spellStart"/>
-      <w:r>
-        <w:rPr>
-          <w:b/>
-          <w:bCs/>
-          <w:sz w:val="32"/>
-          <w:szCs w:val="32"/>
-        </w:rPr>
-        <w:t>main_prod.dart</w:t>
-      </w:r>
-      <w:proofErr w:type="spellEnd"/>
-      <w:r>
-        <w:rPr>
-          <w:b/>
-          <w:bCs/>
-          <w:sz w:val="32"/>
-          <w:szCs w:val="32"/>
-        </w:rPr>
-        <w:t xml:space="preserve"> </w:t>
+      <w:r>
+        <w:rPr>
+          <w:b/>
+          <w:bCs/>
+          <w:sz w:val="32"/>
+          <w:szCs w:val="32"/>
+        </w:rPr>
+        <w:t xml:space="preserve">main_prod.dart </w:t>
       </w:r>
       <w:r>
         <w:rPr>
@@ -1267,29 +1076,7 @@
           <w:sz w:val="32"/>
           <w:szCs w:val="32"/>
         </w:rPr>
-        <w:t>flutter run -d emulator-5554 -t lib/</w:t>
-      </w:r>
-      <w:proofErr w:type="spellStart"/>
-      <w:r>
-        <w:rPr>
-          <w:b/>
-          <w:bCs/>
-          <w:color w:val="60CAF3" w:themeColor="accent4" w:themeTint="99"/>
-          <w:sz w:val="32"/>
-          <w:szCs w:val="32"/>
-        </w:rPr>
-        <w:t>main_staging.dart</w:t>
-      </w:r>
-      <w:proofErr w:type="spellEnd"/>
-      <w:r>
-        <w:rPr>
-          <w:b/>
-          <w:bCs/>
-          <w:color w:val="60CAF3" w:themeColor="accent4" w:themeTint="99"/>
-          <w:sz w:val="32"/>
-          <w:szCs w:val="32"/>
-        </w:rPr>
-        <w:t xml:space="preserve"> --flavor staging</w:t>
+        <w:t>flutter run -d emulator-5554 -t lib/main_staging.dart --flavor staging</w:t>
       </w:r>
     </w:p>
     <w:p>
@@ -1384,20 +1171,8 @@
           <w:sz w:val="32"/>
           <w:szCs w:val="32"/>
         </w:rPr>
-        <w:t xml:space="preserve">flutter build </w:t>
-      </w:r>
-      <w:proofErr w:type="spellStart"/>
-      <w:r>
-        <w:rPr>
-          <w:b/>
-          <w:bCs/>
-          <w:color w:val="60CAF3" w:themeColor="accent4" w:themeTint="99"/>
-          <w:sz w:val="32"/>
-          <w:szCs w:val="32"/>
-        </w:rPr>
-        <w:t>apk</w:t>
-      </w:r>
-      <w:proofErr w:type="spellEnd"/>
+        <w:t>flutter build apk</w:t>
+      </w:r>
     </w:p>
     <w:p>
       <w:pPr>
@@ -1434,29 +1209,7 @@
           <w:sz w:val="32"/>
           <w:szCs w:val="32"/>
         </w:rPr>
-        <w:t xml:space="preserve">flutter build </w:t>
-      </w:r>
-      <w:proofErr w:type="spellStart"/>
-      <w:r>
-        <w:rPr>
-          <w:b/>
-          <w:bCs/>
-          <w:color w:val="60CAF3" w:themeColor="accent4" w:themeTint="99"/>
-          <w:sz w:val="32"/>
-          <w:szCs w:val="32"/>
-        </w:rPr>
-        <w:t>apk</w:t>
-      </w:r>
-      <w:proofErr w:type="spellEnd"/>
-      <w:r>
-        <w:rPr>
-          <w:b/>
-          <w:bCs/>
-          <w:color w:val="60CAF3" w:themeColor="accent4" w:themeTint="99"/>
-          <w:sz w:val="32"/>
-          <w:szCs w:val="32"/>
-        </w:rPr>
-        <w:t xml:space="preserve"> --release</w:t>
+        <w:t>flutter build apk --release</w:t>
       </w:r>
     </w:p>
     <w:p>
@@ -1494,42 +1247,8 @@
           <w:sz w:val="32"/>
           <w:szCs w:val="32"/>
         </w:rPr>
-        <w:t xml:space="preserve">flutter build </w:t>
-      </w:r>
-      <w:proofErr w:type="spellStart"/>
-      <w:r>
-        <w:rPr>
-          <w:b/>
-          <w:bCs/>
-          <w:color w:val="60CAF3" w:themeColor="accent4" w:themeTint="99"/>
-          <w:sz w:val="32"/>
-          <w:szCs w:val="32"/>
-        </w:rPr>
-        <w:t>apk</w:t>
-      </w:r>
-      <w:proofErr w:type="spellEnd"/>
-      <w:r>
-        <w:rPr>
-          <w:b/>
-          <w:bCs/>
-          <w:color w:val="60CAF3" w:themeColor="accent4" w:themeTint="99"/>
-          <w:sz w:val="32"/>
-          <w:szCs w:val="32"/>
-        </w:rPr>
-        <w:t xml:space="preserve"> --split-per-</w:t>
-      </w:r>
-      <w:proofErr w:type="spellStart"/>
-      <w:r>
-        <w:rPr>
-          <w:b/>
-          <w:bCs/>
-          <w:color w:val="60CAF3" w:themeColor="accent4" w:themeTint="99"/>
-          <w:sz w:val="32"/>
-          <w:szCs w:val="32"/>
-        </w:rPr>
-        <w:t>abi</w:t>
-      </w:r>
-      <w:proofErr w:type="spellEnd"/>
+        <w:t>flutter build apk --split-per-abi</w:t>
+      </w:r>
     </w:p>
     <w:p>
       <w:pPr>
@@ -1566,20 +1285,8 @@
           <w:sz w:val="32"/>
           <w:szCs w:val="32"/>
         </w:rPr>
-        <w:t xml:space="preserve">flutter build </w:t>
-      </w:r>
-      <w:proofErr w:type="spellStart"/>
-      <w:r>
-        <w:rPr>
-          <w:b/>
-          <w:bCs/>
-          <w:color w:val="60CAF3" w:themeColor="accent4" w:themeTint="99"/>
-          <w:sz w:val="32"/>
-          <w:szCs w:val="32"/>
-        </w:rPr>
-        <w:t>appbundle</w:t>
-      </w:r>
-      <w:proofErr w:type="spellEnd"/>
+        <w:t>flutter build appbundle</w:t>
+      </w:r>
     </w:p>
     <w:p>
       <w:pPr>
@@ -1762,20 +1469,8 @@
           <w:sz w:val="32"/>
           <w:szCs w:val="32"/>
         </w:rPr>
-        <w:t xml:space="preserve">flutter build </w:t>
-      </w:r>
-      <w:proofErr w:type="spellStart"/>
-      <w:r>
-        <w:rPr>
-          <w:b/>
-          <w:bCs/>
-          <w:color w:val="60CAF3" w:themeColor="accent4" w:themeTint="99"/>
-          <w:sz w:val="32"/>
-          <w:szCs w:val="32"/>
-        </w:rPr>
-        <w:t>linux</w:t>
-      </w:r>
-      <w:proofErr w:type="spellEnd"/>
+        <w:t>flutter build linux</w:t>
+      </w:r>
     </w:p>
     <w:p>
       <w:pPr>
@@ -1812,20 +1507,8 @@
           <w:sz w:val="32"/>
           <w:szCs w:val="32"/>
         </w:rPr>
-        <w:t xml:space="preserve">flutter build </w:t>
-      </w:r>
-      <w:proofErr w:type="spellStart"/>
-      <w:r>
-        <w:rPr>
-          <w:b/>
-          <w:bCs/>
-          <w:color w:val="60CAF3" w:themeColor="accent4" w:themeTint="99"/>
-          <w:sz w:val="32"/>
-          <w:szCs w:val="32"/>
-        </w:rPr>
-        <w:t>macos</w:t>
-      </w:r>
-      <w:proofErr w:type="spellEnd"/>
+        <w:t>flutter build macos</w:t>
+      </w:r>
     </w:p>
     <w:p>
       <w:pPr>
@@ -1863,20 +1546,8 @@
           <w:sz w:val="32"/>
           <w:szCs w:val="32"/>
         </w:rPr>
-        <w:t xml:space="preserve">flutter build </w:t>
-      </w:r>
-      <w:proofErr w:type="spellStart"/>
-      <w:r>
-        <w:rPr>
-          <w:b/>
-          <w:bCs/>
-          <w:color w:val="60CAF3" w:themeColor="accent4" w:themeTint="99"/>
-          <w:sz w:val="32"/>
-          <w:szCs w:val="32"/>
-        </w:rPr>
-        <w:t>ios</w:t>
-      </w:r>
-      <w:proofErr w:type="spellEnd"/>
+        <w:t>flutter build ios</w:t>
+      </w:r>
     </w:p>
     <w:p>
       <w:pPr>
@@ -1916,10 +1587,79 @@
           <w:sz w:val="32"/>
           <w:szCs w:val="32"/>
         </w:rPr>
-        <w:t xml:space="preserve"> </w:t>
-      </w:r>
-      <w:proofErr w:type="spellStart"/>
-      <w:proofErr w:type="gramStart"/>
+        <w:t xml:space="preserve"> main.dart</w:t>
+      </w:r>
+      <w:r>
+        <w:rPr>
+          <w:sz w:val="32"/>
+          <w:szCs w:val="32"/>
+        </w:rPr>
+        <w:t xml:space="preserve"> like </w:t>
+      </w:r>
+      <w:r>
+        <w:rPr>
+          <w:b/>
+          <w:bCs/>
+          <w:sz w:val="32"/>
+          <w:szCs w:val="32"/>
+        </w:rPr>
+        <w:t>main_dev.dart</w:t>
+      </w:r>
+      <w:r>
+        <w:rPr>
+          <w:sz w:val="32"/>
+          <w:szCs w:val="32"/>
+        </w:rPr>
+        <w:t xml:space="preserve">, </w:t>
+      </w:r>
+      <w:r>
+        <w:rPr>
+          <w:b/>
+          <w:bCs/>
+          <w:sz w:val="32"/>
+          <w:szCs w:val="32"/>
+        </w:rPr>
+        <w:t xml:space="preserve">main_staging.dart </w:t>
+      </w:r>
+      <w:r>
+        <w:rPr>
+          <w:sz w:val="32"/>
+          <w:szCs w:val="32"/>
+        </w:rPr>
+        <w:t xml:space="preserve">and </w:t>
+      </w:r>
+      <w:r>
+        <w:rPr>
+          <w:b/>
+          <w:bCs/>
+          <w:sz w:val="32"/>
+          <w:szCs w:val="32"/>
+        </w:rPr>
+        <w:t xml:space="preserve">main_prod.dart </w:t>
+      </w:r>
+      <w:r>
+        <w:rPr>
+          <w:sz w:val="32"/>
+          <w:szCs w:val="32"/>
+        </w:rPr>
+        <w:t>we can use the</w:t>
+      </w:r>
+      <w:r>
+        <w:rPr>
+          <w:b/>
+          <w:bCs/>
+          <w:sz w:val="32"/>
+          <w:szCs w:val="32"/>
+        </w:rPr>
+        <w:t xml:space="preserve"> -t</w:t>
+      </w:r>
+      <w:r>
+        <w:rPr>
+          <w:sz w:val="32"/>
+          <w:szCs w:val="32"/>
+        </w:rPr>
+        <w:t xml:space="preserve"> flag and file path to build that Entry-point based on Flavor (Here </w:t>
+      </w:r>
       <w:r>
         <w:rPr>
           <w:b/>
@@ -1929,114 +1669,6 @@
         </w:rPr>
         <w:t>main.dart</w:t>
       </w:r>
-      <w:proofErr w:type="spellEnd"/>
-      <w:proofErr w:type="gramEnd"/>
-      <w:r>
-        <w:rPr>
-          <w:sz w:val="32"/>
-          <w:szCs w:val="32"/>
-        </w:rPr>
-        <w:t xml:space="preserve"> like </w:t>
-      </w:r>
-      <w:proofErr w:type="spellStart"/>
-      <w:r>
-        <w:rPr>
-          <w:b/>
-          <w:bCs/>
-          <w:sz w:val="32"/>
-          <w:szCs w:val="32"/>
-        </w:rPr>
-        <w:t>main_dev.dart</w:t>
-      </w:r>
-      <w:proofErr w:type="spellEnd"/>
-      <w:r>
-        <w:rPr>
-          <w:sz w:val="32"/>
-          <w:szCs w:val="32"/>
-        </w:rPr>
-        <w:t xml:space="preserve">, </w:t>
-      </w:r>
-      <w:proofErr w:type="spellStart"/>
-      <w:r>
-        <w:rPr>
-          <w:b/>
-          <w:bCs/>
-          <w:sz w:val="32"/>
-          <w:szCs w:val="32"/>
-        </w:rPr>
-        <w:t>main_staging.dart</w:t>
-      </w:r>
-      <w:proofErr w:type="spellEnd"/>
-      <w:r>
-        <w:rPr>
-          <w:b/>
-          <w:bCs/>
-          <w:sz w:val="32"/>
-          <w:szCs w:val="32"/>
-        </w:rPr>
-        <w:t xml:space="preserve"> </w:t>
-      </w:r>
-      <w:r>
-        <w:rPr>
-          <w:sz w:val="32"/>
-          <w:szCs w:val="32"/>
-        </w:rPr>
-        <w:t xml:space="preserve">and </w:t>
-      </w:r>
-      <w:proofErr w:type="spellStart"/>
-      <w:r>
-        <w:rPr>
-          <w:b/>
-          <w:bCs/>
-          <w:sz w:val="32"/>
-          <w:szCs w:val="32"/>
-        </w:rPr>
-        <w:t>main_prod.dart</w:t>
-      </w:r>
-      <w:proofErr w:type="spellEnd"/>
-      <w:r>
-        <w:rPr>
-          <w:b/>
-          <w:bCs/>
-          <w:sz w:val="32"/>
-          <w:szCs w:val="32"/>
-        </w:rPr>
-        <w:t xml:space="preserve"> </w:t>
-      </w:r>
-      <w:r>
-        <w:rPr>
-          <w:sz w:val="32"/>
-          <w:szCs w:val="32"/>
-        </w:rPr>
-        <w:t>we can use the</w:t>
-      </w:r>
-      <w:r>
-        <w:rPr>
-          <w:b/>
-          <w:bCs/>
-          <w:sz w:val="32"/>
-          <w:szCs w:val="32"/>
-        </w:rPr>
-        <w:t xml:space="preserve"> -t</w:t>
-      </w:r>
-      <w:r>
-        <w:rPr>
-          <w:sz w:val="32"/>
-          <w:szCs w:val="32"/>
-        </w:rPr>
-        <w:t xml:space="preserve"> flag and file path to build that Entry-point based on Flavor (Here </w:t>
-      </w:r>
-      <w:proofErr w:type="spellStart"/>
-      <w:r>
-        <w:rPr>
-          <w:b/>
-          <w:bCs/>
-          <w:sz w:val="32"/>
-          <w:szCs w:val="32"/>
-        </w:rPr>
-        <w:t>main.dart</w:t>
-      </w:r>
-      <w:proofErr w:type="spellEnd"/>
       <w:r>
         <w:rPr>
           <w:sz w:val="32"/>
@@ -2044,7 +1676,6 @@
         </w:rPr>
         <w:t xml:space="preserve"> acts the config itself instead of </w:t>
       </w:r>
-      <w:proofErr w:type="spellStart"/>
       <w:r>
         <w:rPr>
           <w:b/>
@@ -2054,7 +1685,6 @@
         </w:rPr>
         <w:t>AppConfig</w:t>
       </w:r>
-      <w:proofErr w:type="spellEnd"/>
       <w:r>
         <w:rPr>
           <w:sz w:val="32"/>
@@ -2082,51 +1712,7 @@
           <w:sz w:val="32"/>
           <w:szCs w:val="32"/>
         </w:rPr>
-        <w:t xml:space="preserve">flutter build </w:t>
-      </w:r>
-      <w:proofErr w:type="spellStart"/>
-      <w:r>
-        <w:rPr>
-          <w:b/>
-          <w:bCs/>
-          <w:color w:val="0B769F" w:themeColor="accent4" w:themeShade="BF"/>
-          <w:sz w:val="32"/>
-          <w:szCs w:val="32"/>
-        </w:rPr>
-        <w:t>apk</w:t>
-      </w:r>
-      <w:proofErr w:type="spellEnd"/>
-      <w:r>
-        <w:rPr>
-          <w:b/>
-          <w:bCs/>
-          <w:color w:val="0B769F" w:themeColor="accent4" w:themeShade="BF"/>
-          <w:sz w:val="32"/>
-          <w:szCs w:val="32"/>
-        </w:rPr>
-        <w:t xml:space="preserve"> -t lib/</w:t>
-      </w:r>
-      <w:proofErr w:type="spellStart"/>
-      <w:r>
-        <w:rPr>
-          <w:b/>
-          <w:bCs/>
-          <w:color w:val="0B769F" w:themeColor="accent4" w:themeShade="BF"/>
-          <w:sz w:val="32"/>
-          <w:szCs w:val="32"/>
-        </w:rPr>
-        <w:t>main_production.dart</w:t>
-      </w:r>
-      <w:proofErr w:type="spellEnd"/>
-      <w:r>
-        <w:rPr>
-          <w:b/>
-          <w:bCs/>
-          <w:color w:val="0B769F" w:themeColor="accent4" w:themeShade="BF"/>
-          <w:sz w:val="32"/>
-          <w:szCs w:val="32"/>
-        </w:rPr>
-        <w:t xml:space="preserve"> --flavor production</w:t>
+        <w:t>flutter build apk -t lib/main_production.dart --flavor production</w:t>
       </w:r>
     </w:p>
     <w:p>
@@ -2195,20 +1781,8 @@
           <w:sz w:val="32"/>
           <w:szCs w:val="32"/>
         </w:rPr>
-        <w:t xml:space="preserve">flutter </w:t>
-      </w:r>
-      <w:proofErr w:type="gramStart"/>
-      <w:r>
-        <w:rPr>
-          <w:b/>
-          <w:bCs/>
-          <w:color w:val="60CAF3" w:themeColor="accent4" w:themeTint="99"/>
-          <w:sz w:val="32"/>
-          <w:szCs w:val="32"/>
-        </w:rPr>
-        <w:t>analyze</w:t>
-      </w:r>
-      <w:proofErr w:type="gramEnd"/>
+        <w:t>flutter analyze</w:t>
+      </w:r>
     </w:p>
     <w:p>
       <w:pPr>
@@ -2254,20 +1828,8 @@
           <w:sz w:val="32"/>
           <w:szCs w:val="32"/>
         </w:rPr>
-        <w:t xml:space="preserve">dart </w:t>
-      </w:r>
-      <w:proofErr w:type="gramStart"/>
-      <w:r>
-        <w:rPr>
-          <w:b/>
-          <w:bCs/>
-          <w:color w:val="60CAF3" w:themeColor="accent4" w:themeTint="99"/>
-          <w:sz w:val="32"/>
-          <w:szCs w:val="32"/>
-        </w:rPr>
-        <w:t>format .</w:t>
-      </w:r>
-      <w:proofErr w:type="gramEnd"/>
+        <w:t>dart format .</w:t>
+      </w:r>
     </w:p>
     <w:p>
       <w:pPr>
@@ -2495,7 +2057,6 @@
         </w:rPr>
         <w:t>screens/</w:t>
       </w:r>
-      <w:proofErr w:type="spellStart"/>
       <w:r>
         <w:rPr>
           <w:b/>
@@ -2506,7 +2067,6 @@
         </w:rPr>
         <w:t>home_test.dart</w:t>
       </w:r>
-      <w:proofErr w:type="spellEnd"/>
     </w:p>
     <w:p>
       <w:pPr>
@@ -2910,29 +2470,7 @@
           <w:sz w:val="32"/>
           <w:szCs w:val="32"/>
         </w:rPr>
-        <w:t>flutter emulators --launch &lt;</w:t>
-      </w:r>
-      <w:proofErr w:type="spellStart"/>
-      <w:r>
-        <w:rPr>
-          <w:b/>
-          <w:bCs/>
-          <w:color w:val="60CAF3" w:themeColor="accent4" w:themeTint="99"/>
-          <w:sz w:val="32"/>
-          <w:szCs w:val="32"/>
-        </w:rPr>
-        <w:t>emulator_id</w:t>
-      </w:r>
-      <w:proofErr w:type="spellEnd"/>
-      <w:r>
-        <w:rPr>
-          <w:b/>
-          <w:bCs/>
-          <w:color w:val="60CAF3" w:themeColor="accent4" w:themeTint="99"/>
-          <w:sz w:val="32"/>
-          <w:szCs w:val="32"/>
-        </w:rPr>
-        <w:t>&gt;</w:t>
+        <w:t>flutter emulators --launch &lt;emulator_id&gt;</w:t>
       </w:r>
     </w:p>
     <w:p>
@@ -3103,20 +2641,8 @@
           <w:szCs w:val="32"/>
         </w:rPr>
         <w:lastRenderedPageBreak/>
-        <w:t xml:space="preserve">flutter pub </w:t>
-      </w:r>
-      <w:proofErr w:type="gramStart"/>
-      <w:r>
-        <w:rPr>
-          <w:b/>
-          <w:bCs/>
-          <w:color w:val="60CAF3" w:themeColor="accent4" w:themeTint="99"/>
-          <w:sz w:val="32"/>
-          <w:szCs w:val="32"/>
-        </w:rPr>
-        <w:t>get</w:t>
-      </w:r>
-      <w:proofErr w:type="gramEnd"/>
+        <w:t>flutter pub get</w:t>
+      </w:r>
     </w:p>
     <w:p>
       <w:pPr>
@@ -3587,7 +3113,6 @@
           <w:szCs w:val="32"/>
         </w:rPr>
       </w:pPr>
-      <w:proofErr w:type="spellStart"/>
       <w:r>
         <w:rPr>
           <w:b/>
@@ -3596,17 +3121,7 @@
           <w:szCs w:val="32"/>
         </w:rPr>
         <w:lastRenderedPageBreak/>
-        <w:t>Freezed</w:t>
-      </w:r>
-      <w:proofErr w:type="spellEnd"/>
-      <w:r>
-        <w:rPr>
-          <w:b/>
-          <w:bCs/>
-          <w:sz w:val="32"/>
-          <w:szCs w:val="32"/>
-        </w:rPr>
-        <w:t xml:space="preserve"> </w:t>
+        <w:t xml:space="preserve">Freezed </w:t>
       </w:r>
     </w:p>
     <w:p>
@@ -3624,25 +3139,14 @@
           <w:szCs w:val="32"/>
         </w:rPr>
       </w:pPr>
-      <w:proofErr w:type="spellStart"/>
-      <w:r>
-        <w:rPr>
-          <w:b/>
-          <w:bCs/>
-          <w:sz w:val="32"/>
-          <w:szCs w:val="32"/>
-        </w:rPr>
-        <w:t>Riverpod</w:t>
-      </w:r>
-      <w:proofErr w:type="spellEnd"/>
-      <w:r>
-        <w:rPr>
-          <w:b/>
-          <w:bCs/>
-          <w:sz w:val="32"/>
-          <w:szCs w:val="32"/>
-        </w:rPr>
-        <w:t xml:space="preserve"> </w:t>
+      <w:r>
+        <w:rPr>
+          <w:b/>
+          <w:bCs/>
+          <w:sz w:val="32"/>
+          <w:szCs w:val="32"/>
+        </w:rPr>
+        <w:t xml:space="preserve">Riverpod </w:t>
       </w:r>
     </w:p>
     <w:p>
@@ -3966,23 +3470,7 @@
           <w:sz w:val="32"/>
           <w:szCs w:val="32"/>
         </w:rPr>
-        <w:t xml:space="preserve">Paste the above path in Dart </w:t>
-      </w:r>
-      <w:proofErr w:type="spellStart"/>
-      <w:r>
-        <w:rPr>
-          <w:sz w:val="32"/>
-          <w:szCs w:val="32"/>
-        </w:rPr>
-        <w:t>sdk</w:t>
-      </w:r>
-      <w:proofErr w:type="spellEnd"/>
-      <w:r>
-        <w:rPr>
-          <w:sz w:val="32"/>
-          <w:szCs w:val="32"/>
-        </w:rPr>
-        <w:t xml:space="preserve"> and check the plugin is downloaded. Check the box for all files.</w:t>
+        <w:t>Paste the above path in Dart sdk and check the plugin is downloaded. Check the box for all files.</w:t>
       </w:r>
     </w:p>
     <w:p>
@@ -4096,23 +3584,7 @@
           <w:szCs w:val="32"/>
         </w:rPr>
         <w:br/>
-        <w:t xml:space="preserve">2. Click on connections, if you have ethernet it will show ethernet or </w:t>
-      </w:r>
-      <w:proofErr w:type="spellStart"/>
-      <w:r>
-        <w:rPr>
-          <w:sz w:val="32"/>
-          <w:szCs w:val="32"/>
-        </w:rPr>
-        <w:t>wifi</w:t>
-      </w:r>
-      <w:proofErr w:type="spellEnd"/>
-      <w:r>
-        <w:rPr>
-          <w:sz w:val="32"/>
-          <w:szCs w:val="32"/>
-        </w:rPr>
-        <w:t xml:space="preserve"> name.</w:t>
+        <w:t>2. Click on connections, if you have ethernet it will show ethernet or wifi name.</w:t>
       </w:r>
       <w:r>
         <w:rPr>
@@ -4217,48 +3689,7 @@
           <w:sz w:val="32"/>
           <w:szCs w:val="32"/>
         </w:rPr>
-        <w:t xml:space="preserve">&lt;uses-permission </w:t>
-      </w:r>
-      <w:proofErr w:type="spellStart"/>
-      <w:r>
-        <w:rPr>
-          <w:sz w:val="32"/>
-          <w:szCs w:val="32"/>
-        </w:rPr>
-        <w:t>android:name</w:t>
-      </w:r>
-      <w:proofErr w:type="spellEnd"/>
-      <w:r>
-        <w:rPr>
-          <w:sz w:val="32"/>
-          <w:szCs w:val="32"/>
-        </w:rPr>
-        <w:t>="</w:t>
-      </w:r>
-      <w:proofErr w:type="spellStart"/>
-      <w:proofErr w:type="gramStart"/>
-      <w:r>
-        <w:rPr>
-          <w:sz w:val="32"/>
-          <w:szCs w:val="32"/>
-        </w:rPr>
-        <w:t>android.permission</w:t>
-      </w:r>
-      <w:proofErr w:type="gramEnd"/>
-      <w:r>
-        <w:rPr>
-          <w:sz w:val="32"/>
-          <w:szCs w:val="32"/>
-        </w:rPr>
-        <w:t>.INTERNET</w:t>
-      </w:r>
-      <w:proofErr w:type="spellEnd"/>
-      <w:r>
-        <w:rPr>
-          <w:sz w:val="32"/>
-          <w:szCs w:val="32"/>
-        </w:rPr>
-        <w:t>" /&gt;</w:t>
+        <w:t>&lt;uses-permission android:name="android.permission.INTERNET" /&gt;</w:t>
       </w:r>
     </w:p>
     <w:p>
@@ -4301,153 +3732,39 @@
           <w:sz w:val="32"/>
           <w:szCs w:val="32"/>
         </w:rPr>
-        <w:t xml:space="preserve">Here are common issues </w:t>
-      </w:r>
-      <w:proofErr w:type="spellStart"/>
-      <w:r>
-        <w:rPr>
-          <w:sz w:val="32"/>
-          <w:szCs w:val="32"/>
-        </w:rPr>
-        <w:t>gradle</w:t>
-      </w:r>
-      <w:proofErr w:type="spellEnd"/>
-      <w:r>
-        <w:rPr>
-          <w:sz w:val="32"/>
-          <w:szCs w:val="32"/>
-        </w:rPr>
-        <w:t xml:space="preserve"> not connected just open it and click on the </w:t>
-      </w:r>
-      <w:proofErr w:type="spellStart"/>
-      <w:proofErr w:type="gramStart"/>
-      <w:r>
-        <w:rPr>
-          <w:sz w:val="32"/>
-          <w:szCs w:val="32"/>
-        </w:rPr>
-        <w:t>settings.gradle</w:t>
-      </w:r>
-      <w:proofErr w:type="spellEnd"/>
-      <w:proofErr w:type="gramEnd"/>
-      <w:r>
-        <w:rPr>
-          <w:sz w:val="32"/>
-          <w:szCs w:val="32"/>
-        </w:rPr>
-        <w:t xml:space="preserve"> in root project file, hit import, issue solved.</w:t>
-      </w:r>
-    </w:p>
-    <w:p>
-      <w:pPr>
-        <w:jc w:val="both"/>
-        <w:rPr>
-          <w:sz w:val="32"/>
-          <w:szCs w:val="32"/>
-        </w:rPr>
-      </w:pPr>
-      <w:r>
-        <w:rPr>
-          <w:sz w:val="32"/>
-          <w:szCs w:val="32"/>
-        </w:rPr>
-        <w:t xml:space="preserve">To reset </w:t>
-      </w:r>
-      <w:proofErr w:type="spellStart"/>
-      <w:r>
-        <w:rPr>
-          <w:sz w:val="32"/>
-          <w:szCs w:val="32"/>
-        </w:rPr>
-        <w:t>gradle</w:t>
-      </w:r>
-      <w:proofErr w:type="spellEnd"/>
-      <w:r>
-        <w:rPr>
-          <w:sz w:val="32"/>
-          <w:szCs w:val="32"/>
-        </w:rPr>
-        <w:t xml:space="preserve"> just </w:t>
-      </w:r>
-      <w:proofErr w:type="gramStart"/>
-      <w:r>
-        <w:rPr>
-          <w:sz w:val="32"/>
-          <w:szCs w:val="32"/>
-        </w:rPr>
-        <w:t>delete .idea</w:t>
-      </w:r>
-      <w:proofErr w:type="gramEnd"/>
-      <w:r>
-        <w:rPr>
-          <w:sz w:val="32"/>
-          <w:szCs w:val="32"/>
-        </w:rPr>
-        <w:t xml:space="preserve"> in project file and in c drive user delete .</w:t>
-      </w:r>
-      <w:proofErr w:type="spellStart"/>
-      <w:r>
-        <w:rPr>
-          <w:sz w:val="32"/>
-          <w:szCs w:val="32"/>
-        </w:rPr>
-        <w:t>gradle</w:t>
-      </w:r>
-      <w:proofErr w:type="spellEnd"/>
-      <w:r>
-        <w:rPr>
-          <w:sz w:val="32"/>
-          <w:szCs w:val="32"/>
-        </w:rPr>
-        <w:t xml:space="preserve"> file.</w:t>
-      </w:r>
-    </w:p>
-    <w:p>
-      <w:pPr>
-        <w:jc w:val="both"/>
-        <w:rPr>
-          <w:sz w:val="32"/>
-          <w:szCs w:val="32"/>
-        </w:rPr>
-      </w:pPr>
-      <w:r>
-        <w:rPr>
-          <w:sz w:val="32"/>
-          <w:szCs w:val="32"/>
-        </w:rPr>
-        <w:t xml:space="preserve">Click on files then tap on sync </w:t>
-      </w:r>
-      <w:proofErr w:type="spellStart"/>
-      <w:r>
-        <w:rPr>
-          <w:sz w:val="32"/>
-          <w:szCs w:val="32"/>
-        </w:rPr>
-        <w:t>gradle</w:t>
-      </w:r>
-      <w:proofErr w:type="spellEnd"/>
-      <w:r>
-        <w:rPr>
-          <w:sz w:val="32"/>
-          <w:szCs w:val="32"/>
-        </w:rPr>
-        <w:t xml:space="preserve"> with project to sync the </w:t>
-      </w:r>
-      <w:proofErr w:type="spellStart"/>
-      <w:r>
-        <w:rPr>
-          <w:sz w:val="32"/>
-          <w:szCs w:val="32"/>
-        </w:rPr>
-        <w:t>gradle</w:t>
-      </w:r>
-      <w:proofErr w:type="spellEnd"/>
-      <w:r>
-        <w:rPr>
-          <w:sz w:val="32"/>
-          <w:szCs w:val="32"/>
-        </w:rPr>
-        <w:t xml:space="preserve"> with entire project.</w:t>
+        <w:t>Here are common issues gradle not connected just open it and click on the settings.gradle in root project file, hit import, issue solved.</w:t>
+      </w:r>
+    </w:p>
+    <w:p>
+      <w:pPr>
+        <w:jc w:val="both"/>
+        <w:rPr>
+          <w:sz w:val="32"/>
+          <w:szCs w:val="32"/>
+        </w:rPr>
+      </w:pPr>
+      <w:r>
+        <w:rPr>
+          <w:sz w:val="32"/>
+          <w:szCs w:val="32"/>
+        </w:rPr>
+        <w:t>To reset gradle just delete .idea in project file and in c drive user delete .gradle file.</w:t>
+      </w:r>
+    </w:p>
+    <w:p>
+      <w:pPr>
+        <w:jc w:val="both"/>
+        <w:rPr>
+          <w:sz w:val="32"/>
+          <w:szCs w:val="32"/>
+        </w:rPr>
+      </w:pPr>
+      <w:r>
+        <w:rPr>
+          <w:sz w:val="32"/>
+          <w:szCs w:val="32"/>
+        </w:rPr>
+        <w:t>Click on files then tap on sync gradle with project to sync the gradle with entire project.</w:t>
       </w:r>
     </w:p>
     <w:p>
@@ -4506,57 +3823,30 @@
           <w:szCs w:val="32"/>
         </w:rPr>
       </w:pPr>
-      <w:proofErr w:type="spellStart"/>
-      <w:r>
-        <w:rPr>
-          <w:b/>
-          <w:bCs/>
-          <w:sz w:val="32"/>
-          <w:szCs w:val="32"/>
-        </w:rPr>
-        <w:t>Main.dart</w:t>
-      </w:r>
-      <w:proofErr w:type="spellEnd"/>
-      <w:r>
-        <w:rPr>
-          <w:b/>
-          <w:bCs/>
-          <w:sz w:val="32"/>
-          <w:szCs w:val="32"/>
-        </w:rPr>
-        <w:t xml:space="preserve"> shows Cross icon:</w:t>
-      </w:r>
-    </w:p>
-    <w:p>
-      <w:pPr>
-        <w:jc w:val="both"/>
-        <w:rPr>
-          <w:sz w:val="32"/>
-          <w:szCs w:val="32"/>
-        </w:rPr>
-      </w:pPr>
-      <w:r>
-        <w:rPr>
-          <w:sz w:val="32"/>
-          <w:szCs w:val="32"/>
-        </w:rPr>
-        <w:t xml:space="preserve">Click on it then edit it to set it as </w:t>
-      </w:r>
-      <w:proofErr w:type="spellStart"/>
-      <w:r>
-        <w:rPr>
-          <w:sz w:val="32"/>
-          <w:szCs w:val="32"/>
-        </w:rPr>
-        <w:t>apk</w:t>
-      </w:r>
-      <w:proofErr w:type="spellEnd"/>
-      <w:r>
-        <w:rPr>
-          <w:sz w:val="32"/>
-          <w:szCs w:val="32"/>
-        </w:rPr>
-        <w:t xml:space="preserve"> or android in module.</w:t>
+      <w:r>
+        <w:rPr>
+          <w:b/>
+          <w:bCs/>
+          <w:sz w:val="32"/>
+          <w:szCs w:val="32"/>
+        </w:rPr>
+        <w:t>Main.dart shows Cross icon:</w:t>
+      </w:r>
+    </w:p>
+    <w:p>
+      <w:pPr>
+        <w:jc w:val="both"/>
+        <w:rPr>
+          <w:sz w:val="32"/>
+          <w:szCs w:val="32"/>
+        </w:rPr>
+      </w:pPr>
+      <w:r>
+        <w:rPr>
+          <w:sz w:val="32"/>
+          <w:szCs w:val="32"/>
+        </w:rPr>
+        <w:t>Click on it then edit it to set it as apk or android in module.</w:t>
       </w:r>
     </w:p>
     <w:p>
@@ -4617,23 +3907,7 @@
           <w:sz w:val="32"/>
           <w:szCs w:val="32"/>
         </w:rPr>
-        <w:t xml:space="preserve">flutter upgrade in administrator mode in </w:t>
-      </w:r>
-      <w:proofErr w:type="spellStart"/>
-      <w:r>
-        <w:rPr>
-          <w:sz w:val="32"/>
-          <w:szCs w:val="32"/>
-        </w:rPr>
-        <w:t>cmd</w:t>
-      </w:r>
-      <w:proofErr w:type="spellEnd"/>
-      <w:r>
-        <w:rPr>
-          <w:sz w:val="32"/>
-          <w:szCs w:val="32"/>
-        </w:rPr>
-        <w:t xml:space="preserve"> and make sure android studio is closed.</w:t>
+        <w:t>flutter upgrade in administrator mode in cmd and make sure android studio is closed.</w:t>
       </w:r>
     </w:p>
     <w:p>
@@ -4693,23 +3967,7 @@
           <w:szCs w:val="32"/>
         </w:rPr>
         <w:br/>
-        <w:t>1. First make sure your, application id. Create. an app in the firebase project with that Id. you'll find that id in the project/android/app/</w:t>
-      </w:r>
-      <w:proofErr w:type="spellStart"/>
-      <w:r>
-        <w:rPr>
-          <w:sz w:val="32"/>
-          <w:szCs w:val="32"/>
-        </w:rPr>
-        <w:t>build.gradle</w:t>
-      </w:r>
-      <w:proofErr w:type="spellEnd"/>
-      <w:r>
-        <w:rPr>
-          <w:sz w:val="32"/>
-          <w:szCs w:val="32"/>
-        </w:rPr>
-        <w:t xml:space="preserve"> file. </w:t>
+        <w:t xml:space="preserve">1. First make sure your, application id. Create. an app in the firebase project with that Id. you'll find that id in the project/android/app/build.gradle file. </w:t>
       </w:r>
       <w:r>
         <w:rPr>
@@ -4732,23 +3990,7 @@
           <w:szCs w:val="32"/>
         </w:rPr>
         <w:br/>
-        <w:t xml:space="preserve">2. Download the google </w:t>
-      </w:r>
-      <w:proofErr w:type="spellStart"/>
-      <w:r>
-        <w:rPr>
-          <w:sz w:val="32"/>
-          <w:szCs w:val="32"/>
-        </w:rPr>
-        <w:t>json</w:t>
-      </w:r>
-      <w:proofErr w:type="spellEnd"/>
-      <w:r>
-        <w:rPr>
-          <w:sz w:val="32"/>
-          <w:szCs w:val="32"/>
-        </w:rPr>
-        <w:t xml:space="preserve"> file and paste in the app/ path. </w:t>
+        <w:t xml:space="preserve">2. Download the google json file and paste in the app/ path. </w:t>
       </w:r>
       <w:r>
         <w:rPr>
@@ -4763,41 +4005,7 @@
           <w:szCs w:val="32"/>
         </w:rPr>
         <w:br/>
-        <w:t xml:space="preserve">3. Adjust the dependencies and plug-ins in </w:t>
-      </w:r>
-      <w:proofErr w:type="spellStart"/>
-      <w:proofErr w:type="gramStart"/>
-      <w:r>
-        <w:rPr>
-          <w:sz w:val="32"/>
-          <w:szCs w:val="32"/>
-        </w:rPr>
-        <w:t>build.gradle</w:t>
-      </w:r>
-      <w:proofErr w:type="spellEnd"/>
-      <w:proofErr w:type="gramEnd"/>
-      <w:r>
-        <w:rPr>
-          <w:sz w:val="32"/>
-          <w:szCs w:val="32"/>
-        </w:rPr>
-        <w:t xml:space="preserve"> in root project and build </w:t>
-      </w:r>
-      <w:proofErr w:type="spellStart"/>
-      <w:r>
-        <w:rPr>
-          <w:sz w:val="32"/>
-          <w:szCs w:val="32"/>
-        </w:rPr>
-        <w:t>gradle</w:t>
-      </w:r>
-      <w:proofErr w:type="spellEnd"/>
-      <w:r>
-        <w:rPr>
-          <w:sz w:val="32"/>
-          <w:szCs w:val="32"/>
-        </w:rPr>
-        <w:t xml:space="preserve"> in app by following the instructions of </w:t>
+        <w:t xml:space="preserve">3. Adjust the dependencies and plug-ins in build.gradle in root project and build gradle in app by following the instructions of </w:t>
       </w:r>
       <w:r>
         <w:rPr>
@@ -4805,39 +4013,7 @@
           <w:szCs w:val="32"/>
         </w:rPr>
         <w:lastRenderedPageBreak/>
-        <w:t xml:space="preserve">firebase. you also have to add firebase core version and </w:t>
-      </w:r>
-      <w:proofErr w:type="spellStart"/>
-      <w:r>
-        <w:rPr>
-          <w:sz w:val="32"/>
-          <w:szCs w:val="32"/>
-        </w:rPr>
-        <w:t>Firebase_auth</w:t>
-      </w:r>
-      <w:proofErr w:type="spellEnd"/>
-      <w:r>
-        <w:rPr>
-          <w:sz w:val="32"/>
-          <w:szCs w:val="32"/>
-        </w:rPr>
-        <w:t xml:space="preserve"> version in </w:t>
-      </w:r>
-      <w:proofErr w:type="spellStart"/>
-      <w:r>
-        <w:rPr>
-          <w:sz w:val="32"/>
-          <w:szCs w:val="32"/>
-        </w:rPr>
-        <w:t>pubsec.yaml</w:t>
-      </w:r>
-      <w:proofErr w:type="spellEnd"/>
-      <w:r>
-        <w:rPr>
-          <w:sz w:val="32"/>
-          <w:szCs w:val="32"/>
-        </w:rPr>
-        <w:t xml:space="preserve"> file.</w:t>
+        <w:t>firebase. you also have to add firebase core version and Firebase_auth version in pubsec.yaml file.</w:t>
       </w:r>
       <w:r>
         <w:rPr>
@@ -4852,57 +4028,7 @@
           <w:szCs w:val="32"/>
         </w:rPr>
         <w:br/>
-        <w:t xml:space="preserve">4. Import </w:t>
-      </w:r>
-      <w:proofErr w:type="spellStart"/>
-      <w:r>
-        <w:rPr>
-          <w:sz w:val="32"/>
-          <w:szCs w:val="32"/>
-        </w:rPr>
-        <w:t>firebase_core</w:t>
-      </w:r>
-      <w:proofErr w:type="spellEnd"/>
-      <w:r>
-        <w:rPr>
-          <w:sz w:val="32"/>
-          <w:szCs w:val="32"/>
-        </w:rPr>
-        <w:t xml:space="preserve"> in </w:t>
-      </w:r>
-      <w:proofErr w:type="spellStart"/>
-      <w:proofErr w:type="gramStart"/>
-      <w:r>
-        <w:rPr>
-          <w:sz w:val="32"/>
-          <w:szCs w:val="32"/>
-        </w:rPr>
-        <w:t>main.dart</w:t>
-      </w:r>
-      <w:proofErr w:type="spellEnd"/>
-      <w:proofErr w:type="gramEnd"/>
-      <w:r>
-        <w:rPr>
-          <w:sz w:val="32"/>
-          <w:szCs w:val="32"/>
-        </w:rPr>
-        <w:t xml:space="preserve"> and initialize </w:t>
-      </w:r>
-      <w:proofErr w:type="spellStart"/>
-      <w:r>
-        <w:rPr>
-          <w:sz w:val="32"/>
-          <w:szCs w:val="32"/>
-        </w:rPr>
-        <w:t>Firebase.initialize</w:t>
-      </w:r>
-      <w:proofErr w:type="spellEnd"/>
-      <w:r>
-        <w:rPr>
-          <w:sz w:val="32"/>
-          <w:szCs w:val="32"/>
-        </w:rPr>
-        <w:t xml:space="preserve"> app() in the main function to use firebase services.</w:t>
+        <w:t>4. Import firebase_core in main.dart and initialize Firebase.initialize app() in the main function to use firebase services.</w:t>
       </w:r>
       <w:r>
         <w:rPr>
@@ -4917,23 +4043,7 @@
           <w:szCs w:val="32"/>
         </w:rPr>
         <w:br/>
-        <w:t xml:space="preserve">5. Run pub get and sync </w:t>
-      </w:r>
-      <w:proofErr w:type="spellStart"/>
-      <w:r>
-        <w:rPr>
-          <w:sz w:val="32"/>
-          <w:szCs w:val="32"/>
-        </w:rPr>
-        <w:t>gradle</w:t>
-      </w:r>
-      <w:proofErr w:type="spellEnd"/>
-      <w:r>
-        <w:rPr>
-          <w:sz w:val="32"/>
-          <w:szCs w:val="32"/>
-        </w:rPr>
-        <w:t xml:space="preserve">. </w:t>
+        <w:t xml:space="preserve">5. Run pub get and sync gradle. </w:t>
       </w:r>
       <w:r>
         <w:rPr>
@@ -4948,105 +4058,7 @@
           <w:szCs w:val="32"/>
         </w:rPr>
         <w:br/>
-        <w:t xml:space="preserve">6. You might find issues with </w:t>
-      </w:r>
-      <w:proofErr w:type="spellStart"/>
-      <w:r>
-        <w:rPr>
-          <w:sz w:val="32"/>
-          <w:szCs w:val="32"/>
-        </w:rPr>
-        <w:t>ndk</w:t>
-      </w:r>
-      <w:proofErr w:type="spellEnd"/>
-      <w:r>
-        <w:rPr>
-          <w:sz w:val="32"/>
-          <w:szCs w:val="32"/>
-        </w:rPr>
-        <w:t xml:space="preserve"> and </w:t>
-      </w:r>
-      <w:proofErr w:type="spellStart"/>
-      <w:r>
-        <w:rPr>
-          <w:sz w:val="32"/>
-          <w:szCs w:val="32"/>
-        </w:rPr>
-        <w:t>mindk</w:t>
-      </w:r>
-      <w:proofErr w:type="spellEnd"/>
-      <w:r>
-        <w:rPr>
-          <w:sz w:val="32"/>
-          <w:szCs w:val="32"/>
-        </w:rPr>
-        <w:t xml:space="preserve"> adjust them in the </w:t>
-      </w:r>
-      <w:proofErr w:type="spellStart"/>
-      <w:proofErr w:type="gramStart"/>
-      <w:r>
-        <w:rPr>
-          <w:sz w:val="32"/>
-          <w:szCs w:val="32"/>
-        </w:rPr>
-        <w:t>build.gradle</w:t>
-      </w:r>
-      <w:proofErr w:type="spellEnd"/>
-      <w:proofErr w:type="gramEnd"/>
-      <w:r>
-        <w:rPr>
-          <w:sz w:val="32"/>
-          <w:szCs w:val="32"/>
-        </w:rPr>
-        <w:t xml:space="preserve"> the one in the app folder. Use </w:t>
-      </w:r>
-      <w:proofErr w:type="spellStart"/>
-      <w:r>
-        <w:rPr>
-          <w:sz w:val="32"/>
-          <w:szCs w:val="32"/>
-        </w:rPr>
-        <w:t>sdk</w:t>
-      </w:r>
-      <w:proofErr w:type="spellEnd"/>
-      <w:r>
-        <w:rPr>
-          <w:sz w:val="32"/>
-          <w:szCs w:val="32"/>
-        </w:rPr>
-        <w:t xml:space="preserve"> tools and get the desired </w:t>
-      </w:r>
-      <w:proofErr w:type="spellStart"/>
-      <w:r>
-        <w:rPr>
-          <w:sz w:val="32"/>
-          <w:szCs w:val="32"/>
-        </w:rPr>
-        <w:t>ndk</w:t>
-      </w:r>
-      <w:proofErr w:type="spellEnd"/>
-      <w:r>
-        <w:rPr>
-          <w:sz w:val="32"/>
-          <w:szCs w:val="32"/>
-        </w:rPr>
-        <w:t xml:space="preserve"> by clicking on the edit package, choose and download the required </w:t>
-      </w:r>
-      <w:proofErr w:type="spellStart"/>
-      <w:r>
-        <w:rPr>
-          <w:sz w:val="32"/>
-          <w:szCs w:val="32"/>
-        </w:rPr>
-        <w:t>ndk</w:t>
-      </w:r>
-      <w:proofErr w:type="spellEnd"/>
-      <w:r>
-        <w:rPr>
-          <w:sz w:val="32"/>
-          <w:szCs w:val="32"/>
-        </w:rPr>
-        <w:t>.</w:t>
+        <w:t>6. You might find issues with ndk and mindk adjust them in the build.gradle the one in the app folder. Use sdk tools and get the desired ndk by clicking on the edit package, choose and download the required ndk.</w:t>
       </w:r>
       <w:r>
         <w:rPr>
@@ -5061,41 +4073,7 @@
           <w:szCs w:val="32"/>
         </w:rPr>
         <w:br/>
-        <w:t xml:space="preserve">7. Here are common issues </w:t>
-      </w:r>
-      <w:proofErr w:type="spellStart"/>
-      <w:r>
-        <w:rPr>
-          <w:sz w:val="32"/>
-          <w:szCs w:val="32"/>
-        </w:rPr>
-        <w:t>gradle</w:t>
-      </w:r>
-      <w:proofErr w:type="spellEnd"/>
-      <w:r>
-        <w:rPr>
-          <w:sz w:val="32"/>
-          <w:szCs w:val="32"/>
-        </w:rPr>
-        <w:t xml:space="preserve"> not connected just open it and click on the </w:t>
-      </w:r>
-      <w:proofErr w:type="spellStart"/>
-      <w:proofErr w:type="gramStart"/>
-      <w:r>
-        <w:rPr>
-          <w:sz w:val="32"/>
-          <w:szCs w:val="32"/>
-        </w:rPr>
-        <w:t>settings.gradle</w:t>
-      </w:r>
-      <w:proofErr w:type="spellEnd"/>
-      <w:proofErr w:type="gramEnd"/>
-      <w:r>
-        <w:rPr>
-          <w:sz w:val="32"/>
-          <w:szCs w:val="32"/>
-        </w:rPr>
-        <w:t xml:space="preserve"> in root project file, hit import, issue solved.</w:t>
+        <w:t>7. Here are common issues gradle not connected just open it and click on the settings.gradle in root project file, hit import, issue solved.</w:t>
       </w:r>
       <w:r>
         <w:rPr>
@@ -5132,6 +4110,15 @@
       <w:pPr>
         <w:jc w:val="both"/>
         <w:rPr>
+          <w:sz w:val="32"/>
+          <w:szCs w:val="32"/>
+        </w:rPr>
+      </w:pPr>
+    </w:p>
+    <w:p>
+      <w:pPr>
+        <w:jc w:val="both"/>
+        <w:rPr>
           <w:b/>
           <w:bCs/>
           <w:sz w:val="32"/>
@@ -5177,56 +4164,23 @@
           <w:sz w:val="32"/>
           <w:szCs w:val="32"/>
         </w:rPr>
-        <w:t xml:space="preserve">Here are common issues </w:t>
-      </w:r>
-      <w:proofErr w:type="spellStart"/>
-      <w:r>
-        <w:rPr>
-          <w:sz w:val="32"/>
-          <w:szCs w:val="32"/>
-        </w:rPr>
-        <w:t>gradle</w:t>
-      </w:r>
-      <w:proofErr w:type="spellEnd"/>
-      <w:r>
-        <w:rPr>
-          <w:sz w:val="32"/>
-          <w:szCs w:val="32"/>
-        </w:rPr>
-        <w:t xml:space="preserve"> not connected just open it and click on the </w:t>
-      </w:r>
-      <w:proofErr w:type="spellStart"/>
-      <w:proofErr w:type="gramStart"/>
-      <w:r>
-        <w:rPr>
-          <w:sz w:val="32"/>
-          <w:szCs w:val="32"/>
-        </w:rPr>
-        <w:t>settings.gradle</w:t>
-      </w:r>
-      <w:proofErr w:type="spellEnd"/>
-      <w:proofErr w:type="gramEnd"/>
-      <w:r>
-        <w:rPr>
-          <w:sz w:val="32"/>
-          <w:szCs w:val="32"/>
-        </w:rPr>
-        <w:t xml:space="preserve"> in root project file, hit import, issue solved.</w:t>
-      </w:r>
-    </w:p>
-    <w:p>
-      <w:pPr>
-        <w:jc w:val="both"/>
-        <w:rPr>
-          <w:sz w:val="32"/>
-          <w:szCs w:val="32"/>
-        </w:rPr>
-      </w:pPr>
-      <w:r>
-        <w:rPr>
-          <w:sz w:val="32"/>
-          <w:szCs w:val="32"/>
-        </w:rPr>
+        <w:t>Here are common issues gradle not connected just open it and click on the settings.gradle in root project file, hit import, issue solved.</w:t>
+      </w:r>
+    </w:p>
+    <w:p>
+      <w:pPr>
+        <w:jc w:val="both"/>
+        <w:rPr>
+          <w:sz w:val="32"/>
+          <w:szCs w:val="32"/>
+        </w:rPr>
+      </w:pPr>
+      <w:r>
+        <w:rPr>
+          <w:sz w:val="32"/>
+          <w:szCs w:val="32"/>
+        </w:rPr>
+        <w:lastRenderedPageBreak/>
         <w:t xml:space="preserve"># </w:t>
       </w:r>
       <w:r>
@@ -5234,17 +4188,67 @@
           <w:sz w:val="32"/>
           <w:szCs w:val="32"/>
         </w:rPr>
-        <w:t xml:space="preserve">Download the </w:t>
-      </w:r>
-      <w:proofErr w:type="spellStart"/>
-      <w:r>
-        <w:rPr>
-          <w:sz w:val="32"/>
-          <w:szCs w:val="32"/>
-        </w:rPr>
-        <w:t>reuired</w:t>
-      </w:r>
-      <w:proofErr w:type="spellEnd"/>
+        <w:t xml:space="preserve">Download the reuired ndk </w:t>
+      </w:r>
+      <w:r>
+        <w:rPr>
+          <w:sz w:val="32"/>
+          <w:szCs w:val="32"/>
+        </w:rPr>
+        <w:t>version from the sdk manager settings and sync gradle problem solved.</w:t>
+      </w:r>
+    </w:p>
+    <w:p>
+      <w:pPr>
+        <w:jc w:val="both"/>
+        <w:rPr>
+          <w:sz w:val="32"/>
+          <w:szCs w:val="32"/>
+        </w:rPr>
+      </w:pPr>
+    </w:p>
+    <w:p>
+      <w:pPr>
+        <w:jc w:val="both"/>
+        <w:rPr>
+          <w:b/>
+          <w:bCs/>
+          <w:sz w:val="32"/>
+          <w:szCs w:val="32"/>
+        </w:rPr>
+      </w:pPr>
+      <w:r>
+        <w:rPr>
+          <w:b/>
+          <w:bCs/>
+          <w:sz w:val="32"/>
+          <w:szCs w:val="32"/>
+        </w:rPr>
+        <w:t>Current Location is not Accurate:</w:t>
+      </w:r>
+    </w:p>
+    <w:p>
+      <w:pPr>
+        <w:jc w:val="both"/>
+        <w:rPr>
+          <w:sz w:val="32"/>
+          <w:szCs w:val="32"/>
+        </w:rPr>
+      </w:pPr>
+      <w:r>
+        <w:rPr>
+          <w:sz w:val="32"/>
+          <w:szCs w:val="32"/>
+        </w:rPr>
+        <w:t xml:space="preserve"># </w:t>
+      </w:r>
+      <w:r>
+        <w:rPr>
+          <w:sz w:val="32"/>
+          <w:szCs w:val="32"/>
+        </w:rPr>
+        <w:t>When we run our Flutter app on an emulator, the GPS location is not our real location it’s fake or default.</w:t>
+      </w:r>
       <w:r>
         <w:rPr>
           <w:sz w:val="32"/>
@@ -5252,15 +4256,13 @@
         </w:rPr>
         <w:t xml:space="preserve"> </w:t>
       </w:r>
-      <w:proofErr w:type="spellStart"/>
-      <w:r>
-        <w:rPr>
-          <w:sz w:val="32"/>
-          <w:szCs w:val="32"/>
-        </w:rPr>
-        <w:t>ndk</w:t>
-      </w:r>
-      <w:proofErr w:type="spellEnd"/>
+      <w:r>
+        <w:rPr>
+          <w:sz w:val="32"/>
+          <w:szCs w:val="32"/>
+        </w:rPr>
+        <w:t>For Android Emulator, the default location is often set to Mountain View, California (Google HQ).</w:t>
+      </w:r>
       <w:r>
         <w:rPr>
           <w:sz w:val="32"/>
@@ -5273,91 +4275,45 @@
           <w:sz w:val="32"/>
           <w:szCs w:val="32"/>
         </w:rPr>
-        <w:t xml:space="preserve">version from the </w:t>
-      </w:r>
-      <w:proofErr w:type="spellStart"/>
-      <w:r>
-        <w:rPr>
-          <w:sz w:val="32"/>
-          <w:szCs w:val="32"/>
-        </w:rPr>
-        <w:t>sdk</w:t>
-      </w:r>
-      <w:proofErr w:type="spellEnd"/>
-      <w:r>
-        <w:rPr>
-          <w:sz w:val="32"/>
-          <w:szCs w:val="32"/>
-        </w:rPr>
-        <w:t xml:space="preserve"> manager settings and sync </w:t>
-      </w:r>
-      <w:proofErr w:type="spellStart"/>
-      <w:r>
-        <w:rPr>
-          <w:sz w:val="32"/>
-          <w:szCs w:val="32"/>
-        </w:rPr>
-        <w:t>gradle</w:t>
-      </w:r>
-      <w:proofErr w:type="spellEnd"/>
-      <w:r>
-        <w:rPr>
-          <w:sz w:val="32"/>
-          <w:szCs w:val="32"/>
-        </w:rPr>
-        <w:t xml:space="preserve"> problem solved.</w:t>
-      </w:r>
-    </w:p>
-    <w:p>
-      <w:pPr>
-        <w:jc w:val="both"/>
-        <w:rPr>
-          <w:sz w:val="32"/>
-          <w:szCs w:val="32"/>
-        </w:rPr>
-      </w:pPr>
-    </w:p>
-    <w:p>
-      <w:pPr>
-        <w:jc w:val="both"/>
-        <w:rPr>
-          <w:b/>
-          <w:bCs/>
-          <w:sz w:val="32"/>
-          <w:szCs w:val="32"/>
-        </w:rPr>
-      </w:pPr>
-      <w:r>
-        <w:rPr>
-          <w:b/>
-          <w:bCs/>
-          <w:sz w:val="32"/>
-          <w:szCs w:val="32"/>
-        </w:rPr>
-        <w:t>Current Location is not Accurate:</w:t>
-      </w:r>
-    </w:p>
-    <w:p>
-      <w:pPr>
-        <w:jc w:val="both"/>
-        <w:rPr>
-          <w:sz w:val="32"/>
-          <w:szCs w:val="32"/>
-        </w:rPr>
-      </w:pPr>
-      <w:r>
-        <w:rPr>
-          <w:sz w:val="32"/>
-          <w:szCs w:val="32"/>
-        </w:rPr>
-        <w:t xml:space="preserve"># </w:t>
-      </w:r>
-      <w:r>
-        <w:rPr>
-          <w:sz w:val="32"/>
-          <w:szCs w:val="32"/>
-        </w:rPr>
-        <w:t>When we run our Flutter app on an emulator, the GPS location is not our real location it’s fake or default.</w:t>
+        <w:t>So, when our code calls:</w:t>
+      </w:r>
+    </w:p>
+    <w:p>
+      <w:pPr>
+        <w:jc w:val="both"/>
+        <w:rPr>
+          <w:b/>
+          <w:bCs/>
+          <w:color w:val="D86DCB" w:themeColor="accent5" w:themeTint="99"/>
+          <w:sz w:val="32"/>
+          <w:szCs w:val="32"/>
+        </w:rPr>
+      </w:pPr>
+      <w:r>
+        <w:rPr>
+          <w:b/>
+          <w:bCs/>
+          <w:color w:val="D86DCB" w:themeColor="accent5" w:themeTint="99"/>
+          <w:sz w:val="32"/>
+          <w:szCs w:val="32"/>
+        </w:rPr>
+        <w:t>Position position = await Geolocator.getCurrentPosition();</w:t>
+      </w:r>
+    </w:p>
+    <w:p>
+      <w:pPr>
+        <w:jc w:val="both"/>
+        <w:rPr>
+          <w:sz w:val="32"/>
+          <w:szCs w:val="32"/>
+        </w:rPr>
+      </w:pPr>
+      <w:r>
+        <w:rPr>
+          <w:sz w:val="32"/>
+          <w:szCs w:val="32"/>
+        </w:rPr>
+        <w:t>it simply fetches the emulator’s mock location, not our device’s.</w:t>
       </w:r>
       <w:r>
         <w:rPr>
@@ -5371,7 +4327,7 @@
           <w:sz w:val="32"/>
           <w:szCs w:val="32"/>
         </w:rPr>
-        <w:t>For Android Emulator, the default location is often set to Mountain View, California (Google HQ).</w:t>
+        <w:t>That’s why our reverse geocoding</w:t>
       </w:r>
       <w:r>
         <w:rPr>
@@ -5385,133 +4341,7 @@
           <w:sz w:val="32"/>
           <w:szCs w:val="32"/>
         </w:rPr>
-        <w:t>So, when our code calls:</w:t>
-      </w:r>
-    </w:p>
-    <w:p>
-      <w:pPr>
-        <w:jc w:val="both"/>
-        <w:rPr>
-          <w:b/>
-          <w:bCs/>
-          <w:color w:val="D86DCB" w:themeColor="accent5" w:themeTint="99"/>
-          <w:sz w:val="32"/>
-          <w:szCs w:val="32"/>
-        </w:rPr>
-      </w:pPr>
-      <w:r>
-        <w:rPr>
-          <w:b/>
-          <w:bCs/>
-          <w:color w:val="D86DCB" w:themeColor="accent5" w:themeTint="99"/>
-          <w:sz w:val="32"/>
-          <w:szCs w:val="32"/>
-        </w:rPr>
-        <w:t xml:space="preserve">Position </w:t>
-      </w:r>
-      <w:proofErr w:type="spellStart"/>
-      <w:r>
-        <w:rPr>
-          <w:b/>
-          <w:bCs/>
-          <w:color w:val="D86DCB" w:themeColor="accent5" w:themeTint="99"/>
-          <w:sz w:val="32"/>
-          <w:szCs w:val="32"/>
-        </w:rPr>
-        <w:t>position</w:t>
-      </w:r>
-      <w:proofErr w:type="spellEnd"/>
-      <w:r>
-        <w:rPr>
-          <w:b/>
-          <w:bCs/>
-          <w:color w:val="D86DCB" w:themeColor="accent5" w:themeTint="99"/>
-          <w:sz w:val="32"/>
-          <w:szCs w:val="32"/>
-        </w:rPr>
-        <w:t xml:space="preserve"> = await </w:t>
-      </w:r>
-      <w:proofErr w:type="spellStart"/>
-      <w:r>
-        <w:rPr>
-          <w:b/>
-          <w:bCs/>
-          <w:color w:val="D86DCB" w:themeColor="accent5" w:themeTint="99"/>
-          <w:sz w:val="32"/>
-          <w:szCs w:val="32"/>
-        </w:rPr>
-        <w:t>Geolocator.getCurrentPosition</w:t>
-      </w:r>
-      <w:proofErr w:type="spellEnd"/>
-      <w:r>
-        <w:rPr>
-          <w:b/>
-          <w:bCs/>
-          <w:color w:val="D86DCB" w:themeColor="accent5" w:themeTint="99"/>
-          <w:sz w:val="32"/>
-          <w:szCs w:val="32"/>
-        </w:rPr>
-        <w:t>();</w:t>
-      </w:r>
-    </w:p>
-    <w:p>
-      <w:pPr>
-        <w:jc w:val="both"/>
-        <w:rPr>
-          <w:sz w:val="32"/>
-          <w:szCs w:val="32"/>
-        </w:rPr>
-      </w:pPr>
-      <w:r>
-        <w:rPr>
-          <w:sz w:val="32"/>
-          <w:szCs w:val="32"/>
-        </w:rPr>
-        <w:t>it simply fetches the emulator’s mock location, not our device’s.</w:t>
-      </w:r>
-      <w:r>
-        <w:rPr>
-          <w:sz w:val="32"/>
-          <w:szCs w:val="32"/>
-        </w:rPr>
-        <w:t xml:space="preserve"> </w:t>
-      </w:r>
-      <w:r>
-        <w:rPr>
-          <w:sz w:val="32"/>
-          <w:szCs w:val="32"/>
-        </w:rPr>
-        <w:t>That’s why our reverse geocoding</w:t>
-      </w:r>
-      <w:r>
-        <w:rPr>
-          <w:sz w:val="32"/>
-          <w:szCs w:val="32"/>
-        </w:rPr>
-        <w:t xml:space="preserve"> </w:t>
-      </w:r>
-      <w:r>
-        <w:rPr>
-          <w:sz w:val="32"/>
-          <w:szCs w:val="32"/>
-        </w:rPr>
-        <w:t>(</w:t>
-      </w:r>
-      <w:proofErr w:type="spellStart"/>
-      <w:r>
-        <w:rPr>
-          <w:sz w:val="32"/>
-          <w:szCs w:val="32"/>
-        </w:rPr>
-        <w:t>placemarkFromCoordinates</w:t>
-      </w:r>
-      <w:proofErr w:type="spellEnd"/>
-      <w:r>
-        <w:rPr>
-          <w:sz w:val="32"/>
-          <w:szCs w:val="32"/>
-        </w:rPr>
-        <w:t>) converts those coordinates into “Mountain View”.</w:t>
+        <w:t>(placemarkFromCoordinates) converts those coordinates into “Mountain View”.</w:t>
       </w:r>
     </w:p>
     <w:p>
@@ -5652,23 +4482,7 @@
           <w:sz w:val="32"/>
           <w:szCs w:val="32"/>
         </w:rPr>
-        <w:t xml:space="preserve">In the latitude / longitude fields, enter coordinates for our real location (e.g., </w:t>
-      </w:r>
-      <w:proofErr w:type="spellStart"/>
-      <w:r>
-        <w:rPr>
-          <w:sz w:val="32"/>
-          <w:szCs w:val="32"/>
-        </w:rPr>
-        <w:t>Feni</w:t>
-      </w:r>
-      <w:proofErr w:type="spellEnd"/>
-      <w:r>
-        <w:rPr>
-          <w:sz w:val="32"/>
-          <w:szCs w:val="32"/>
-        </w:rPr>
-        <w:t>) or search the location and set it on map.</w:t>
+        <w:t>In the latitude / longitude fields, enter coordinates for our real location (e.g., Feni) or search the location and set it on map.</w:t>
       </w:r>
     </w:p>
     <w:p>
@@ -5719,17 +4533,8 @@
           <w:sz w:val="32"/>
           <w:szCs w:val="32"/>
         </w:rPr>
-        <w:t xml:space="preserve">Now, the emulator will act like it’s in </w:t>
-      </w:r>
-      <w:proofErr w:type="spellStart"/>
-      <w:r>
-        <w:rPr>
-          <w:sz w:val="32"/>
-          <w:szCs w:val="32"/>
-        </w:rPr>
-        <w:t>Feni</w:t>
-      </w:r>
-      <w:proofErr w:type="spellEnd"/>
+        <w:t>Now, the emulator will act like it’s in Feni</w:t>
+      </w:r>
       <w:r>
         <w:rPr>
           <w:sz w:val="32"/>
@@ -5767,83 +4572,46 @@
         </w:rPr>
         <w:t xml:space="preserve">After this, when you rerun your app, </w:t>
       </w:r>
-      <w:proofErr w:type="spellStart"/>
-      <w:proofErr w:type="gramStart"/>
-      <w:r>
-        <w:rPr>
-          <w:b/>
-          <w:bCs/>
-          <w:sz w:val="32"/>
-          <w:szCs w:val="32"/>
-        </w:rPr>
-        <w:t>placemarkFromCoordinates</w:t>
-      </w:r>
-      <w:proofErr w:type="spellEnd"/>
-      <w:r>
-        <w:rPr>
-          <w:b/>
-          <w:bCs/>
-          <w:sz w:val="32"/>
-          <w:szCs w:val="32"/>
-        </w:rPr>
-        <w:t>(</w:t>
-      </w:r>
-      <w:proofErr w:type="gramEnd"/>
-      <w:r>
-        <w:rPr>
-          <w:b/>
-          <w:bCs/>
-          <w:sz w:val="32"/>
-          <w:szCs w:val="32"/>
-        </w:rPr>
-        <w:t>)</w:t>
-      </w:r>
-      <w:r>
-        <w:rPr>
-          <w:sz w:val="32"/>
-          <w:szCs w:val="32"/>
-        </w:rPr>
-        <w:t xml:space="preserve"> will return “</w:t>
-      </w:r>
-      <w:proofErr w:type="spellStart"/>
-      <w:r>
-        <w:rPr>
-          <w:sz w:val="32"/>
-          <w:szCs w:val="32"/>
-        </w:rPr>
-        <w:t>Feni</w:t>
-      </w:r>
-      <w:proofErr w:type="spellEnd"/>
-      <w:r>
-        <w:rPr>
-          <w:sz w:val="32"/>
-          <w:szCs w:val="32"/>
-        </w:rPr>
-        <w:t>” instead of “Mountain View”.</w:t>
-      </w:r>
-    </w:p>
-    <w:p>
-      <w:pPr>
-        <w:jc w:val="both"/>
-        <w:rPr>
-          <w:sz w:val="32"/>
-          <w:szCs w:val="32"/>
-        </w:rPr>
-      </w:pPr>
-    </w:p>
-    <w:p>
-      <w:pPr>
-        <w:jc w:val="both"/>
-        <w:rPr>
-          <w:sz w:val="32"/>
-          <w:szCs w:val="32"/>
-        </w:rPr>
-      </w:pPr>
-      <w:r>
-        <w:rPr>
-          <w:sz w:val="32"/>
-          <w:szCs w:val="32"/>
-        </w:rPr>
+      <w:r>
+        <w:rPr>
+          <w:b/>
+          <w:bCs/>
+          <w:sz w:val="32"/>
+          <w:szCs w:val="32"/>
+        </w:rPr>
+        <w:t>placemarkFromCoordinates()</w:t>
+      </w:r>
+      <w:r>
+        <w:rPr>
+          <w:sz w:val="32"/>
+          <w:szCs w:val="32"/>
+        </w:rPr>
+        <w:t xml:space="preserve"> will return “Feni” instead of “Mountain View”.</w:t>
+      </w:r>
+    </w:p>
+    <w:p>
+      <w:pPr>
+        <w:jc w:val="both"/>
+        <w:rPr>
+          <w:sz w:val="32"/>
+          <w:szCs w:val="32"/>
+        </w:rPr>
+      </w:pPr>
+    </w:p>
+    <w:p>
+      <w:pPr>
+        <w:jc w:val="both"/>
+        <w:rPr>
+          <w:sz w:val="32"/>
+          <w:szCs w:val="32"/>
+        </w:rPr>
+      </w:pPr>
+      <w:r>
+        <w:rPr>
+          <w:sz w:val="32"/>
+          <w:szCs w:val="32"/>
+        </w:rPr>
+        <w:lastRenderedPageBreak/>
         <w:t>Removing Residual Data</w:t>
       </w:r>
       <w:r>
@@ -5867,24 +4635,7 @@
           <w:sz w:val="32"/>
           <w:szCs w:val="32"/>
         </w:rPr>
-        <w:lastRenderedPageBreak/>
-        <w:t xml:space="preserve"># When we uninstall our app </w:t>
-      </w:r>
-      <w:proofErr w:type="spellStart"/>
-      <w:r>
-        <w:rPr>
-          <w:sz w:val="32"/>
-          <w:szCs w:val="32"/>
-        </w:rPr>
-        <w:t>SharedPreferences</w:t>
-      </w:r>
-      <w:proofErr w:type="spellEnd"/>
-      <w:r>
-        <w:rPr>
-          <w:sz w:val="32"/>
-          <w:szCs w:val="32"/>
-        </w:rPr>
-        <w:t xml:space="preserve"> and backup data </w:t>
+        <w:t xml:space="preserve"># When we uninstall our app SharedPreferences and backup data </w:t>
       </w:r>
       <w:r>
         <w:rPr>
@@ -5976,23 +4727,33 @@
           <w:sz w:val="32"/>
           <w:szCs w:val="32"/>
         </w:rPr>
+        <w:t xml:space="preserve"> src </w:t>
+      </w:r>
+      <w:r>
+        <w:rPr>
+          <w:sz w:val="32"/>
+          <w:szCs w:val="32"/>
+        </w:rPr>
+        <w:sym w:font="Wingdings" w:char="F0E0"/>
+      </w:r>
+      <w:r>
+        <w:rPr>
+          <w:sz w:val="32"/>
+          <w:szCs w:val="32"/>
+        </w:rPr>
         <w:t xml:space="preserve"> </w:t>
       </w:r>
-      <w:proofErr w:type="spellStart"/>
-      <w:r>
-        <w:rPr>
-          <w:b/>
-          <w:bCs/>
-          <w:sz w:val="32"/>
-          <w:szCs w:val="32"/>
-        </w:rPr>
-        <w:t>src</w:t>
-      </w:r>
-      <w:proofErr w:type="spellEnd"/>
-      <w:r>
-        <w:rPr>
-          <w:b/>
-          <w:bCs/>
+      <w:r>
+        <w:rPr>
+          <w:b/>
+          <w:bCs/>
+          <w:sz w:val="32"/>
+          <w:szCs w:val="32"/>
+        </w:rPr>
+        <w:t>main</w:t>
+      </w:r>
+      <w:r>
+        <w:rPr>
           <w:sz w:val="32"/>
           <w:szCs w:val="32"/>
         </w:rPr>
@@ -6019,36 +4780,6 @@
           <w:sz w:val="32"/>
           <w:szCs w:val="32"/>
         </w:rPr>
-        <w:t>main</w:t>
-      </w:r>
-      <w:r>
-        <w:rPr>
-          <w:sz w:val="32"/>
-          <w:szCs w:val="32"/>
-        </w:rPr>
-        <w:t xml:space="preserve"> </w:t>
-      </w:r>
-      <w:r>
-        <w:rPr>
-          <w:sz w:val="32"/>
-          <w:szCs w:val="32"/>
-        </w:rPr>
-        <w:sym w:font="Wingdings" w:char="F0E0"/>
-      </w:r>
-      <w:r>
-        <w:rPr>
-          <w:sz w:val="32"/>
-          <w:szCs w:val="32"/>
-        </w:rPr>
-        <w:t xml:space="preserve"> </w:t>
-      </w:r>
-      <w:r>
-        <w:rPr>
-          <w:b/>
-          <w:bCs/>
-          <w:sz w:val="32"/>
-          <w:szCs w:val="32"/>
-        </w:rPr>
         <w:t xml:space="preserve">AndroidManifest.xml </w:t>
       </w:r>
       <w:r>
@@ -6108,9 +4839,8 @@
           <w:szCs w:val="32"/>
         </w:rPr>
         <w:tab/>
-      </w:r>
-      <w:proofErr w:type="spellStart"/>
-      <w:proofErr w:type="gramStart"/>
+        <w:t>android:allowBackup=</w:t>
+      </w:r>
       <w:r>
         <w:rPr>
           <w:b/>
@@ -6119,11 +4849,12 @@
           <w:sz w:val="32"/>
           <w:szCs w:val="32"/>
         </w:rPr>
-        <w:t>android:allowBackup</w:t>
-      </w:r>
-      <w:proofErr w:type="spellEnd"/>
-      <w:proofErr w:type="gramEnd"/>
-      <w:r>
+        <w:t>"false"</w:t>
+      </w:r>
+    </w:p>
+    <w:p>
+      <w:pPr>
+        <w:jc w:val="both"/>
         <w:rPr>
           <w:b/>
           <w:bCs/>
@@ -6131,8 +4862,7 @@
           <w:sz w:val="32"/>
           <w:szCs w:val="32"/>
         </w:rPr>
-        <w:t>=</w:t>
-      </w:r>
+      </w:pPr>
       <w:r>
         <w:rPr>
           <w:b/>
@@ -6141,12 +4871,10 @@
           <w:sz w:val="32"/>
           <w:szCs w:val="32"/>
         </w:rPr>
-        <w:t>"false"</w:t>
-      </w:r>
-    </w:p>
-    <w:p>
-      <w:pPr>
-        <w:jc w:val="both"/>
+        <w:tab/>
+        <w:t>android:fullBackup</w:t>
+      </w:r>
+      <w:r>
         <w:rPr>
           <w:b/>
           <w:bCs/>
@@ -6154,41 +4882,8 @@
           <w:sz w:val="32"/>
           <w:szCs w:val="32"/>
         </w:rPr>
-      </w:pPr>
-      <w:r>
-        <w:rPr>
-          <w:b/>
-          <w:bCs/>
-          <w:color w:val="D86DCB" w:themeColor="accent5" w:themeTint="99"/>
-          <w:sz w:val="32"/>
-          <w:szCs w:val="32"/>
-        </w:rPr>
-        <w:tab/>
-      </w:r>
-      <w:proofErr w:type="spellStart"/>
-      <w:proofErr w:type="gramStart"/>
-      <w:r>
-        <w:rPr>
-          <w:b/>
-          <w:bCs/>
-          <w:color w:val="D86DCB" w:themeColor="accent5" w:themeTint="99"/>
-          <w:sz w:val="32"/>
-          <w:szCs w:val="32"/>
-        </w:rPr>
-        <w:t>android:fullBackup</w:t>
-      </w:r>
-      <w:r>
-        <w:rPr>
-          <w:b/>
-          <w:bCs/>
-          <w:color w:val="D86DCB" w:themeColor="accent5" w:themeTint="99"/>
-          <w:sz w:val="32"/>
-          <w:szCs w:val="32"/>
-        </w:rPr>
         <w:t>Content</w:t>
       </w:r>
-      <w:proofErr w:type="spellEnd"/>
-      <w:proofErr w:type="gramEnd"/>
       <w:r>
         <w:rPr>
           <w:b/>
@@ -6299,7 +4994,6 @@
         </w:rPr>
         <w:t xml:space="preserve"># When we try to push code to </w:t>
       </w:r>
-      <w:proofErr w:type="spellStart"/>
       <w:r>
         <w:rPr>
           <w:b/>
@@ -6309,7 +5003,6 @@
         </w:rPr>
         <w:t>Github</w:t>
       </w:r>
-      <w:proofErr w:type="spellEnd"/>
       <w:r>
         <w:rPr>
           <w:sz w:val="32"/>
@@ -6372,7 +5065,6 @@
         </w:rPr>
         <w:t xml:space="preserve">This TODO is for US, the app developer. The Application ID is the unique identifier of our Android app. Like a package name at the OS + Play Store level. Android treats apps with different </w:t>
       </w:r>
-      <w:proofErr w:type="spellStart"/>
       <w:r>
         <w:rPr>
           <w:b/>
@@ -6382,7 +5074,6 @@
         </w:rPr>
         <w:t>applicationIds</w:t>
       </w:r>
-      <w:proofErr w:type="spellEnd"/>
       <w:r>
         <w:rPr>
           <w:sz w:val="32"/>
@@ -6407,30 +5098,16 @@
           <w:szCs w:val="32"/>
         </w:rPr>
       </w:pPr>
-      <w:proofErr w:type="spellStart"/>
-      <w:proofErr w:type="gramStart"/>
-      <w:r>
-        <w:rPr>
-          <w:b/>
-          <w:bCs/>
-          <w:color w:val="60CAF3" w:themeColor="accent4" w:themeTint="99"/>
-          <w:sz w:val="32"/>
-          <w:szCs w:val="32"/>
-        </w:rPr>
-        <w:t>com.spotify</w:t>
-      </w:r>
-      <w:proofErr w:type="gramEnd"/>
-      <w:r>
-        <w:rPr>
-          <w:b/>
-          <w:bCs/>
-          <w:color w:val="60CAF3" w:themeColor="accent4" w:themeTint="99"/>
-          <w:sz w:val="32"/>
-          <w:szCs w:val="32"/>
-        </w:rPr>
-        <w:t>.music</w:t>
-      </w:r>
-      <w:proofErr w:type="spellEnd"/>
+      <w:r>
+        <w:rPr>
+          <w:b/>
+          <w:bCs/>
+          <w:color w:val="60CAF3" w:themeColor="accent4" w:themeTint="99"/>
+          <w:sz w:val="32"/>
+          <w:szCs w:val="32"/>
+        </w:rPr>
+        <w:t>com.spotify.music</w:t>
+      </w:r>
     </w:p>
     <w:p>
       <w:pPr>
@@ -6448,8 +5125,6 @@
           <w:szCs w:val="32"/>
         </w:rPr>
       </w:pPr>
-      <w:proofErr w:type="spellStart"/>
-      <w:proofErr w:type="gramStart"/>
       <w:r>
         <w:rPr>
           <w:b/>
@@ -6460,8 +5135,6 @@
         </w:rPr>
         <w:t>com.whatsapp</w:t>
       </w:r>
-      <w:proofErr w:type="spellEnd"/>
-      <w:proofErr w:type="gramEnd"/>
     </w:p>
     <w:p>
       <w:pPr>
@@ -6479,30 +5152,16 @@
           <w:szCs w:val="32"/>
         </w:rPr>
       </w:pPr>
-      <w:proofErr w:type="spellStart"/>
-      <w:proofErr w:type="gramStart"/>
-      <w:r>
-        <w:rPr>
-          <w:b/>
-          <w:bCs/>
-          <w:color w:val="60CAF3" w:themeColor="accent4" w:themeTint="99"/>
-          <w:sz w:val="32"/>
-          <w:szCs w:val="32"/>
-        </w:rPr>
-        <w:t>com.yourname</w:t>
-      </w:r>
-      <w:proofErr w:type="gramEnd"/>
-      <w:r>
-        <w:rPr>
-          <w:b/>
-          <w:bCs/>
-          <w:color w:val="60CAF3" w:themeColor="accent4" w:themeTint="99"/>
-          <w:sz w:val="32"/>
-          <w:szCs w:val="32"/>
-        </w:rPr>
-        <w:t>.myapp</w:t>
-      </w:r>
-      <w:proofErr w:type="spellEnd"/>
+      <w:r>
+        <w:rPr>
+          <w:b/>
+          <w:bCs/>
+          <w:color w:val="60CAF3" w:themeColor="accent4" w:themeTint="99"/>
+          <w:sz w:val="32"/>
+          <w:szCs w:val="32"/>
+        </w:rPr>
+        <w:t>com.yourname.myapp</w:t>
+      </w:r>
     </w:p>
     <w:p>
       <w:pPr>
@@ -6520,25 +5179,14 @@
         <w:lastRenderedPageBreak/>
         <w:t xml:space="preserve"># Flutter puts </w:t>
       </w:r>
-      <w:proofErr w:type="spellStart"/>
-      <w:r>
-        <w:rPr>
-          <w:b/>
-          <w:bCs/>
-          <w:sz w:val="32"/>
-          <w:szCs w:val="32"/>
-        </w:rPr>
-        <w:t>com.example</w:t>
-      </w:r>
-      <w:proofErr w:type="spellEnd"/>
-      <w:r>
-        <w:rPr>
-          <w:b/>
-          <w:bCs/>
-          <w:sz w:val="32"/>
-          <w:szCs w:val="32"/>
-        </w:rPr>
-        <w:t>...</w:t>
+      <w:r>
+        <w:rPr>
+          <w:b/>
+          <w:bCs/>
+          <w:sz w:val="32"/>
+          <w:szCs w:val="32"/>
+        </w:rPr>
+        <w:t>com.example...</w:t>
       </w:r>
       <w:r>
         <w:rPr>
@@ -6589,19 +5237,8 @@
           <w:sz w:val="32"/>
           <w:szCs w:val="32"/>
         </w:rPr>
-        <w:t>com.</w:t>
-      </w:r>
-      <w:proofErr w:type="gramStart"/>
-      <w:r>
-        <w:rPr>
-          <w:b/>
-          <w:bCs/>
-          <w:sz w:val="32"/>
-          <w:szCs w:val="32"/>
-        </w:rPr>
-        <w:t>example.*</w:t>
-      </w:r>
-      <w:proofErr w:type="gramEnd"/>
+        <w:t>com.example.*</w:t>
+      </w:r>
       <w:r>
         <w:rPr>
           <w:sz w:val="32"/>
@@ -6637,21 +5274,47 @@
         </w:rPr>
         <w:t xml:space="preserve">Two apps cannot share the same </w:t>
       </w:r>
-      <w:proofErr w:type="spellStart"/>
-      <w:r>
-        <w:rPr>
-          <w:b/>
-          <w:bCs/>
-          <w:sz w:val="32"/>
-          <w:szCs w:val="32"/>
-        </w:rPr>
-        <w:t>applicationId</w:t>
-      </w:r>
-      <w:proofErr w:type="spellEnd"/>
-      <w:r>
-        <w:rPr>
-          <w:b/>
-          <w:bCs/>
+      <w:r>
+        <w:rPr>
+          <w:b/>
+          <w:bCs/>
+          <w:sz w:val="32"/>
+          <w:szCs w:val="32"/>
+        </w:rPr>
+        <w:t xml:space="preserve">applicationId </w:t>
+      </w:r>
+      <w:r>
+        <w:rPr>
+          <w:sz w:val="32"/>
+          <w:szCs w:val="32"/>
+        </w:rPr>
+        <w:t>on a device</w:t>
+      </w:r>
+    </w:p>
+    <w:p>
+      <w:pPr>
+        <w:jc w:val="both"/>
+        <w:rPr>
+          <w:sz w:val="32"/>
+          <w:szCs w:val="32"/>
+        </w:rPr>
+      </w:pPr>
+      <w:r>
+        <w:rPr>
+          <w:sz w:val="32"/>
+          <w:szCs w:val="32"/>
+        </w:rPr>
+        <w:t xml:space="preserve"># </w:t>
+      </w:r>
+      <w:r>
+        <w:rPr>
+          <w:sz w:val="32"/>
+          <w:szCs w:val="32"/>
+        </w:rPr>
+        <w:t>Change it to something globally unique, usually</w:t>
+      </w:r>
+      <w:r>
+        <w:rPr>
           <w:sz w:val="32"/>
           <w:szCs w:val="32"/>
         </w:rPr>
@@ -6659,91 +5322,12 @@
       </w:r>
       <w:r>
         <w:rPr>
-          <w:sz w:val="32"/>
-          <w:szCs w:val="32"/>
-        </w:rPr>
-        <w:t>on a device</w:t>
-      </w:r>
-    </w:p>
-    <w:p>
-      <w:pPr>
-        <w:jc w:val="both"/>
-        <w:rPr>
-          <w:sz w:val="32"/>
-          <w:szCs w:val="32"/>
-        </w:rPr>
-      </w:pPr>
-      <w:r>
-        <w:rPr>
-          <w:sz w:val="32"/>
-          <w:szCs w:val="32"/>
-        </w:rPr>
-        <w:t xml:space="preserve"># </w:t>
-      </w:r>
-      <w:r>
-        <w:rPr>
-          <w:sz w:val="32"/>
-          <w:szCs w:val="32"/>
-        </w:rPr>
-        <w:t>Change it to something globally unique, usually</w:t>
-      </w:r>
-      <w:r>
-        <w:rPr>
-          <w:sz w:val="32"/>
-          <w:szCs w:val="32"/>
-        </w:rPr>
-        <w:t xml:space="preserve"> </w:t>
-      </w:r>
-      <w:r>
-        <w:rPr>
-          <w:b/>
-          <w:bCs/>
-          <w:sz w:val="32"/>
-          <w:szCs w:val="32"/>
-        </w:rPr>
-        <w:t>com.&lt;</w:t>
-      </w:r>
-      <w:proofErr w:type="spellStart"/>
-      <w:r>
-        <w:rPr>
-          <w:b/>
-          <w:bCs/>
-          <w:sz w:val="32"/>
-          <w:szCs w:val="32"/>
-        </w:rPr>
-        <w:t>your_domain_or_name</w:t>
-      </w:r>
-      <w:proofErr w:type="spellEnd"/>
-      <w:proofErr w:type="gramStart"/>
-      <w:r>
-        <w:rPr>
-          <w:b/>
-          <w:bCs/>
-          <w:sz w:val="32"/>
-          <w:szCs w:val="32"/>
-        </w:rPr>
-        <w:t>&gt;.&lt;</w:t>
-      </w:r>
-      <w:proofErr w:type="spellStart"/>
-      <w:proofErr w:type="gramEnd"/>
-      <w:r>
-        <w:rPr>
-          <w:b/>
-          <w:bCs/>
-          <w:sz w:val="32"/>
-          <w:szCs w:val="32"/>
-        </w:rPr>
-        <w:t>app_name</w:t>
-      </w:r>
-      <w:proofErr w:type="spellEnd"/>
-      <w:r>
-        <w:rPr>
-          <w:b/>
-          <w:bCs/>
-          <w:sz w:val="32"/>
-          <w:szCs w:val="32"/>
-        </w:rPr>
-        <w:t>&gt;</w:t>
+          <w:b/>
+          <w:bCs/>
+          <w:sz w:val="32"/>
+          <w:szCs w:val="32"/>
+        </w:rPr>
+        <w:t>com.&lt;your_domain_or_name&gt;.&lt;app_name&gt;</w:t>
       </w:r>
       <w:r>
         <w:rPr>
@@ -6771,61 +5355,15 @@
           <w:szCs w:val="32"/>
         </w:rPr>
       </w:pPr>
-      <w:proofErr w:type="spellStart"/>
-      <w:r>
-        <w:rPr>
-          <w:b/>
-          <w:bCs/>
-          <w:color w:val="60CAF3" w:themeColor="accent4" w:themeTint="99"/>
-          <w:sz w:val="32"/>
-          <w:szCs w:val="32"/>
-        </w:rPr>
-        <w:t>applicationId</w:t>
-      </w:r>
-      <w:proofErr w:type="spellEnd"/>
-      <w:r>
-        <w:rPr>
-          <w:b/>
-          <w:bCs/>
-          <w:color w:val="60CAF3" w:themeColor="accent4" w:themeTint="99"/>
-          <w:sz w:val="32"/>
-          <w:szCs w:val="32"/>
-        </w:rPr>
-        <w:t xml:space="preserve"> = "</w:t>
-      </w:r>
-      <w:proofErr w:type="spellStart"/>
-      <w:proofErr w:type="gramStart"/>
-      <w:r>
-        <w:rPr>
-          <w:b/>
-          <w:bCs/>
-          <w:color w:val="60CAF3" w:themeColor="accent4" w:themeTint="99"/>
-          <w:sz w:val="32"/>
-          <w:szCs w:val="32"/>
-        </w:rPr>
-        <w:t>com.nazmul</w:t>
-      </w:r>
-      <w:proofErr w:type="gramEnd"/>
-      <w:r>
-        <w:rPr>
-          <w:b/>
-          <w:bCs/>
-          <w:color w:val="60CAF3" w:themeColor="accent4" w:themeTint="99"/>
-          <w:sz w:val="32"/>
-          <w:szCs w:val="32"/>
-        </w:rPr>
-        <w:t>.musicplayer</w:t>
-      </w:r>
-      <w:proofErr w:type="spellEnd"/>
-      <w:r>
-        <w:rPr>
-          <w:b/>
-          <w:bCs/>
-          <w:color w:val="60CAF3" w:themeColor="accent4" w:themeTint="99"/>
-          <w:sz w:val="32"/>
-          <w:szCs w:val="32"/>
-        </w:rPr>
-        <w:t>"</w:t>
+      <w:r>
+        <w:rPr>
+          <w:b/>
+          <w:bCs/>
+          <w:color w:val="60CAF3" w:themeColor="accent4" w:themeTint="99"/>
+          <w:sz w:val="32"/>
+          <w:szCs w:val="32"/>
+        </w:rPr>
+        <w:t>applicationId = "com.nazmul.musicplayer"</w:t>
       </w:r>
     </w:p>
     <w:p>
@@ -6945,7 +5483,6 @@
         </w:rPr>
         <w:t xml:space="preserve"> Changing the </w:t>
       </w:r>
-      <w:proofErr w:type="spellStart"/>
       <w:r>
         <w:rPr>
           <w:b/>
@@ -6955,7 +5492,6 @@
         </w:rPr>
         <w:t>applicationId</w:t>
       </w:r>
-      <w:proofErr w:type="spellEnd"/>
       <w:r>
         <w:rPr>
           <w:sz w:val="32"/>
@@ -7005,27 +5541,7 @@
           <w:sz w:val="32"/>
           <w:szCs w:val="32"/>
         </w:rPr>
-        <w:t xml:space="preserve"> </w:t>
-      </w:r>
-      <w:proofErr w:type="spellStart"/>
-      <w:r>
-        <w:rPr>
-          <w:b/>
-          <w:bCs/>
-          <w:sz w:val="32"/>
-          <w:szCs w:val="32"/>
-        </w:rPr>
-        <w:t>applicationId</w:t>
-      </w:r>
-      <w:proofErr w:type="spellEnd"/>
-      <w:r>
-        <w:rPr>
-          <w:b/>
-          <w:bCs/>
-          <w:sz w:val="32"/>
-          <w:szCs w:val="32"/>
-        </w:rPr>
-        <w:t xml:space="preserve"> </w:t>
+        <w:t xml:space="preserve"> applicationId </w:t>
       </w:r>
       <w:r>
         <w:rPr>
@@ -7062,7 +5578,6 @@
         </w:rPr>
         <w:t xml:space="preserve">after changing the </w:t>
       </w:r>
-      <w:proofErr w:type="spellStart"/>
       <w:r>
         <w:rPr>
           <w:b/>
@@ -7072,7 +5587,6 @@
         </w:rPr>
         <w:t>applicationId</w:t>
       </w:r>
-      <w:proofErr w:type="spellEnd"/>
       <w:r>
         <w:rPr>
           <w:sz w:val="32"/>
@@ -7080,25 +5594,14 @@
         </w:rPr>
         <w:t xml:space="preserve"> run </w:t>
       </w:r>
-      <w:proofErr w:type="spellStart"/>
-      <w:r>
-        <w:rPr>
-          <w:b/>
-          <w:bCs/>
-          <w:sz w:val="32"/>
-          <w:szCs w:val="32"/>
-        </w:rPr>
-        <w:t>flutterfire</w:t>
-      </w:r>
-      <w:proofErr w:type="spellEnd"/>
-      <w:r>
-        <w:rPr>
-          <w:b/>
-          <w:bCs/>
-          <w:sz w:val="32"/>
-          <w:szCs w:val="32"/>
-        </w:rPr>
-        <w:t xml:space="preserve"> configure</w:t>
+      <w:r>
+        <w:rPr>
+          <w:b/>
+          <w:bCs/>
+          <w:sz w:val="32"/>
+          <w:szCs w:val="32"/>
+        </w:rPr>
+        <w:t>flutterfire configure</w:t>
       </w:r>
       <w:r>
         <w:rPr>
@@ -7114,7 +5617,6 @@
         </w:rPr>
         <w:t xml:space="preserve">. </w:t>
       </w:r>
-      <w:proofErr w:type="spellStart"/>
       <w:r>
         <w:rPr>
           <w:b/>
@@ -7124,7 +5626,6 @@
         </w:rPr>
         <w:t>Flutterfire</w:t>
       </w:r>
-      <w:proofErr w:type="spellEnd"/>
       <w:r>
         <w:rPr>
           <w:sz w:val="32"/>
@@ -7278,76 +5779,30 @@
           <w:sz w:val="32"/>
           <w:szCs w:val="32"/>
         </w:rPr>
-        <w:t xml:space="preserve"> Android App: com.</w:t>
-      </w:r>
-      <w:proofErr w:type="gramStart"/>
-      <w:r>
-        <w:rPr>
-          <w:b/>
-          <w:bCs/>
-          <w:color w:val="60CAF3" w:themeColor="accent4" w:themeTint="99"/>
-          <w:sz w:val="32"/>
-          <w:szCs w:val="32"/>
-        </w:rPr>
-        <w:t>example.of</w:t>
-      </w:r>
-      <w:proofErr w:type="gramEnd"/>
-      <w:r>
-        <w:rPr>
-          <w:b/>
-          <w:bCs/>
-          <w:color w:val="60CAF3" w:themeColor="accent4" w:themeTint="99"/>
-          <w:sz w:val="32"/>
-          <w:szCs w:val="32"/>
-        </w:rPr>
-        <w:t>11_music_app</w:t>
-      </w:r>
-    </w:p>
-    <w:p>
-      <w:pPr>
-        <w:jc w:val="both"/>
-        <w:rPr>
-          <w:b/>
-          <w:bCs/>
-          <w:color w:val="60CAF3" w:themeColor="accent4" w:themeTint="99"/>
-          <w:sz w:val="32"/>
-          <w:szCs w:val="32"/>
-        </w:rPr>
-      </w:pPr>
-      <w:r>
-        <w:rPr>
-          <w:b/>
-          <w:bCs/>
-          <w:color w:val="60CAF3" w:themeColor="accent4" w:themeTint="99"/>
-          <w:sz w:val="32"/>
-          <w:szCs w:val="32"/>
-        </w:rPr>
-        <w:t xml:space="preserve"> └─ Android App: </w:t>
-      </w:r>
-      <w:proofErr w:type="spellStart"/>
-      <w:proofErr w:type="gramStart"/>
-      <w:r>
-        <w:rPr>
-          <w:b/>
-          <w:bCs/>
-          <w:color w:val="60CAF3" w:themeColor="accent4" w:themeTint="99"/>
-          <w:sz w:val="32"/>
-          <w:szCs w:val="32"/>
-        </w:rPr>
-        <w:t>com.nazmul</w:t>
-      </w:r>
-      <w:proofErr w:type="gramEnd"/>
-      <w:r>
-        <w:rPr>
-          <w:b/>
-          <w:bCs/>
-          <w:color w:val="60CAF3" w:themeColor="accent4" w:themeTint="99"/>
-          <w:sz w:val="32"/>
-          <w:szCs w:val="32"/>
-        </w:rPr>
-        <w:t>.musicplayer</w:t>
-      </w:r>
-      <w:proofErr w:type="spellEnd"/>
+        <w:t xml:space="preserve"> Android App: com.example.of11_music_app</w:t>
+      </w:r>
+    </w:p>
+    <w:p>
+      <w:pPr>
+        <w:jc w:val="both"/>
+        <w:rPr>
+          <w:b/>
+          <w:bCs/>
+          <w:color w:val="60CAF3" w:themeColor="accent4" w:themeTint="99"/>
+          <w:sz w:val="32"/>
+          <w:szCs w:val="32"/>
+        </w:rPr>
+      </w:pPr>
+      <w:r>
+        <w:rPr>
+          <w:b/>
+          <w:bCs/>
+          <w:color w:val="60CAF3" w:themeColor="accent4" w:themeTint="99"/>
+          <w:sz w:val="32"/>
+          <w:szCs w:val="32"/>
+        </w:rPr>
+        <w:t xml:space="preserve"> └─ Android App: com.nazmul.musicplayer</w:t>
+      </w:r>
     </w:p>
     <w:p>
       <w:pPr>
@@ -7598,7 +6053,6 @@
         </w:rPr>
         <w:t xml:space="preserve">Second </w:t>
       </w:r>
-      <w:proofErr w:type="spellStart"/>
       <w:r>
         <w:rPr>
           <w:b/>
@@ -7608,7 +6062,6 @@
         </w:rPr>
         <w:t>CMake</w:t>
       </w:r>
-      <w:proofErr w:type="spellEnd"/>
       <w:r>
         <w:rPr>
           <w:sz w:val="32"/>
@@ -7628,30 +6081,1709 @@
     </w:p>
     <w:p>
       <w:pPr>
-        <w:jc w:val="both"/>
-        <w:rPr>
-          <w:sz w:val="32"/>
-          <w:szCs w:val="32"/>
-        </w:rPr>
-      </w:pPr>
-    </w:p>
-    <w:p>
-      <w:pPr>
-        <w:jc w:val="both"/>
-        <w:rPr>
-          <w:sz w:val="32"/>
-          <w:szCs w:val="32"/>
-        </w:rPr>
-      </w:pPr>
-    </w:p>
-    <w:p>
-      <w:pPr>
-        <w:jc w:val="both"/>
-        <w:rPr>
-          <w:sz w:val="32"/>
-          <w:szCs w:val="32"/>
-        </w:rPr>
-      </w:pPr>
+        <w:jc w:val="center"/>
+        <w:rPr>
+          <w:sz w:val="32"/>
+          <w:szCs w:val="32"/>
+        </w:rPr>
+      </w:pPr>
+      <w:r>
+        <w:rPr>
+          <w:sz w:val="32"/>
+          <w:szCs w:val="32"/>
+        </w:rPr>
+        <w:t>Break</w:t>
+      </w:r>
+    </w:p>
+    <w:p>
+      <w:pPr>
+        <w:jc w:val="both"/>
+        <w:rPr>
+          <w:sz w:val="32"/>
+          <w:szCs w:val="32"/>
+        </w:rPr>
+      </w:pPr>
+    </w:p>
+    <w:p>
+      <w:pPr>
+        <w:jc w:val="both"/>
+        <w:rPr>
+          <w:b/>
+          <w:bCs/>
+          <w:sz w:val="32"/>
+          <w:szCs w:val="32"/>
+        </w:rPr>
+      </w:pPr>
+      <w:r>
+        <w:rPr>
+          <w:b/>
+          <w:bCs/>
+          <w:sz w:val="32"/>
+          <w:szCs w:val="32"/>
+        </w:rPr>
+        <w:t>Gradle Build Issue in Flutter JDK 21 Instead of JDK 25 Problem:</w:t>
+      </w:r>
+    </w:p>
+    <w:p>
+      <w:pPr>
+        <w:jc w:val="both"/>
+        <w:rPr>
+          <w:sz w:val="32"/>
+          <w:szCs w:val="32"/>
+        </w:rPr>
+      </w:pPr>
+      <w:r>
+        <w:rPr>
+          <w:sz w:val="32"/>
+          <w:szCs w:val="32"/>
+        </w:rPr>
+        <w:t xml:space="preserve"># </w:t>
+      </w:r>
+      <w:r>
+        <w:rPr>
+          <w:sz w:val="32"/>
+          <w:szCs w:val="32"/>
+        </w:rPr>
+        <w:t>Install</w:t>
+      </w:r>
+      <w:r>
+        <w:rPr>
+          <w:sz w:val="32"/>
+          <w:szCs w:val="32"/>
+        </w:rPr>
+        <w:t xml:space="preserve"> </w:t>
+      </w:r>
+      <w:r>
+        <w:rPr>
+          <w:sz w:val="32"/>
+          <w:szCs w:val="32"/>
+        </w:rPr>
+        <w:t>Eclipse Temurin JDK 21 (x64</w:t>
+      </w:r>
+      <w:r>
+        <w:rPr>
+          <w:sz w:val="32"/>
+          <w:szCs w:val="32"/>
+        </w:rPr>
+        <w:t>)</w:t>
+      </w:r>
+      <w:r>
+        <w:rPr>
+          <w:b/>
+          <w:bCs/>
+          <w:sz w:val="32"/>
+          <w:szCs w:val="32"/>
+        </w:rPr>
+        <w:t xml:space="preserve"> </w:t>
+      </w:r>
+      <w:r>
+        <w:rPr>
+          <w:sz w:val="32"/>
+          <w:szCs w:val="32"/>
+        </w:rPr>
+        <w:t>from</w:t>
+      </w:r>
+      <w:r>
+        <w:rPr>
+          <w:sz w:val="32"/>
+          <w:szCs w:val="32"/>
+        </w:rPr>
+        <w:t xml:space="preserve"> the official website. If Running </w:t>
+      </w:r>
+      <w:r>
+        <w:rPr>
+          <w:b/>
+          <w:bCs/>
+          <w:sz w:val="32"/>
+          <w:szCs w:val="32"/>
+        </w:rPr>
+        <w:t xml:space="preserve">Flutter </w:t>
+      </w:r>
+      <w:r>
+        <w:rPr>
+          <w:sz w:val="32"/>
+          <w:szCs w:val="32"/>
+        </w:rPr>
+        <w:t>apps fails because of new Android Studio comes bundled with JDK 25 which is not supported by AGP 8.11. By default,</w:t>
+      </w:r>
+      <w:r>
+        <w:rPr>
+          <w:b/>
+          <w:bCs/>
+          <w:sz w:val="32"/>
+          <w:szCs w:val="32"/>
+        </w:rPr>
+        <w:t xml:space="preserve"> Flutter</w:t>
+      </w:r>
+      <w:r>
+        <w:rPr>
+          <w:sz w:val="32"/>
+          <w:szCs w:val="32"/>
+        </w:rPr>
+        <w:t xml:space="preserve"> uses Android Studios Bundled JDK</w:t>
+      </w:r>
+    </w:p>
+    <w:p>
+      <w:pPr>
+        <w:jc w:val="both"/>
+        <w:rPr>
+          <w:sz w:val="32"/>
+          <w:szCs w:val="32"/>
+        </w:rPr>
+      </w:pPr>
+    </w:p>
+    <w:p>
+      <w:pPr>
+        <w:jc w:val="both"/>
+        <w:rPr>
+          <w:sz w:val="32"/>
+          <w:szCs w:val="32"/>
+        </w:rPr>
+      </w:pPr>
+      <w:r>
+        <w:rPr>
+          <w:sz w:val="32"/>
+          <w:szCs w:val="32"/>
+        </w:rPr>
+        <w:t>Using JDK 21:</w:t>
+      </w:r>
+    </w:p>
+    <w:p>
+      <w:pPr>
+        <w:jc w:val="both"/>
+        <w:rPr>
+          <w:sz w:val="32"/>
+          <w:szCs w:val="32"/>
+        </w:rPr>
+      </w:pPr>
+      <w:r>
+        <w:rPr>
+          <w:sz w:val="32"/>
+          <w:szCs w:val="32"/>
+        </w:rPr>
+        <w:t># After installing JDK21, what Happens When we run</w:t>
+      </w:r>
+    </w:p>
+    <w:p>
+      <w:pPr>
+        <w:jc w:val="both"/>
+        <w:rPr>
+          <w:b/>
+          <w:bCs/>
+          <w:color w:val="60CAF3" w:themeColor="accent4" w:themeTint="99"/>
+          <w:sz w:val="32"/>
+          <w:szCs w:val="32"/>
+        </w:rPr>
+      </w:pPr>
+      <w:r>
+        <w:rPr>
+          <w:b/>
+          <w:bCs/>
+          <w:color w:val="60CAF3" w:themeColor="accent4" w:themeTint="99"/>
+          <w:sz w:val="32"/>
+          <w:szCs w:val="32"/>
+        </w:rPr>
+        <w:t>flutter config --jdk-dir "C:\Program Files\Eclipse Adoptium\jdk-21</w:t>
+      </w:r>
+      <w:r>
+        <w:rPr>
+          <w:b/>
+          <w:bCs/>
+          <w:color w:val="60CAF3" w:themeColor="accent4" w:themeTint="99"/>
+          <w:sz w:val="32"/>
+          <w:szCs w:val="32"/>
+        </w:rPr>
+        <w:t>…</w:t>
+      </w:r>
+      <w:r>
+        <w:rPr>
+          <w:b/>
+          <w:bCs/>
+          <w:color w:val="60CAF3" w:themeColor="accent4" w:themeTint="99"/>
+          <w:sz w:val="32"/>
+          <w:szCs w:val="32"/>
+        </w:rPr>
+        <w:t>"</w:t>
+      </w:r>
+    </w:p>
+    <w:p>
+      <w:pPr>
+        <w:jc w:val="both"/>
+        <w:rPr>
+          <w:sz w:val="32"/>
+          <w:szCs w:val="32"/>
+        </w:rPr>
+      </w:pPr>
+      <w:r>
+        <w:rPr>
+          <w:b/>
+          <w:bCs/>
+          <w:sz w:val="32"/>
+          <w:szCs w:val="32"/>
+        </w:rPr>
+        <w:t>NOTE:</w:t>
+      </w:r>
+      <w:r>
+        <w:rPr>
+          <w:sz w:val="32"/>
+          <w:szCs w:val="32"/>
+        </w:rPr>
+        <w:t xml:space="preserve"> Go to Program Files/Eclipse Adoptium/ and make sure to match the exact JDK 21 file name in the command</w:t>
+      </w:r>
+    </w:p>
+    <w:p>
+      <w:pPr>
+        <w:jc w:val="both"/>
+        <w:rPr>
+          <w:sz w:val="32"/>
+          <w:szCs w:val="32"/>
+        </w:rPr>
+      </w:pPr>
+      <w:r>
+        <w:rPr>
+          <w:sz w:val="32"/>
+          <w:szCs w:val="32"/>
+        </w:rPr>
+        <w:t>#</w:t>
+      </w:r>
+      <w:r>
+        <w:rPr>
+          <w:b/>
+          <w:bCs/>
+          <w:sz w:val="32"/>
+          <w:szCs w:val="32"/>
+        </w:rPr>
+        <w:t xml:space="preserve"> Flutter</w:t>
+      </w:r>
+      <w:r>
+        <w:rPr>
+          <w:sz w:val="32"/>
+          <w:szCs w:val="32"/>
+        </w:rPr>
+        <w:t xml:space="preserve"> will only use JDK 21 for building our Android apps.</w:t>
+      </w:r>
+      <w:r>
+        <w:rPr>
+          <w:sz w:val="32"/>
+          <w:szCs w:val="32"/>
+        </w:rPr>
+        <w:t xml:space="preserve"> </w:t>
+      </w:r>
+      <w:r>
+        <w:rPr>
+          <w:sz w:val="32"/>
+          <w:szCs w:val="32"/>
+        </w:rPr>
+        <w:t>It does not:</w:t>
+      </w:r>
+    </w:p>
+    <w:p>
+      <w:pPr>
+        <w:pStyle w:val="ListParagraph"/>
+        <w:numPr>
+          <w:ilvl w:val="0"/>
+          <w:numId w:val="10"/>
+        </w:numPr>
+        <w:jc w:val="both"/>
+        <w:rPr>
+          <w:sz w:val="32"/>
+          <w:szCs w:val="32"/>
+        </w:rPr>
+      </w:pPr>
+      <w:r>
+        <w:rPr>
+          <w:sz w:val="32"/>
+          <w:szCs w:val="32"/>
+        </w:rPr>
+        <w:t>Downgrade Android Studio</w:t>
+      </w:r>
+    </w:p>
+    <w:p>
+      <w:pPr>
+        <w:pStyle w:val="ListParagraph"/>
+        <w:numPr>
+          <w:ilvl w:val="0"/>
+          <w:numId w:val="10"/>
+        </w:numPr>
+        <w:jc w:val="both"/>
+        <w:rPr>
+          <w:sz w:val="32"/>
+          <w:szCs w:val="32"/>
+        </w:rPr>
+      </w:pPr>
+      <w:r>
+        <w:rPr>
+          <w:sz w:val="32"/>
+          <w:szCs w:val="32"/>
+        </w:rPr>
+        <w:t>uninstall JDK 25</w:t>
+      </w:r>
+    </w:p>
+    <w:p>
+      <w:pPr>
+        <w:pStyle w:val="ListParagraph"/>
+        <w:numPr>
+          <w:ilvl w:val="0"/>
+          <w:numId w:val="10"/>
+        </w:numPr>
+        <w:jc w:val="both"/>
+        <w:rPr>
+          <w:sz w:val="32"/>
+          <w:szCs w:val="32"/>
+        </w:rPr>
+      </w:pPr>
+      <w:r>
+        <w:rPr>
+          <w:sz w:val="32"/>
+          <w:szCs w:val="32"/>
+        </w:rPr>
+        <w:t>change your system Java</w:t>
+      </w:r>
+    </w:p>
+    <w:p>
+      <w:pPr>
+        <w:pStyle w:val="ListParagraph"/>
+        <w:numPr>
+          <w:ilvl w:val="0"/>
+          <w:numId w:val="10"/>
+        </w:numPr>
+        <w:jc w:val="both"/>
+        <w:rPr>
+          <w:sz w:val="32"/>
+          <w:szCs w:val="32"/>
+        </w:rPr>
+      </w:pPr>
+      <w:r>
+        <w:rPr>
+          <w:sz w:val="32"/>
+          <w:szCs w:val="32"/>
+        </w:rPr>
+        <w:t>affect other Java projects</w:t>
+      </w:r>
+    </w:p>
+    <w:p>
+      <w:pPr>
+        <w:jc w:val="both"/>
+        <w:rPr>
+          <w:sz w:val="32"/>
+          <w:szCs w:val="32"/>
+        </w:rPr>
+      </w:pPr>
+      <w:r>
+        <w:rPr>
+          <w:sz w:val="32"/>
+          <w:szCs w:val="32"/>
+        </w:rPr>
+        <w:t xml:space="preserve"># </w:t>
+      </w:r>
+      <w:r>
+        <w:rPr>
+          <w:sz w:val="32"/>
+          <w:szCs w:val="32"/>
+        </w:rPr>
+        <w:t>Android Studio can still run on its bundled JDK 25, while Flutter builds with JDK 21.</w:t>
+      </w:r>
+    </w:p>
+    <w:p>
+      <w:pPr>
+        <w:jc w:val="both"/>
+        <w:rPr>
+          <w:sz w:val="32"/>
+          <w:szCs w:val="32"/>
+        </w:rPr>
+      </w:pPr>
+    </w:p>
+    <w:p>
+      <w:pPr>
+        <w:jc w:val="both"/>
+        <w:rPr>
+          <w:sz w:val="32"/>
+          <w:szCs w:val="32"/>
+        </w:rPr>
+      </w:pPr>
+      <w:r>
+        <w:rPr>
+          <w:sz w:val="32"/>
+          <w:szCs w:val="32"/>
+        </w:rPr>
+        <w:t>Benefits</w:t>
+      </w:r>
+      <w:r>
+        <w:rPr>
+          <w:sz w:val="32"/>
+          <w:szCs w:val="32"/>
+        </w:rPr>
+        <w:t xml:space="preserve"> of JDK 21:</w:t>
+      </w:r>
+    </w:p>
+    <w:p>
+      <w:pPr>
+        <w:jc w:val="both"/>
+        <w:rPr>
+          <w:sz w:val="32"/>
+          <w:szCs w:val="32"/>
+        </w:rPr>
+      </w:pPr>
+      <w:r>
+        <w:rPr>
+          <w:sz w:val="32"/>
+          <w:szCs w:val="32"/>
+        </w:rPr>
+        <w:t># It’s s</w:t>
+      </w:r>
+      <w:r>
+        <w:rPr>
+          <w:sz w:val="32"/>
+          <w:szCs w:val="32"/>
+        </w:rPr>
+        <w:t>table</w:t>
+      </w:r>
+      <w:r>
+        <w:rPr>
+          <w:sz w:val="32"/>
+          <w:szCs w:val="32"/>
+        </w:rPr>
+        <w:t xml:space="preserve">, </w:t>
+      </w:r>
+      <w:r>
+        <w:rPr>
+          <w:sz w:val="32"/>
+          <w:szCs w:val="32"/>
+        </w:rPr>
+        <w:t>JDK 21 is the current Long-Term Support (LTS) release, so it's the version most build tools are tested against.</w:t>
+      </w:r>
+      <w:r>
+        <w:rPr>
+          <w:sz w:val="32"/>
+          <w:szCs w:val="32"/>
+        </w:rPr>
+        <w:t xml:space="preserve"> </w:t>
+      </w:r>
+      <w:r>
+        <w:rPr>
+          <w:sz w:val="32"/>
+          <w:szCs w:val="32"/>
+        </w:rPr>
+        <w:t>Almost every Android tool today officially supports Java 21.</w:t>
+      </w:r>
+      <w:r>
+        <w:rPr>
+          <w:sz w:val="32"/>
+          <w:szCs w:val="32"/>
+        </w:rPr>
+        <w:t xml:space="preserve"> </w:t>
+      </w:r>
+      <w:r>
+        <w:rPr>
+          <w:sz w:val="32"/>
+          <w:szCs w:val="32"/>
+        </w:rPr>
+        <w:t>That includes:</w:t>
+      </w:r>
+    </w:p>
+    <w:p>
+      <w:pPr>
+        <w:pStyle w:val="ListParagraph"/>
+        <w:numPr>
+          <w:ilvl w:val="0"/>
+          <w:numId w:val="11"/>
+        </w:numPr>
+        <w:jc w:val="both"/>
+        <w:rPr>
+          <w:b/>
+          <w:bCs/>
+          <w:sz w:val="32"/>
+          <w:szCs w:val="32"/>
+        </w:rPr>
+      </w:pPr>
+      <w:r>
+        <w:rPr>
+          <w:b/>
+          <w:bCs/>
+          <w:sz w:val="32"/>
+          <w:szCs w:val="32"/>
+        </w:rPr>
+        <w:t>Flutter</w:t>
+      </w:r>
+    </w:p>
+    <w:p>
+      <w:pPr>
+        <w:pStyle w:val="ListParagraph"/>
+        <w:numPr>
+          <w:ilvl w:val="0"/>
+          <w:numId w:val="11"/>
+        </w:numPr>
+        <w:jc w:val="both"/>
+        <w:rPr>
+          <w:sz w:val="32"/>
+          <w:szCs w:val="32"/>
+        </w:rPr>
+      </w:pPr>
+      <w:r>
+        <w:rPr>
+          <w:sz w:val="32"/>
+          <w:szCs w:val="32"/>
+        </w:rPr>
+        <w:t>Gradle</w:t>
+      </w:r>
+    </w:p>
+    <w:p>
+      <w:pPr>
+        <w:pStyle w:val="ListParagraph"/>
+        <w:numPr>
+          <w:ilvl w:val="0"/>
+          <w:numId w:val="11"/>
+        </w:numPr>
+        <w:jc w:val="both"/>
+        <w:rPr>
+          <w:sz w:val="32"/>
+          <w:szCs w:val="32"/>
+        </w:rPr>
+      </w:pPr>
+      <w:r>
+        <w:rPr>
+          <w:sz w:val="32"/>
+          <w:szCs w:val="32"/>
+        </w:rPr>
+        <w:t>Android Gradle Plugin</w:t>
+      </w:r>
+    </w:p>
+    <w:p>
+      <w:pPr>
+        <w:pStyle w:val="ListParagraph"/>
+        <w:numPr>
+          <w:ilvl w:val="0"/>
+          <w:numId w:val="11"/>
+        </w:numPr>
+        <w:jc w:val="both"/>
+        <w:rPr>
+          <w:sz w:val="32"/>
+          <w:szCs w:val="32"/>
+        </w:rPr>
+      </w:pPr>
+      <w:r>
+        <w:rPr>
+          <w:sz w:val="32"/>
+          <w:szCs w:val="32"/>
+        </w:rPr>
+        <w:t>Kotlin</w:t>
+      </w:r>
+    </w:p>
+    <w:p>
+      <w:pPr>
+        <w:pStyle w:val="ListParagraph"/>
+        <w:numPr>
+          <w:ilvl w:val="0"/>
+          <w:numId w:val="11"/>
+        </w:numPr>
+        <w:jc w:val="both"/>
+        <w:rPr>
+          <w:sz w:val="32"/>
+          <w:szCs w:val="32"/>
+        </w:rPr>
+      </w:pPr>
+      <w:r>
+        <w:rPr>
+          <w:sz w:val="32"/>
+          <w:szCs w:val="32"/>
+        </w:rPr>
+        <w:t>KSP</w:t>
+      </w:r>
+    </w:p>
+    <w:p>
+      <w:pPr>
+        <w:pStyle w:val="ListParagraph"/>
+        <w:numPr>
+          <w:ilvl w:val="0"/>
+          <w:numId w:val="11"/>
+        </w:numPr>
+        <w:jc w:val="both"/>
+        <w:rPr>
+          <w:sz w:val="32"/>
+          <w:szCs w:val="32"/>
+        </w:rPr>
+      </w:pPr>
+      <w:r>
+        <w:rPr>
+          <w:sz w:val="32"/>
+          <w:szCs w:val="32"/>
+        </w:rPr>
+        <w:t>most</w:t>
+      </w:r>
+      <w:r>
+        <w:rPr>
+          <w:b/>
+          <w:bCs/>
+          <w:sz w:val="32"/>
+          <w:szCs w:val="32"/>
+        </w:rPr>
+        <w:t xml:space="preserve"> Flutter</w:t>
+      </w:r>
+      <w:r>
+        <w:rPr>
+          <w:sz w:val="32"/>
+          <w:szCs w:val="32"/>
+        </w:rPr>
+        <w:t xml:space="preserve"> plugins</w:t>
+      </w:r>
+    </w:p>
+    <w:p>
+      <w:pPr>
+        <w:jc w:val="both"/>
+        <w:rPr>
+          <w:sz w:val="32"/>
+          <w:szCs w:val="32"/>
+        </w:rPr>
+      </w:pPr>
+      <w:r>
+        <w:rPr>
+          <w:sz w:val="32"/>
+          <w:szCs w:val="32"/>
+        </w:rPr>
+        <w:lastRenderedPageBreak/>
+        <w:t xml:space="preserve"># </w:t>
+      </w:r>
+      <w:r>
+        <w:rPr>
+          <w:sz w:val="32"/>
+          <w:szCs w:val="32"/>
+        </w:rPr>
+        <w:t xml:space="preserve">Future updates still </w:t>
+      </w:r>
+      <w:r>
+        <w:rPr>
+          <w:sz w:val="32"/>
+          <w:szCs w:val="32"/>
+        </w:rPr>
+        <w:t>work</w:t>
+      </w:r>
+      <w:r>
+        <w:rPr>
+          <w:sz w:val="32"/>
+          <w:szCs w:val="32"/>
+        </w:rPr>
+        <w:t>; we</w:t>
+      </w:r>
+      <w:r>
+        <w:rPr>
+          <w:sz w:val="32"/>
+          <w:szCs w:val="32"/>
+        </w:rPr>
+        <w:t xml:space="preserve"> can still update:</w:t>
+      </w:r>
+    </w:p>
+    <w:p>
+      <w:pPr>
+        <w:jc w:val="both"/>
+        <w:rPr>
+          <w:sz w:val="32"/>
+          <w:szCs w:val="32"/>
+        </w:rPr>
+      </w:pPr>
+    </w:p>
+    <w:p>
+      <w:pPr>
+        <w:pStyle w:val="ListParagraph"/>
+        <w:numPr>
+          <w:ilvl w:val="0"/>
+          <w:numId w:val="12"/>
+        </w:numPr>
+        <w:jc w:val="both"/>
+        <w:rPr>
+          <w:sz w:val="32"/>
+          <w:szCs w:val="32"/>
+        </w:rPr>
+      </w:pPr>
+      <w:r>
+        <w:rPr>
+          <w:sz w:val="32"/>
+          <w:szCs w:val="32"/>
+        </w:rPr>
+        <w:t>Flutter</w:t>
+      </w:r>
+    </w:p>
+    <w:p>
+      <w:pPr>
+        <w:pStyle w:val="ListParagraph"/>
+        <w:numPr>
+          <w:ilvl w:val="0"/>
+          <w:numId w:val="12"/>
+        </w:numPr>
+        <w:jc w:val="both"/>
+        <w:rPr>
+          <w:sz w:val="32"/>
+          <w:szCs w:val="32"/>
+        </w:rPr>
+      </w:pPr>
+      <w:r>
+        <w:rPr>
+          <w:sz w:val="32"/>
+          <w:szCs w:val="32"/>
+        </w:rPr>
+        <w:t>Android Studio</w:t>
+      </w:r>
+    </w:p>
+    <w:p>
+      <w:pPr>
+        <w:pStyle w:val="ListParagraph"/>
+        <w:numPr>
+          <w:ilvl w:val="0"/>
+          <w:numId w:val="12"/>
+        </w:numPr>
+        <w:jc w:val="both"/>
+        <w:rPr>
+          <w:sz w:val="32"/>
+          <w:szCs w:val="32"/>
+        </w:rPr>
+      </w:pPr>
+      <w:r>
+        <w:rPr>
+          <w:sz w:val="32"/>
+          <w:szCs w:val="32"/>
+        </w:rPr>
+        <w:t>AGP</w:t>
+      </w:r>
+    </w:p>
+    <w:p>
+      <w:pPr>
+        <w:pStyle w:val="ListParagraph"/>
+        <w:numPr>
+          <w:ilvl w:val="0"/>
+          <w:numId w:val="12"/>
+        </w:numPr>
+        <w:jc w:val="both"/>
+        <w:rPr>
+          <w:sz w:val="32"/>
+          <w:szCs w:val="32"/>
+        </w:rPr>
+      </w:pPr>
+      <w:r>
+        <w:rPr>
+          <w:sz w:val="32"/>
+          <w:szCs w:val="32"/>
+        </w:rPr>
+        <w:t>Gradle</w:t>
+      </w:r>
+    </w:p>
+    <w:p>
+      <w:pPr>
+        <w:jc w:val="both"/>
+        <w:rPr>
+          <w:sz w:val="32"/>
+          <w:szCs w:val="32"/>
+        </w:rPr>
+      </w:pPr>
+      <w:r>
+        <w:rPr>
+          <w:sz w:val="32"/>
+          <w:szCs w:val="32"/>
+        </w:rPr>
+        <w:t xml:space="preserve"># </w:t>
+      </w:r>
+      <w:r>
+        <w:rPr>
+          <w:sz w:val="32"/>
+          <w:szCs w:val="32"/>
+        </w:rPr>
+        <w:t>Nothing stops working because of using JDK 21.</w:t>
+      </w:r>
+    </w:p>
+    <w:p>
+      <w:pPr>
+        <w:jc w:val="both"/>
+        <w:rPr>
+          <w:sz w:val="32"/>
+          <w:szCs w:val="32"/>
+        </w:rPr>
+      </w:pPr>
+    </w:p>
+    <w:p>
+      <w:pPr>
+        <w:jc w:val="both"/>
+        <w:rPr>
+          <w:sz w:val="32"/>
+          <w:szCs w:val="32"/>
+        </w:rPr>
+      </w:pPr>
+      <w:r>
+        <w:rPr>
+          <w:sz w:val="32"/>
+          <w:szCs w:val="32"/>
+        </w:rPr>
+        <w:t>Downsides</w:t>
+      </w:r>
+      <w:r>
+        <w:rPr>
+          <w:sz w:val="32"/>
+          <w:szCs w:val="32"/>
+        </w:rPr>
+        <w:t>:</w:t>
+      </w:r>
+    </w:p>
+    <w:p>
+      <w:pPr>
+        <w:jc w:val="both"/>
+        <w:rPr>
+          <w:sz w:val="32"/>
+          <w:szCs w:val="32"/>
+        </w:rPr>
+      </w:pPr>
+      <w:r>
+        <w:rPr>
+          <w:sz w:val="32"/>
+          <w:szCs w:val="32"/>
+        </w:rPr>
+        <w:t xml:space="preserve"># </w:t>
+      </w:r>
+      <w:r>
+        <w:rPr>
+          <w:sz w:val="32"/>
+          <w:szCs w:val="32"/>
+        </w:rPr>
+        <w:t>There are only a few.</w:t>
+      </w:r>
+    </w:p>
+    <w:p>
+      <w:pPr>
+        <w:jc w:val="both"/>
+        <w:rPr>
+          <w:sz w:val="32"/>
+          <w:szCs w:val="32"/>
+        </w:rPr>
+      </w:pPr>
+      <w:r>
+        <w:rPr>
+          <w:sz w:val="32"/>
+          <w:szCs w:val="32"/>
+        </w:rPr>
+        <w:t xml:space="preserve">1. </w:t>
+      </w:r>
+      <w:r>
+        <w:rPr>
+          <w:sz w:val="32"/>
+          <w:szCs w:val="32"/>
+        </w:rPr>
+        <w:t>We</w:t>
+      </w:r>
+      <w:r>
+        <w:rPr>
+          <w:sz w:val="32"/>
+          <w:szCs w:val="32"/>
+        </w:rPr>
+        <w:t xml:space="preserve"> won't be building with the newest Java</w:t>
+      </w:r>
+      <w:r>
+        <w:rPr>
+          <w:sz w:val="32"/>
+          <w:szCs w:val="32"/>
+        </w:rPr>
+        <w:t>:</w:t>
+      </w:r>
+    </w:p>
+    <w:p>
+      <w:pPr>
+        <w:jc w:val="both"/>
+        <w:rPr>
+          <w:sz w:val="32"/>
+          <w:szCs w:val="32"/>
+        </w:rPr>
+      </w:pPr>
+      <w:r>
+        <w:rPr>
+          <w:sz w:val="32"/>
+          <w:szCs w:val="32"/>
+        </w:rPr>
+        <w:t xml:space="preserve"># </w:t>
+      </w:r>
+      <w:r>
+        <w:rPr>
+          <w:sz w:val="32"/>
+          <w:szCs w:val="32"/>
+        </w:rPr>
+        <w:t>Instead of</w:t>
+      </w:r>
+      <w:r>
+        <w:rPr>
+          <w:sz w:val="32"/>
+          <w:szCs w:val="32"/>
+        </w:rPr>
+        <w:t xml:space="preserve"> </w:t>
+      </w:r>
+      <w:r>
+        <w:rPr>
+          <w:sz w:val="32"/>
+          <w:szCs w:val="32"/>
+        </w:rPr>
+        <w:t>Java 25</w:t>
+      </w:r>
+      <w:r>
+        <w:rPr>
+          <w:sz w:val="32"/>
+          <w:szCs w:val="32"/>
+        </w:rPr>
+        <w:t xml:space="preserve"> we</w:t>
+      </w:r>
+      <w:r>
+        <w:rPr>
+          <w:sz w:val="32"/>
+          <w:szCs w:val="32"/>
+        </w:rPr>
+        <w:t>'ll build with</w:t>
+      </w:r>
+      <w:r>
+        <w:rPr>
+          <w:sz w:val="32"/>
+          <w:szCs w:val="32"/>
+        </w:rPr>
+        <w:t xml:space="preserve"> </w:t>
+      </w:r>
+      <w:r>
+        <w:rPr>
+          <w:sz w:val="32"/>
+          <w:szCs w:val="32"/>
+        </w:rPr>
+        <w:t>Java 21</w:t>
+      </w:r>
+      <w:r>
+        <w:rPr>
+          <w:sz w:val="32"/>
+          <w:szCs w:val="32"/>
+        </w:rPr>
+        <w:t xml:space="preserve">. </w:t>
+      </w:r>
+      <w:r>
+        <w:rPr>
+          <w:sz w:val="32"/>
+          <w:szCs w:val="32"/>
+        </w:rPr>
+        <w:t>For</w:t>
+      </w:r>
+      <w:r>
+        <w:rPr>
+          <w:b/>
+          <w:bCs/>
+          <w:sz w:val="32"/>
+          <w:szCs w:val="32"/>
+        </w:rPr>
+        <w:t xml:space="preserve"> Flutter </w:t>
+      </w:r>
+      <w:r>
+        <w:rPr>
+          <w:sz w:val="32"/>
+          <w:szCs w:val="32"/>
+        </w:rPr>
+        <w:t>projects, this changes almost nothing because Android apps are compiled to DEX bytecode and don't depend on Java 25 language features.</w:t>
+      </w:r>
+    </w:p>
+    <w:p>
+      <w:pPr>
+        <w:jc w:val="both"/>
+        <w:rPr>
+          <w:sz w:val="32"/>
+          <w:szCs w:val="32"/>
+        </w:rPr>
+      </w:pPr>
+    </w:p>
+    <w:p>
+      <w:pPr>
+        <w:jc w:val="both"/>
+        <w:rPr>
+          <w:sz w:val="32"/>
+          <w:szCs w:val="32"/>
+        </w:rPr>
+      </w:pPr>
+      <w:r>
+        <w:rPr>
+          <w:sz w:val="32"/>
+          <w:szCs w:val="32"/>
+        </w:rPr>
+        <w:t>2. If a future AGP requires Java 25</w:t>
+      </w:r>
+      <w:r>
+        <w:rPr>
+          <w:sz w:val="32"/>
+          <w:szCs w:val="32"/>
+        </w:rPr>
+        <w:t>:</w:t>
+      </w:r>
+    </w:p>
+    <w:p>
+      <w:pPr>
+        <w:jc w:val="both"/>
+        <w:rPr>
+          <w:sz w:val="32"/>
+          <w:szCs w:val="32"/>
+        </w:rPr>
+      </w:pPr>
+      <w:r>
+        <w:rPr>
+          <w:sz w:val="32"/>
+          <w:szCs w:val="32"/>
+        </w:rPr>
+        <w:t xml:space="preserve"># </w:t>
+      </w:r>
+      <w:r>
+        <w:rPr>
+          <w:sz w:val="32"/>
+          <w:szCs w:val="32"/>
+        </w:rPr>
+        <w:t>Suppose AGP 9.5 (hypothetically) says:</w:t>
+      </w:r>
+      <w:r>
+        <w:rPr>
+          <w:sz w:val="32"/>
+          <w:szCs w:val="32"/>
+        </w:rPr>
+        <w:t xml:space="preserve"> “</w:t>
+      </w:r>
+      <w:r>
+        <w:rPr>
+          <w:sz w:val="32"/>
+          <w:szCs w:val="32"/>
+        </w:rPr>
+        <w:t>Requires Java 25</w:t>
+      </w:r>
+      <w:r>
+        <w:rPr>
+          <w:sz w:val="32"/>
+          <w:szCs w:val="32"/>
+        </w:rPr>
+        <w:t xml:space="preserve">”. </w:t>
+      </w:r>
+      <w:r>
+        <w:rPr>
+          <w:sz w:val="32"/>
+          <w:szCs w:val="32"/>
+        </w:rPr>
+        <w:t xml:space="preserve">Then </w:t>
+      </w:r>
+      <w:r>
+        <w:rPr>
+          <w:sz w:val="32"/>
+          <w:szCs w:val="32"/>
+        </w:rPr>
+        <w:t>we</w:t>
+      </w:r>
+      <w:r>
+        <w:rPr>
+          <w:sz w:val="32"/>
+          <w:szCs w:val="32"/>
+        </w:rPr>
+        <w:t xml:space="preserve">'ll simply switch </w:t>
+      </w:r>
+      <w:r>
+        <w:rPr>
+          <w:b/>
+          <w:bCs/>
+          <w:sz w:val="32"/>
+          <w:szCs w:val="32"/>
+        </w:rPr>
+        <w:t>Flutter</w:t>
+      </w:r>
+      <w:r>
+        <w:rPr>
+          <w:sz w:val="32"/>
+          <w:szCs w:val="32"/>
+        </w:rPr>
+        <w:t xml:space="preserve"> back:</w:t>
+      </w:r>
+    </w:p>
+    <w:p>
+      <w:pPr>
+        <w:jc w:val="both"/>
+        <w:rPr>
+          <w:b/>
+          <w:bCs/>
+          <w:color w:val="60CAF3" w:themeColor="accent4" w:themeTint="99"/>
+          <w:sz w:val="32"/>
+          <w:szCs w:val="32"/>
+        </w:rPr>
+      </w:pPr>
+      <w:r>
+        <w:rPr>
+          <w:b/>
+          <w:bCs/>
+          <w:color w:val="60CAF3" w:themeColor="accent4" w:themeTint="99"/>
+          <w:sz w:val="32"/>
+          <w:szCs w:val="32"/>
+        </w:rPr>
+        <w:t>flutter config --clear-jdk-dir</w:t>
+      </w:r>
+    </w:p>
+    <w:p>
+      <w:pPr>
+        <w:jc w:val="both"/>
+        <w:rPr>
+          <w:sz w:val="32"/>
+          <w:szCs w:val="32"/>
+        </w:rPr>
+      </w:pPr>
+      <w:r>
+        <w:rPr>
+          <w:sz w:val="32"/>
+          <w:szCs w:val="32"/>
+        </w:rPr>
+        <w:t># O</w:t>
+      </w:r>
+      <w:r>
+        <w:rPr>
+          <w:sz w:val="32"/>
+          <w:szCs w:val="32"/>
+        </w:rPr>
+        <w:t>r</w:t>
+      </w:r>
+      <w:r>
+        <w:rPr>
+          <w:sz w:val="32"/>
+          <w:szCs w:val="32"/>
+        </w:rPr>
+        <w:t>, it’s a one-minute change</w:t>
+      </w:r>
+    </w:p>
+    <w:p>
+      <w:pPr>
+        <w:jc w:val="both"/>
+        <w:rPr>
+          <w:b/>
+          <w:bCs/>
+          <w:color w:val="60CAF3" w:themeColor="accent4" w:themeTint="99"/>
+          <w:sz w:val="32"/>
+          <w:szCs w:val="32"/>
+        </w:rPr>
+      </w:pPr>
+      <w:r>
+        <w:rPr>
+          <w:b/>
+          <w:bCs/>
+          <w:color w:val="60CAF3" w:themeColor="accent4" w:themeTint="99"/>
+          <w:sz w:val="32"/>
+          <w:szCs w:val="32"/>
+        </w:rPr>
+        <w:t>flutter config --jdk-dir "&lt;new JDK&gt;"</w:t>
+      </w:r>
+    </w:p>
+    <w:p>
+      <w:pPr>
+        <w:jc w:val="both"/>
+        <w:rPr>
+          <w:sz w:val="32"/>
+          <w:szCs w:val="32"/>
+        </w:rPr>
+      </w:pPr>
+      <w:r>
+        <w:rPr>
+          <w:sz w:val="32"/>
+          <w:szCs w:val="32"/>
+        </w:rPr>
+        <w:t># Or run</w:t>
+      </w:r>
+      <w:r>
+        <w:rPr>
+          <w:b/>
+          <w:bCs/>
+          <w:sz w:val="32"/>
+          <w:szCs w:val="32"/>
+        </w:rPr>
+        <w:t xml:space="preserve"> flutter doctor -v</w:t>
+      </w:r>
+      <w:r>
+        <w:rPr>
+          <w:sz w:val="32"/>
+          <w:szCs w:val="32"/>
+        </w:rPr>
+        <w:t xml:space="preserve"> and it will give us instructions to change back</w:t>
+      </w:r>
+      <w:r>
+        <w:rPr>
+          <w:sz w:val="32"/>
+          <w:szCs w:val="32"/>
+        </w:rPr>
+        <w:t xml:space="preserve"> (read it)</w:t>
+      </w:r>
+    </w:p>
+    <w:p>
+      <w:pPr>
+        <w:jc w:val="both"/>
+        <w:rPr>
+          <w:sz w:val="32"/>
+          <w:szCs w:val="32"/>
+        </w:rPr>
+      </w:pPr>
+    </w:p>
+    <w:p>
+      <w:pPr>
+        <w:jc w:val="both"/>
+        <w:rPr>
+          <w:sz w:val="32"/>
+          <w:szCs w:val="32"/>
+        </w:rPr>
+      </w:pPr>
+      <w:r>
+        <w:rPr>
+          <w:sz w:val="32"/>
+          <w:szCs w:val="32"/>
+        </w:rPr>
+        <w:lastRenderedPageBreak/>
+        <w:t>3. One extra JDK installed</w:t>
+      </w:r>
+    </w:p>
+    <w:p>
+      <w:pPr>
+        <w:jc w:val="both"/>
+        <w:rPr>
+          <w:sz w:val="32"/>
+          <w:szCs w:val="32"/>
+        </w:rPr>
+      </w:pPr>
+      <w:r>
+        <w:rPr>
+          <w:sz w:val="32"/>
+          <w:szCs w:val="32"/>
+        </w:rPr>
+        <w:t># We</w:t>
+      </w:r>
+      <w:r>
+        <w:rPr>
+          <w:sz w:val="32"/>
+          <w:szCs w:val="32"/>
+        </w:rPr>
+        <w:t>'ll have:</w:t>
+      </w:r>
+    </w:p>
+    <w:p>
+      <w:pPr>
+        <w:jc w:val="both"/>
+        <w:rPr>
+          <w:b/>
+          <w:bCs/>
+          <w:sz w:val="32"/>
+          <w:szCs w:val="32"/>
+        </w:rPr>
+      </w:pPr>
+      <w:r>
+        <w:rPr>
+          <w:b/>
+          <w:bCs/>
+          <w:sz w:val="32"/>
+          <w:szCs w:val="32"/>
+        </w:rPr>
+        <w:t>Android Studio/</w:t>
+      </w:r>
+    </w:p>
+    <w:p>
+      <w:pPr>
+        <w:jc w:val="both"/>
+        <w:rPr>
+          <w:b/>
+          <w:bCs/>
+          <w:sz w:val="32"/>
+          <w:szCs w:val="32"/>
+        </w:rPr>
+      </w:pPr>
+      <w:r>
+        <w:rPr>
+          <w:b/>
+          <w:bCs/>
+          <w:sz w:val="32"/>
+          <w:szCs w:val="32"/>
+        </w:rPr>
+        <w:t xml:space="preserve">    JDK 25</w:t>
+      </w:r>
+    </w:p>
+    <w:p>
+      <w:pPr>
+        <w:jc w:val="both"/>
+        <w:rPr>
+          <w:b/>
+          <w:bCs/>
+          <w:sz w:val="32"/>
+          <w:szCs w:val="32"/>
+        </w:rPr>
+      </w:pPr>
+      <w:r>
+        <w:rPr>
+          <w:b/>
+          <w:bCs/>
+          <w:sz w:val="32"/>
+          <w:szCs w:val="32"/>
+        </w:rPr>
+        <w:t>Temurin/</w:t>
+      </w:r>
+    </w:p>
+    <w:p>
+      <w:pPr>
+        <w:jc w:val="both"/>
+        <w:rPr>
+          <w:b/>
+          <w:bCs/>
+          <w:sz w:val="32"/>
+          <w:szCs w:val="32"/>
+        </w:rPr>
+      </w:pPr>
+      <w:r>
+        <w:rPr>
+          <w:b/>
+          <w:bCs/>
+          <w:sz w:val="32"/>
+          <w:szCs w:val="32"/>
+        </w:rPr>
+        <w:t xml:space="preserve">    JDK 21</w:t>
+      </w:r>
+    </w:p>
+    <w:p>
+      <w:pPr>
+        <w:jc w:val="both"/>
+        <w:rPr>
+          <w:sz w:val="32"/>
+          <w:szCs w:val="32"/>
+        </w:rPr>
+      </w:pPr>
+      <w:r>
+        <w:rPr>
+          <w:sz w:val="32"/>
+          <w:szCs w:val="32"/>
+        </w:rPr>
+        <w:t xml:space="preserve"># </w:t>
+      </w:r>
+      <w:r>
+        <w:rPr>
+          <w:sz w:val="32"/>
+          <w:szCs w:val="32"/>
+        </w:rPr>
+        <w:t>That's about 300–500 MB of additional disk space.</w:t>
+      </w:r>
+    </w:p>
+    <w:p>
+      <w:pPr>
+        <w:jc w:val="both"/>
+        <w:rPr>
+          <w:sz w:val="32"/>
+          <w:szCs w:val="32"/>
+        </w:rPr>
+      </w:pPr>
+    </w:p>
+    <w:p>
+      <w:pPr>
+        <w:jc w:val="both"/>
+        <w:rPr>
+          <w:sz w:val="32"/>
+          <w:szCs w:val="32"/>
+        </w:rPr>
+      </w:pPr>
+      <w:r>
+        <w:rPr>
+          <w:sz w:val="32"/>
+          <w:szCs w:val="32"/>
+        </w:rPr>
+        <w:t>Things that do NOT happen</w:t>
+      </w:r>
+      <w:r>
+        <w:rPr>
+          <w:sz w:val="32"/>
+          <w:szCs w:val="32"/>
+        </w:rPr>
+        <w:t>:</w:t>
+      </w:r>
+    </w:p>
+    <w:p>
+      <w:pPr>
+        <w:jc w:val="both"/>
+        <w:rPr>
+          <w:sz w:val="32"/>
+          <w:szCs w:val="32"/>
+        </w:rPr>
+      </w:pPr>
+      <w:r>
+        <w:rPr>
+          <w:sz w:val="32"/>
+          <w:szCs w:val="32"/>
+        </w:rPr>
+        <w:t xml:space="preserve"># </w:t>
+      </w:r>
+      <w:r>
+        <w:rPr>
+          <w:sz w:val="32"/>
+          <w:szCs w:val="32"/>
+        </w:rPr>
+        <w:t>Some people worry about these, but they aren't an issue.</w:t>
+      </w:r>
+    </w:p>
+    <w:p>
+      <w:pPr>
+        <w:pStyle w:val="ListParagraph"/>
+        <w:numPr>
+          <w:ilvl w:val="0"/>
+          <w:numId w:val="13"/>
+        </w:numPr>
+        <w:jc w:val="both"/>
+        <w:rPr>
+          <w:sz w:val="32"/>
+          <w:szCs w:val="32"/>
+        </w:rPr>
+      </w:pPr>
+      <w:r>
+        <w:rPr>
+          <w:sz w:val="32"/>
+          <w:szCs w:val="32"/>
+        </w:rPr>
+        <w:t>Flutter performance won't decrease.</w:t>
+      </w:r>
+    </w:p>
+    <w:p>
+      <w:pPr>
+        <w:pStyle w:val="ListParagraph"/>
+        <w:numPr>
+          <w:ilvl w:val="0"/>
+          <w:numId w:val="13"/>
+        </w:numPr>
+        <w:jc w:val="both"/>
+        <w:rPr>
+          <w:sz w:val="32"/>
+          <w:szCs w:val="32"/>
+        </w:rPr>
+      </w:pPr>
+      <w:r>
+        <w:rPr>
+          <w:sz w:val="32"/>
+          <w:szCs w:val="32"/>
+        </w:rPr>
+        <w:t>O</w:t>
+      </w:r>
+      <w:r>
+        <w:rPr>
+          <w:sz w:val="32"/>
+          <w:szCs w:val="32"/>
+        </w:rPr>
+        <w:t>ur APK won't become slower.</w:t>
+      </w:r>
+    </w:p>
+    <w:p>
+      <w:pPr>
+        <w:pStyle w:val="ListParagraph"/>
+        <w:numPr>
+          <w:ilvl w:val="0"/>
+          <w:numId w:val="13"/>
+        </w:numPr>
+        <w:jc w:val="both"/>
+        <w:rPr>
+          <w:sz w:val="32"/>
+          <w:szCs w:val="32"/>
+        </w:rPr>
+      </w:pPr>
+      <w:r>
+        <w:rPr>
+          <w:sz w:val="32"/>
+          <w:szCs w:val="32"/>
+        </w:rPr>
+        <w:t>Compile speed is essentially the same.</w:t>
+      </w:r>
+    </w:p>
+    <w:p>
+      <w:pPr>
+        <w:pStyle w:val="ListParagraph"/>
+        <w:numPr>
+          <w:ilvl w:val="0"/>
+          <w:numId w:val="13"/>
+        </w:numPr>
+        <w:jc w:val="both"/>
+        <w:rPr>
+          <w:sz w:val="32"/>
+          <w:szCs w:val="32"/>
+        </w:rPr>
+      </w:pPr>
+      <w:r>
+        <w:rPr>
+          <w:sz w:val="32"/>
+          <w:szCs w:val="32"/>
+        </w:rPr>
+        <w:t>Android Studio still runs on Java 25.</w:t>
+      </w:r>
+    </w:p>
+    <w:p>
+      <w:pPr>
+        <w:pStyle w:val="ListParagraph"/>
+        <w:numPr>
+          <w:ilvl w:val="0"/>
+          <w:numId w:val="13"/>
+        </w:numPr>
+        <w:jc w:val="both"/>
+        <w:rPr>
+          <w:sz w:val="32"/>
+          <w:szCs w:val="32"/>
+        </w:rPr>
+      </w:pPr>
+      <w:r>
+        <w:rPr>
+          <w:sz w:val="32"/>
+          <w:szCs w:val="32"/>
+        </w:rPr>
+        <w:t>O</w:t>
+      </w:r>
+      <w:r>
+        <w:rPr>
+          <w:sz w:val="32"/>
+          <w:szCs w:val="32"/>
+        </w:rPr>
+        <w:t>ur app won't target older Android versions.</w:t>
+      </w:r>
+    </w:p>
+    <w:p>
+      <w:pPr>
+        <w:jc w:val="both"/>
+        <w:rPr>
+          <w:sz w:val="32"/>
+          <w:szCs w:val="32"/>
+        </w:rPr>
+      </w:pPr>
+    </w:p>
+    <w:p>
+      <w:pPr>
+        <w:jc w:val="both"/>
+        <w:rPr>
+          <w:sz w:val="32"/>
+          <w:szCs w:val="32"/>
+        </w:rPr>
+      </w:pPr>
+      <w:r>
+        <w:rPr>
+          <w:sz w:val="32"/>
+          <w:szCs w:val="32"/>
+        </w:rPr>
+        <w:t>What big companies do</w:t>
+      </w:r>
+      <w:r>
+        <w:rPr>
+          <w:sz w:val="32"/>
+          <w:szCs w:val="32"/>
+        </w:rPr>
+        <w:t>:</w:t>
+      </w:r>
+    </w:p>
+    <w:p>
+      <w:pPr>
+        <w:jc w:val="both"/>
+        <w:rPr>
+          <w:sz w:val="32"/>
+          <w:szCs w:val="32"/>
+        </w:rPr>
+      </w:pPr>
+      <w:r>
+        <w:rPr>
+          <w:sz w:val="32"/>
+          <w:szCs w:val="32"/>
+        </w:rPr>
+        <w:t xml:space="preserve"># </w:t>
+      </w:r>
+      <w:r>
+        <w:rPr>
+          <w:sz w:val="32"/>
+          <w:szCs w:val="32"/>
+        </w:rPr>
+        <w:t>It's very common for teams to have something like:</w:t>
+      </w:r>
+    </w:p>
+    <w:p>
+      <w:pPr>
+        <w:jc w:val="both"/>
+        <w:rPr>
+          <w:b/>
+          <w:bCs/>
+          <w:sz w:val="32"/>
+          <w:szCs w:val="32"/>
+        </w:rPr>
+      </w:pPr>
+      <w:r>
+        <w:rPr>
+          <w:b/>
+          <w:bCs/>
+          <w:sz w:val="32"/>
+          <w:szCs w:val="32"/>
+        </w:rPr>
+        <w:t>Android Studio: Latest Canary</w:t>
+      </w:r>
+    </w:p>
+    <w:p>
+      <w:pPr>
+        <w:jc w:val="both"/>
+        <w:rPr>
+          <w:b/>
+          <w:bCs/>
+          <w:sz w:val="32"/>
+          <w:szCs w:val="32"/>
+        </w:rPr>
+      </w:pPr>
+      <w:r>
+        <w:rPr>
+          <w:b/>
+          <w:bCs/>
+          <w:sz w:val="32"/>
+          <w:szCs w:val="32"/>
+        </w:rPr>
+        <w:t>JDK: 21</w:t>
+      </w:r>
+    </w:p>
+    <w:p>
+      <w:pPr>
+        <w:jc w:val="both"/>
+        <w:rPr>
+          <w:b/>
+          <w:bCs/>
+          <w:sz w:val="32"/>
+          <w:szCs w:val="32"/>
+        </w:rPr>
+      </w:pPr>
+      <w:r>
+        <w:rPr>
+          <w:b/>
+          <w:bCs/>
+          <w:sz w:val="32"/>
+          <w:szCs w:val="32"/>
+        </w:rPr>
+        <w:t>Gradle: 8.x</w:t>
+      </w:r>
+    </w:p>
+    <w:p>
+      <w:pPr>
+        <w:jc w:val="both"/>
+        <w:rPr>
+          <w:b/>
+          <w:bCs/>
+          <w:sz w:val="32"/>
+          <w:szCs w:val="32"/>
+        </w:rPr>
+      </w:pPr>
+      <w:r>
+        <w:rPr>
+          <w:b/>
+          <w:bCs/>
+          <w:sz w:val="32"/>
+          <w:szCs w:val="32"/>
+        </w:rPr>
+        <w:t>AGP: 8.x</w:t>
+      </w:r>
+    </w:p>
+    <w:p>
+      <w:pPr>
+        <w:jc w:val="both"/>
+        <w:rPr>
+          <w:sz w:val="32"/>
+          <w:szCs w:val="32"/>
+        </w:rPr>
+      </w:pPr>
+      <w:r>
+        <w:rPr>
+          <w:sz w:val="32"/>
+          <w:szCs w:val="32"/>
+        </w:rPr>
+        <w:t xml:space="preserve"># </w:t>
+      </w:r>
+      <w:r>
+        <w:rPr>
+          <w:sz w:val="32"/>
+          <w:szCs w:val="32"/>
+        </w:rPr>
+        <w:t>Even if Android Studio bundles JDK 25 or 26, teams often pin the build JDK to an LTS release until the ecosystem catches up.</w:t>
+      </w:r>
     </w:p>
     <w:p>
       <w:pPr>
@@ -7892,6 +8024,119 @@
     </w:lvl>
   </w:abstractNum>
   <w:abstractNum w:abstractNumId="1" w15:restartNumberingAfterBreak="0">
+    <w:nsid w:val="2E9C4308"/>
+    <w:multiLevelType w:val="hybridMultilevel"/>
+    <w:tmpl w:val="B874A914"/>
+    <w:lvl w:ilvl="0" w:tplc="04090001">
+      <w:start w:val="1"/>
+      <w:numFmt w:val="bullet"/>
+      <w:lvlText w:val=""/>
+      <w:lvlJc w:val="left"/>
+      <w:pPr>
+        <w:ind w:left="360" w:hanging="360"/>
+      </w:pPr>
+      <w:rPr>
+        <w:rFonts w:ascii="Symbol" w:hAnsi="Symbol" w:hint="default"/>
+      </w:rPr>
+    </w:lvl>
+    <w:lvl w:ilvl="1" w:tplc="04090003" w:tentative="1">
+      <w:start w:val="1"/>
+      <w:numFmt w:val="bullet"/>
+      <w:lvlText w:val="o"/>
+      <w:lvlJc w:val="left"/>
+      <w:pPr>
+        <w:ind w:left="1080" w:hanging="360"/>
+      </w:pPr>
+      <w:rPr>
+        <w:rFonts w:ascii="Courier New" w:hAnsi="Courier New" w:cs="Courier New" w:hint="default"/>
+      </w:rPr>
+    </w:lvl>
+    <w:lvl w:ilvl="2" w:tplc="04090005" w:tentative="1">
+      <w:start w:val="1"/>
+      <w:numFmt w:val="bullet"/>
+      <w:lvlText w:val=""/>
+      <w:lvlJc w:val="left"/>
+      <w:pPr>
+        <w:ind w:left="1800" w:hanging="360"/>
+      </w:pPr>
+      <w:rPr>
+        <w:rFonts w:ascii="Wingdings" w:hAnsi="Wingdings" w:hint="default"/>
+      </w:rPr>
+    </w:lvl>
+    <w:lvl w:ilvl="3" w:tplc="04090001" w:tentative="1">
+      <w:start w:val="1"/>
+      <w:numFmt w:val="bullet"/>
+      <w:lvlText w:val=""/>
+      <w:lvlJc w:val="left"/>
+      <w:pPr>
+        <w:ind w:left="2520" w:hanging="360"/>
+      </w:pPr>
+      <w:rPr>
+        <w:rFonts w:ascii="Symbol" w:hAnsi="Symbol" w:hint="default"/>
+      </w:rPr>
+    </w:lvl>
+    <w:lvl w:ilvl="4" w:tplc="04090003" w:tentative="1">
+      <w:start w:val="1"/>
+      <w:numFmt w:val="bullet"/>
+      <w:lvlText w:val="o"/>
+      <w:lvlJc w:val="left"/>
+      <w:pPr>
+        <w:ind w:left="3240" w:hanging="360"/>
+      </w:pPr>
+      <w:rPr>
+        <w:rFonts w:ascii="Courier New" w:hAnsi="Courier New" w:cs="Courier New" w:hint="default"/>
+      </w:rPr>
+    </w:lvl>
+    <w:lvl w:ilvl="5" w:tplc="04090005" w:tentative="1">
+      <w:start w:val="1"/>
+      <w:numFmt w:val="bullet"/>
+      <w:lvlText w:val=""/>
+      <w:lvlJc w:val="left"/>
+      <w:pPr>
+        <w:ind w:left="3960" w:hanging="360"/>
+      </w:pPr>
+      <w:rPr>
+        <w:rFonts w:ascii="Wingdings" w:hAnsi="Wingdings" w:hint="default"/>
+      </w:rPr>
+    </w:lvl>
+    <w:lvl w:ilvl="6" w:tplc="04090001" w:tentative="1">
+      <w:start w:val="1"/>
+      <w:numFmt w:val="bullet"/>
+      <w:lvlText w:val=""/>
+      <w:lvlJc w:val="left"/>
+      <w:pPr>
+        <w:ind w:left="4680" w:hanging="360"/>
+      </w:pPr>
+      <w:rPr>
+        <w:rFonts w:ascii="Symbol" w:hAnsi="Symbol" w:hint="default"/>
+      </w:rPr>
+    </w:lvl>
+    <w:lvl w:ilvl="7" w:tplc="04090003" w:tentative="1">
+      <w:start w:val="1"/>
+      <w:numFmt w:val="bullet"/>
+      <w:lvlText w:val="o"/>
+      <w:lvlJc w:val="left"/>
+      <w:pPr>
+        <w:ind w:left="5400" w:hanging="360"/>
+      </w:pPr>
+      <w:rPr>
+        <w:rFonts w:ascii="Courier New" w:hAnsi="Courier New" w:cs="Courier New" w:hint="default"/>
+      </w:rPr>
+    </w:lvl>
+    <w:lvl w:ilvl="8" w:tplc="04090005" w:tentative="1">
+      <w:start w:val="1"/>
+      <w:numFmt w:val="bullet"/>
+      <w:lvlText w:val=""/>
+      <w:lvlJc w:val="left"/>
+      <w:pPr>
+        <w:ind w:left="6120" w:hanging="360"/>
+      </w:pPr>
+      <w:rPr>
+        <w:rFonts w:ascii="Wingdings" w:hAnsi="Wingdings" w:hint="default"/>
+      </w:rPr>
+    </w:lvl>
+  </w:abstractNum>
+  <w:abstractNum w:abstractNumId="2" w15:restartNumberingAfterBreak="0">
     <w:nsid w:val="31996AF8"/>
     <w:multiLevelType w:val="hybridMultilevel"/>
     <w:tmpl w:val="FC0AA234"/>
@@ -8004,7 +8249,233 @@
       </w:rPr>
     </w:lvl>
   </w:abstractNum>
-  <w:abstractNum w:abstractNumId="2" w15:restartNumberingAfterBreak="0">
+  <w:abstractNum w:abstractNumId="3" w15:restartNumberingAfterBreak="0">
+    <w:nsid w:val="3CF30926"/>
+    <w:multiLevelType w:val="hybridMultilevel"/>
+    <w:tmpl w:val="60F0515E"/>
+    <w:lvl w:ilvl="0" w:tplc="04090001">
+      <w:start w:val="1"/>
+      <w:numFmt w:val="bullet"/>
+      <w:lvlText w:val=""/>
+      <w:lvlJc w:val="left"/>
+      <w:pPr>
+        <w:ind w:left="360" w:hanging="360"/>
+      </w:pPr>
+      <w:rPr>
+        <w:rFonts w:ascii="Symbol" w:hAnsi="Symbol" w:hint="default"/>
+      </w:rPr>
+    </w:lvl>
+    <w:lvl w:ilvl="1" w:tplc="04090003" w:tentative="1">
+      <w:start w:val="1"/>
+      <w:numFmt w:val="bullet"/>
+      <w:lvlText w:val="o"/>
+      <w:lvlJc w:val="left"/>
+      <w:pPr>
+        <w:ind w:left="1080" w:hanging="360"/>
+      </w:pPr>
+      <w:rPr>
+        <w:rFonts w:ascii="Courier New" w:hAnsi="Courier New" w:cs="Courier New" w:hint="default"/>
+      </w:rPr>
+    </w:lvl>
+    <w:lvl w:ilvl="2" w:tplc="04090005" w:tentative="1">
+      <w:start w:val="1"/>
+      <w:numFmt w:val="bullet"/>
+      <w:lvlText w:val=""/>
+      <w:lvlJc w:val="left"/>
+      <w:pPr>
+        <w:ind w:left="1800" w:hanging="360"/>
+      </w:pPr>
+      <w:rPr>
+        <w:rFonts w:ascii="Wingdings" w:hAnsi="Wingdings" w:hint="default"/>
+      </w:rPr>
+    </w:lvl>
+    <w:lvl w:ilvl="3" w:tplc="04090001" w:tentative="1">
+      <w:start w:val="1"/>
+      <w:numFmt w:val="bullet"/>
+      <w:lvlText w:val=""/>
+      <w:lvlJc w:val="left"/>
+      <w:pPr>
+        <w:ind w:left="2520" w:hanging="360"/>
+      </w:pPr>
+      <w:rPr>
+        <w:rFonts w:ascii="Symbol" w:hAnsi="Symbol" w:hint="default"/>
+      </w:rPr>
+    </w:lvl>
+    <w:lvl w:ilvl="4" w:tplc="04090003" w:tentative="1">
+      <w:start w:val="1"/>
+      <w:numFmt w:val="bullet"/>
+      <w:lvlText w:val="o"/>
+      <w:lvlJc w:val="left"/>
+      <w:pPr>
+        <w:ind w:left="3240" w:hanging="360"/>
+      </w:pPr>
+      <w:rPr>
+        <w:rFonts w:ascii="Courier New" w:hAnsi="Courier New" w:cs="Courier New" w:hint="default"/>
+      </w:rPr>
+    </w:lvl>
+    <w:lvl w:ilvl="5" w:tplc="04090005" w:tentative="1">
+      <w:start w:val="1"/>
+      <w:numFmt w:val="bullet"/>
+      <w:lvlText w:val=""/>
+      <w:lvlJc w:val="left"/>
+      <w:pPr>
+        <w:ind w:left="3960" w:hanging="360"/>
+      </w:pPr>
+      <w:rPr>
+        <w:rFonts w:ascii="Wingdings" w:hAnsi="Wingdings" w:hint="default"/>
+      </w:rPr>
+    </w:lvl>
+    <w:lvl w:ilvl="6" w:tplc="04090001" w:tentative="1">
+      <w:start w:val="1"/>
+      <w:numFmt w:val="bullet"/>
+      <w:lvlText w:val=""/>
+      <w:lvlJc w:val="left"/>
+      <w:pPr>
+        <w:ind w:left="4680" w:hanging="360"/>
+      </w:pPr>
+      <w:rPr>
+        <w:rFonts w:ascii="Symbol" w:hAnsi="Symbol" w:hint="default"/>
+      </w:rPr>
+    </w:lvl>
+    <w:lvl w:ilvl="7" w:tplc="04090003" w:tentative="1">
+      <w:start w:val="1"/>
+      <w:numFmt w:val="bullet"/>
+      <w:lvlText w:val="o"/>
+      <w:lvlJc w:val="left"/>
+      <w:pPr>
+        <w:ind w:left="5400" w:hanging="360"/>
+      </w:pPr>
+      <w:rPr>
+        <w:rFonts w:ascii="Courier New" w:hAnsi="Courier New" w:cs="Courier New" w:hint="default"/>
+      </w:rPr>
+    </w:lvl>
+    <w:lvl w:ilvl="8" w:tplc="04090005" w:tentative="1">
+      <w:start w:val="1"/>
+      <w:numFmt w:val="bullet"/>
+      <w:lvlText w:val=""/>
+      <w:lvlJc w:val="left"/>
+      <w:pPr>
+        <w:ind w:left="6120" w:hanging="360"/>
+      </w:pPr>
+      <w:rPr>
+        <w:rFonts w:ascii="Wingdings" w:hAnsi="Wingdings" w:hint="default"/>
+      </w:rPr>
+    </w:lvl>
+  </w:abstractNum>
+  <w:abstractNum w:abstractNumId="4" w15:restartNumberingAfterBreak="0">
+    <w:nsid w:val="4033228F"/>
+    <w:multiLevelType w:val="hybridMultilevel"/>
+    <w:tmpl w:val="11820E5E"/>
+    <w:lvl w:ilvl="0" w:tplc="04090001">
+      <w:start w:val="1"/>
+      <w:numFmt w:val="bullet"/>
+      <w:lvlText w:val=""/>
+      <w:lvlJc w:val="left"/>
+      <w:pPr>
+        <w:ind w:left="360" w:hanging="360"/>
+      </w:pPr>
+      <w:rPr>
+        <w:rFonts w:ascii="Symbol" w:hAnsi="Symbol" w:hint="default"/>
+      </w:rPr>
+    </w:lvl>
+    <w:lvl w:ilvl="1" w:tplc="04090003" w:tentative="1">
+      <w:start w:val="1"/>
+      <w:numFmt w:val="bullet"/>
+      <w:lvlText w:val="o"/>
+      <w:lvlJc w:val="left"/>
+      <w:pPr>
+        <w:ind w:left="1440" w:hanging="360"/>
+      </w:pPr>
+      <w:rPr>
+        <w:rFonts w:ascii="Courier New" w:hAnsi="Courier New" w:cs="Courier New" w:hint="default"/>
+      </w:rPr>
+    </w:lvl>
+    <w:lvl w:ilvl="2" w:tplc="04090005" w:tentative="1">
+      <w:start w:val="1"/>
+      <w:numFmt w:val="bullet"/>
+      <w:lvlText w:val=""/>
+      <w:lvlJc w:val="left"/>
+      <w:pPr>
+        <w:ind w:left="2160" w:hanging="360"/>
+      </w:pPr>
+      <w:rPr>
+        <w:rFonts w:ascii="Wingdings" w:hAnsi="Wingdings" w:hint="default"/>
+      </w:rPr>
+    </w:lvl>
+    <w:lvl w:ilvl="3" w:tplc="04090001" w:tentative="1">
+      <w:start w:val="1"/>
+      <w:numFmt w:val="bullet"/>
+      <w:lvlText w:val=""/>
+      <w:lvlJc w:val="left"/>
+      <w:pPr>
+        <w:ind w:left="2880" w:hanging="360"/>
+      </w:pPr>
+      <w:rPr>
+        <w:rFonts w:ascii="Symbol" w:hAnsi="Symbol" w:hint="default"/>
+      </w:rPr>
+    </w:lvl>
+    <w:lvl w:ilvl="4" w:tplc="04090003" w:tentative="1">
+      <w:start w:val="1"/>
+      <w:numFmt w:val="bullet"/>
+      <w:lvlText w:val="o"/>
+      <w:lvlJc w:val="left"/>
+      <w:pPr>
+        <w:ind w:left="3600" w:hanging="360"/>
+      </w:pPr>
+      <w:rPr>
+        <w:rFonts w:ascii="Courier New" w:hAnsi="Courier New" w:cs="Courier New" w:hint="default"/>
+      </w:rPr>
+    </w:lvl>
+    <w:lvl w:ilvl="5" w:tplc="04090005" w:tentative="1">
+      <w:start w:val="1"/>
+      <w:numFmt w:val="bullet"/>
+      <w:lvlText w:val=""/>
+      <w:lvlJc w:val="left"/>
+      <w:pPr>
+        <w:ind w:left="4320" w:hanging="360"/>
+      </w:pPr>
+      <w:rPr>
+        <w:rFonts w:ascii="Wingdings" w:hAnsi="Wingdings" w:hint="default"/>
+      </w:rPr>
+    </w:lvl>
+    <w:lvl w:ilvl="6" w:tplc="04090001" w:tentative="1">
+      <w:start w:val="1"/>
+      <w:numFmt w:val="bullet"/>
+      <w:lvlText w:val=""/>
+      <w:lvlJc w:val="left"/>
+      <w:pPr>
+        <w:ind w:left="5040" w:hanging="360"/>
+      </w:pPr>
+      <w:rPr>
+        <w:rFonts w:ascii="Symbol" w:hAnsi="Symbol" w:hint="default"/>
+      </w:rPr>
+    </w:lvl>
+    <w:lvl w:ilvl="7" w:tplc="04090003" w:tentative="1">
+      <w:start w:val="1"/>
+      <w:numFmt w:val="bullet"/>
+      <w:lvlText w:val="o"/>
+      <w:lvlJc w:val="left"/>
+      <w:pPr>
+        <w:ind w:left="5760" w:hanging="360"/>
+      </w:pPr>
+      <w:rPr>
+        <w:rFonts w:ascii="Courier New" w:hAnsi="Courier New" w:cs="Courier New" w:hint="default"/>
+      </w:rPr>
+    </w:lvl>
+    <w:lvl w:ilvl="8" w:tplc="04090005" w:tentative="1">
+      <w:start w:val="1"/>
+      <w:numFmt w:val="bullet"/>
+      <w:lvlText w:val=""/>
+      <w:lvlJc w:val="left"/>
+      <w:pPr>
+        <w:ind w:left="6480" w:hanging="360"/>
+      </w:pPr>
+      <w:rPr>
+        <w:rFonts w:ascii="Wingdings" w:hAnsi="Wingdings" w:hint="default"/>
+      </w:rPr>
+    </w:lvl>
+  </w:abstractNum>
+  <w:abstractNum w:abstractNumId="5" w15:restartNumberingAfterBreak="0">
     <w:nsid w:val="52490072"/>
     <w:multiLevelType w:val="hybridMultilevel"/>
     <w:tmpl w:val="96D87C14"/>
@@ -8117,7 +8588,7 @@
       </w:rPr>
     </w:lvl>
   </w:abstractNum>
-  <w:abstractNum w:abstractNumId="3" w15:restartNumberingAfterBreak="0">
+  <w:abstractNum w:abstractNumId="6" w15:restartNumberingAfterBreak="0">
     <w:nsid w:val="53F80569"/>
     <w:multiLevelType w:val="hybridMultilevel"/>
     <w:tmpl w:val="56B6DF42"/>
@@ -8230,7 +8701,7 @@
       </w:rPr>
     </w:lvl>
   </w:abstractNum>
-  <w:abstractNum w:abstractNumId="4" w15:restartNumberingAfterBreak="0">
+  <w:abstractNum w:abstractNumId="7" w15:restartNumberingAfterBreak="0">
     <w:nsid w:val="64D51068"/>
     <w:multiLevelType w:val="hybridMultilevel"/>
     <w:tmpl w:val="FCFA9A84"/>
@@ -8320,7 +8791,7 @@
       </w:pPr>
     </w:lvl>
   </w:abstractNum>
-  <w:abstractNum w:abstractNumId="5" w15:restartNumberingAfterBreak="0">
+  <w:abstractNum w:abstractNumId="8" w15:restartNumberingAfterBreak="0">
     <w:nsid w:val="676D0A19"/>
     <w:multiLevelType w:val="hybridMultilevel"/>
     <w:tmpl w:val="30942352"/>
@@ -8433,7 +8904,120 @@
       </w:rPr>
     </w:lvl>
   </w:abstractNum>
-  <w:abstractNum w:abstractNumId="6" w15:restartNumberingAfterBreak="0">
+  <w:abstractNum w:abstractNumId="9" w15:restartNumberingAfterBreak="0">
+    <w:nsid w:val="68C5244D"/>
+    <w:multiLevelType w:val="hybridMultilevel"/>
+    <w:tmpl w:val="99745CB8"/>
+    <w:lvl w:ilvl="0" w:tplc="04090001">
+      <w:start w:val="1"/>
+      <w:numFmt w:val="bullet"/>
+      <w:lvlText w:val=""/>
+      <w:lvlJc w:val="left"/>
+      <w:pPr>
+        <w:ind w:left="360" w:hanging="360"/>
+      </w:pPr>
+      <w:rPr>
+        <w:rFonts w:ascii="Symbol" w:hAnsi="Symbol" w:hint="default"/>
+      </w:rPr>
+    </w:lvl>
+    <w:lvl w:ilvl="1" w:tplc="04090003" w:tentative="1">
+      <w:start w:val="1"/>
+      <w:numFmt w:val="bullet"/>
+      <w:lvlText w:val="o"/>
+      <w:lvlJc w:val="left"/>
+      <w:pPr>
+        <w:ind w:left="1080" w:hanging="360"/>
+      </w:pPr>
+      <w:rPr>
+        <w:rFonts w:ascii="Courier New" w:hAnsi="Courier New" w:cs="Courier New" w:hint="default"/>
+      </w:rPr>
+    </w:lvl>
+    <w:lvl w:ilvl="2" w:tplc="04090005" w:tentative="1">
+      <w:start w:val="1"/>
+      <w:numFmt w:val="bullet"/>
+      <w:lvlText w:val=""/>
+      <w:lvlJc w:val="left"/>
+      <w:pPr>
+        <w:ind w:left="1800" w:hanging="360"/>
+      </w:pPr>
+      <w:rPr>
+        <w:rFonts w:ascii="Wingdings" w:hAnsi="Wingdings" w:hint="default"/>
+      </w:rPr>
+    </w:lvl>
+    <w:lvl w:ilvl="3" w:tplc="04090001" w:tentative="1">
+      <w:start w:val="1"/>
+      <w:numFmt w:val="bullet"/>
+      <w:lvlText w:val=""/>
+      <w:lvlJc w:val="left"/>
+      <w:pPr>
+        <w:ind w:left="2520" w:hanging="360"/>
+      </w:pPr>
+      <w:rPr>
+        <w:rFonts w:ascii="Symbol" w:hAnsi="Symbol" w:hint="default"/>
+      </w:rPr>
+    </w:lvl>
+    <w:lvl w:ilvl="4" w:tplc="04090003" w:tentative="1">
+      <w:start w:val="1"/>
+      <w:numFmt w:val="bullet"/>
+      <w:lvlText w:val="o"/>
+      <w:lvlJc w:val="left"/>
+      <w:pPr>
+        <w:ind w:left="3240" w:hanging="360"/>
+      </w:pPr>
+      <w:rPr>
+        <w:rFonts w:ascii="Courier New" w:hAnsi="Courier New" w:cs="Courier New" w:hint="default"/>
+      </w:rPr>
+    </w:lvl>
+    <w:lvl w:ilvl="5" w:tplc="04090005" w:tentative="1">
+      <w:start w:val="1"/>
+      <w:numFmt w:val="bullet"/>
+      <w:lvlText w:val=""/>
+      <w:lvlJc w:val="left"/>
+      <w:pPr>
+        <w:ind w:left="3960" w:hanging="360"/>
+      </w:pPr>
+      <w:rPr>
+        <w:rFonts w:ascii="Wingdings" w:hAnsi="Wingdings" w:hint="default"/>
+      </w:rPr>
+    </w:lvl>
+    <w:lvl w:ilvl="6" w:tplc="04090001" w:tentative="1">
+      <w:start w:val="1"/>
+      <w:numFmt w:val="bullet"/>
+      <w:lvlText w:val=""/>
+      <w:lvlJc w:val="left"/>
+      <w:pPr>
+        <w:ind w:left="4680" w:hanging="360"/>
+      </w:pPr>
+      <w:rPr>
+        <w:rFonts w:ascii="Symbol" w:hAnsi="Symbol" w:hint="default"/>
+      </w:rPr>
+    </w:lvl>
+    <w:lvl w:ilvl="7" w:tplc="04090003" w:tentative="1">
+      <w:start w:val="1"/>
+      <w:numFmt w:val="bullet"/>
+      <w:lvlText w:val="o"/>
+      <w:lvlJc w:val="left"/>
+      <w:pPr>
+        <w:ind w:left="5400" w:hanging="360"/>
+      </w:pPr>
+      <w:rPr>
+        <w:rFonts w:ascii="Courier New" w:hAnsi="Courier New" w:cs="Courier New" w:hint="default"/>
+      </w:rPr>
+    </w:lvl>
+    <w:lvl w:ilvl="8" w:tplc="04090005" w:tentative="1">
+      <w:start w:val="1"/>
+      <w:numFmt w:val="bullet"/>
+      <w:lvlText w:val=""/>
+      <w:lvlJc w:val="left"/>
+      <w:pPr>
+        <w:ind w:left="6120" w:hanging="360"/>
+      </w:pPr>
+      <w:rPr>
+        <w:rFonts w:ascii="Wingdings" w:hAnsi="Wingdings" w:hint="default"/>
+      </w:rPr>
+    </w:lvl>
+  </w:abstractNum>
+  <w:abstractNum w:abstractNumId="10" w15:restartNumberingAfterBreak="0">
     <w:nsid w:val="70605CA9"/>
     <w:multiLevelType w:val="hybridMultilevel"/>
     <w:tmpl w:val="20B40962"/>
@@ -8546,7 +9130,7 @@
       </w:rPr>
     </w:lvl>
   </w:abstractNum>
-  <w:abstractNum w:abstractNumId="7" w15:restartNumberingAfterBreak="0">
+  <w:abstractNum w:abstractNumId="11" w15:restartNumberingAfterBreak="0">
     <w:nsid w:val="78EF4E71"/>
     <w:multiLevelType w:val="multilevel"/>
     <w:tmpl w:val="2956191A"/>
@@ -8660,25 +9244,25 @@
     </w:lvl>
   </w:abstractNum>
   <w:num w:numId="1" w16cid:durableId="916863352">
-    <w:abstractNumId w:val="7"/>
+    <w:abstractNumId w:val="11"/>
   </w:num>
   <w:num w:numId="2" w16cid:durableId="1291395783">
-    <w:abstractNumId w:val="6"/>
+    <w:abstractNumId w:val="10"/>
   </w:num>
   <w:num w:numId="3" w16cid:durableId="1795904967">
     <w:abstractNumId w:val="0"/>
   </w:num>
   <w:num w:numId="4" w16cid:durableId="1539467963">
+    <w:abstractNumId w:val="8"/>
+  </w:num>
+  <w:num w:numId="5" w16cid:durableId="1406759655">
     <w:abstractNumId w:val="5"/>
   </w:num>
-  <w:num w:numId="5" w16cid:durableId="1406759655">
-    <w:abstractNumId w:val="2"/>
-  </w:num>
   <w:num w:numId="6" w16cid:durableId="990601444">
-    <w:abstractNumId w:val="3"/>
+    <w:abstractNumId w:val="6"/>
   </w:num>
   <w:num w:numId="7" w16cid:durableId="1592934917">
-    <w:abstractNumId w:val="4"/>
+    <w:abstractNumId w:val="7"/>
     <w:lvlOverride w:ilvl="0">
       <w:startOverride w:val="1"/>
     </w:lvlOverride>
@@ -8708,9 +9292,21 @@
     </w:lvlOverride>
   </w:num>
   <w:num w:numId="8" w16cid:durableId="309748938">
+    <w:abstractNumId w:val="7"/>
+  </w:num>
+  <w:num w:numId="9" w16cid:durableId="545029259">
+    <w:abstractNumId w:val="2"/>
+  </w:num>
+  <w:num w:numId="10" w16cid:durableId="945969239">
+    <w:abstractNumId w:val="3"/>
+  </w:num>
+  <w:num w:numId="11" w16cid:durableId="867717807">
     <w:abstractNumId w:val="4"/>
   </w:num>
-  <w:num w:numId="9" w16cid:durableId="545029259">
+  <w:num w:numId="12" w16cid:durableId="1140926051">
+    <w:abstractNumId w:val="9"/>
+  </w:num>
+  <w:num w:numId="13" w16cid:durableId="644898392">
     <w:abstractNumId w:val="1"/>
   </w:num>
 </w:numbering>
@@ -9318,7 +9914,6 @@
   <w:style w:type="character" w:default="1" w:styleId="DefaultParagraphFont">
     <w:name w:val="Default Paragraph Font"/>
     <w:uiPriority w:val="1"/>
-    <w:semiHidden/>
     <w:unhideWhenUsed/>
   </w:style>
   <w:style w:type="table" w:default="1" w:styleId="TableNormal">

--- a/f17_flutter_CLI_&_common_issues_documentary.docx
+++ b/f17_flutter_CLI_&_common_issues_documentary.docx
@@ -541,7 +541,7 @@
           <w:sz w:val="32"/>
           <w:szCs w:val="32"/>
         </w:rPr>
-        <w:t xml:space="preserve">s and add them to </w:t>
+        <w:t xml:space="preserve"> and add them to </w:t>
       </w:r>
       <w:r>
         <w:rPr>
@@ -557,7 +557,28 @@
           <w:sz w:val="32"/>
           <w:szCs w:val="32"/>
         </w:rPr>
-        <w:t xml:space="preserve"> (if package doesn’t need to be added or bundled with our production app)</w:t>
+        <w:t xml:space="preserve"> (if package doesn’t need to be added or bundled with our production app</w:t>
+      </w:r>
+      <w:r>
+        <w:rPr>
+          <w:sz w:val="32"/>
+          <w:szCs w:val="32"/>
+        </w:rPr>
+        <w:t>’s APK</w:t>
+      </w:r>
+      <w:r>
+        <w:rPr>
+          <w:sz w:val="32"/>
+          <w:szCs w:val="32"/>
+        </w:rPr>
+        <w:t>, meaning they won’t available and no extra weight</w:t>
+      </w:r>
+      <w:r>
+        <w:rPr>
+          <w:sz w:val="32"/>
+          <w:szCs w:val="32"/>
+        </w:rPr>
+        <w:t>)</w:t>
       </w:r>
     </w:p>
     <w:p>
@@ -2908,7 +2929,21 @@
           <w:sz w:val="32"/>
           <w:szCs w:val="32"/>
         </w:rPr>
-        <w:t>Asset Generation (Flutter Built-in):</w:t>
+        <w:t>Asset Generation</w:t>
+      </w:r>
+      <w:r>
+        <w:rPr>
+          <w:sz w:val="32"/>
+          <w:szCs w:val="32"/>
+        </w:rPr>
+        <w:t>, Dart Build-Runner</w:t>
+      </w:r>
+      <w:r>
+        <w:rPr>
+          <w:sz w:val="32"/>
+          <w:szCs w:val="32"/>
+        </w:rPr>
+        <w:t xml:space="preserve"> (Flutter Built-in):</w:t>
       </w:r>
     </w:p>
     <w:p>
@@ -2931,7 +2966,23 @@
           <w:sz w:val="32"/>
           <w:szCs w:val="32"/>
         </w:rPr>
-        <w:t>Generate Dart code for assets:</w:t>
+        <w:t>Generate</w:t>
+      </w:r>
+      <w:r>
+        <w:rPr>
+          <w:b/>
+          <w:bCs/>
+          <w:sz w:val="32"/>
+          <w:szCs w:val="32"/>
+        </w:rPr>
+        <w:t xml:space="preserve"> Dart</w:t>
+      </w:r>
+      <w:r>
+        <w:rPr>
+          <w:sz w:val="32"/>
+          <w:szCs w:val="32"/>
+        </w:rPr>
+        <w:t xml:space="preserve"> code for assets:</w:t>
       </w:r>
     </w:p>
     <w:p>
@@ -3013,6 +3064,77 @@
           <w:sz w:val="32"/>
           <w:szCs w:val="32"/>
         </w:rPr>
+        <w:t xml:space="preserve"> like </w:t>
+      </w:r>
+      <w:r>
+        <w:rPr>
+          <w:b/>
+          <w:bCs/>
+          <w:sz w:val="32"/>
+          <w:szCs w:val="32"/>
+        </w:rPr>
+        <w:t>freezed</w:t>
+      </w:r>
+      <w:r>
+        <w:rPr>
+          <w:sz w:val="32"/>
+          <w:szCs w:val="32"/>
+        </w:rPr>
+        <w:t xml:space="preserve">, </w:t>
+      </w:r>
+      <w:r>
+        <w:rPr>
+          <w:b/>
+          <w:bCs/>
+          <w:sz w:val="32"/>
+          <w:szCs w:val="32"/>
+        </w:rPr>
+        <w:t>json_serializable</w:t>
+      </w:r>
+      <w:r>
+        <w:rPr>
+          <w:sz w:val="32"/>
+          <w:szCs w:val="32"/>
+        </w:rPr>
+        <w:t xml:space="preserve">, </w:t>
+      </w:r>
+      <w:r>
+        <w:rPr>
+          <w:b/>
+          <w:bCs/>
+          <w:sz w:val="32"/>
+          <w:szCs w:val="32"/>
+        </w:rPr>
+        <w:t>retrofit</w:t>
+      </w:r>
+      <w:r>
+        <w:rPr>
+          <w:sz w:val="32"/>
+          <w:szCs w:val="32"/>
+        </w:rPr>
+        <w:t xml:space="preserve"> and </w:t>
+      </w:r>
+      <w:r>
+        <w:rPr>
+          <w:b/>
+          <w:bCs/>
+          <w:sz w:val="32"/>
+          <w:szCs w:val="32"/>
+        </w:rPr>
+        <w:t>@riverpod</w:t>
+      </w:r>
+      <w:r>
+        <w:rPr>
+          <w:sz w:val="32"/>
+          <w:szCs w:val="32"/>
+        </w:rPr>
+        <w:t xml:space="preserve"> code generation</w:t>
+      </w:r>
+      <w:r>
+        <w:rPr>
+          <w:sz w:val="32"/>
+          <w:szCs w:val="32"/>
+        </w:rPr>
         <w:t>:</w:t>
       </w:r>
     </w:p>
@@ -3036,6 +3158,99 @@
           <w:szCs w:val="32"/>
         </w:rPr>
         <w:t>dart run build_runner build</w:t>
+      </w:r>
+    </w:p>
+    <w:p>
+      <w:pPr>
+        <w:jc w:val="both"/>
+        <w:rPr>
+          <w:sz w:val="32"/>
+          <w:szCs w:val="32"/>
+        </w:rPr>
+      </w:pPr>
+      <w:r>
+        <w:rPr>
+          <w:sz w:val="32"/>
+          <w:szCs w:val="32"/>
+        </w:rPr>
+        <w:t xml:space="preserve"># </w:t>
+      </w:r>
+      <w:r>
+        <w:rPr>
+          <w:b/>
+          <w:bCs/>
+          <w:sz w:val="32"/>
+          <w:szCs w:val="32"/>
+        </w:rPr>
+        <w:t>Dart</w:t>
+      </w:r>
+      <w:r>
+        <w:rPr>
+          <w:sz w:val="32"/>
+          <w:szCs w:val="32"/>
+        </w:rPr>
+        <w:t>’s build runner watches files and regenerate on changes</w:t>
+      </w:r>
+    </w:p>
+    <w:p>
+      <w:pPr>
+        <w:jc w:val="both"/>
+        <w:rPr>
+          <w:b/>
+          <w:bCs/>
+          <w:color w:val="60CAF3" w:themeColor="accent4" w:themeTint="99"/>
+          <w:sz w:val="32"/>
+          <w:szCs w:val="32"/>
+        </w:rPr>
+      </w:pPr>
+      <w:r>
+        <w:rPr>
+          <w:b/>
+          <w:bCs/>
+          <w:color w:val="60CAF3" w:themeColor="accent4" w:themeTint="99"/>
+          <w:sz w:val="32"/>
+          <w:szCs w:val="32"/>
+        </w:rPr>
+        <w:t>dart run build_runner watch</w:t>
+      </w:r>
+    </w:p>
+    <w:p>
+      <w:pPr>
+        <w:jc w:val="both"/>
+        <w:rPr>
+          <w:sz w:val="32"/>
+          <w:szCs w:val="32"/>
+        </w:rPr>
+      </w:pPr>
+      <w:r>
+        <w:rPr>
+          <w:sz w:val="32"/>
+          <w:szCs w:val="32"/>
+        </w:rPr>
+        <w:t># Resolve conflicts by detecting old outputs</w:t>
+      </w:r>
+    </w:p>
+    <w:p>
+      <w:pPr>
+        <w:jc w:val="both"/>
+        <w:rPr>
+          <w:b/>
+          <w:bCs/>
+          <w:color w:val="60CAF3" w:themeColor="accent4" w:themeTint="99"/>
+          <w:sz w:val="32"/>
+          <w:szCs w:val="32"/>
+        </w:rPr>
+      </w:pPr>
+      <w:r>
+        <w:rPr>
+          <w:b/>
+          <w:bCs/>
+          <w:color w:val="60CAF3" w:themeColor="accent4" w:themeTint="99"/>
+          <w:sz w:val="32"/>
+          <w:szCs w:val="32"/>
+        </w:rPr>
+        <w:lastRenderedPageBreak/>
+        <w:t>dart run build_runner build --delete-conflicting-outputs</w:t>
       </w:r>
     </w:p>
     <w:p>
@@ -3120,7 +3335,6 @@
           <w:sz w:val="32"/>
           <w:szCs w:val="32"/>
         </w:rPr>
-        <w:lastRenderedPageBreak/>
         <w:t xml:space="preserve">Freezed </w:t>
       </w:r>
     </w:p>
@@ -3499,6 +3713,7 @@
           <w:sz w:val="32"/>
           <w:szCs w:val="32"/>
         </w:rPr>
+        <w:lastRenderedPageBreak/>
         <w:t>Instance Variable Initialization Issue (When creating Controller):</w:t>
       </w:r>
     </w:p>
@@ -3544,7 +3759,6 @@
           <w:sz w:val="32"/>
           <w:szCs w:val="32"/>
         </w:rPr>
-        <w:lastRenderedPageBreak/>
         <w:t>Android Virtual Emulator Can’t Connect to Net:</w:t>
       </w:r>
     </w:p>
@@ -3748,6 +3962,7 @@
           <w:sz w:val="32"/>
           <w:szCs w:val="32"/>
         </w:rPr>
+        <w:lastRenderedPageBreak/>
         <w:t>To reset gradle just delete .idea in project file and in c drive user delete .gradle file.</w:t>
       </w:r>
     </w:p>
@@ -3784,7 +3999,6 @@
           <w:sz w:val="32"/>
           <w:szCs w:val="32"/>
         </w:rPr>
-        <w:lastRenderedPageBreak/>
         <w:t>Creating a project takes a lot of time:</w:t>
       </w:r>
     </w:p>
@@ -3989,6 +4203,7 @@
           <w:sz w:val="32"/>
           <w:szCs w:val="32"/>
         </w:rPr>
+        <w:lastRenderedPageBreak/>
         <w:br/>
         <w:t xml:space="preserve">2. Download the google json file and paste in the app/ path. </w:t>
       </w:r>
@@ -4005,15 +4220,7 @@
           <w:szCs w:val="32"/>
         </w:rPr>
         <w:br/>
-        <w:t xml:space="preserve">3. Adjust the dependencies and plug-ins in build.gradle in root project and build gradle in app by following the instructions of </w:t>
-      </w:r>
-      <w:r>
-        <w:rPr>
-          <w:sz w:val="32"/>
-          <w:szCs w:val="32"/>
-        </w:rPr>
-        <w:lastRenderedPageBreak/>
-        <w:t>firebase. you also have to add firebase core version and Firebase_auth version in pubsec.yaml file.</w:t>
+        <w:t>3. Adjust the dependencies and plug-ins in build.gradle in root project and build gradle in app by following the instructions of firebase. you also have to add firebase core version and Firebase_auth version in pubsec.yaml file.</w:t>
       </w:r>
       <w:r>
         <w:rPr>
@@ -4157,6 +4364,7 @@
           <w:sz w:val="32"/>
           <w:szCs w:val="32"/>
         </w:rPr>
+        <w:lastRenderedPageBreak/>
         <w:t xml:space="preserve"># </w:t>
       </w:r>
       <w:r>
@@ -4180,7 +4388,6 @@
           <w:sz w:val="32"/>
           <w:szCs w:val="32"/>
         </w:rPr>
-        <w:lastRenderedPageBreak/>
         <w:t xml:space="preserve"># </w:t>
       </w:r>
       <w:r>
@@ -4563,6 +4770,7 @@
           <w:sz w:val="32"/>
           <w:szCs w:val="32"/>
         </w:rPr>
+        <w:lastRenderedPageBreak/>
         <w:t xml:space="preserve"># </w:t>
       </w:r>
       <w:r>
@@ -4611,7 +4819,6 @@
           <w:sz w:val="32"/>
           <w:szCs w:val="32"/>
         </w:rPr>
-        <w:lastRenderedPageBreak/>
         <w:t>Removing Residual Data</w:t>
       </w:r>
       <w:r>
@@ -5063,7 +5270,15 @@
           <w:sz w:val="32"/>
           <w:szCs w:val="32"/>
         </w:rPr>
-        <w:t xml:space="preserve">This TODO is for US, the app developer. The Application ID is the unique identifier of our Android app. Like a package name at the OS + Play Store level. Android treats apps with different </w:t>
+        <w:t xml:space="preserve">This TODO is for US, the app developer. The Application ID is the unique identifier of our Android app. Like a package name at the </w:t>
+      </w:r>
+      <w:r>
+        <w:rPr>
+          <w:sz w:val="32"/>
+          <w:szCs w:val="32"/>
+        </w:rPr>
+        <w:lastRenderedPageBreak/>
+        <w:t xml:space="preserve">OS + Play Store level. Android treats apps with different </w:t>
       </w:r>
       <w:r>
         <w:rPr>
@@ -5176,7 +5391,6 @@
           <w:sz w:val="32"/>
           <w:szCs w:val="32"/>
         </w:rPr>
-        <w:lastRenderedPageBreak/>
         <w:t xml:space="preserve"># Flutter puts </w:t>
       </w:r>
       <w:r>
@@ -5647,6 +5861,7 @@
           <w:sz w:val="32"/>
           <w:szCs w:val="32"/>
         </w:rPr>
+        <w:lastRenderedPageBreak/>
         <w:t># Firebase treats this as two different apps, even if</w:t>
       </w:r>
       <w:r>
@@ -5817,7 +6032,6 @@
           <w:sz w:val="32"/>
           <w:szCs w:val="32"/>
         </w:rPr>
-        <w:lastRenderedPageBreak/>
         <w:t xml:space="preserve"># </w:t>
       </w:r>
       <w:r>
@@ -6121,6 +6335,7 @@
           <w:sz w:val="32"/>
           <w:szCs w:val="32"/>
         </w:rPr>
+        <w:lastRenderedPageBreak/>
         <w:t>Gradle Build Issue in Flutter JDK 21 Instead of JDK 25 Problem:</w:t>
       </w:r>
     </w:p>
@@ -6158,14 +6373,7 @@
           <w:sz w:val="32"/>
           <w:szCs w:val="32"/>
         </w:rPr>
-        <w:t>Eclipse Temurin JDK 21 (x64</w:t>
-      </w:r>
-      <w:r>
-        <w:rPr>
-          <w:sz w:val="32"/>
-          <w:szCs w:val="32"/>
-        </w:rPr>
-        <w:t>)</w:t>
+        <w:t>Eclipse Temurin JDK 21 (x64)</w:t>
       </w:r>
       <w:r>
         <w:rPr>
@@ -6624,6 +6832,7 @@
           <w:sz w:val="32"/>
           <w:szCs w:val="32"/>
         </w:rPr>
+        <w:lastRenderedPageBreak/>
         <w:t>Gradle</w:t>
       </w:r>
     </w:p>
@@ -6740,7 +6949,6 @@
           <w:sz w:val="32"/>
           <w:szCs w:val="32"/>
         </w:rPr>
-        <w:lastRenderedPageBreak/>
         <w:t xml:space="preserve"># </w:t>
       </w:r>
       <w:r>
@@ -7259,6 +7467,7 @@
           <w:sz w:val="32"/>
           <w:szCs w:val="32"/>
         </w:rPr>
+        <w:lastRenderedPageBreak/>
         <w:t>flutter config --jdk-dir "&lt;new JDK&gt;"</w:t>
       </w:r>
     </w:p>
@@ -7323,7 +7532,6 @@
           <w:sz w:val="32"/>
           <w:szCs w:val="32"/>
         </w:rPr>
-        <w:lastRenderedPageBreak/>
         <w:t>3. One extra JDK installed</w:t>
       </w:r>
     </w:p>
@@ -7547,14 +7755,7 @@
           <w:sz w:val="32"/>
           <w:szCs w:val="32"/>
         </w:rPr>
-        <w:t>O</w:t>
-      </w:r>
-      <w:r>
-        <w:rPr>
-          <w:sz w:val="32"/>
-          <w:szCs w:val="32"/>
-        </w:rPr>
-        <w:t>ur APK won't become slower.</w:t>
+        <w:t>Our APK won't become slower.</w:t>
       </w:r>
     </w:p>
     <w:p>
@@ -7617,14 +7818,7 @@
           <w:sz w:val="32"/>
           <w:szCs w:val="32"/>
         </w:rPr>
-        <w:t>O</w:t>
-      </w:r>
-      <w:r>
-        <w:rPr>
-          <w:sz w:val="32"/>
-          <w:szCs w:val="32"/>
-        </w:rPr>
-        <w:t>ur app won't target older Android versions.</w:t>
+        <w:t>Our app won't target older Android versions.</w:t>
       </w:r>
     </w:p>
     <w:p>
@@ -7739,6 +7933,7 @@
           <w:sz w:val="32"/>
           <w:szCs w:val="32"/>
         </w:rPr>
+        <w:lastRenderedPageBreak/>
         <w:t>Gradle: 8.x</w:t>
       </w:r>
     </w:p>
@@ -9914,6 +10109,7 @@
   <w:style w:type="character" w:default="1" w:styleId="DefaultParagraphFont">
     <w:name w:val="Default Paragraph Font"/>
     <w:uiPriority w:val="1"/>
+    <w:semiHidden/>
     <w:unhideWhenUsed/>
   </w:style>
   <w:style w:type="table" w:default="1" w:styleId="TableNormal">
